--- a/docs/ocs_sim_adaptive.docx
+++ b/docs/ocs_sim_adaptive.docx
@@ -1342,7 +1342,1652 @@
           <w:color w:val="0090A0"/>
           <w:sz w:val="16"/>
         </w:rPr>
-        <w:t>2. 구성품·사양·금액</w:t>
+        <w:t>2. 로컬 관제 센터 공간 구성</w:t>
+      </w:r>
+    </w:p>
+    <w:p>
+      <w:pPr>
+        <w:keepNext/>
+        <w:spacing w:before="120" w:after="80" w:line="240" w:lineRule="auto"/>
+      </w:pPr>
+      <w:r>
+        <w:rPr>
+          <w:rFonts w:ascii="맑은 고딕" w:hAnsi="맑은 고딕" w:eastAsia="맑은 고딕"/>
+          <w:b/>
+          <w:color w:val="10214B"/>
+          <w:sz w:val="28"/>
+        </w:rPr>
+        <w:t>서버실·운영실 2D 평면과 3D 배치, 연결 경로</w:t>
+      </w:r>
+    </w:p>
+    <w:p>
+      <w:pPr>
+        <w:spacing w:before="40" w:after="80" w:line="276" w:lineRule="auto"/>
+        <w:pBdr>
+          <w:left w:val="single" w:sz="24" w:color="E07A1F" w:space="6"/>
+        </w:pBdr>
+        <w:shd w:val="clear" w:color="auto" w:fill="FFF6EC"/>
+      </w:pPr>
+      <w:r>
+        <w:rPr>
+          <w:rFonts w:ascii="맑은 고딕" w:hAnsi="맑은 고딕" w:eastAsia="맑은 고딕"/>
+          <w:b w:val="0"/>
+          <w:color w:val="13203F"/>
+          <w:sz w:val="17"/>
+        </w:rPr>
+        <w:t>견적서 항목2·3·4 장비를 (임시) 창조2관 3층에 서버실 + 운영실로 설치하는 경우의 배치안. 치수·랙 실장·전력은 가정이며, 견적서에 없는 항온항습기·분전반 공사는 점선·비고로 표시함. 장비를 누르면 구성품 표의 해당 행으로 이동함.</w:t>
+      </w:r>
+    </w:p>
+    <w:p>
+      <w:pPr>
+        <w:keepNext/>
+        <w:spacing w:before="160" w:after="80" w:line="240" w:lineRule="auto"/>
+      </w:pPr>
+      <w:r>
+        <w:rPr>
+          <w:rFonts w:ascii="맑은 고딕" w:hAnsi="맑은 고딕" w:eastAsia="맑은 고딕"/>
+          <w:b/>
+          <w:color w:val="1B3A73"/>
+          <w:sz w:val="22"/>
+        </w:rPr>
+        <w:t>2D 평면 (1칸 = 1m)</w:t>
+      </w:r>
+    </w:p>
+    <w:p>
+      <w:pPr>
+        <w:keepNext/>
+        <w:spacing w:before="80" w:after="80" w:line="240" w:lineRule="auto"/>
+        <w:jc w:val="center"/>
+      </w:pPr>
+      <w:r>
+        <w:drawing>
+          <wp:inline xmlns:a="http://schemas.openxmlformats.org/drawingml/2006/main" xmlns:pic="http://schemas.openxmlformats.org/drawingml/2006/picture">
+            <wp:extent cx="10526400" cy="7742167"/>
+            <wp:docPr id="2" name="Picture 2"/>
+            <wp:cNvGraphicFramePr>
+              <a:graphicFrameLocks noChangeAspect="1"/>
+            </wp:cNvGraphicFramePr>
+            <a:graphic>
+              <a:graphicData uri="http://schemas.openxmlformats.org/drawingml/2006/picture">
+                <pic:pic>
+                  <pic:nvPicPr>
+                    <pic:cNvPr id="0" name="f1.png"/>
+                    <pic:cNvPicPr/>
+                  </pic:nvPicPr>
+                  <pic:blipFill>
+                    <a:blip r:embed="rId10"/>
+                    <a:stretch>
+                      <a:fillRect/>
+                    </a:stretch>
+                  </pic:blipFill>
+                  <pic:spPr>
+                    <a:xfrm>
+                      <a:off x="0" y="0"/>
+                      <a:ext cx="10526400" cy="7742167"/>
+                    </a:xfrm>
+                    <a:prstGeom prst="rect"/>
+                  </pic:spPr>
+                </pic:pic>
+              </a:graphicData>
+            </a:graphic>
+          </wp:inline>
+        </w:drawing>
+      </w:r>
+    </w:p>
+    <w:p>
+      <w:pPr>
+        <w:spacing w:before="0" w:after="80" w:line="240" w:lineRule="auto"/>
+      </w:pPr>
+      <w:r>
+        <w:rPr>
+          <w:rFonts w:ascii="맑은 고딕" w:hAnsi="맑은 고딕" w:eastAsia="맑은 고딕"/>
+          <w:b/>
+          <w:color w:val="1B3A73"/>
+          <w:sz w:val="16"/>
+        </w:rPr>
+        <w:t xml:space="preserve">범례  </w:t>
+      </w:r>
+      <w:r>
+        <w:rPr>
+          <w:rFonts w:ascii="맑은 고딕" w:hAnsi="맑은 고딕" w:eastAsia="맑은 고딕"/>
+          <w:b w:val="0"/>
+          <w:color w:val="56637F"/>
+          <w:sz w:val="16"/>
+        </w:rPr>
+        <w:t>건물 광 인입 (중앙 Server)  ·  랙 간 25GbE · 상부 트레이  ·  운영실 10GbE (데스크·표시장치)  ·  Cell 캐비닛 이중 광 업링크  ·  UPS 전원  ·  스캐너 연결 (유선)  ·  스캐너 연결 (무선)</w:t>
+      </w:r>
+    </w:p>
+    <w:p>
+      <w:pPr>
+        <w:keepNext/>
+        <w:spacing w:before="160" w:after="80" w:line="240" w:lineRule="auto"/>
+      </w:pPr>
+      <w:r>
+        <w:rPr>
+          <w:rFonts w:ascii="맑은 고딕" w:hAnsi="맑은 고딕" w:eastAsia="맑은 고딕"/>
+          <w:b/>
+          <w:color w:val="1B3A73"/>
+          <w:sz w:val="22"/>
+        </w:rPr>
+        <w:t>3D 배치 (아이소메트릭, 앞쪽 벽 생략)</w:t>
+      </w:r>
+    </w:p>
+    <w:p>
+      <w:pPr>
+        <w:keepNext/>
+        <w:spacing w:before="80" w:after="80" w:line="240" w:lineRule="auto"/>
+        <w:jc w:val="center"/>
+      </w:pPr>
+      <w:r>
+        <w:drawing>
+          <wp:inline xmlns:a="http://schemas.openxmlformats.org/drawingml/2006/main" xmlns:pic="http://schemas.openxmlformats.org/drawingml/2006/picture">
+            <wp:extent cx="10178630" cy="7740848"/>
+            <wp:docPr id="3" name="Picture 3"/>
+            <wp:cNvGraphicFramePr>
+              <a:graphicFrameLocks noChangeAspect="1"/>
+            </wp:cNvGraphicFramePr>
+            <a:graphic>
+              <a:graphicData uri="http://schemas.openxmlformats.org/drawingml/2006/picture">
+                <pic:pic>
+                  <pic:nvPicPr>
+                    <pic:cNvPr id="0" name="f2.png"/>
+                    <pic:cNvPicPr/>
+                  </pic:nvPicPr>
+                  <pic:blipFill>
+                    <a:blip r:embed="rId11"/>
+                    <a:stretch>
+                      <a:fillRect/>
+                    </a:stretch>
+                  </pic:blipFill>
+                  <pic:spPr>
+                    <a:xfrm>
+                      <a:off x="0" y="0"/>
+                      <a:ext cx="10178630" cy="7740848"/>
+                    </a:xfrm>
+                    <a:prstGeom prst="rect"/>
+                  </pic:spPr>
+                </pic:pic>
+              </a:graphicData>
+            </a:graphic>
+          </wp:inline>
+        </w:drawing>
+      </w:r>
+    </w:p>
+    <w:p>
+      <w:pPr>
+        <w:spacing w:before="0" w:after="80" w:line="240" w:lineRule="auto"/>
+      </w:pPr>
+      <w:r>
+        <w:rPr>
+          <w:rFonts w:ascii="맑은 고딕" w:hAnsi="맑은 고딕" w:eastAsia="맑은 고딕"/>
+          <w:b/>
+          <w:color w:val="1B3A73"/>
+          <w:sz w:val="16"/>
+        </w:rPr>
+        <w:t xml:space="preserve">범례  </w:t>
+      </w:r>
+      <w:r>
+        <w:rPr>
+          <w:rFonts w:ascii="맑은 고딕" w:hAnsi="맑은 고딕" w:eastAsia="맑은 고딕"/>
+          <w:b w:val="0"/>
+          <w:color w:val="56637F"/>
+          <w:sz w:val="16"/>
+        </w:rPr>
+        <w:t>건물 광 인입 (중앙 Server)  ·  랙 간 25GbE · 상부 트레이  ·  운영실 10GbE (데스크·표시장치)  ·  Cell 캐비닛 이중 광 업링크  ·  UPS 전원  ·  스캐너 연결 (유선)  ·  스캐너 연결 (무선)</w:t>
+      </w:r>
+    </w:p>
+    <w:p>
+      <w:pPr>
+        <w:spacing w:before="40" w:after="80" w:line="276" w:lineRule="auto"/>
+      </w:pPr>
+      <w:r>
+        <w:rPr>
+          <w:rFonts w:ascii="맑은 고딕" w:hAnsi="맑은 고딕" w:eastAsia="맑은 고딕"/>
+          <w:b w:val="0"/>
+          <w:i/>
+          <w:color w:val="56637F"/>
+          <w:sz w:val="16"/>
+        </w:rPr>
+        <w:t>천장 트레이(높이 2.3m)를 따라 랙 → 운영실 데스크·표시장치로 내려가고, 서버실 앞쪽 벽을 지나 복도 트레이로 각 Cell 캐비닛에 연결됨.</w:t>
+      </w:r>
+    </w:p>
+    <w:p>
+      <w:pPr>
+        <w:keepNext/>
+        <w:spacing w:before="160" w:after="80" w:line="240" w:lineRule="auto"/>
+      </w:pPr>
+      <w:r>
+        <w:rPr>
+          <w:rFonts w:ascii="맑은 고딕" w:hAnsi="맑은 고딕" w:eastAsia="맑은 고딕"/>
+          <w:b/>
+          <w:color w:val="1B3A73"/>
+          <w:sz w:val="22"/>
+        </w:rPr>
+        <w:t>랙 실장도 (42U)</w:t>
+      </w:r>
+    </w:p>
+    <w:p>
+      <w:pPr>
+        <w:keepNext/>
+        <w:spacing w:before="80" w:after="80" w:line="240" w:lineRule="auto"/>
+        <w:jc w:val="center"/>
+      </w:pPr>
+      <w:r>
+        <w:drawing>
+          <wp:inline xmlns:a="http://schemas.openxmlformats.org/drawingml/2006/main" xmlns:pic="http://schemas.openxmlformats.org/drawingml/2006/picture">
+            <wp:extent cx="12654752" cy="7738381"/>
+            <wp:docPr id="4" name="Picture 4"/>
+            <wp:cNvGraphicFramePr>
+              <a:graphicFrameLocks noChangeAspect="1"/>
+            </wp:cNvGraphicFramePr>
+            <a:graphic>
+              <a:graphicData uri="http://schemas.openxmlformats.org/drawingml/2006/picture">
+                <pic:pic>
+                  <pic:nvPicPr>
+                    <pic:cNvPr id="0" name="f3.png"/>
+                    <pic:cNvPicPr/>
+                  </pic:nvPicPr>
+                  <pic:blipFill>
+                    <a:blip r:embed="rId12"/>
+                    <a:stretch>
+                      <a:fillRect/>
+                    </a:stretch>
+                  </pic:blipFill>
+                  <pic:spPr>
+                    <a:xfrm>
+                      <a:off x="0" y="0"/>
+                      <a:ext cx="12654752" cy="7738381"/>
+                    </a:xfrm>
+                    <a:prstGeom prst="rect"/>
+                  </pic:spPr>
+                </pic:pic>
+              </a:graphicData>
+            </a:graphic>
+          </wp:inline>
+        </w:drawing>
+      </w:r>
+    </w:p>
+    <w:p>
+      <w:pPr>
+        <w:keepNext/>
+        <w:spacing w:before="160" w:after="80" w:line="240" w:lineRule="auto"/>
+      </w:pPr>
+      <w:r>
+        <w:rPr>
+          <w:rFonts w:ascii="맑은 고딕" w:hAnsi="맑은 고딕" w:eastAsia="맑은 고딕"/>
+          <w:b/>
+          <w:color w:val="1B3A73"/>
+          <w:sz w:val="22"/>
+        </w:rPr>
+        <w:t>공간·전력·냉방 요건</w:t>
+      </w:r>
+    </w:p>
+    <w:tbl>
+      <w:tblPr>
+        <w:tblW w:type="auto" w:w="0"/>
+        <w:jc w:val="center"/>
+        <w:tblLayout w:type="fixed"/>
+        <w:tblLook w:firstColumn="1" w:firstRow="1" w:lastColumn="0" w:lastRow="0" w:noHBand="0" w:noVBand="1" w:val="04A0"/>
+        <w:tblBorders>
+          <w:top w:val="single" w:sz="4" w:color="C9D3E3"/>
+          <w:left w:val="single" w:sz="4" w:color="C9D3E3"/>
+          <w:bottom w:val="single" w:sz="4" w:color="C9D3E3"/>
+          <w:right w:val="single" w:sz="4" w:color="C9D3E3"/>
+          <w:insideH w:val="single" w:sz="4" w:color="C9D3E3"/>
+          <w:insideV w:val="single" w:sz="4" w:color="C9D3E3"/>
+        </w:tblBorders>
+        <w:tblLayout w:type="fixed"/>
+        <w:tblCellMar>
+          <w:top w:w="40" w:type="dxa"/>
+          <w:left w:w="60" w:type="dxa"/>
+          <w:bottom w:w="40" w:type="dxa"/>
+          <w:right w:w="60" w:type="dxa"/>
+        </w:tblCellMar>
+      </w:tblPr>
+      <w:tblGrid>
+        <w:gridCol w:w="1060"/>
+        <w:gridCol w:w="15321"/>
+        <w:gridCol w:w="6069"/>
+      </w:tblGrid>
+      <w:tr>
+        <w:trPr>
+          <w:cantSplit/>
+          <w:tblHeader w:val="true"/>
+        </w:trPr>
+        <w:tc>
+          <w:tcPr>
+            <w:tcW w:type="dxa" w:w="1060"/>
+            <w:shd w:val="clear" w:color="auto" w:fill="10214B"/>
+          </w:tcPr>
+          <w:p>
+            <w:pPr>
+              <w:spacing w:before="0" w:after="0" w:line="252" w:lineRule="auto"/>
+            </w:pPr>
+            <w:r>
+              <w:rPr>
+                <w:rFonts w:ascii="맑은 고딕" w:hAnsi="맑은 고딕" w:eastAsia="맑은 고딕"/>
+                <w:b/>
+                <w:color w:val="FFFFFF"/>
+                <w:sz w:val="16"/>
+              </w:rPr>
+              <w:t>항목</w:t>
+            </w:r>
+          </w:p>
+        </w:tc>
+        <w:tc>
+          <w:tcPr>
+            <w:tcW w:type="dxa" w:w="15321"/>
+            <w:shd w:val="clear" w:color="auto" w:fill="10214B"/>
+          </w:tcPr>
+          <w:p>
+            <w:pPr>
+              <w:spacing w:before="0" w:after="0" w:line="252" w:lineRule="auto"/>
+            </w:pPr>
+            <w:r>
+              <w:rPr>
+                <w:rFonts w:ascii="맑은 고딕" w:hAnsi="맑은 고딕" w:eastAsia="맑은 고딕"/>
+                <w:b/>
+                <w:color w:val="FFFFFF"/>
+                <w:sz w:val="16"/>
+              </w:rPr>
+              <w:t>구성</w:t>
+            </w:r>
+          </w:p>
+        </w:tc>
+        <w:tc>
+          <w:tcPr>
+            <w:tcW w:type="dxa" w:w="6069"/>
+            <w:shd w:val="clear" w:color="auto" w:fill="10214B"/>
+          </w:tcPr>
+          <w:p>
+            <w:pPr>
+              <w:spacing w:before="0" w:after="0" w:line="252" w:lineRule="auto"/>
+            </w:pPr>
+            <w:r>
+              <w:rPr>
+                <w:rFonts w:ascii="맑은 고딕" w:hAnsi="맑은 고딕" w:eastAsia="맑은 고딕"/>
+                <w:b/>
+                <w:color w:val="FFFFFF"/>
+                <w:sz w:val="16"/>
+              </w:rPr>
+              <w:t>비고</w:t>
+            </w:r>
+          </w:p>
+        </w:tc>
+      </w:tr>
+      <w:tr>
+        <w:trPr>
+          <w:cantSplit/>
+        </w:trPr>
+        <w:tc>
+          <w:tcPr>
+            <w:tcW w:type="dxa" w:w="1060"/>
+            <w:shd w:val="clear" w:color="auto" w:fill="EEF2F9"/>
+          </w:tcPr>
+          <w:p>
+            <w:pPr>
+              <w:spacing w:before="0" w:after="0" w:line="252" w:lineRule="auto"/>
+            </w:pPr>
+            <w:r>
+              <w:rPr>
+                <w:rFonts w:ascii="맑은 고딕" w:hAnsi="맑은 고딕" w:eastAsia="맑은 고딕"/>
+                <w:b/>
+                <w:color w:val="1B3A73"/>
+                <w:sz w:val="16"/>
+              </w:rPr>
+              <w:t>서버실 면적</w:t>
+            </w:r>
+          </w:p>
+        </w:tc>
+        <w:tc>
+          <w:tcPr>
+            <w:tcW w:type="dxa" w:w="15321"/>
+          </w:tcPr>
+          <w:p>
+            <w:pPr>
+              <w:spacing w:before="0" w:after="0" w:line="252" w:lineRule="auto"/>
+            </w:pPr>
+            <w:r>
+              <w:rPr>
+                <w:rFonts w:ascii="맑은 고딕" w:hAnsi="맑은 고딕" w:eastAsia="맑은 고딕"/>
+                <w:b w:val="0"/>
+                <w:color w:val="13203F"/>
+                <w:sz w:val="16"/>
+              </w:rPr>
+              <w:t>3.4 × 5.4 m (약 18㎡) — 42U 랙 3대 + UPS·배터리 + 항온항습기, 전면 1.0m·후면 0.8m 작업공간</w:t>
+            </w:r>
+          </w:p>
+        </w:tc>
+        <w:tc>
+          <w:tcPr>
+            <w:tcW w:type="dxa" w:w="6069"/>
+          </w:tcPr>
+          <w:p>
+            <w:pPr>
+              <w:spacing w:before="0" w:after="0" w:line="252" w:lineRule="auto"/>
+            </w:pPr>
+            <w:r>
+              <w:rPr>
+                <w:rFonts w:ascii="맑은 고딕" w:hAnsi="맑은 고딕" w:eastAsia="맑은 고딕"/>
+                <w:b w:val="0"/>
+                <w:color w:val="56637F"/>
+                <w:sz w:val="16"/>
+              </w:rPr>
+              <w:t>가정 치수. 창조2관 3층 실측 후 확정</w:t>
+            </w:r>
+          </w:p>
+        </w:tc>
+      </w:tr>
+      <w:tr>
+        <w:trPr>
+          <w:cantSplit/>
+        </w:trPr>
+        <w:tc>
+          <w:tcPr>
+            <w:tcW w:type="dxa" w:w="1060"/>
+            <w:shd w:val="clear" w:color="auto" w:fill="EEF2F9"/>
+          </w:tcPr>
+          <w:p>
+            <w:pPr>
+              <w:spacing w:before="0" w:after="0" w:line="252" w:lineRule="auto"/>
+            </w:pPr>
+            <w:r>
+              <w:rPr>
+                <w:rFonts w:ascii="맑은 고딕" w:hAnsi="맑은 고딕" w:eastAsia="맑은 고딕"/>
+                <w:b/>
+                <w:color w:val="1B3A73"/>
+                <w:sz w:val="16"/>
+              </w:rPr>
+              <w:t>운영실 면적</w:t>
+            </w:r>
+          </w:p>
+        </w:tc>
+        <w:tc>
+          <w:tcPr>
+            <w:tcW w:type="dxa" w:w="15321"/>
+          </w:tcPr>
+          <w:p>
+            <w:pPr>
+              <w:spacing w:before="0" w:after="0" w:line="252" w:lineRule="auto"/>
+            </w:pPr>
+            <w:r>
+              <w:rPr>
+                <w:rFonts w:ascii="맑은 고딕" w:hAnsi="맑은 고딕" w:eastAsia="맑은 고딕"/>
+                <w:b w:val="0"/>
+                <w:color w:val="13203F"/>
+                <w:sz w:val="16"/>
+              </w:rPr>
+              <w:t>5.0 × 5.4 m (약 27㎡) — 표시장치 벽면, 운영 데스크 2석, 스캔 장비 공간</w:t>
+            </w:r>
+          </w:p>
+        </w:tc>
+        <w:tc>
+          <w:tcPr>
+            <w:tcW w:type="dxa" w:w="6069"/>
+          </w:tcPr>
+          <w:p>
+            <w:pPr>
+              <w:spacing w:before="0" w:after="0" w:line="252" w:lineRule="auto"/>
+            </w:pPr>
+            <w:r>
+              <w:rPr>
+                <w:rFonts w:ascii="맑은 고딕" w:hAnsi="맑은 고딕" w:eastAsia="맑은 고딕"/>
+                <w:b w:val="0"/>
+                <w:color w:val="56637F"/>
+                <w:sz w:val="16"/>
+              </w:rPr>
+              <w:t>기업 실증 참관 인원에 따라 확대</w:t>
+            </w:r>
+          </w:p>
+        </w:tc>
+      </w:tr>
+      <w:tr>
+        <w:trPr>
+          <w:cantSplit/>
+        </w:trPr>
+        <w:tc>
+          <w:tcPr>
+            <w:tcW w:type="dxa" w:w="1060"/>
+            <w:shd w:val="clear" w:color="auto" w:fill="EEF2F9"/>
+          </w:tcPr>
+          <w:p>
+            <w:pPr>
+              <w:keepNext/>
+              <w:spacing w:before="0" w:after="0" w:line="252" w:lineRule="auto"/>
+            </w:pPr>
+            <w:r>
+              <w:rPr>
+                <w:rFonts w:ascii="맑은 고딕" w:hAnsi="맑은 고딕" w:eastAsia="맑은 고딕"/>
+                <w:b/>
+                <w:color w:val="1B3A73"/>
+                <w:sz w:val="16"/>
+              </w:rPr>
+              <w:t>전기</w:t>
+            </w:r>
+          </w:p>
+        </w:tc>
+        <w:tc>
+          <w:tcPr>
+            <w:tcW w:type="dxa" w:w="15321"/>
+          </w:tcPr>
+          <w:p>
+            <w:pPr>
+              <w:keepNext/>
+              <w:spacing w:before="0" w:after="0" w:line="252" w:lineRule="auto"/>
+            </w:pPr>
+            <w:r>
+              <w:rPr>
+                <w:rFonts w:ascii="맑은 고딕" w:hAnsi="맑은 고딕" w:eastAsia="맑은 고딕"/>
+                <w:b w:val="0"/>
+                <w:color w:val="13203F"/>
+                <w:sz w:val="16"/>
+              </w:rPr>
+              <w:t>서버실 전용 분전반(3상 380V), 랙별 이중 PDU, UPS 경유 급전</w:t>
+            </w:r>
+          </w:p>
+        </w:tc>
+        <w:tc>
+          <w:tcPr>
+            <w:tcW w:type="dxa" w:w="6069"/>
+          </w:tcPr>
+          <w:p>
+            <w:pPr>
+              <w:keepNext/>
+              <w:spacing w:before="0" w:after="0" w:line="252" w:lineRule="auto"/>
+            </w:pPr>
+            <w:r>
+              <w:rPr>
+                <w:rFonts w:ascii="맑은 고딕" w:hAnsi="맑은 고딕" w:eastAsia="맑은 고딕"/>
+                <w:b w:val="0"/>
+                <w:color w:val="56637F"/>
+                <w:sz w:val="16"/>
+              </w:rPr>
+              <w:t>분전반·배선 공사는 견적에 없음</w:t>
+            </w:r>
+          </w:p>
+        </w:tc>
+      </w:tr>
+      <w:tr>
+        <w:trPr>
+          <w:cantSplit/>
+        </w:trPr>
+        <w:tc>
+          <w:tcPr>
+            <w:tcW w:type="dxa" w:w="1060"/>
+            <w:shd w:val="clear" w:color="auto" w:fill="EEF2F9"/>
+          </w:tcPr>
+          <w:p>
+            <w:pPr>
+              <w:keepNext/>
+              <w:spacing w:before="0" w:after="0" w:line="252" w:lineRule="auto"/>
+            </w:pPr>
+            <w:r>
+              <w:rPr>
+                <w:rFonts w:ascii="맑은 고딕" w:hAnsi="맑은 고딕" w:eastAsia="맑은 고딕"/>
+                <w:b/>
+                <w:color w:val="1B3A73"/>
+                <w:sz w:val="16"/>
+              </w:rPr>
+              <w:t>냉방</w:t>
+            </w:r>
+          </w:p>
+        </w:tc>
+        <w:tc>
+          <w:tcPr>
+            <w:tcW w:type="dxa" w:w="15321"/>
+          </w:tcPr>
+          <w:p>
+            <w:pPr>
+              <w:keepNext/>
+              <w:spacing w:before="0" w:after="0" w:line="252" w:lineRule="auto"/>
+            </w:pPr>
+            <w:r>
+              <w:rPr>
+                <w:rFonts w:ascii="맑은 고딕" w:hAnsi="맑은 고딕" w:eastAsia="맑은 고딕"/>
+                <w:b w:val="0"/>
+                <w:color w:val="13203F"/>
+                <w:sz w:val="16"/>
+              </w:rPr>
+              <w:t>IT 부하 약 9kW 상시 → 항온항습기 10kW급, 서버실 전용</w:t>
+            </w:r>
+          </w:p>
+        </w:tc>
+        <w:tc>
+          <w:tcPr>
+            <w:tcW w:type="dxa" w:w="6069"/>
+          </w:tcPr>
+          <w:p>
+            <w:pPr>
+              <w:keepNext/>
+              <w:spacing w:before="0" w:after="0" w:line="252" w:lineRule="auto"/>
+            </w:pPr>
+            <w:r>
+              <w:rPr>
+                <w:rFonts w:ascii="맑은 고딕" w:hAnsi="맑은 고딕" w:eastAsia="맑은 고딕"/>
+                <w:b w:val="0"/>
+                <w:color w:val="56637F"/>
+                <w:sz w:val="16"/>
+              </w:rPr>
+              <w:t>견적에 없음 — 별도 확보 필요</w:t>
+            </w:r>
+          </w:p>
+        </w:tc>
+      </w:tr>
+      <w:tr>
+        <w:trPr>
+          <w:cantSplit/>
+        </w:trPr>
+        <w:tc>
+          <w:tcPr>
+            <w:tcW w:type="dxa" w:w="1060"/>
+            <w:shd w:val="clear" w:color="auto" w:fill="EEF2F9"/>
+          </w:tcPr>
+          <w:p>
+            <w:pPr>
+              <w:keepNext/>
+              <w:spacing w:before="0" w:after="0" w:line="252" w:lineRule="auto"/>
+            </w:pPr>
+            <w:r>
+              <w:rPr>
+                <w:rFonts w:ascii="맑은 고딕" w:hAnsi="맑은 고딕" w:eastAsia="맑은 고딕"/>
+                <w:b/>
+                <w:color w:val="1B3A73"/>
+                <w:sz w:val="16"/>
+              </w:rPr>
+              <w:t>통신 인입</w:t>
+            </w:r>
+          </w:p>
+        </w:tc>
+        <w:tc>
+          <w:tcPr>
+            <w:tcW w:type="dxa" w:w="15321"/>
+          </w:tcPr>
+          <w:p>
+            <w:pPr>
+              <w:keepNext/>
+              <w:spacing w:before="0" w:after="0" w:line="252" w:lineRule="auto"/>
+            </w:pPr>
+            <w:r>
+              <w:rPr>
+                <w:rFonts w:ascii="맑은 고딕" w:hAnsi="맑은 고딕" w:eastAsia="맑은 고딕"/>
+                <w:b w:val="0"/>
+                <w:color w:val="13203F"/>
+                <w:sz w:val="16"/>
+              </w:rPr>
+              <w:t>건물 광 인입(중앙 Server·DCC 연계), 복도 상부 트레이로 Cell 캐비닛 이중 광</w:t>
+            </w:r>
+          </w:p>
+        </w:tc>
+        <w:tc>
+          <w:tcPr>
+            <w:tcW w:type="dxa" w:w="6069"/>
+          </w:tcPr>
+          <w:p>
+            <w:pPr>
+              <w:keepNext/>
+              <w:spacing w:before="0" w:after="0" w:line="252" w:lineRule="auto"/>
+            </w:pPr>
+            <w:r>
+              <w:rPr>
+                <w:rFonts w:ascii="맑은 고딕" w:hAnsi="맑은 고딕" w:eastAsia="맑은 고딕"/>
+                <w:b w:val="0"/>
+                <w:color w:val="56637F"/>
+                <w:sz w:val="16"/>
+              </w:rPr>
+              <w:t>건물 측 광 경로 확인</w:t>
+            </w:r>
+          </w:p>
+        </w:tc>
+      </w:tr>
+      <w:tr>
+        <w:trPr>
+          <w:cantSplit/>
+        </w:trPr>
+        <w:tc>
+          <w:tcPr>
+            <w:tcW w:type="dxa" w:w="1060"/>
+            <w:shd w:val="clear" w:color="auto" w:fill="EEF2F9"/>
+          </w:tcPr>
+          <w:p>
+            <w:pPr>
+              <w:spacing w:before="0" w:after="0" w:line="252" w:lineRule="auto"/>
+            </w:pPr>
+            <w:r>
+              <w:rPr>
+                <w:rFonts w:ascii="맑은 고딕" w:hAnsi="맑은 고딕" w:eastAsia="맑은 고딕"/>
+                <w:b/>
+                <w:color w:val="1B3A73"/>
+                <w:sz w:val="16"/>
+              </w:rPr>
+              <w:t>이전</w:t>
+            </w:r>
+          </w:p>
+        </w:tc>
+        <w:tc>
+          <w:tcPr>
+            <w:tcW w:type="dxa" w:w="15321"/>
+          </w:tcPr>
+          <w:p>
+            <w:pPr>
+              <w:spacing w:before="0" w:after="0" w:line="252" w:lineRule="auto"/>
+            </w:pPr>
+            <w:r>
+              <w:rPr>
+                <w:rFonts w:ascii="맑은 고딕" w:hAnsi="맑은 고딕" w:eastAsia="맑은 고딕"/>
+                <w:b w:val="0"/>
+                <w:color w:val="13203F"/>
+                <w:sz w:val="16"/>
+              </w:rPr>
+              <w:t>'29년 메타팩토리 이전 시 랙 단위 이설 — 랙 3대·UPS를 그대로 옮기는 구성</w:t>
+            </w:r>
+          </w:p>
+        </w:tc>
+        <w:tc>
+          <w:tcPr>
+            <w:tcW w:type="dxa" w:w="6069"/>
+          </w:tcPr>
+          <w:p>
+            <w:pPr>
+              <w:spacing w:before="0" w:after="0" w:line="252" w:lineRule="auto"/>
+            </w:pPr>
+            <w:r>
+              <w:rPr>
+                <w:rFonts w:ascii="맑은 고딕" w:hAnsi="맑은 고딕" w:eastAsia="맑은 고딕"/>
+                <w:b w:val="0"/>
+                <w:color w:val="56637F"/>
+                <w:sz w:val="16"/>
+              </w:rPr>
+              <w:t>이설 비용·중단 기간 운영계획에 반영</w:t>
+            </w:r>
+          </w:p>
+        </w:tc>
+      </w:tr>
+    </w:tbl>
+    <w:p>
+      <w:pPr>
+        <w:spacing w:before="0" w:after="80" w:line="240" w:lineRule="auto"/>
+      </w:pPr>
+    </w:p>
+    <w:tbl>
+      <w:tblPr>
+        <w:tblW w:type="auto" w:w="0"/>
+        <w:jc w:val="center"/>
+        <w:tblLayout w:type="fixed"/>
+        <w:tblLook w:firstColumn="1" w:firstRow="1" w:lastColumn="0" w:lastRow="0" w:noHBand="0" w:noVBand="1" w:val="04A0"/>
+        <w:tblBorders>
+          <w:top w:val="single" w:sz="4" w:color="C9D3E3"/>
+          <w:left w:val="single" w:sz="4" w:color="C9D3E3"/>
+          <w:bottom w:val="single" w:sz="4" w:color="C9D3E3"/>
+          <w:right w:val="single" w:sz="4" w:color="C9D3E3"/>
+          <w:insideH w:val="single" w:sz="4" w:color="C9D3E3"/>
+          <w:insideV w:val="single" w:sz="4" w:color="C9D3E3"/>
+        </w:tblBorders>
+        <w:tblLayout w:type="fixed"/>
+        <w:tblCellMar>
+          <w:top w:w="40" w:type="dxa"/>
+          <w:left w:w="60" w:type="dxa"/>
+          <w:bottom w:w="40" w:type="dxa"/>
+          <w:right w:w="60" w:type="dxa"/>
+        </w:tblCellMar>
+      </w:tblPr>
+      <w:tblGrid>
+        <w:gridCol w:w="1949"/>
+        <w:gridCol w:w="490"/>
+        <w:gridCol w:w="759"/>
+        <w:gridCol w:w="887"/>
+        <w:gridCol w:w="18365"/>
+      </w:tblGrid>
+      <w:tr>
+        <w:trPr>
+          <w:cantSplit/>
+          <w:tblHeader w:val="true"/>
+        </w:trPr>
+        <w:tc>
+          <w:tcPr>
+            <w:tcW w:type="dxa" w:w="1949"/>
+            <w:shd w:val="clear" w:color="auto" w:fill="10214B"/>
+          </w:tcPr>
+          <w:p>
+            <w:pPr>
+              <w:spacing w:before="0" w:after="0" w:line="252" w:lineRule="auto"/>
+            </w:pPr>
+            <w:r>
+              <w:rPr>
+                <w:rFonts w:ascii="맑은 고딕" w:hAnsi="맑은 고딕" w:eastAsia="맑은 고딕"/>
+                <w:b/>
+                <w:color w:val="FFFFFF"/>
+                <w:sz w:val="16"/>
+              </w:rPr>
+              <w:t>장비</w:t>
+            </w:r>
+          </w:p>
+        </w:tc>
+        <w:tc>
+          <w:tcPr>
+            <w:tcW w:type="dxa" w:w="490"/>
+            <w:shd w:val="clear" w:color="auto" w:fill="10214B"/>
+          </w:tcPr>
+          <w:p>
+            <w:pPr>
+              <w:spacing w:before="0" w:after="0" w:line="252" w:lineRule="auto"/>
+              <w:jc w:val="center"/>
+            </w:pPr>
+            <w:r>
+              <w:rPr>
+                <w:rFonts w:ascii="맑은 고딕" w:hAnsi="맑은 고딕" w:eastAsia="맑은 고딕"/>
+                <w:b/>
+                <w:color w:val="FFFFFF"/>
+                <w:sz w:val="16"/>
+              </w:rPr>
+              <w:t>수량</w:t>
+            </w:r>
+          </w:p>
+        </w:tc>
+        <w:tc>
+          <w:tcPr>
+            <w:tcW w:type="dxa" w:w="759"/>
+            <w:shd w:val="clear" w:color="auto" w:fill="10214B"/>
+          </w:tcPr>
+          <w:p>
+            <w:pPr>
+              <w:spacing w:before="0" w:after="0" w:line="252" w:lineRule="auto"/>
+              <w:jc w:val="right"/>
+            </w:pPr>
+            <w:r>
+              <w:rPr>
+                <w:rFonts w:ascii="맑은 고딕" w:hAnsi="맑은 고딕" w:eastAsia="맑은 고딕"/>
+                <w:b/>
+                <w:color w:val="FFFFFF"/>
+                <w:sz w:val="16"/>
+              </w:rPr>
+              <w:t>대당 kW</w:t>
+            </w:r>
+          </w:p>
+        </w:tc>
+        <w:tc>
+          <w:tcPr>
+            <w:tcW w:type="dxa" w:w="887"/>
+            <w:shd w:val="clear" w:color="auto" w:fill="10214B"/>
+          </w:tcPr>
+          <w:p>
+            <w:pPr>
+              <w:spacing w:before="0" w:after="0" w:line="252" w:lineRule="auto"/>
+              <w:jc w:val="right"/>
+            </w:pPr>
+            <w:r>
+              <w:rPr>
+                <w:rFonts w:ascii="맑은 고딕" w:hAnsi="맑은 고딕" w:eastAsia="맑은 고딕"/>
+                <w:b/>
+                <w:color w:val="FFFFFF"/>
+                <w:sz w:val="16"/>
+              </w:rPr>
+              <w:t>합계 kW</w:t>
+            </w:r>
+          </w:p>
+        </w:tc>
+        <w:tc>
+          <w:tcPr>
+            <w:tcW w:type="dxa" w:w="18365"/>
+            <w:shd w:val="clear" w:color="auto" w:fill="10214B"/>
+          </w:tcPr>
+          <w:p>
+            <w:pPr>
+              <w:spacing w:before="0" w:after="0" w:line="252" w:lineRule="auto"/>
+            </w:pPr>
+            <w:r>
+              <w:rPr>
+                <w:rFonts w:ascii="맑은 고딕" w:hAnsi="맑은 고딕" w:eastAsia="맑은 고딕"/>
+                <w:b/>
+                <w:color w:val="FFFFFF"/>
+                <w:sz w:val="16"/>
+              </w:rPr>
+              <w:t>근거</w:t>
+            </w:r>
+          </w:p>
+        </w:tc>
+      </w:tr>
+      <w:tr>
+        <w:trPr>
+          <w:cantSplit/>
+        </w:trPr>
+        <w:tc>
+          <w:tcPr>
+            <w:tcW w:type="dxa" w:w="1949"/>
+          </w:tcPr>
+          <w:p>
+            <w:pPr>
+              <w:spacing w:before="0" w:after="0" w:line="252" w:lineRule="auto"/>
+            </w:pPr>
+            <w:r>
+              <w:rPr>
+                <w:rFonts w:ascii="맑은 고딕" w:hAnsi="맑은 고딕" w:eastAsia="맑은 고딕"/>
+                <w:b/>
+                <w:color w:val="13203F"/>
+                <w:sz w:val="16"/>
+              </w:rPr>
+              <w:t>DT·AI 연산 서버</w:t>
+            </w:r>
+          </w:p>
+        </w:tc>
+        <w:tc>
+          <w:tcPr>
+            <w:tcW w:type="dxa" w:w="490"/>
+          </w:tcPr>
+          <w:p>
+            <w:pPr>
+              <w:spacing w:before="0" w:after="0" w:line="252" w:lineRule="auto"/>
+              <w:jc w:val="center"/>
+            </w:pPr>
+            <w:r>
+              <w:rPr>
+                <w:rFonts w:ascii="맑은 고딕" w:hAnsi="맑은 고딕" w:eastAsia="맑은 고딕"/>
+                <w:b w:val="0"/>
+                <w:color w:val="13203F"/>
+                <w:sz w:val="16"/>
+              </w:rPr>
+              <w:t>1</w:t>
+            </w:r>
+          </w:p>
+        </w:tc>
+        <w:tc>
+          <w:tcPr>
+            <w:tcW w:type="dxa" w:w="759"/>
+          </w:tcPr>
+          <w:p>
+            <w:pPr>
+              <w:spacing w:before="0" w:after="0" w:line="252" w:lineRule="auto"/>
+              <w:jc w:val="right"/>
+            </w:pPr>
+            <w:r>
+              <w:rPr>
+                <w:rFonts w:ascii="맑은 고딕" w:hAnsi="맑은 고딕" w:eastAsia="맑은 고딕"/>
+                <w:b w:val="0"/>
+                <w:color w:val="13203F"/>
+                <w:sz w:val="16"/>
+              </w:rPr>
+              <w:t>3.8</w:t>
+            </w:r>
+          </w:p>
+        </w:tc>
+        <w:tc>
+          <w:tcPr>
+            <w:tcW w:type="dxa" w:w="887"/>
+          </w:tcPr>
+          <w:p>
+            <w:pPr>
+              <w:spacing w:before="0" w:after="0" w:line="252" w:lineRule="auto"/>
+              <w:jc w:val="right"/>
+            </w:pPr>
+            <w:r>
+              <w:rPr>
+                <w:rFonts w:ascii="맑은 고딕" w:hAnsi="맑은 고딕" w:eastAsia="맑은 고딕"/>
+                <w:b w:val="0"/>
+                <w:color w:val="13203F"/>
+                <w:sz w:val="16"/>
+              </w:rPr>
+              <w:t>3.8</w:t>
+            </w:r>
+          </w:p>
+        </w:tc>
+        <w:tc>
+          <w:tcPr>
+            <w:tcW w:type="dxa" w:w="18365"/>
+          </w:tcPr>
+          <w:p>
+            <w:pPr>
+              <w:spacing w:before="0" w:after="0" w:line="252" w:lineRule="auto"/>
+            </w:pPr>
+            <w:r>
+              <w:rPr>
+                <w:rFonts w:ascii="맑은 고딕" w:hAnsi="맑은 고딕" w:eastAsia="맑은 고딕"/>
+                <w:b w:val="0"/>
+                <w:color w:val="56637F"/>
+                <w:sz w:val="16"/>
+              </w:rPr>
+              <w:t>GPU 600W ×4 + CPU ×2 + 기타, 최대 부하 (추정)</w:t>
+            </w:r>
+          </w:p>
+        </w:tc>
+      </w:tr>
+      <w:tr>
+        <w:trPr>
+          <w:cantSplit/>
+        </w:trPr>
+        <w:tc>
+          <w:tcPr>
+            <w:tcW w:type="dxa" w:w="1949"/>
+          </w:tcPr>
+          <w:p>
+            <w:pPr>
+              <w:spacing w:before="0" w:after="0" w:line="252" w:lineRule="auto"/>
+            </w:pPr>
+            <w:r>
+              <w:rPr>
+                <w:rFonts w:ascii="맑은 고딕" w:hAnsi="맑은 고딕" w:eastAsia="맑은 고딕"/>
+                <w:b/>
+                <w:color w:val="13203F"/>
+                <w:sz w:val="16"/>
+              </w:rPr>
+              <w:t>데이터 처리 서버</w:t>
+            </w:r>
+          </w:p>
+        </w:tc>
+        <w:tc>
+          <w:tcPr>
+            <w:tcW w:type="dxa" w:w="490"/>
+          </w:tcPr>
+          <w:p>
+            <w:pPr>
+              <w:spacing w:before="0" w:after="0" w:line="252" w:lineRule="auto"/>
+              <w:jc w:val="center"/>
+            </w:pPr>
+            <w:r>
+              <w:rPr>
+                <w:rFonts w:ascii="맑은 고딕" w:hAnsi="맑은 고딕" w:eastAsia="맑은 고딕"/>
+                <w:b w:val="0"/>
+                <w:color w:val="13203F"/>
+                <w:sz w:val="16"/>
+              </w:rPr>
+              <w:t>5</w:t>
+            </w:r>
+          </w:p>
+        </w:tc>
+        <w:tc>
+          <w:tcPr>
+            <w:tcW w:type="dxa" w:w="759"/>
+          </w:tcPr>
+          <w:p>
+            <w:pPr>
+              <w:spacing w:before="0" w:after="0" w:line="252" w:lineRule="auto"/>
+              <w:jc w:val="right"/>
+            </w:pPr>
+            <w:r>
+              <w:rPr>
+                <w:rFonts w:ascii="맑은 고딕" w:hAnsi="맑은 고딕" w:eastAsia="맑은 고딕"/>
+                <w:b w:val="0"/>
+                <w:color w:val="13203F"/>
+                <w:sz w:val="16"/>
+              </w:rPr>
+              <w:t>0.6</w:t>
+            </w:r>
+          </w:p>
+        </w:tc>
+        <w:tc>
+          <w:tcPr>
+            <w:tcW w:type="dxa" w:w="887"/>
+          </w:tcPr>
+          <w:p>
+            <w:pPr>
+              <w:spacing w:before="0" w:after="0" w:line="252" w:lineRule="auto"/>
+              <w:jc w:val="right"/>
+            </w:pPr>
+            <w:r>
+              <w:rPr>
+                <w:rFonts w:ascii="맑은 고딕" w:hAnsi="맑은 고딕" w:eastAsia="맑은 고딕"/>
+                <w:b w:val="0"/>
+                <w:color w:val="13203F"/>
+                <w:sz w:val="16"/>
+              </w:rPr>
+              <w:t>3.0</w:t>
+            </w:r>
+          </w:p>
+        </w:tc>
+        <w:tc>
+          <w:tcPr>
+            <w:tcW w:type="dxa" w:w="18365"/>
+          </w:tcPr>
+          <w:p>
+            <w:pPr>
+              <w:spacing w:before="0" w:after="0" w:line="252" w:lineRule="auto"/>
+            </w:pPr>
+            <w:r>
+              <w:rPr>
+                <w:rFonts w:ascii="맑은 고딕" w:hAnsi="맑은 고딕" w:eastAsia="맑은 고딕"/>
+                <w:b w:val="0"/>
+                <w:color w:val="56637F"/>
+                <w:sz w:val="16"/>
+              </w:rPr>
+              <w:t>2U 2소켓, 평상 부하 (추정)</w:t>
+            </w:r>
+          </w:p>
+        </w:tc>
+      </w:tr>
+      <w:tr>
+        <w:trPr>
+          <w:cantSplit/>
+        </w:trPr>
+        <w:tc>
+          <w:tcPr>
+            <w:tcW w:type="dxa" w:w="1949"/>
+          </w:tcPr>
+          <w:p>
+            <w:pPr>
+              <w:spacing w:before="0" w:after="0" w:line="252" w:lineRule="auto"/>
+            </w:pPr>
+            <w:r>
+              <w:rPr>
+                <w:rFonts w:ascii="맑은 고딕" w:hAnsi="맑은 고딕" w:eastAsia="맑은 고딕"/>
+                <w:b/>
+                <w:color w:val="13203F"/>
+                <w:sz w:val="16"/>
+              </w:rPr>
+              <w:t>통합 스토리지</w:t>
+            </w:r>
+          </w:p>
+        </w:tc>
+        <w:tc>
+          <w:tcPr>
+            <w:tcW w:type="dxa" w:w="490"/>
+          </w:tcPr>
+          <w:p>
+            <w:pPr>
+              <w:spacing w:before="0" w:after="0" w:line="252" w:lineRule="auto"/>
+              <w:jc w:val="center"/>
+            </w:pPr>
+            <w:r>
+              <w:rPr>
+                <w:rFonts w:ascii="맑은 고딕" w:hAnsi="맑은 고딕" w:eastAsia="맑은 고딕"/>
+                <w:b w:val="0"/>
+                <w:color w:val="13203F"/>
+                <w:sz w:val="16"/>
+              </w:rPr>
+              <w:t>1</w:t>
+            </w:r>
+          </w:p>
+        </w:tc>
+        <w:tc>
+          <w:tcPr>
+            <w:tcW w:type="dxa" w:w="759"/>
+          </w:tcPr>
+          <w:p>
+            <w:pPr>
+              <w:spacing w:before="0" w:after="0" w:line="252" w:lineRule="auto"/>
+              <w:jc w:val="right"/>
+            </w:pPr>
+            <w:r>
+              <w:rPr>
+                <w:rFonts w:ascii="맑은 고딕" w:hAnsi="맑은 고딕" w:eastAsia="맑은 고딕"/>
+                <w:b w:val="0"/>
+                <w:color w:val="13203F"/>
+                <w:sz w:val="16"/>
+              </w:rPr>
+              <w:t>1.0</w:t>
+            </w:r>
+          </w:p>
+        </w:tc>
+        <w:tc>
+          <w:tcPr>
+            <w:tcW w:type="dxa" w:w="887"/>
+          </w:tcPr>
+          <w:p>
+            <w:pPr>
+              <w:spacing w:before="0" w:after="0" w:line="252" w:lineRule="auto"/>
+              <w:jc w:val="right"/>
+            </w:pPr>
+            <w:r>
+              <w:rPr>
+                <w:rFonts w:ascii="맑은 고딕" w:hAnsi="맑은 고딕" w:eastAsia="맑은 고딕"/>
+                <w:b w:val="0"/>
+                <w:color w:val="13203F"/>
+                <w:sz w:val="16"/>
+              </w:rPr>
+              <w:t>1.0</w:t>
+            </w:r>
+          </w:p>
+        </w:tc>
+        <w:tc>
+          <w:tcPr>
+            <w:tcW w:type="dxa" w:w="18365"/>
+          </w:tcPr>
+          <w:p>
+            <w:pPr>
+              <w:spacing w:before="0" w:after="0" w:line="252" w:lineRule="auto"/>
+            </w:pPr>
+            <w:r>
+              <w:rPr>
+                <w:rFonts w:ascii="맑은 고딕" w:hAnsi="맑은 고딕" w:eastAsia="맑은 고딕"/>
+                <w:b w:val="0"/>
+                <w:color w:val="56637F"/>
+                <w:sz w:val="16"/>
+              </w:rPr>
+              <w:t>올플래시 2U (추정)</w:t>
+            </w:r>
+          </w:p>
+        </w:tc>
+      </w:tr>
+      <w:tr>
+        <w:trPr>
+          <w:cantSplit/>
+        </w:trPr>
+        <w:tc>
+          <w:tcPr>
+            <w:tcW w:type="dxa" w:w="1949"/>
+          </w:tcPr>
+          <w:p>
+            <w:pPr>
+              <w:spacing w:before="0" w:after="0" w:line="252" w:lineRule="auto"/>
+            </w:pPr>
+            <w:r>
+              <w:rPr>
+                <w:rFonts w:ascii="맑은 고딕" w:hAnsi="맑은 고딕" w:eastAsia="맑은 고딕"/>
+                <w:b/>
+                <w:color w:val="13203F"/>
+                <w:sz w:val="16"/>
+              </w:rPr>
+              <w:t>백업 스토리지</w:t>
+            </w:r>
+          </w:p>
+        </w:tc>
+        <w:tc>
+          <w:tcPr>
+            <w:tcW w:type="dxa" w:w="490"/>
+          </w:tcPr>
+          <w:p>
+            <w:pPr>
+              <w:spacing w:before="0" w:after="0" w:line="252" w:lineRule="auto"/>
+              <w:jc w:val="center"/>
+            </w:pPr>
+            <w:r>
+              <w:rPr>
+                <w:rFonts w:ascii="맑은 고딕" w:hAnsi="맑은 고딕" w:eastAsia="맑은 고딕"/>
+                <w:b w:val="0"/>
+                <w:color w:val="13203F"/>
+                <w:sz w:val="16"/>
+              </w:rPr>
+              <w:t>1</w:t>
+            </w:r>
+          </w:p>
+        </w:tc>
+        <w:tc>
+          <w:tcPr>
+            <w:tcW w:type="dxa" w:w="759"/>
+          </w:tcPr>
+          <w:p>
+            <w:pPr>
+              <w:spacing w:before="0" w:after="0" w:line="252" w:lineRule="auto"/>
+              <w:jc w:val="right"/>
+            </w:pPr>
+            <w:r>
+              <w:rPr>
+                <w:rFonts w:ascii="맑은 고딕" w:hAnsi="맑은 고딕" w:eastAsia="맑은 고딕"/>
+                <w:b w:val="0"/>
+                <w:color w:val="13203F"/>
+                <w:sz w:val="16"/>
+              </w:rPr>
+              <w:t>0.4</w:t>
+            </w:r>
+          </w:p>
+        </w:tc>
+        <w:tc>
+          <w:tcPr>
+            <w:tcW w:type="dxa" w:w="887"/>
+          </w:tcPr>
+          <w:p>
+            <w:pPr>
+              <w:spacing w:before="0" w:after="0" w:line="252" w:lineRule="auto"/>
+              <w:jc w:val="right"/>
+            </w:pPr>
+            <w:r>
+              <w:rPr>
+                <w:rFonts w:ascii="맑은 고딕" w:hAnsi="맑은 고딕" w:eastAsia="맑은 고딕"/>
+                <w:b w:val="0"/>
+                <w:color w:val="13203F"/>
+                <w:sz w:val="16"/>
+              </w:rPr>
+              <w:t>0.4</w:t>
+            </w:r>
+          </w:p>
+        </w:tc>
+        <w:tc>
+          <w:tcPr>
+            <w:tcW w:type="dxa" w:w="18365"/>
+          </w:tcPr>
+          <w:p>
+            <w:pPr>
+              <w:spacing w:before="0" w:after="0" w:line="252" w:lineRule="auto"/>
+            </w:pPr>
+            <w:r>
+              <w:rPr>
+                <w:rFonts w:ascii="맑은 고딕" w:hAnsi="맑은 고딕" w:eastAsia="맑은 고딕"/>
+                <w:b w:val="0"/>
+                <w:color w:val="56637F"/>
+                <w:sz w:val="16"/>
+              </w:rPr>
+              <w:t>(추정)</w:t>
+            </w:r>
+          </w:p>
+        </w:tc>
+      </w:tr>
+      <w:tr>
+        <w:trPr>
+          <w:cantSplit/>
+        </w:trPr>
+        <w:tc>
+          <w:tcPr>
+            <w:tcW w:type="dxa" w:w="1949"/>
+          </w:tcPr>
+          <w:p>
+            <w:pPr>
+              <w:keepNext/>
+              <w:spacing w:before="0" w:after="0" w:line="252" w:lineRule="auto"/>
+            </w:pPr>
+            <w:r>
+              <w:rPr>
+                <w:rFonts w:ascii="맑은 고딕" w:hAnsi="맑은 고딕" w:eastAsia="맑은 고딕"/>
+                <w:b/>
+                <w:color w:val="13203F"/>
+                <w:sz w:val="16"/>
+              </w:rPr>
+              <w:t>네트워크·보안·시간동기</w:t>
+            </w:r>
+          </w:p>
+        </w:tc>
+        <w:tc>
+          <w:tcPr>
+            <w:tcW w:type="dxa" w:w="490"/>
+          </w:tcPr>
+          <w:p>
+            <w:pPr>
+              <w:keepNext/>
+              <w:spacing w:before="0" w:after="0" w:line="252" w:lineRule="auto"/>
+              <w:jc w:val="center"/>
+            </w:pPr>
+            <w:r>
+              <w:rPr>
+                <w:rFonts w:ascii="맑은 고딕" w:hAnsi="맑은 고딕" w:eastAsia="맑은 고딕"/>
+                <w:b w:val="0"/>
+                <w:color w:val="13203F"/>
+                <w:sz w:val="16"/>
+              </w:rPr>
+              <w:t>1</w:t>
+            </w:r>
+          </w:p>
+        </w:tc>
+        <w:tc>
+          <w:tcPr>
+            <w:tcW w:type="dxa" w:w="759"/>
+          </w:tcPr>
+          <w:p>
+            <w:pPr>
+              <w:keepNext/>
+              <w:spacing w:before="0" w:after="0" w:line="252" w:lineRule="auto"/>
+              <w:jc w:val="right"/>
+            </w:pPr>
+            <w:r>
+              <w:rPr>
+                <w:rFonts w:ascii="맑은 고딕" w:hAnsi="맑은 고딕" w:eastAsia="맑은 고딕"/>
+                <w:b w:val="0"/>
+                <w:color w:val="13203F"/>
+                <w:sz w:val="16"/>
+              </w:rPr>
+              <w:t>0.8</w:t>
+            </w:r>
+          </w:p>
+        </w:tc>
+        <w:tc>
+          <w:tcPr>
+            <w:tcW w:type="dxa" w:w="887"/>
+          </w:tcPr>
+          <w:p>
+            <w:pPr>
+              <w:keepNext/>
+              <w:spacing w:before="0" w:after="0" w:line="252" w:lineRule="auto"/>
+              <w:jc w:val="right"/>
+            </w:pPr>
+            <w:r>
+              <w:rPr>
+                <w:rFonts w:ascii="맑은 고딕" w:hAnsi="맑은 고딕" w:eastAsia="맑은 고딕"/>
+                <w:b w:val="0"/>
+                <w:color w:val="13203F"/>
+                <w:sz w:val="16"/>
+              </w:rPr>
+              <w:t>0.8</w:t>
+            </w:r>
+          </w:p>
+        </w:tc>
+        <w:tc>
+          <w:tcPr>
+            <w:tcW w:type="dxa" w:w="18365"/>
+          </w:tcPr>
+          <w:p>
+            <w:pPr>
+              <w:keepNext/>
+              <w:spacing w:before="0" w:after="0" w:line="252" w:lineRule="auto"/>
+            </w:pPr>
+            <w:r>
+              <w:rPr>
+                <w:rFonts w:ascii="맑은 고딕" w:hAnsi="맑은 고딕" w:eastAsia="맑은 고딕"/>
+                <w:b w:val="0"/>
+                <w:color w:val="56637F"/>
+                <w:sz w:val="16"/>
+              </w:rPr>
+              <w:t>방화벽 ×2 · 코어 ×2 · 관리·PTP·KVM (추정)</w:t>
+            </w:r>
+          </w:p>
+        </w:tc>
+      </w:tr>
+      <w:tr>
+        <w:trPr>
+          <w:cantSplit/>
+        </w:trPr>
+        <w:tc>
+          <w:tcPr>
+            <w:tcW w:type="dxa" w:w="759"/>
+            <w:gridSpan w:val="3"/>
+            <w:shd w:val="clear" w:color="auto" w:fill="EEF2F9"/>
+          </w:tcPr>
+          <w:p>
+            <w:pPr>
+              <w:keepNext/>
+              <w:spacing w:before="0" w:after="0" w:line="252" w:lineRule="auto"/>
+            </w:pPr>
+            <w:r>
+              <w:rPr>
+                <w:rFonts w:ascii="맑은 고딕" w:hAnsi="맑은 고딕" w:eastAsia="맑은 고딕"/>
+                <w:b/>
+                <w:color w:val="13203F"/>
+                <w:sz w:val="16"/>
+              </w:rPr>
+              <w:t>서버실 IT 부하</w:t>
+            </w:r>
+          </w:p>
+        </w:tc>
+        <w:tc>
+          <w:tcPr>
+            <w:tcW w:type="dxa" w:w="887"/>
+            <w:shd w:val="clear" w:color="auto" w:fill="EEF2F9"/>
+          </w:tcPr>
+          <w:p>
+            <w:pPr>
+              <w:keepNext/>
+              <w:spacing w:before="0" w:after="0" w:line="252" w:lineRule="auto"/>
+              <w:jc w:val="right"/>
+            </w:pPr>
+            <w:r>
+              <w:rPr>
+                <w:rFonts w:ascii="맑은 고딕" w:hAnsi="맑은 고딕" w:eastAsia="맑은 고딕"/>
+                <w:b/>
+                <w:color w:val="13203F"/>
+                <w:sz w:val="16"/>
+              </w:rPr>
+              <w:t>9.0 kW</w:t>
+            </w:r>
+          </w:p>
+        </w:tc>
+        <w:tc>
+          <w:tcPr>
+            <w:tcW w:type="dxa" w:w="18365"/>
+            <w:shd w:val="clear" w:color="auto" w:fill="EEF2F9"/>
+          </w:tcPr>
+          <w:p>
+            <w:pPr>
+              <w:keepNext/>
+              <w:spacing w:before="0" w:after="0" w:line="252" w:lineRule="auto"/>
+            </w:pPr>
+          </w:p>
+        </w:tc>
+      </w:tr>
+      <w:tr>
+        <w:trPr>
+          <w:cantSplit/>
+        </w:trPr>
+        <w:tc>
+          <w:tcPr>
+            <w:tcW w:type="dxa" w:w="759"/>
+            <w:gridSpan w:val="3"/>
+            <w:shd w:val="clear" w:color="auto" w:fill="EEF2F9"/>
+          </w:tcPr>
+          <w:p>
+            <w:pPr>
+              <w:keepNext/>
+              <w:spacing w:before="0" w:after="0" w:line="252" w:lineRule="auto"/>
+            </w:pPr>
+            <w:r>
+              <w:rPr>
+                <w:rFonts w:ascii="맑은 고딕" w:hAnsi="맑은 고딕" w:eastAsia="맑은 고딕"/>
+                <w:b/>
+                <w:color w:val="13203F"/>
+                <w:sz w:val="16"/>
+              </w:rPr>
+              <w:t>UPS (부하율 80%)</w:t>
+            </w:r>
+          </w:p>
+        </w:tc>
+        <w:tc>
+          <w:tcPr>
+            <w:tcW w:type="dxa" w:w="887"/>
+            <w:shd w:val="clear" w:color="auto" w:fill="EEF2F9"/>
+          </w:tcPr>
+          <w:p>
+            <w:pPr>
+              <w:keepNext/>
+              <w:spacing w:before="0" w:after="0" w:line="252" w:lineRule="auto"/>
+              <w:jc w:val="right"/>
+            </w:pPr>
+            <w:r>
+              <w:rPr>
+                <w:rFonts w:ascii="맑은 고딕" w:hAnsi="맑은 고딕" w:eastAsia="맑은 고딕"/>
+                <w:b/>
+                <w:color w:val="13203F"/>
+                <w:sz w:val="16"/>
+              </w:rPr>
+              <w:t>11.2 kW↑</w:t>
+            </w:r>
+          </w:p>
+        </w:tc>
+        <w:tc>
+          <w:tcPr>
+            <w:tcW w:type="dxa" w:w="18365"/>
+            <w:shd w:val="clear" w:color="auto" w:fill="EEF2F9"/>
+          </w:tcPr>
+          <w:p>
+            <w:pPr>
+              <w:keepNext/>
+              <w:spacing w:before="0" w:after="0" w:line="252" w:lineRule="auto"/>
+            </w:pPr>
+            <w:r>
+              <w:rPr>
+                <w:rFonts w:ascii="맑은 고딕" w:hAnsi="맑은 고딕" w:eastAsia="맑은 고딕"/>
+                <w:b/>
+                <w:color w:val="13203F"/>
+                <w:sz w:val="16"/>
+              </w:rPr>
+              <w:t>15kVA급 이상 권장 — 견적서 UPS 용량 미기재</w:t>
+            </w:r>
+          </w:p>
+        </w:tc>
+      </w:tr>
+      <w:tr>
+        <w:trPr>
+          <w:cantSplit/>
+        </w:trPr>
+        <w:tc>
+          <w:tcPr>
+            <w:tcW w:type="dxa" w:w="759"/>
+            <w:gridSpan w:val="3"/>
+            <w:shd w:val="clear" w:color="auto" w:fill="EEF2F9"/>
+          </w:tcPr>
+          <w:p>
+            <w:pPr>
+              <w:spacing w:before="0" w:after="0" w:line="252" w:lineRule="auto"/>
+            </w:pPr>
+            <w:r>
+              <w:rPr>
+                <w:rFonts w:ascii="맑은 고딕" w:hAnsi="맑은 고딕" w:eastAsia="맑은 고딕"/>
+                <w:b/>
+                <w:color w:val="13203F"/>
+                <w:sz w:val="16"/>
+              </w:rPr>
+              <w:t>냉방 (IT 부하 + 10%)</w:t>
+            </w:r>
+          </w:p>
+        </w:tc>
+        <w:tc>
+          <w:tcPr>
+            <w:tcW w:type="dxa" w:w="887"/>
+            <w:shd w:val="clear" w:color="auto" w:fill="EEF2F9"/>
+          </w:tcPr>
+          <w:p>
+            <w:pPr>
+              <w:spacing w:before="0" w:after="0" w:line="252" w:lineRule="auto"/>
+              <w:jc w:val="right"/>
+            </w:pPr>
+            <w:r>
+              <w:rPr>
+                <w:rFonts w:ascii="맑은 고딕" w:hAnsi="맑은 고딕" w:eastAsia="맑은 고딕"/>
+                <w:b/>
+                <w:color w:val="13203F"/>
+                <w:sz w:val="16"/>
+              </w:rPr>
+              <w:t>9.9 kW</w:t>
+            </w:r>
+          </w:p>
+        </w:tc>
+        <w:tc>
+          <w:tcPr>
+            <w:tcW w:type="dxa" w:w="18365"/>
+            <w:shd w:val="clear" w:color="auto" w:fill="EEF2F9"/>
+          </w:tcPr>
+          <w:p>
+            <w:pPr>
+              <w:spacing w:before="0" w:after="0" w:line="252" w:lineRule="auto"/>
+            </w:pPr>
+            <w:r>
+              <w:rPr>
+                <w:rFonts w:ascii="맑은 고딕" w:hAnsi="맑은 고딕" w:eastAsia="맑은 고딕"/>
+                <w:b/>
+                <w:color w:val="13203F"/>
+                <w:sz w:val="16"/>
+              </w:rPr>
+              <w:t>약 2.8 RT — 항온항습기는 견적에 없음</w:t>
+            </w:r>
+          </w:p>
+        </w:tc>
+      </w:tr>
+    </w:tbl>
+    <w:p>
+      <w:pPr>
+        <w:spacing w:before="0" w:after="80" w:line="240" w:lineRule="auto"/>
+      </w:pPr>
+    </w:p>
+    <w:p>
+      <w:r>
+        <w:br w:type="page"/>
+      </w:r>
+    </w:p>
+    <w:p>
+      <w:pPr>
+        <w:keepNext/>
+        <w:spacing w:before="120" w:after="0" w:line="240" w:lineRule="auto"/>
+      </w:pPr>
+      <w:r>
+        <w:rPr>
+          <w:rFonts w:ascii="맑은 고딕" w:hAnsi="맑은 고딕" w:eastAsia="맑은 고딕"/>
+          <w:b w:val="0"/>
+          <w:color w:val="0090A0"/>
+          <w:sz w:val="16"/>
+        </w:rPr>
+        <w:t>3. 구성품·사양·금액</w:t>
       </w:r>
     </w:p>
     <w:p>
@@ -8949,7 +10594,7 @@
           <w:color w:val="0090A0"/>
           <w:sz w:val="16"/>
         </w:rPr>
-        <w:t>3. 중장위 심의 준비 지침 점검</w:t>
+        <w:t>4. 중장위 심의 준비 지침 점검</w:t>
       </w:r>
     </w:p>
     <w:p>

--- a/docs/ocs_sim_adaptive.docx
+++ b/docs/ocs_sim_adaptive.docx
@@ -3082,15 +3082,15 @@
         </w:tblCellMar>
       </w:tblPr>
       <w:tblGrid>
-        <w:gridCol w:w="562"/>
-        <w:gridCol w:w="3198"/>
-        <w:gridCol w:w="7702"/>
+        <w:gridCol w:w="719"/>
+        <w:gridCol w:w="3171"/>
+        <w:gridCol w:w="7637"/>
         <w:gridCol w:w="450"/>
         <w:gridCol w:w="450"/>
         <w:gridCol w:w="719"/>
         <w:gridCol w:w="719"/>
         <w:gridCol w:w="949"/>
-        <w:gridCol w:w="7702"/>
+        <w:gridCol w:w="7637"/>
         <w:gridCol w:w="0"/>
         <w:gridCol w:w="0"/>
       </w:tblGrid>
@@ -3101,7 +3101,7 @@
         </w:trPr>
         <w:tc>
           <w:tcPr>
-            <w:tcW w:type="dxa" w:w="562"/>
+            <w:tcW w:type="dxa" w:w="719"/>
             <w:shd w:val="clear" w:color="auto" w:fill="10214B"/>
           </w:tcPr>
           <w:p>
@@ -3121,7 +3121,7 @@
         </w:tc>
         <w:tc>
           <w:tcPr>
-            <w:tcW w:type="dxa" w:w="3198"/>
+            <w:tcW w:type="dxa" w:w="3171"/>
             <w:shd w:val="clear" w:color="auto" w:fill="10214B"/>
           </w:tcPr>
           <w:p>
@@ -3141,7 +3141,7 @@
         </w:tc>
         <w:tc>
           <w:tcPr>
-            <w:tcW w:type="dxa" w:w="7702"/>
+            <w:tcW w:type="dxa" w:w="7637"/>
             <w:shd w:val="clear" w:color="auto" w:fill="10214B"/>
           </w:tcPr>
           <w:p>
@@ -3264,7 +3264,7 @@
         </w:tc>
         <w:tc>
           <w:tcPr>
-            <w:tcW w:type="dxa" w:w="7702"/>
+            <w:tcW w:type="dxa" w:w="7637"/>
             <w:shd w:val="clear" w:color="auto" w:fill="10214B"/>
           </w:tcPr>
           <w:p>
@@ -3369,7 +3369,7 @@
         </w:trPr>
         <w:tc>
           <w:tcPr>
-            <w:tcW w:type="dxa" w:w="562"/>
+            <w:tcW w:type="dxa" w:w="719"/>
           </w:tcPr>
           <w:p>
             <w:pPr>
@@ -3388,7 +3388,7 @@
         </w:tc>
         <w:tc>
           <w:tcPr>
-            <w:tcW w:type="dxa" w:w="3198"/>
+            <w:tcW w:type="dxa" w:w="3171"/>
           </w:tcPr>
           <w:p>
             <w:pPr>
@@ -3407,7 +3407,7 @@
         </w:tc>
         <w:tc>
           <w:tcPr>
-            <w:tcW w:type="dxa" w:w="7702"/>
+            <w:tcW w:type="dxa" w:w="7637"/>
           </w:tcPr>
           <w:p>
             <w:pPr>
@@ -3526,7 +3526,7 @@
         </w:tc>
         <w:tc>
           <w:tcPr>
-            <w:tcW w:type="dxa" w:w="7702"/>
+            <w:tcW w:type="dxa" w:w="7637"/>
           </w:tcPr>
           <w:p>
             <w:pPr>
@@ -3562,19 +3562,19 @@
         </w:trPr>
         <w:tc>
           <w:tcPr>
-            <w:tcW w:type="dxa" w:w="562"/>
+            <w:tcW w:type="dxa" w:w="719"/>
           </w:tcPr>
           <w:p/>
         </w:tc>
         <w:tc>
           <w:tcPr>
-            <w:tcW w:type="dxa" w:w="3198"/>
+            <w:tcW w:type="dxa" w:w="3171"/>
           </w:tcPr>
           <w:p/>
         </w:tc>
         <w:tc>
           <w:tcPr>
-            <w:tcW w:type="dxa" w:w="7702"/>
+            <w:tcW w:type="dxa" w:w="7637"/>
           </w:tcPr>
           <w:p/>
         </w:tc>
@@ -3610,7 +3610,7 @@
         </w:tc>
         <w:tc>
           <w:tcPr>
-            <w:tcW w:type="dxa" w:w="7702"/>
+            <w:tcW w:type="dxa" w:w="7637"/>
           </w:tcPr>
           <w:p/>
         </w:tc>
@@ -3633,7 +3633,7 @@
         </w:trPr>
         <w:tc>
           <w:tcPr>
-            <w:tcW w:type="dxa" w:w="562"/>
+            <w:tcW w:type="dxa" w:w="719"/>
           </w:tcPr>
           <w:p>
             <w:pPr>
@@ -3652,7 +3652,7 @@
         </w:tc>
         <w:tc>
           <w:tcPr>
-            <w:tcW w:type="dxa" w:w="3198"/>
+            <w:tcW w:type="dxa" w:w="3171"/>
           </w:tcPr>
           <w:p>
             <w:pPr>
@@ -3678,7 +3678,7 @@
         </w:tc>
         <w:tc>
           <w:tcPr>
-            <w:tcW w:type="dxa" w:w="7702"/>
+            <w:tcW w:type="dxa" w:w="7637"/>
           </w:tcPr>
           <w:p>
             <w:pPr>
@@ -3797,7 +3797,7 @@
         </w:tc>
         <w:tc>
           <w:tcPr>
-            <w:tcW w:type="dxa" w:w="7702"/>
+            <w:tcW w:type="dxa" w:w="7637"/>
           </w:tcPr>
           <w:p>
             <w:pPr>
@@ -3833,7 +3833,7 @@
         </w:trPr>
         <w:tc>
           <w:tcPr>
-            <w:tcW w:type="dxa" w:w="562"/>
+            <w:tcW w:type="dxa" w:w="719"/>
           </w:tcPr>
           <w:p>
             <w:pPr>
@@ -3852,7 +3852,7 @@
         </w:tc>
         <w:tc>
           <w:tcPr>
-            <w:tcW w:type="dxa" w:w="3198"/>
+            <w:tcW w:type="dxa" w:w="3171"/>
           </w:tcPr>
           <w:p>
             <w:pPr>
@@ -3871,7 +3871,7 @@
         </w:tc>
         <w:tc>
           <w:tcPr>
-            <w:tcW w:type="dxa" w:w="7702"/>
+            <w:tcW w:type="dxa" w:w="7637"/>
           </w:tcPr>
           <w:p>
             <w:pPr>
@@ -3990,7 +3990,7 @@
         </w:tc>
         <w:tc>
           <w:tcPr>
-            <w:tcW w:type="dxa" w:w="7702"/>
+            <w:tcW w:type="dxa" w:w="7637"/>
           </w:tcPr>
           <w:p>
             <w:pPr>
@@ -4026,7 +4026,7 @@
         </w:trPr>
         <w:tc>
           <w:tcPr>
-            <w:tcW w:type="dxa" w:w="562"/>
+            <w:tcW w:type="dxa" w:w="719"/>
           </w:tcPr>
           <w:p>
             <w:pPr>
@@ -4045,7 +4045,7 @@
         </w:tc>
         <w:tc>
           <w:tcPr>
-            <w:tcW w:type="dxa" w:w="3198"/>
+            <w:tcW w:type="dxa" w:w="3171"/>
           </w:tcPr>
           <w:p>
             <w:pPr>
@@ -4064,7 +4064,7 @@
         </w:tc>
         <w:tc>
           <w:tcPr>
-            <w:tcW w:type="dxa" w:w="7702"/>
+            <w:tcW w:type="dxa" w:w="7637"/>
           </w:tcPr>
           <w:p>
             <w:pPr>
@@ -4183,7 +4183,7 @@
         </w:tc>
         <w:tc>
           <w:tcPr>
-            <w:tcW w:type="dxa" w:w="7702"/>
+            <w:tcW w:type="dxa" w:w="7637"/>
           </w:tcPr>
           <w:p>
             <w:pPr>
@@ -4219,7 +4219,7 @@
         </w:trPr>
         <w:tc>
           <w:tcPr>
-            <w:tcW w:type="dxa" w:w="562"/>
+            <w:tcW w:type="dxa" w:w="719"/>
           </w:tcPr>
           <w:p>
             <w:pPr>
@@ -4238,7 +4238,7 @@
         </w:tc>
         <w:tc>
           <w:tcPr>
-            <w:tcW w:type="dxa" w:w="3198"/>
+            <w:tcW w:type="dxa" w:w="3171"/>
           </w:tcPr>
           <w:p>
             <w:pPr>
@@ -4257,7 +4257,7 @@
         </w:tc>
         <w:tc>
           <w:tcPr>
-            <w:tcW w:type="dxa" w:w="7702"/>
+            <w:tcW w:type="dxa" w:w="7637"/>
           </w:tcPr>
           <w:p>
             <w:pPr>
@@ -4376,7 +4376,7 @@
         </w:tc>
         <w:tc>
           <w:tcPr>
-            <w:tcW w:type="dxa" w:w="7702"/>
+            <w:tcW w:type="dxa" w:w="7637"/>
           </w:tcPr>
           <w:p>
             <w:pPr>
@@ -4412,7 +4412,7 @@
         </w:trPr>
         <w:tc>
           <w:tcPr>
-            <w:tcW w:type="dxa" w:w="562"/>
+            <w:tcW w:type="dxa" w:w="719"/>
           </w:tcPr>
           <w:p>
             <w:pPr>
@@ -4431,7 +4431,7 @@
         </w:tc>
         <w:tc>
           <w:tcPr>
-            <w:tcW w:type="dxa" w:w="3198"/>
+            <w:tcW w:type="dxa" w:w="3171"/>
           </w:tcPr>
           <w:p>
             <w:pPr>
@@ -4450,7 +4450,7 @@
         </w:tc>
         <w:tc>
           <w:tcPr>
-            <w:tcW w:type="dxa" w:w="7702"/>
+            <w:tcW w:type="dxa" w:w="7637"/>
           </w:tcPr>
           <w:p>
             <w:pPr>
@@ -4569,7 +4569,7 @@
         </w:tc>
         <w:tc>
           <w:tcPr>
-            <w:tcW w:type="dxa" w:w="7702"/>
+            <w:tcW w:type="dxa" w:w="7637"/>
           </w:tcPr>
           <w:p>
             <w:pPr>
@@ -4605,7 +4605,7 @@
         </w:trPr>
         <w:tc>
           <w:tcPr>
-            <w:tcW w:type="dxa" w:w="562"/>
+            <w:tcW w:type="dxa" w:w="719"/>
           </w:tcPr>
           <w:p>
             <w:pPr>
@@ -4624,7 +4624,7 @@
         </w:tc>
         <w:tc>
           <w:tcPr>
-            <w:tcW w:type="dxa" w:w="3198"/>
+            <w:tcW w:type="dxa" w:w="3171"/>
           </w:tcPr>
           <w:p>
             <w:pPr>
@@ -4643,7 +4643,7 @@
         </w:tc>
         <w:tc>
           <w:tcPr>
-            <w:tcW w:type="dxa" w:w="7702"/>
+            <w:tcW w:type="dxa" w:w="7637"/>
           </w:tcPr>
           <w:p>
             <w:pPr>
@@ -4762,7 +4762,7 @@
         </w:tc>
         <w:tc>
           <w:tcPr>
-            <w:tcW w:type="dxa" w:w="7702"/>
+            <w:tcW w:type="dxa" w:w="7637"/>
           </w:tcPr>
           <w:p>
             <w:pPr>
@@ -4798,7 +4798,7 @@
         </w:trPr>
         <w:tc>
           <w:tcPr>
-            <w:tcW w:type="dxa" w:w="562"/>
+            <w:tcW w:type="dxa" w:w="719"/>
           </w:tcPr>
           <w:p>
             <w:pPr>
@@ -4817,7 +4817,7 @@
         </w:tc>
         <w:tc>
           <w:tcPr>
-            <w:tcW w:type="dxa" w:w="3198"/>
+            <w:tcW w:type="dxa" w:w="3171"/>
           </w:tcPr>
           <w:p>
             <w:pPr>
@@ -4836,7 +4836,7 @@
         </w:tc>
         <w:tc>
           <w:tcPr>
-            <w:tcW w:type="dxa" w:w="7702"/>
+            <w:tcW w:type="dxa" w:w="7637"/>
           </w:tcPr>
           <w:p>
             <w:pPr>
@@ -4955,7 +4955,7 @@
         </w:tc>
         <w:tc>
           <w:tcPr>
-            <w:tcW w:type="dxa" w:w="7702"/>
+            <w:tcW w:type="dxa" w:w="7637"/>
           </w:tcPr>
           <w:p>
             <w:pPr>
@@ -4991,7 +4991,7 @@
         </w:trPr>
         <w:tc>
           <w:tcPr>
-            <w:tcW w:type="dxa" w:w="562"/>
+            <w:tcW w:type="dxa" w:w="719"/>
           </w:tcPr>
           <w:p>
             <w:pPr>
@@ -5010,7 +5010,7 @@
         </w:tc>
         <w:tc>
           <w:tcPr>
-            <w:tcW w:type="dxa" w:w="3198"/>
+            <w:tcW w:type="dxa" w:w="3171"/>
           </w:tcPr>
           <w:p>
             <w:pPr>
@@ -5029,7 +5029,7 @@
         </w:tc>
         <w:tc>
           <w:tcPr>
-            <w:tcW w:type="dxa" w:w="7702"/>
+            <w:tcW w:type="dxa" w:w="7637"/>
           </w:tcPr>
           <w:p>
             <w:pPr>
@@ -5148,7 +5148,7 @@
         </w:tc>
         <w:tc>
           <w:tcPr>
-            <w:tcW w:type="dxa" w:w="7702"/>
+            <w:tcW w:type="dxa" w:w="7637"/>
           </w:tcPr>
           <w:p>
             <w:pPr>
@@ -5184,7 +5184,7 @@
         </w:trPr>
         <w:tc>
           <w:tcPr>
-            <w:tcW w:type="dxa" w:w="562"/>
+            <w:tcW w:type="dxa" w:w="719"/>
           </w:tcPr>
           <w:p>
             <w:pPr>
@@ -5203,7 +5203,7 @@
         </w:tc>
         <w:tc>
           <w:tcPr>
-            <w:tcW w:type="dxa" w:w="3198"/>
+            <w:tcW w:type="dxa" w:w="3171"/>
           </w:tcPr>
           <w:p>
             <w:pPr>
@@ -5222,7 +5222,7 @@
         </w:tc>
         <w:tc>
           <w:tcPr>
-            <w:tcW w:type="dxa" w:w="7702"/>
+            <w:tcW w:type="dxa" w:w="7637"/>
           </w:tcPr>
           <w:p>
             <w:pPr>
@@ -5341,7 +5341,7 @@
         </w:tc>
         <w:tc>
           <w:tcPr>
-            <w:tcW w:type="dxa" w:w="7702"/>
+            <w:tcW w:type="dxa" w:w="7637"/>
           </w:tcPr>
           <w:p>
             <w:pPr>
@@ -5377,7 +5377,7 @@
         </w:trPr>
         <w:tc>
           <w:tcPr>
-            <w:tcW w:type="dxa" w:w="562"/>
+            <w:tcW w:type="dxa" w:w="719"/>
           </w:tcPr>
           <w:p>
             <w:pPr>
@@ -5396,7 +5396,7 @@
         </w:tc>
         <w:tc>
           <w:tcPr>
-            <w:tcW w:type="dxa" w:w="3198"/>
+            <w:tcW w:type="dxa" w:w="3171"/>
           </w:tcPr>
           <w:p>
             <w:pPr>
@@ -5415,7 +5415,7 @@
         </w:tc>
         <w:tc>
           <w:tcPr>
-            <w:tcW w:type="dxa" w:w="7702"/>
+            <w:tcW w:type="dxa" w:w="7637"/>
           </w:tcPr>
           <w:p>
             <w:pPr>
@@ -5534,7 +5534,7 @@
         </w:tc>
         <w:tc>
           <w:tcPr>
-            <w:tcW w:type="dxa" w:w="7702"/>
+            <w:tcW w:type="dxa" w:w="7637"/>
           </w:tcPr>
           <w:p>
             <w:pPr>
@@ -5570,7 +5570,7 @@
         </w:trPr>
         <w:tc>
           <w:tcPr>
-            <w:tcW w:type="dxa" w:w="562"/>
+            <w:tcW w:type="dxa" w:w="719"/>
           </w:tcPr>
           <w:p>
             <w:pPr>
@@ -5589,7 +5589,7 @@
         </w:tc>
         <w:tc>
           <w:tcPr>
-            <w:tcW w:type="dxa" w:w="3198"/>
+            <w:tcW w:type="dxa" w:w="3171"/>
           </w:tcPr>
           <w:p>
             <w:pPr>
@@ -5608,7 +5608,7 @@
         </w:tc>
         <w:tc>
           <w:tcPr>
-            <w:tcW w:type="dxa" w:w="7702"/>
+            <w:tcW w:type="dxa" w:w="7637"/>
           </w:tcPr>
           <w:p>
             <w:pPr>
@@ -5727,7 +5727,7 @@
         </w:tc>
         <w:tc>
           <w:tcPr>
-            <w:tcW w:type="dxa" w:w="7702"/>
+            <w:tcW w:type="dxa" w:w="7637"/>
           </w:tcPr>
           <w:p>
             <w:pPr>
@@ -5763,7 +5763,7 @@
         </w:trPr>
         <w:tc>
           <w:tcPr>
-            <w:tcW w:type="dxa" w:w="562"/>
+            <w:tcW w:type="dxa" w:w="719"/>
           </w:tcPr>
           <w:p>
             <w:pPr>
@@ -5782,7 +5782,7 @@
         </w:tc>
         <w:tc>
           <w:tcPr>
-            <w:tcW w:type="dxa" w:w="3198"/>
+            <w:tcW w:type="dxa" w:w="3171"/>
           </w:tcPr>
           <w:p>
             <w:pPr>
@@ -5801,7 +5801,7 @@
         </w:tc>
         <w:tc>
           <w:tcPr>
-            <w:tcW w:type="dxa" w:w="7702"/>
+            <w:tcW w:type="dxa" w:w="7637"/>
           </w:tcPr>
           <w:p>
             <w:pPr>
@@ -5920,7 +5920,7 @@
         </w:tc>
         <w:tc>
           <w:tcPr>
-            <w:tcW w:type="dxa" w:w="7702"/>
+            <w:tcW w:type="dxa" w:w="7637"/>
           </w:tcPr>
           <w:p>
             <w:pPr>
@@ -6015,19 +6015,19 @@
         </w:trPr>
         <w:tc>
           <w:tcPr>
-            <w:tcW w:type="dxa" w:w="562"/>
+            <w:tcW w:type="dxa" w:w="719"/>
           </w:tcPr>
           <w:p/>
         </w:tc>
         <w:tc>
           <w:tcPr>
-            <w:tcW w:type="dxa" w:w="3198"/>
+            <w:tcW w:type="dxa" w:w="3171"/>
           </w:tcPr>
           <w:p/>
         </w:tc>
         <w:tc>
           <w:tcPr>
-            <w:tcW w:type="dxa" w:w="7702"/>
+            <w:tcW w:type="dxa" w:w="7637"/>
           </w:tcPr>
           <w:p/>
         </w:tc>
@@ -6063,7 +6063,7 @@
         </w:tc>
         <w:tc>
           <w:tcPr>
-            <w:tcW w:type="dxa" w:w="7702"/>
+            <w:tcW w:type="dxa" w:w="7637"/>
           </w:tcPr>
           <w:p/>
         </w:tc>
@@ -6086,7 +6086,7 @@
         </w:trPr>
         <w:tc>
           <w:tcPr>
-            <w:tcW w:type="dxa" w:w="562"/>
+            <w:tcW w:type="dxa" w:w="719"/>
           </w:tcPr>
           <w:p>
             <w:pPr>
@@ -6105,7 +6105,7 @@
         </w:tc>
         <w:tc>
           <w:tcPr>
-            <w:tcW w:type="dxa" w:w="3198"/>
+            <w:tcW w:type="dxa" w:w="3171"/>
           </w:tcPr>
           <w:p>
             <w:pPr>
@@ -6124,7 +6124,7 @@
         </w:tc>
         <w:tc>
           <w:tcPr>
-            <w:tcW w:type="dxa" w:w="7702"/>
+            <w:tcW w:type="dxa" w:w="7637"/>
           </w:tcPr>
           <w:p>
             <w:pPr>
@@ -6243,7 +6243,7 @@
         </w:tc>
         <w:tc>
           <w:tcPr>
-            <w:tcW w:type="dxa" w:w="7702"/>
+            <w:tcW w:type="dxa" w:w="7637"/>
           </w:tcPr>
           <w:p>
             <w:pPr>
@@ -6279,19 +6279,19 @@
         </w:trPr>
         <w:tc>
           <w:tcPr>
-            <w:tcW w:type="dxa" w:w="562"/>
+            <w:tcW w:type="dxa" w:w="719"/>
           </w:tcPr>
           <w:p/>
         </w:tc>
         <w:tc>
           <w:tcPr>
-            <w:tcW w:type="dxa" w:w="3198"/>
+            <w:tcW w:type="dxa" w:w="3171"/>
           </w:tcPr>
           <w:p/>
         </w:tc>
         <w:tc>
           <w:tcPr>
-            <w:tcW w:type="dxa" w:w="7702"/>
+            <w:tcW w:type="dxa" w:w="7637"/>
           </w:tcPr>
           <w:p/>
         </w:tc>
@@ -6327,7 +6327,7 @@
         </w:tc>
         <w:tc>
           <w:tcPr>
-            <w:tcW w:type="dxa" w:w="7702"/>
+            <w:tcW w:type="dxa" w:w="7637"/>
           </w:tcPr>
           <w:p/>
         </w:tc>
@@ -6350,7 +6350,7 @@
         </w:trPr>
         <w:tc>
           <w:tcPr>
-            <w:tcW w:type="dxa" w:w="562"/>
+            <w:tcW w:type="dxa" w:w="719"/>
           </w:tcPr>
           <w:p>
             <w:pPr>
@@ -6369,7 +6369,7 @@
         </w:tc>
         <w:tc>
           <w:tcPr>
-            <w:tcW w:type="dxa" w:w="3198"/>
+            <w:tcW w:type="dxa" w:w="3171"/>
           </w:tcPr>
           <w:p>
             <w:pPr>
@@ -6388,7 +6388,7 @@
         </w:tc>
         <w:tc>
           <w:tcPr>
-            <w:tcW w:type="dxa" w:w="7702"/>
+            <w:tcW w:type="dxa" w:w="7637"/>
           </w:tcPr>
           <w:p>
             <w:pPr>
@@ -6507,7 +6507,7 @@
         </w:tc>
         <w:tc>
           <w:tcPr>
-            <w:tcW w:type="dxa" w:w="7702"/>
+            <w:tcW w:type="dxa" w:w="7637"/>
           </w:tcPr>
           <w:p>
             <w:pPr>
@@ -6543,19 +6543,19 @@
         </w:trPr>
         <w:tc>
           <w:tcPr>
-            <w:tcW w:type="dxa" w:w="562"/>
+            <w:tcW w:type="dxa" w:w="719"/>
           </w:tcPr>
           <w:p/>
         </w:tc>
         <w:tc>
           <w:tcPr>
-            <w:tcW w:type="dxa" w:w="3198"/>
+            <w:tcW w:type="dxa" w:w="3171"/>
           </w:tcPr>
           <w:p/>
         </w:tc>
         <w:tc>
           <w:tcPr>
-            <w:tcW w:type="dxa" w:w="7702"/>
+            <w:tcW w:type="dxa" w:w="7637"/>
           </w:tcPr>
           <w:p/>
         </w:tc>
@@ -6591,7 +6591,7 @@
         </w:tc>
         <w:tc>
           <w:tcPr>
-            <w:tcW w:type="dxa" w:w="7702"/>
+            <w:tcW w:type="dxa" w:w="7637"/>
           </w:tcPr>
           <w:p/>
         </w:tc>
@@ -6614,7 +6614,7 @@
         </w:trPr>
         <w:tc>
           <w:tcPr>
-            <w:tcW w:type="dxa" w:w="562"/>
+            <w:tcW w:type="dxa" w:w="719"/>
           </w:tcPr>
           <w:p>
             <w:pPr>
@@ -6633,7 +6633,7 @@
         </w:tc>
         <w:tc>
           <w:tcPr>
-            <w:tcW w:type="dxa" w:w="3198"/>
+            <w:tcW w:type="dxa" w:w="3171"/>
           </w:tcPr>
           <w:p>
             <w:pPr>
@@ -6659,7 +6659,7 @@
         </w:tc>
         <w:tc>
           <w:tcPr>
-            <w:tcW w:type="dxa" w:w="7702"/>
+            <w:tcW w:type="dxa" w:w="7637"/>
           </w:tcPr>
           <w:p>
             <w:pPr>
@@ -6778,7 +6778,7 @@
         </w:tc>
         <w:tc>
           <w:tcPr>
-            <w:tcW w:type="dxa" w:w="7702"/>
+            <w:tcW w:type="dxa" w:w="7637"/>
           </w:tcPr>
           <w:p>
             <w:pPr>
@@ -6814,19 +6814,19 @@
         </w:trPr>
         <w:tc>
           <w:tcPr>
-            <w:tcW w:type="dxa" w:w="562"/>
+            <w:tcW w:type="dxa" w:w="719"/>
           </w:tcPr>
           <w:p/>
         </w:tc>
         <w:tc>
           <w:tcPr>
-            <w:tcW w:type="dxa" w:w="3198"/>
+            <w:tcW w:type="dxa" w:w="3171"/>
           </w:tcPr>
           <w:p/>
         </w:tc>
         <w:tc>
           <w:tcPr>
-            <w:tcW w:type="dxa" w:w="7702"/>
+            <w:tcW w:type="dxa" w:w="7637"/>
           </w:tcPr>
           <w:p/>
         </w:tc>
@@ -6862,7 +6862,7 @@
         </w:tc>
         <w:tc>
           <w:tcPr>
-            <w:tcW w:type="dxa" w:w="7702"/>
+            <w:tcW w:type="dxa" w:w="7637"/>
           </w:tcPr>
           <w:p/>
         </w:tc>
@@ -6885,7 +6885,7 @@
         </w:trPr>
         <w:tc>
           <w:tcPr>
-            <w:tcW w:type="dxa" w:w="562"/>
+            <w:tcW w:type="dxa" w:w="719"/>
           </w:tcPr>
           <w:p>
             <w:pPr>
@@ -6904,7 +6904,7 @@
         </w:tc>
         <w:tc>
           <w:tcPr>
-            <w:tcW w:type="dxa" w:w="3198"/>
+            <w:tcW w:type="dxa" w:w="3171"/>
           </w:tcPr>
           <w:p>
             <w:pPr>
@@ -6923,7 +6923,7 @@
         </w:tc>
         <w:tc>
           <w:tcPr>
-            <w:tcW w:type="dxa" w:w="7702"/>
+            <w:tcW w:type="dxa" w:w="7637"/>
           </w:tcPr>
           <w:p>
             <w:pPr>
@@ -7042,7 +7042,7 @@
         </w:tc>
         <w:tc>
           <w:tcPr>
-            <w:tcW w:type="dxa" w:w="7702"/>
+            <w:tcW w:type="dxa" w:w="7637"/>
           </w:tcPr>
           <w:p>
             <w:pPr>
@@ -7078,7 +7078,7 @@
         </w:trPr>
         <w:tc>
           <w:tcPr>
-            <w:tcW w:type="dxa" w:w="562"/>
+            <w:tcW w:type="dxa" w:w="719"/>
           </w:tcPr>
           <w:p>
             <w:pPr>
@@ -7097,7 +7097,7 @@
         </w:tc>
         <w:tc>
           <w:tcPr>
-            <w:tcW w:type="dxa" w:w="3198"/>
+            <w:tcW w:type="dxa" w:w="3171"/>
           </w:tcPr>
           <w:p>
             <w:pPr>
@@ -7123,7 +7123,7 @@
         </w:tc>
         <w:tc>
           <w:tcPr>
-            <w:tcW w:type="dxa" w:w="7702"/>
+            <w:tcW w:type="dxa" w:w="7637"/>
           </w:tcPr>
           <w:p>
             <w:pPr>
@@ -7242,7 +7242,7 @@
         </w:tc>
         <w:tc>
           <w:tcPr>
-            <w:tcW w:type="dxa" w:w="7702"/>
+            <w:tcW w:type="dxa" w:w="7637"/>
           </w:tcPr>
           <w:p>
             <w:pPr>
@@ -7337,7 +7337,7 @@
         </w:trPr>
         <w:tc>
           <w:tcPr>
-            <w:tcW w:type="dxa" w:w="562"/>
+            <w:tcW w:type="dxa" w:w="719"/>
           </w:tcPr>
           <w:p>
             <w:pPr>
@@ -7356,7 +7356,7 @@
         </w:tc>
         <w:tc>
           <w:tcPr>
-            <w:tcW w:type="dxa" w:w="3198"/>
+            <w:tcW w:type="dxa" w:w="3171"/>
           </w:tcPr>
           <w:p>
             <w:pPr>
@@ -7375,7 +7375,7 @@
         </w:tc>
         <w:tc>
           <w:tcPr>
-            <w:tcW w:type="dxa" w:w="7702"/>
+            <w:tcW w:type="dxa" w:w="7637"/>
           </w:tcPr>
           <w:p>
             <w:pPr>
@@ -7494,7 +7494,7 @@
         </w:tc>
         <w:tc>
           <w:tcPr>
-            <w:tcW w:type="dxa" w:w="7702"/>
+            <w:tcW w:type="dxa" w:w="7637"/>
           </w:tcPr>
           <w:p>
             <w:pPr>
@@ -7530,19 +7530,19 @@
         </w:trPr>
         <w:tc>
           <w:tcPr>
-            <w:tcW w:type="dxa" w:w="562"/>
+            <w:tcW w:type="dxa" w:w="719"/>
           </w:tcPr>
           <w:p/>
         </w:tc>
         <w:tc>
           <w:tcPr>
-            <w:tcW w:type="dxa" w:w="3198"/>
+            <w:tcW w:type="dxa" w:w="3171"/>
           </w:tcPr>
           <w:p/>
         </w:tc>
         <w:tc>
           <w:tcPr>
-            <w:tcW w:type="dxa" w:w="7702"/>
+            <w:tcW w:type="dxa" w:w="7637"/>
           </w:tcPr>
           <w:p/>
         </w:tc>
@@ -7578,7 +7578,7 @@
         </w:tc>
         <w:tc>
           <w:tcPr>
-            <w:tcW w:type="dxa" w:w="7702"/>
+            <w:tcW w:type="dxa" w:w="7637"/>
           </w:tcPr>
           <w:p/>
         </w:tc>
@@ -7601,7 +7601,7 @@
         </w:trPr>
         <w:tc>
           <w:tcPr>
-            <w:tcW w:type="dxa" w:w="562"/>
+            <w:tcW w:type="dxa" w:w="719"/>
           </w:tcPr>
           <w:p>
             <w:pPr>
@@ -7620,7 +7620,7 @@
         </w:tc>
         <w:tc>
           <w:tcPr>
-            <w:tcW w:type="dxa" w:w="3198"/>
+            <w:tcW w:type="dxa" w:w="3171"/>
           </w:tcPr>
           <w:p>
             <w:pPr>
@@ -7646,7 +7646,7 @@
         </w:tc>
         <w:tc>
           <w:tcPr>
-            <w:tcW w:type="dxa" w:w="7702"/>
+            <w:tcW w:type="dxa" w:w="7637"/>
           </w:tcPr>
           <w:p>
             <w:pPr>
@@ -7756,7 +7756,7 @@
         </w:tc>
         <w:tc>
           <w:tcPr>
-            <w:tcW w:type="dxa" w:w="7702"/>
+            <w:tcW w:type="dxa" w:w="7637"/>
           </w:tcPr>
           <w:p>
             <w:pPr>
@@ -7783,19 +7783,19 @@
         </w:trPr>
         <w:tc>
           <w:tcPr>
-            <w:tcW w:type="dxa" w:w="562"/>
+            <w:tcW w:type="dxa" w:w="719"/>
           </w:tcPr>
           <w:p/>
         </w:tc>
         <w:tc>
           <w:tcPr>
-            <w:tcW w:type="dxa" w:w="3198"/>
+            <w:tcW w:type="dxa" w:w="3171"/>
           </w:tcPr>
           <w:p/>
         </w:tc>
         <w:tc>
           <w:tcPr>
-            <w:tcW w:type="dxa" w:w="7702"/>
+            <w:tcW w:type="dxa" w:w="7637"/>
           </w:tcPr>
           <w:p/>
         </w:tc>
@@ -7831,7 +7831,7 @@
         </w:tc>
         <w:tc>
           <w:tcPr>
-            <w:tcW w:type="dxa" w:w="7702"/>
+            <w:tcW w:type="dxa" w:w="7637"/>
           </w:tcPr>
           <w:p/>
         </w:tc>
@@ -7854,7 +7854,7 @@
         </w:trPr>
         <w:tc>
           <w:tcPr>
-            <w:tcW w:type="dxa" w:w="562"/>
+            <w:tcW w:type="dxa" w:w="719"/>
           </w:tcPr>
           <w:p>
             <w:pPr>
@@ -7873,7 +7873,7 @@
         </w:tc>
         <w:tc>
           <w:tcPr>
-            <w:tcW w:type="dxa" w:w="3198"/>
+            <w:tcW w:type="dxa" w:w="3171"/>
           </w:tcPr>
           <w:p>
             <w:pPr>
@@ -7892,7 +7892,7 @@
         </w:tc>
         <w:tc>
           <w:tcPr>
-            <w:tcW w:type="dxa" w:w="7702"/>
+            <w:tcW w:type="dxa" w:w="7637"/>
           </w:tcPr>
           <w:p>
             <w:pPr>
@@ -8002,7 +8002,7 @@
         </w:tc>
         <w:tc>
           <w:tcPr>
-            <w:tcW w:type="dxa" w:w="7702"/>
+            <w:tcW w:type="dxa" w:w="7637"/>
           </w:tcPr>
           <w:p>
             <w:pPr>
@@ -8029,19 +8029,19 @@
         </w:trPr>
         <w:tc>
           <w:tcPr>
-            <w:tcW w:type="dxa" w:w="562"/>
+            <w:tcW w:type="dxa" w:w="719"/>
           </w:tcPr>
           <w:p/>
         </w:tc>
         <w:tc>
           <w:tcPr>
-            <w:tcW w:type="dxa" w:w="3198"/>
+            <w:tcW w:type="dxa" w:w="3171"/>
           </w:tcPr>
           <w:p/>
         </w:tc>
         <w:tc>
           <w:tcPr>
-            <w:tcW w:type="dxa" w:w="7702"/>
+            <w:tcW w:type="dxa" w:w="7637"/>
           </w:tcPr>
           <w:p/>
         </w:tc>
@@ -8077,7 +8077,7 @@
         </w:tc>
         <w:tc>
           <w:tcPr>
-            <w:tcW w:type="dxa" w:w="7702"/>
+            <w:tcW w:type="dxa" w:w="7637"/>
           </w:tcPr>
           <w:p/>
         </w:tc>
@@ -8100,7 +8100,7 @@
         </w:trPr>
         <w:tc>
           <w:tcPr>
-            <w:tcW w:type="dxa" w:w="562"/>
+            <w:tcW w:type="dxa" w:w="719"/>
           </w:tcPr>
           <w:p>
             <w:pPr>
@@ -8119,7 +8119,7 @@
         </w:tc>
         <w:tc>
           <w:tcPr>
-            <w:tcW w:type="dxa" w:w="3198"/>
+            <w:tcW w:type="dxa" w:w="3171"/>
           </w:tcPr>
           <w:p>
             <w:pPr>
@@ -8138,7 +8138,7 @@
         </w:tc>
         <w:tc>
           <w:tcPr>
-            <w:tcW w:type="dxa" w:w="7702"/>
+            <w:tcW w:type="dxa" w:w="7637"/>
           </w:tcPr>
           <w:p>
             <w:pPr>
@@ -8248,7 +8248,7 @@
         </w:tc>
         <w:tc>
           <w:tcPr>
-            <w:tcW w:type="dxa" w:w="7702"/>
+            <w:tcW w:type="dxa" w:w="7637"/>
           </w:tcPr>
           <w:p>
             <w:pPr>
@@ -8275,19 +8275,19 @@
         </w:trPr>
         <w:tc>
           <w:tcPr>
-            <w:tcW w:type="dxa" w:w="562"/>
+            <w:tcW w:type="dxa" w:w="719"/>
           </w:tcPr>
           <w:p/>
         </w:tc>
         <w:tc>
           <w:tcPr>
-            <w:tcW w:type="dxa" w:w="3198"/>
+            <w:tcW w:type="dxa" w:w="3171"/>
           </w:tcPr>
           <w:p/>
         </w:tc>
         <w:tc>
           <w:tcPr>
-            <w:tcW w:type="dxa" w:w="7702"/>
+            <w:tcW w:type="dxa" w:w="7637"/>
           </w:tcPr>
           <w:p/>
         </w:tc>
@@ -8323,7 +8323,7 @@
         </w:tc>
         <w:tc>
           <w:tcPr>
-            <w:tcW w:type="dxa" w:w="7702"/>
+            <w:tcW w:type="dxa" w:w="7637"/>
           </w:tcPr>
           <w:p/>
         </w:tc>
@@ -8346,7 +8346,7 @@
         </w:trPr>
         <w:tc>
           <w:tcPr>
-            <w:tcW w:type="dxa" w:w="562"/>
+            <w:tcW w:type="dxa" w:w="719"/>
           </w:tcPr>
           <w:p>
             <w:pPr>
@@ -8365,7 +8365,7 @@
         </w:tc>
         <w:tc>
           <w:tcPr>
-            <w:tcW w:type="dxa" w:w="3198"/>
+            <w:tcW w:type="dxa" w:w="3171"/>
           </w:tcPr>
           <w:p>
             <w:pPr>
@@ -8384,7 +8384,7 @@
         </w:tc>
         <w:tc>
           <w:tcPr>
-            <w:tcW w:type="dxa" w:w="7702"/>
+            <w:tcW w:type="dxa" w:w="7637"/>
           </w:tcPr>
           <w:p>
             <w:pPr>
@@ -8494,7 +8494,7 @@
         </w:tc>
         <w:tc>
           <w:tcPr>
-            <w:tcW w:type="dxa" w:w="7702"/>
+            <w:tcW w:type="dxa" w:w="7637"/>
           </w:tcPr>
           <w:p>
             <w:pPr>
@@ -8521,19 +8521,19 @@
         </w:trPr>
         <w:tc>
           <w:tcPr>
-            <w:tcW w:type="dxa" w:w="562"/>
+            <w:tcW w:type="dxa" w:w="719"/>
           </w:tcPr>
           <w:p/>
         </w:tc>
         <w:tc>
           <w:tcPr>
-            <w:tcW w:type="dxa" w:w="3198"/>
+            <w:tcW w:type="dxa" w:w="3171"/>
           </w:tcPr>
           <w:p/>
         </w:tc>
         <w:tc>
           <w:tcPr>
-            <w:tcW w:type="dxa" w:w="7702"/>
+            <w:tcW w:type="dxa" w:w="7637"/>
           </w:tcPr>
           <w:p/>
         </w:tc>
@@ -8569,7 +8569,7 @@
         </w:tc>
         <w:tc>
           <w:tcPr>
-            <w:tcW w:type="dxa" w:w="7702"/>
+            <w:tcW w:type="dxa" w:w="7637"/>
           </w:tcPr>
           <w:p/>
         </w:tc>
@@ -8592,7 +8592,7 @@
         </w:trPr>
         <w:tc>
           <w:tcPr>
-            <w:tcW w:type="dxa" w:w="562"/>
+            <w:tcW w:type="dxa" w:w="719"/>
           </w:tcPr>
           <w:p>
             <w:pPr>
@@ -8611,7 +8611,7 @@
         </w:tc>
         <w:tc>
           <w:tcPr>
-            <w:tcW w:type="dxa" w:w="3198"/>
+            <w:tcW w:type="dxa" w:w="3171"/>
           </w:tcPr>
           <w:p>
             <w:pPr>
@@ -8630,7 +8630,7 @@
         </w:tc>
         <w:tc>
           <w:tcPr>
-            <w:tcW w:type="dxa" w:w="7702"/>
+            <w:tcW w:type="dxa" w:w="7637"/>
           </w:tcPr>
           <w:p>
             <w:pPr>
@@ -8740,7 +8740,7 @@
         </w:tc>
         <w:tc>
           <w:tcPr>
-            <w:tcW w:type="dxa" w:w="7702"/>
+            <w:tcW w:type="dxa" w:w="7637"/>
           </w:tcPr>
           <w:p>
             <w:pPr>
@@ -8767,19 +8767,19 @@
         </w:trPr>
         <w:tc>
           <w:tcPr>
-            <w:tcW w:type="dxa" w:w="562"/>
+            <w:tcW w:type="dxa" w:w="719"/>
           </w:tcPr>
           <w:p/>
         </w:tc>
         <w:tc>
           <w:tcPr>
-            <w:tcW w:type="dxa" w:w="3198"/>
+            <w:tcW w:type="dxa" w:w="3171"/>
           </w:tcPr>
           <w:p/>
         </w:tc>
         <w:tc>
           <w:tcPr>
-            <w:tcW w:type="dxa" w:w="7702"/>
+            <w:tcW w:type="dxa" w:w="7637"/>
           </w:tcPr>
           <w:p/>
         </w:tc>
@@ -8815,7 +8815,7 @@
         </w:tc>
         <w:tc>
           <w:tcPr>
-            <w:tcW w:type="dxa" w:w="7702"/>
+            <w:tcW w:type="dxa" w:w="7637"/>
           </w:tcPr>
           <w:p/>
         </w:tc>
@@ -8838,7 +8838,7 @@
         </w:trPr>
         <w:tc>
           <w:tcPr>
-            <w:tcW w:type="dxa" w:w="562"/>
+            <w:tcW w:type="dxa" w:w="719"/>
           </w:tcPr>
           <w:p>
             <w:pPr>
@@ -8857,7 +8857,7 @@
         </w:tc>
         <w:tc>
           <w:tcPr>
-            <w:tcW w:type="dxa" w:w="3198"/>
+            <w:tcW w:type="dxa" w:w="3171"/>
           </w:tcPr>
           <w:p>
             <w:pPr>
@@ -8876,7 +8876,7 @@
         </w:tc>
         <w:tc>
           <w:tcPr>
-            <w:tcW w:type="dxa" w:w="7702"/>
+            <w:tcW w:type="dxa" w:w="7637"/>
           </w:tcPr>
           <w:p>
             <w:pPr>
@@ -8889,7 +8889,7 @@
                 <w:color w:val="13203F"/>
                 <w:sz w:val="14"/>
               </w:rPr>
-              <w:t>견적서에 사양·수량 없음</w:t>
+              <w:t>견적서에 사양·수량 없음 — 아래 8개 구성품으로 세분 제안(연결 구성도 기준)</w:t>
             </w:r>
           </w:p>
         </w:tc>
@@ -8986,7 +8986,7 @@
         </w:tc>
         <w:tc>
           <w:tcPr>
-            <w:tcW w:type="dxa" w:w="7702"/>
+            <w:tcW w:type="dxa" w:w="7637"/>
           </w:tcPr>
           <w:p>
             <w:pPr>
@@ -9013,57 +9013,170 @@
         </w:trPr>
         <w:tc>
           <w:tcPr>
-            <w:tcW w:type="dxa" w:w="562"/>
-          </w:tcPr>
-          <w:p/>
-        </w:tc>
-        <w:tc>
-          <w:tcPr>
-            <w:tcW w:type="dxa" w:w="3198"/>
-          </w:tcPr>
-          <w:p/>
-        </w:tc>
-        <w:tc>
-          <w:tcPr>
-            <w:tcW w:type="dxa" w:w="7702"/>
-          </w:tcPr>
-          <w:p/>
+            <w:tcW w:type="dxa" w:w="719"/>
+          </w:tcPr>
+          <w:p>
+            <w:pPr>
+              <w:spacing w:before="0" w:after="0" w:line="252" w:lineRule="auto"/>
+            </w:pPr>
+            <w:r>
+              <w:rPr>
+                <w:rFonts w:ascii="Consolas" w:hAnsi="Consolas" w:eastAsia="맑은 고딕"/>
+                <w:b w:val="0"/>
+                <w:color w:val="0090A0"/>
+                <w:sz w:val="14"/>
+              </w:rPr>
+              <w:t>3-1-f-1</w:t>
+            </w:r>
+          </w:p>
+        </w:tc>
+        <w:tc>
+          <w:tcPr>
+            <w:tcW w:type="dxa" w:w="3171"/>
+          </w:tcPr>
+          <w:p>
+            <w:pPr>
+              <w:spacing w:before="0" w:after="0" w:line="252" w:lineRule="auto"/>
+            </w:pPr>
+            <w:r>
+              <w:rPr>
+                <w:rFonts w:ascii="맑은 고딕" w:hAnsi="맑은 고딕" w:eastAsia="맑은 고딕"/>
+                <w:b/>
+                <w:color w:val="13203F"/>
+                <w:sz w:val="14"/>
+              </w:rPr>
+              <w:t xml:space="preserve">방화벽 (OT/IT 경계) </w:t>
+            </w:r>
+          </w:p>
+        </w:tc>
+        <w:tc>
+          <w:tcPr>
+            <w:tcW w:type="dxa" w:w="7637"/>
+          </w:tcPr>
+          <w:p>
+            <w:pPr>
+              <w:spacing w:before="0" w:after="0" w:line="252" w:lineRule="auto"/>
+            </w:pPr>
+            <w:r>
+              <w:rPr>
+                <w:rFonts w:ascii="맑은 고딕" w:hAnsi="맑은 고딕" w:eastAsia="맑은 고딕"/>
+                <w:b w:val="0"/>
+                <w:color w:val="13203F"/>
+                <w:sz w:val="14"/>
+              </w:rPr>
+              <w:t>차세대 방화벽 · 10GbE 이상 · 산업 프로토콜(OPC UA·MQTT) 검사 · VPN — 항목2 연산 서버 포함 방화벽과 같은 장비인지 확인(같으면 삭제)</w:t>
+            </w:r>
+          </w:p>
         </w:tc>
         <w:tc>
           <w:tcPr>
             <w:tcW w:type="dxa" w:w="450"/>
           </w:tcPr>
-          <w:p/>
+          <w:p>
+            <w:pPr>
+              <w:spacing w:before="0" w:after="0" w:line="252" w:lineRule="auto"/>
+              <w:jc w:val="center"/>
+            </w:pPr>
+            <w:r>
+              <w:rPr>
+                <w:rFonts w:ascii="맑은 고딕" w:hAnsi="맑은 고딕" w:eastAsia="맑은 고딕"/>
+                <w:b/>
+                <w:color w:val="13203F"/>
+                <w:sz w:val="14"/>
+              </w:rPr>
+              <w:t>1</w:t>
+            </w:r>
+          </w:p>
         </w:tc>
         <w:tc>
           <w:tcPr>
             <w:tcW w:type="dxa" w:w="450"/>
           </w:tcPr>
-          <w:p/>
+          <w:p>
+            <w:pPr>
+              <w:spacing w:before="0" w:after="0" w:line="252" w:lineRule="auto"/>
+            </w:pPr>
+            <w:r>
+              <w:rPr>
+                <w:rFonts w:ascii="맑은 고딕" w:hAnsi="맑은 고딕" w:eastAsia="맑은 고딕"/>
+                <w:b w:val="0"/>
+                <w:color w:val="13203F"/>
+                <w:sz w:val="14"/>
+              </w:rPr>
+              <w:t>대</w:t>
+            </w:r>
+          </w:p>
         </w:tc>
         <w:tc>
           <w:tcPr>
             <w:tcW w:type="dxa" w:w="719"/>
           </w:tcPr>
-          <w:p/>
+          <w:p>
+            <w:pPr>
+              <w:spacing w:before="0" w:after="0" w:line="252" w:lineRule="auto"/>
+              <w:jc w:val="right"/>
+            </w:pPr>
+            <w:r>
+              <w:rPr>
+                <w:rFonts w:ascii="맑은 고딕" w:hAnsi="맑은 고딕" w:eastAsia="맑은 고딕"/>
+                <w:b w:val="0"/>
+                <w:color w:val="13203F"/>
+                <w:sz w:val="14"/>
+              </w:rPr>
+              <w:t>–</w:t>
+            </w:r>
+          </w:p>
         </w:tc>
         <w:tc>
           <w:tcPr>
             <w:tcW w:type="dxa" w:w="719"/>
           </w:tcPr>
-          <w:p/>
+          <w:p>
+            <w:pPr>
+              <w:spacing w:before="0" w:after="0" w:line="252" w:lineRule="auto"/>
+              <w:jc w:val="right"/>
+            </w:pPr>
+            <w:r>
+              <w:rPr>
+                <w:rFonts w:ascii="맑은 고딕" w:hAnsi="맑은 고딕" w:eastAsia="맑은 고딕"/>
+                <w:b w:val="0"/>
+                <w:color w:val="13203F"/>
+                <w:sz w:val="14"/>
+              </w:rPr>
+              <w:t>미구분</w:t>
+            </w:r>
+          </w:p>
         </w:tc>
         <w:tc>
           <w:tcPr>
             <w:tcW w:type="dxa" w:w="949"/>
-          </w:tcPr>
-          <w:p/>
-        </w:tc>
-        <w:tc>
-          <w:tcPr>
-            <w:tcW w:type="dxa" w:w="7702"/>
-          </w:tcPr>
-          <w:p/>
+            <w:shd w:val="clear" w:color="auto" w:fill="FFF1E2"/>
+          </w:tcPr>
+          <w:p>
+            <w:pPr>
+              <w:spacing w:before="0" w:after="0" w:line="252" w:lineRule="auto"/>
+              <w:jc w:val="center"/>
+            </w:pPr>
+            <w:r>
+              <w:rPr>
+                <w:rFonts w:ascii="맑은 고딕" w:hAnsi="맑은 고딕" w:eastAsia="맑은 고딕"/>
+                <w:b/>
+                <w:color w:val="9A4A00"/>
+                <w:sz w:val="14"/>
+              </w:rPr>
+              <w:t>세분 제안</w:t>
+            </w:r>
+          </w:p>
+        </w:tc>
+        <w:tc>
+          <w:tcPr>
+            <w:tcW w:type="dxa" w:w="7637"/>
+          </w:tcPr>
+          <w:p>
+            <w:pPr>
+              <w:spacing w:before="0" w:after="0" w:line="252" w:lineRule="auto"/>
+            </w:pPr>
+          </w:p>
         </w:tc>
         <w:tc>
           <w:tcPr>
@@ -9084,7 +9197,7 @@
         </w:trPr>
         <w:tc>
           <w:tcPr>
-            <w:tcW w:type="dxa" w:w="562"/>
+            <w:tcW w:type="dxa" w:w="719"/>
           </w:tcPr>
           <w:p>
             <w:pPr>
@@ -9097,13 +9210,13 @@
                 <w:color w:val="0090A0"/>
                 <w:sz w:val="14"/>
               </w:rPr>
-              <w:t>3-1-g</w:t>
-            </w:r>
-          </w:p>
-        </w:tc>
-        <w:tc>
-          <w:tcPr>
-            <w:tcW w:type="dxa" w:w="3198"/>
+              <w:t>3-1-f-2</w:t>
+            </w:r>
+          </w:p>
+        </w:tc>
+        <w:tc>
+          <w:tcPr>
+            <w:tcW w:type="dxa" w:w="3171"/>
           </w:tcPr>
           <w:p>
             <w:pPr>
@@ -9116,13 +9229,13 @@
                 <w:color w:val="13203F"/>
                 <w:sz w:val="14"/>
               </w:rPr>
-              <w:t xml:space="preserve">서버실 — 랙·캐비닛·UPS·KVM </w:t>
-            </w:r>
-          </w:p>
-        </w:tc>
-        <w:tc>
-          <w:tcPr>
-            <w:tcW w:type="dxa" w:w="7702"/>
+              <w:t xml:space="preserve">코어 스위치 (L3) </w:t>
+            </w:r>
+          </w:p>
+        </w:tc>
+        <w:tc>
+          <w:tcPr>
+            <w:tcW w:type="dxa" w:w="7637"/>
           </w:tcPr>
           <w:p>
             <w:pPr>
@@ -9135,7 +9248,7 @@
                 <w:color w:val="13203F"/>
                 <w:sz w:val="14"/>
               </w:rPr>
-              <w:t>견적서에 사양·수량 없음</w:t>
+              <w:t>25GbE(SFP28) 24포트 이상 + 100GbE 2포트 이상 · 2대 이중화(MLAG) · PTP 중계(Boundary Clock). 대당 소요 약 17포트</w:t>
             </w:r>
           </w:p>
         </w:tc>
@@ -9155,7 +9268,7 @@
                 <w:color w:val="13203F"/>
                 <w:sz w:val="14"/>
               </w:rPr>
-              <w:t>1식</w:t>
+              <w:t>2</w:t>
             </w:r>
           </w:p>
         </w:tc>
@@ -9166,17 +9279,6 @@
           <w:p>
             <w:pPr>
               <w:spacing w:before="0" w:after="0" w:line="252" w:lineRule="auto"/>
-            </w:pPr>
-          </w:p>
-        </w:tc>
-        <w:tc>
-          <w:tcPr>
-            <w:tcW w:type="dxa" w:w="719"/>
-          </w:tcPr>
-          <w:p>
-            <w:pPr>
-              <w:spacing w:before="0" w:after="0" w:line="252" w:lineRule="auto"/>
-              <w:jc w:val="right"/>
             </w:pPr>
             <w:r>
               <w:rPr>
@@ -9185,7 +9287,7 @@
                 <w:color w:val="13203F"/>
                 <w:sz w:val="14"/>
               </w:rPr>
-              <w:t>–</w:t>
+              <w:t>대</w:t>
             </w:r>
           </w:p>
         </w:tc>
@@ -9205,6 +9307,26 @@
                 <w:color w:val="13203F"/>
                 <w:sz w:val="14"/>
               </w:rPr>
+              <w:t>–</w:t>
+            </w:r>
+          </w:p>
+        </w:tc>
+        <w:tc>
+          <w:tcPr>
+            <w:tcW w:type="dxa" w:w="719"/>
+          </w:tcPr>
+          <w:p>
+            <w:pPr>
+              <w:spacing w:before="0" w:after="0" w:line="252" w:lineRule="auto"/>
+              <w:jc w:val="right"/>
+            </w:pPr>
+            <w:r>
+              <w:rPr>
+                <w:rFonts w:ascii="맑은 고딕" w:hAnsi="맑은 고딕" w:eastAsia="맑은 고딕"/>
+                <w:b w:val="0"/>
+                <w:color w:val="13203F"/>
+                <w:sz w:val="14"/>
+              </w:rPr>
               <w:t>미구분</w:t>
             </w:r>
           </w:p>
@@ -9212,7 +9334,7 @@
         <w:tc>
           <w:tcPr>
             <w:tcW w:type="dxa" w:w="949"/>
-            <w:shd w:val="clear" w:color="auto" w:fill="FDE8E8"/>
+            <w:shd w:val="clear" w:color="auto" w:fill="FFF1E2"/>
           </w:tcPr>
           <w:p>
             <w:pPr>
@@ -9223,16 +9345,16 @@
               <w:rPr>
                 <w:rFonts w:ascii="맑은 고딕" w:hAnsi="맑은 고딕" w:eastAsia="맑은 고딕"/>
                 <w:b/>
-                <w:color w:val="A12020"/>
+                <w:color w:val="9A4A00"/>
                 <w:sz w:val="14"/>
               </w:rPr>
-              <w:t>금액 미구분</w:t>
-            </w:r>
-          </w:p>
-        </w:tc>
-        <w:tc>
-          <w:tcPr>
-            <w:tcW w:type="dxa" w:w="7702"/>
+              <w:t>세분 제안</w:t>
+            </w:r>
+          </w:p>
+        </w:tc>
+        <w:tc>
+          <w:tcPr>
+            <w:tcW w:type="dxa" w:w="7637"/>
           </w:tcPr>
           <w:p>
             <w:pPr>
@@ -9260,8 +9382,25 @@
         <w:tc>
           <w:tcPr>
             <w:tcW w:type="dxa" w:w="719"/>
-            <w:gridSpan w:val="7"/>
-            <w:shd w:val="clear" w:color="auto" w:fill="E4F6F8"/>
+          </w:tcPr>
+          <w:p>
+            <w:pPr>
+              <w:spacing w:before="0" w:after="0" w:line="252" w:lineRule="auto"/>
+            </w:pPr>
+            <w:r>
+              <w:rPr>
+                <w:rFonts w:ascii="Consolas" w:hAnsi="Consolas" w:eastAsia="맑은 고딕"/>
+                <w:b w:val="0"/>
+                <w:color w:val="0090A0"/>
+                <w:sz w:val="14"/>
+              </w:rPr>
+              <w:t>3-1-f-3</w:t>
+            </w:r>
+          </w:p>
+        </w:tc>
+        <w:tc>
+          <w:tcPr>
+            <w:tcW w:type="dxa" w:w="3171"/>
           </w:tcPr>
           <w:p>
             <w:pPr>
@@ -9271,45 +9410,153 @@
               <w:rPr>
                 <w:rFonts w:ascii="맑은 고딕" w:hAnsi="맑은 고딕" w:eastAsia="맑은 고딕"/>
                 <w:b/>
-                <w:color w:val="10214B"/>
+                <w:color w:val="13203F"/>
                 <w:sz w:val="14"/>
               </w:rPr>
-              <w:t>항목4. 로컬 OCS·보안</w:t>
+              <w:t xml:space="preserve">관리망 스위치 </w:t>
+            </w:r>
+          </w:p>
+        </w:tc>
+        <w:tc>
+          <w:tcPr>
+            <w:tcW w:type="dxa" w:w="7637"/>
+          </w:tcPr>
+          <w:p>
+            <w:pPr>
+              <w:spacing w:before="0" w:after="0" w:line="252" w:lineRule="auto"/>
+            </w:pPr>
+            <w:r>
+              <w:rPr>
+                <w:rFonts w:ascii="맑은 고딕" w:hAnsi="맑은 고딕" w:eastAsia="맑은 고딕"/>
+                <w:b w:val="0"/>
+                <w:color w:val="13203F"/>
+                <w:sz w:val="14"/>
+              </w:rPr>
+              <w:t>1GbE 24포트 · 서버 원격관리(IPMI/BMC)·장비 관리 전용</w:t>
+            </w:r>
+          </w:p>
+        </w:tc>
+        <w:tc>
+          <w:tcPr>
+            <w:tcW w:type="dxa" w:w="450"/>
+          </w:tcPr>
+          <w:p>
+            <w:pPr>
+              <w:spacing w:before="0" w:after="0" w:line="252" w:lineRule="auto"/>
+              <w:jc w:val="center"/>
+            </w:pPr>
+            <w:r>
+              <w:rPr>
+                <w:rFonts w:ascii="맑은 고딕" w:hAnsi="맑은 고딕" w:eastAsia="맑은 고딕"/>
+                <w:b/>
+                <w:color w:val="13203F"/>
+                <w:sz w:val="14"/>
+              </w:rPr>
+              <w:t>1</w:t>
+            </w:r>
+          </w:p>
+        </w:tc>
+        <w:tc>
+          <w:tcPr>
+            <w:tcW w:type="dxa" w:w="450"/>
+          </w:tcPr>
+          <w:p>
+            <w:pPr>
+              <w:spacing w:before="0" w:after="0" w:line="252" w:lineRule="auto"/>
+            </w:pPr>
+            <w:r>
+              <w:rPr>
+                <w:rFonts w:ascii="맑은 고딕" w:hAnsi="맑은 고딕" w:eastAsia="맑은 고딕"/>
+                <w:b w:val="0"/>
+                <w:color w:val="13203F"/>
+                <w:sz w:val="14"/>
+              </w:rPr>
+              <w:t>대</w:t>
+            </w:r>
+          </w:p>
+        </w:tc>
+        <w:tc>
+          <w:tcPr>
+            <w:tcW w:type="dxa" w:w="719"/>
+          </w:tcPr>
+          <w:p>
+            <w:pPr>
+              <w:spacing w:before="0" w:after="0" w:line="252" w:lineRule="auto"/>
+              <w:jc w:val="right"/>
+            </w:pPr>
+            <w:r>
+              <w:rPr>
+                <w:rFonts w:ascii="맑은 고딕" w:hAnsi="맑은 고딕" w:eastAsia="맑은 고딕"/>
+                <w:b w:val="0"/>
+                <w:color w:val="13203F"/>
+                <w:sz w:val="14"/>
+              </w:rPr>
+              <w:t>–</w:t>
+            </w:r>
+          </w:p>
+        </w:tc>
+        <w:tc>
+          <w:tcPr>
+            <w:tcW w:type="dxa" w:w="719"/>
+          </w:tcPr>
+          <w:p>
+            <w:pPr>
+              <w:spacing w:before="0" w:after="0" w:line="252" w:lineRule="auto"/>
+              <w:jc w:val="right"/>
+            </w:pPr>
+            <w:r>
+              <w:rPr>
+                <w:rFonts w:ascii="맑은 고딕" w:hAnsi="맑은 고딕" w:eastAsia="맑은 고딕"/>
+                <w:b w:val="0"/>
+                <w:color w:val="13203F"/>
+                <w:sz w:val="14"/>
+              </w:rPr>
+              <w:t>미구분</w:t>
             </w:r>
           </w:p>
         </w:tc>
         <w:tc>
           <w:tcPr>
             <w:tcW w:type="dxa" w:w="949"/>
-            <w:shd w:val="clear" w:color="auto" w:fill="E4F6F8"/>
-          </w:tcPr>
-          <w:p>
-            <w:pPr>
-              <w:spacing w:before="0" w:after="0" w:line="252" w:lineRule="auto"/>
-              <w:jc w:val="right"/>
+            <w:shd w:val="clear" w:color="auto" w:fill="FFF1E2"/>
+          </w:tcPr>
+          <w:p>
+            <w:pPr>
+              <w:spacing w:before="0" w:after="0" w:line="252" w:lineRule="auto"/>
+              <w:jc w:val="center"/>
             </w:pPr>
             <w:r>
               <w:rPr>
                 <w:rFonts w:ascii="맑은 고딕" w:hAnsi="맑은 고딕" w:eastAsia="맑은 고딕"/>
                 <w:b/>
-                <w:color w:val="10214B"/>
+                <w:color w:val="9A4A00"/>
                 <w:sz w:val="14"/>
               </w:rPr>
-              <w:t>88,000</w:t>
-            </w:r>
+              <w:t>세분 제안</w:t>
+            </w:r>
+          </w:p>
+        </w:tc>
+        <w:tc>
+          <w:tcPr>
+            <w:tcW w:type="dxa" w:w="7637"/>
+          </w:tcPr>
+          <w:p>
+            <w:pPr>
+              <w:spacing w:before="0" w:after="0" w:line="252" w:lineRule="auto"/>
+            </w:pPr>
           </w:p>
         </w:tc>
         <w:tc>
           <w:tcPr>
             <w:tcW w:type="dxa" w:w="0"/>
-            <w:gridSpan w:val="3"/>
-            <w:shd w:val="clear" w:color="auto" w:fill="E4F6F8"/>
-          </w:tcPr>
-          <w:p>
-            <w:pPr>
-              <w:spacing w:before="0" w:after="0" w:line="252" w:lineRule="auto"/>
-            </w:pPr>
-          </w:p>
+          </w:tcPr>
+          <w:p/>
+        </w:tc>
+        <w:tc>
+          <w:tcPr>
+            <w:tcW w:type="dxa" w:w="0"/>
+          </w:tcPr>
+          <w:p/>
         </w:tc>
       </w:tr>
       <w:tr>
@@ -9318,7 +9565,7 @@
         </w:trPr>
         <w:tc>
           <w:tcPr>
-            <w:tcW w:type="dxa" w:w="562"/>
+            <w:tcW w:type="dxa" w:w="719"/>
           </w:tcPr>
           <w:p>
             <w:pPr>
@@ -9331,13 +9578,13 @@
                 <w:color w:val="0090A0"/>
                 <w:sz w:val="14"/>
               </w:rPr>
-              <w:t>4-1</w:t>
-            </w:r>
-          </w:p>
-        </w:tc>
-        <w:tc>
-          <w:tcPr>
-            <w:tcW w:type="dxa" w:w="3198"/>
+              <w:t>3-1-f-4</w:t>
+            </w:r>
+          </w:p>
+        </w:tc>
+        <w:tc>
+          <w:tcPr>
+            <w:tcW w:type="dxa" w:w="3171"/>
           </w:tcPr>
           <w:p>
             <w:pPr>
@@ -9350,13 +9597,13 @@
                 <w:color w:val="13203F"/>
                 <w:sz w:val="14"/>
               </w:rPr>
-              <w:t>운영 시계열 DB (클러스터·계층형)</w:t>
-            </w:r>
-          </w:p>
-        </w:tc>
-        <w:tc>
-          <w:tcPr>
-            <w:tcW w:type="dxa" w:w="7702"/>
+              <w:t xml:space="preserve">PTP 시간동기 장치 (그랜드마스터) </w:t>
+            </w:r>
+          </w:p>
+        </w:tc>
+        <w:tc>
+          <w:tcPr>
+            <w:tcW w:type="dxa" w:w="7637"/>
           </w:tcPr>
           <w:p>
             <w:pPr>
@@ -9369,7 +9616,7 @@
                 <w:color w:val="13203F"/>
                 <w:sz w:val="14"/>
               </w:rPr>
-              <w:t>Cell 상태·이벤트·공정값 시계열 저장·조회, 계층형 클러스터 구성</w:t>
+              <w:t>IEEE 1588v2·802.1AS · NTP 겸용 · OCXO 홀드오버 · GNSS 수신(안테나 설치 가능 시)</w:t>
             </w:r>
           </w:p>
         </w:tc>
@@ -9408,7 +9655,7 @@
                 <w:color w:val="13203F"/>
                 <w:sz w:val="14"/>
               </w:rPr>
-              <w:t>식</w:t>
+              <w:t>대</w:t>
             </w:r>
           </w:p>
         </w:tc>
@@ -9428,7 +9675,7 @@
                 <w:color w:val="13203F"/>
                 <w:sz w:val="14"/>
               </w:rPr>
-              <w:t>49,500</w:t>
+              <w:t>–</w:t>
             </w:r>
           </w:p>
         </w:tc>
@@ -9448,14 +9695,14 @@
                 <w:color w:val="13203F"/>
                 <w:sz w:val="14"/>
               </w:rPr>
-              <w:t>49,500</w:t>
+              <w:t>미구분</w:t>
             </w:r>
           </w:p>
         </w:tc>
         <w:tc>
           <w:tcPr>
             <w:tcW w:type="dxa" w:w="949"/>
-            <w:shd w:val="clear" w:color="auto" w:fill="D9F0F2"/>
+            <w:shd w:val="clear" w:color="auto" w:fill="FFF1E2"/>
           </w:tcPr>
           <w:p>
             <w:pPr>
@@ -9466,30 +9713,21 @@
               <w:rPr>
                 <w:rFonts w:ascii="맑은 고딕" w:hAnsi="맑은 고딕" w:eastAsia="맑은 고딕"/>
                 <w:b/>
-                <w:color w:val="0090A0"/>
+                <w:color w:val="9A4A00"/>
                 <w:sz w:val="14"/>
               </w:rPr>
-              <w:t>적합</w:t>
-            </w:r>
-          </w:p>
-        </w:tc>
-        <w:tc>
-          <w:tcPr>
-            <w:tcW w:type="dxa" w:w="7702"/>
-          </w:tcPr>
-          <w:p>
-            <w:pPr>
-              <w:spacing w:before="0" w:after="0" w:line="252" w:lineRule="auto"/>
-            </w:pPr>
-            <w:r>
-              <w:rPr>
-                <w:rFonts w:ascii="맑은 고딕" w:hAnsi="맑은 고딕" w:eastAsia="맑은 고딕"/>
-                <w:b w:val="0"/>
-                <w:color w:val="56637F"/>
-                <w:sz w:val="14"/>
-              </w:rPr>
-              <w:t>Operational TSDB - Machbase Cluster Edition (계층)</w:t>
-            </w:r>
+              <w:t>세분 제안</w:t>
+            </w:r>
+          </w:p>
+        </w:tc>
+        <w:tc>
+          <w:tcPr>
+            <w:tcW w:type="dxa" w:w="7637"/>
+          </w:tcPr>
+          <w:p>
+            <w:pPr>
+              <w:spacing w:before="0" w:after="0" w:line="252" w:lineRule="auto"/>
+            </w:pPr>
           </w:p>
         </w:tc>
         <w:tc>
@@ -9511,7 +9749,7 @@
         </w:trPr>
         <w:tc>
           <w:tcPr>
-            <w:tcW w:type="dxa" w:w="562"/>
+            <w:tcW w:type="dxa" w:w="719"/>
           </w:tcPr>
           <w:p>
             <w:pPr>
@@ -9524,13 +9762,13 @@
                 <w:color w:val="0090A0"/>
                 <w:sz w:val="14"/>
               </w:rPr>
-              <w:t>4-2</w:t>
-            </w:r>
-          </w:p>
-        </w:tc>
-        <w:tc>
-          <w:tcPr>
-            <w:tcW w:type="dxa" w:w="3198"/>
+              <w:t>3-1-f-5</w:t>
+            </w:r>
+          </w:p>
+        </w:tc>
+        <w:tc>
+          <w:tcPr>
+            <w:tcW w:type="dxa" w:w="3171"/>
           </w:tcPr>
           <w:p>
             <w:pPr>
@@ -9543,13 +9781,13 @@
                 <w:color w:val="13203F"/>
                 <w:sz w:val="14"/>
               </w:rPr>
-              <w:t>통합 인증·접근통제 (IAM/PKI · 서버 접근제어)</w:t>
-            </w:r>
-          </w:p>
-        </w:tc>
-        <w:tc>
-          <w:tcPr>
-            <w:tcW w:type="dxa" w:w="7702"/>
+              <w:t xml:space="preserve">Cell TSN 산업용 스위치 </w:t>
+            </w:r>
+          </w:p>
+        </w:tc>
+        <w:tc>
+          <w:tcPr>
+            <w:tcW w:type="dxa" w:w="7637"/>
           </w:tcPr>
           <w:p>
             <w:pPr>
@@ -9562,7 +9800,7 @@
                 <w:color w:val="13203F"/>
                 <w:sz w:val="14"/>
               </w:rPr>
-              <w:t>사용자·장비 인증(SSO·PKI 인증서), 서버·DB 접근통제·감사로그</w:t>
+              <w:t>관리형 · GbE 8포트 이상(PoE+ 2포트 포함, AP 급전) + 10G SFP+ 업링크 2 · IEEE 802.1AS·Qbv. Cell당 1대</w:t>
             </w:r>
           </w:p>
         </w:tc>
@@ -9582,7 +9820,7 @@
                 <w:color w:val="13203F"/>
                 <w:sz w:val="14"/>
               </w:rPr>
-              <w:t>1</w:t>
+              <w:t>4</w:t>
             </w:r>
           </w:p>
         </w:tc>
@@ -9601,7 +9839,7 @@
                 <w:color w:val="13203F"/>
                 <w:sz w:val="14"/>
               </w:rPr>
-              <w:t>식</w:t>
+              <w:t>대</w:t>
             </w:r>
           </w:p>
         </w:tc>
@@ -9621,7 +9859,7 @@
                 <w:color w:val="13203F"/>
                 <w:sz w:val="14"/>
               </w:rPr>
-              <w:t>38,500</w:t>
+              <w:t>–</w:t>
             </w:r>
           </w:p>
         </w:tc>
@@ -9641,14 +9879,14 @@
                 <w:color w:val="13203F"/>
                 <w:sz w:val="14"/>
               </w:rPr>
-              <w:t>38,500</w:t>
+              <w:t>미구분</w:t>
             </w:r>
           </w:p>
         </w:tc>
         <w:tc>
           <w:tcPr>
             <w:tcW w:type="dxa" w:w="949"/>
-            <w:shd w:val="clear" w:color="auto" w:fill="D9F0F2"/>
+            <w:shd w:val="clear" w:color="auto" w:fill="FFF1E2"/>
           </w:tcPr>
           <w:p>
             <w:pPr>
@@ -9659,30 +9897,21 @@
               <w:rPr>
                 <w:rFonts w:ascii="맑은 고딕" w:hAnsi="맑은 고딕" w:eastAsia="맑은 고딕"/>
                 <w:b/>
-                <w:color w:val="0090A0"/>
+                <w:color w:val="9A4A00"/>
                 <w:sz w:val="14"/>
               </w:rPr>
-              <w:t>적합</w:t>
-            </w:r>
-          </w:p>
-        </w:tc>
-        <w:tc>
-          <w:tcPr>
-            <w:tcW w:type="dxa" w:w="7702"/>
-          </w:tcPr>
-          <w:p>
-            <w:pPr>
-              <w:spacing w:before="0" w:after="0" w:line="252" w:lineRule="auto"/>
-            </w:pPr>
-            <w:r>
-              <w:rPr>
-                <w:rFonts w:ascii="맑은 고딕" w:hAnsi="맑은 고딕" w:eastAsia="맑은 고딕"/>
-                <w:b w:val="0"/>
-                <w:color w:val="56637F"/>
-                <w:sz w:val="14"/>
-              </w:rPr>
-              <w:t>보안 스택(IAM/PKI) - Keyloak+HIWARE</w:t>
-            </w:r>
+              <w:t>세분 제안</w:t>
+            </w:r>
+          </w:p>
+        </w:tc>
+        <w:tc>
+          <w:tcPr>
+            <w:tcW w:type="dxa" w:w="7637"/>
+          </w:tcPr>
+          <w:p>
+            <w:pPr>
+              <w:spacing w:before="0" w:after="0" w:line="252" w:lineRule="auto"/>
+            </w:pPr>
           </w:p>
         </w:tc>
         <w:tc>
@@ -9705,8 +9934,25 @@
         <w:tc>
           <w:tcPr>
             <w:tcW w:type="dxa" w:w="719"/>
-            <w:gridSpan w:val="7"/>
-            <w:shd w:val="clear" w:color="auto" w:fill="E4F6F8"/>
+          </w:tcPr>
+          <w:p>
+            <w:pPr>
+              <w:spacing w:before="0" w:after="0" w:line="252" w:lineRule="auto"/>
+            </w:pPr>
+            <w:r>
+              <w:rPr>
+                <w:rFonts w:ascii="Consolas" w:hAnsi="Consolas" w:eastAsia="맑은 고딕"/>
+                <w:b w:val="0"/>
+                <w:color w:val="0090A0"/>
+                <w:sz w:val="14"/>
+              </w:rPr>
+              <w:t>3-1-f-6</w:t>
+            </w:r>
+          </w:p>
+        </w:tc>
+        <w:tc>
+          <w:tcPr>
+            <w:tcW w:type="dxa" w:w="3171"/>
           </w:tcPr>
           <w:p>
             <w:pPr>
@@ -9716,45 +9962,153 @@
               <w:rPr>
                 <w:rFonts w:ascii="맑은 고딕" w:hAnsi="맑은 고딕" w:eastAsia="맑은 고딕"/>
                 <w:b/>
-                <w:color w:val="10214B"/>
+                <w:color w:val="13203F"/>
                 <w:sz w:val="14"/>
               </w:rPr>
-              <w:t>항목5. 기술지원</w:t>
+              <w:t xml:space="preserve">산업용 무선 AP </w:t>
+            </w:r>
+          </w:p>
+        </w:tc>
+        <w:tc>
+          <w:tcPr>
+            <w:tcW w:type="dxa" w:w="7637"/>
+          </w:tcPr>
+          <w:p>
+            <w:pPr>
+              <w:spacing w:before="0" w:after="0" w:line="252" w:lineRule="auto"/>
+            </w:pPr>
+            <w:r>
+              <w:rPr>
+                <w:rFonts w:ascii="맑은 고딕" w:hAnsi="맑은 고딕" w:eastAsia="맑은 고딕"/>
+                <w:b w:val="0"/>
+                <w:color w:val="13203F"/>
+                <w:sz w:val="14"/>
+              </w:rPr>
+              <w:t>Wi-Fi 6E · PoE 급전 · 로밍 50ms 이하 · 관리 컨트롤러(또는 클라우드 관리) 포함. Cell당 1대</w:t>
+            </w:r>
+          </w:p>
+        </w:tc>
+        <w:tc>
+          <w:tcPr>
+            <w:tcW w:type="dxa" w:w="450"/>
+          </w:tcPr>
+          <w:p>
+            <w:pPr>
+              <w:spacing w:before="0" w:after="0" w:line="252" w:lineRule="auto"/>
+              <w:jc w:val="center"/>
+            </w:pPr>
+            <w:r>
+              <w:rPr>
+                <w:rFonts w:ascii="맑은 고딕" w:hAnsi="맑은 고딕" w:eastAsia="맑은 고딕"/>
+                <w:b/>
+                <w:color w:val="13203F"/>
+                <w:sz w:val="14"/>
+              </w:rPr>
+              <w:t>4</w:t>
+            </w:r>
+          </w:p>
+        </w:tc>
+        <w:tc>
+          <w:tcPr>
+            <w:tcW w:type="dxa" w:w="450"/>
+          </w:tcPr>
+          <w:p>
+            <w:pPr>
+              <w:spacing w:before="0" w:after="0" w:line="252" w:lineRule="auto"/>
+            </w:pPr>
+            <w:r>
+              <w:rPr>
+                <w:rFonts w:ascii="맑은 고딕" w:hAnsi="맑은 고딕" w:eastAsia="맑은 고딕"/>
+                <w:b w:val="0"/>
+                <w:color w:val="13203F"/>
+                <w:sz w:val="14"/>
+              </w:rPr>
+              <w:t>대</w:t>
+            </w:r>
+          </w:p>
+        </w:tc>
+        <w:tc>
+          <w:tcPr>
+            <w:tcW w:type="dxa" w:w="719"/>
+          </w:tcPr>
+          <w:p>
+            <w:pPr>
+              <w:spacing w:before="0" w:after="0" w:line="252" w:lineRule="auto"/>
+              <w:jc w:val="right"/>
+            </w:pPr>
+            <w:r>
+              <w:rPr>
+                <w:rFonts w:ascii="맑은 고딕" w:hAnsi="맑은 고딕" w:eastAsia="맑은 고딕"/>
+                <w:b w:val="0"/>
+                <w:color w:val="13203F"/>
+                <w:sz w:val="14"/>
+              </w:rPr>
+              <w:t>–</w:t>
+            </w:r>
+          </w:p>
+        </w:tc>
+        <w:tc>
+          <w:tcPr>
+            <w:tcW w:type="dxa" w:w="719"/>
+          </w:tcPr>
+          <w:p>
+            <w:pPr>
+              <w:spacing w:before="0" w:after="0" w:line="252" w:lineRule="auto"/>
+              <w:jc w:val="right"/>
+            </w:pPr>
+            <w:r>
+              <w:rPr>
+                <w:rFonts w:ascii="맑은 고딕" w:hAnsi="맑은 고딕" w:eastAsia="맑은 고딕"/>
+                <w:b w:val="0"/>
+                <w:color w:val="13203F"/>
+                <w:sz w:val="14"/>
+              </w:rPr>
+              <w:t>미구분</w:t>
             </w:r>
           </w:p>
         </w:tc>
         <w:tc>
           <w:tcPr>
             <w:tcW w:type="dxa" w:w="949"/>
-            <w:shd w:val="clear" w:color="auto" w:fill="E4F6F8"/>
-          </w:tcPr>
-          <w:p>
-            <w:pPr>
-              <w:spacing w:before="0" w:after="0" w:line="252" w:lineRule="auto"/>
-              <w:jc w:val="right"/>
+            <w:shd w:val="clear" w:color="auto" w:fill="FFF1E2"/>
+          </w:tcPr>
+          <w:p>
+            <w:pPr>
+              <w:spacing w:before="0" w:after="0" w:line="252" w:lineRule="auto"/>
+              <w:jc w:val="center"/>
             </w:pPr>
             <w:r>
               <w:rPr>
                 <w:rFonts w:ascii="맑은 고딕" w:hAnsi="맑은 고딕" w:eastAsia="맑은 고딕"/>
                 <w:b/>
-                <w:color w:val="10214B"/>
+                <w:color w:val="9A4A00"/>
                 <w:sz w:val="14"/>
               </w:rPr>
-              <w:t>77,000</w:t>
-            </w:r>
+              <w:t>세분 제안</w:t>
+            </w:r>
+          </w:p>
+        </w:tc>
+        <w:tc>
+          <w:tcPr>
+            <w:tcW w:type="dxa" w:w="7637"/>
+          </w:tcPr>
+          <w:p>
+            <w:pPr>
+              <w:spacing w:before="0" w:after="0" w:line="252" w:lineRule="auto"/>
+            </w:pPr>
           </w:p>
         </w:tc>
         <w:tc>
           <w:tcPr>
             <w:tcW w:type="dxa" w:w="0"/>
-            <w:gridSpan w:val="3"/>
-            <w:shd w:val="clear" w:color="auto" w:fill="E4F6F8"/>
-          </w:tcPr>
-          <w:p>
-            <w:pPr>
-              <w:spacing w:before="0" w:after="0" w:line="252" w:lineRule="auto"/>
-            </w:pPr>
-          </w:p>
+          </w:tcPr>
+          <w:p/>
+        </w:tc>
+        <w:tc>
+          <w:tcPr>
+            <w:tcW w:type="dxa" w:w="0"/>
+          </w:tcPr>
+          <w:p/>
         </w:tc>
       </w:tr>
       <w:tr>
@@ -9763,7 +10117,7 @@
         </w:trPr>
         <w:tc>
           <w:tcPr>
-            <w:tcW w:type="dxa" w:w="562"/>
+            <w:tcW w:type="dxa" w:w="719"/>
           </w:tcPr>
           <w:p>
             <w:pPr>
@@ -9776,13 +10130,13 @@
                 <w:color w:val="0090A0"/>
                 <w:sz w:val="14"/>
               </w:rPr>
-              <w:t>5-1</w:t>
-            </w:r>
-          </w:p>
-        </w:tc>
-        <w:tc>
-          <w:tcPr>
-            <w:tcW w:type="dxa" w:w="3198"/>
+              <w:t>3-1-f-7</w:t>
+            </w:r>
+          </w:p>
+        </w:tc>
+        <w:tc>
+          <w:tcPr>
+            <w:tcW w:type="dxa" w:w="3171"/>
           </w:tcPr>
           <w:p>
             <w:pPr>
@@ -9795,13 +10149,13 @@
                 <w:color w:val="13203F"/>
                 <w:sz w:val="14"/>
               </w:rPr>
-              <w:t>Cell 구성 설비별 DT 연동 기능 개발</w:t>
-            </w:r>
-          </w:p>
-        </w:tc>
-        <w:tc>
-          <w:tcPr>
-            <w:tcW w:type="dxa" w:w="7702"/>
+              <w:t xml:space="preserve">광 트랜시버·연결 케이블 </w:t>
+            </w:r>
+          </w:p>
+        </w:tc>
+        <w:tc>
+          <w:tcPr>
+            <w:tcW w:type="dxa" w:w="7637"/>
           </w:tcPr>
           <w:p>
             <w:pPr>
@@ -9814,7 +10168,7 @@
                 <w:color w:val="13203F"/>
                 <w:sz w:val="14"/>
               </w:rPr>
-              <w:t>공급사 맞춤 개발(Customizing) — 산출물·범위 명시 필요</w:t>
+              <w:t>10G SFP+ SR 16개(Cell 이중 업링크 양단) · 25G DAC 약 18개(서버·스토리지–코어) · 100G DAC 2개(코어 간) · 10GBASE-T 모듈 2개(운영실)</w:t>
             </w:r>
           </w:p>
         </w:tc>
@@ -9873,7 +10227,7 @@
                 <w:color w:val="13203F"/>
                 <w:sz w:val="14"/>
               </w:rPr>
-              <w:t>22,000</w:t>
+              <w:t>–</w:t>
             </w:r>
           </w:p>
         </w:tc>
@@ -9893,7 +10247,7 @@
                 <w:color w:val="13203F"/>
                 <w:sz w:val="14"/>
               </w:rPr>
-              <w:t>22,000</w:t>
+              <w:t>미구분</w:t>
             </w:r>
           </w:p>
         </w:tc>
@@ -9914,27 +10268,18 @@
                 <w:color w:val="9A4A00"/>
                 <w:sz w:val="14"/>
               </w:rPr>
-              <w:t>범위 명시</w:t>
-            </w:r>
-          </w:p>
-        </w:tc>
-        <w:tc>
-          <w:tcPr>
-            <w:tcW w:type="dxa" w:w="7702"/>
-          </w:tcPr>
-          <w:p>
-            <w:pPr>
-              <w:spacing w:before="0" w:after="0" w:line="252" w:lineRule="auto"/>
-            </w:pPr>
-            <w:r>
-              <w:rPr>
-                <w:rFonts w:ascii="맑은 고딕" w:hAnsi="맑은 고딕" w:eastAsia="맑은 고딕"/>
-                <w:b w:val="0"/>
-                <w:color w:val="56637F"/>
-                <w:sz w:val="14"/>
-              </w:rPr>
-              <w:t>CELL 구성 설비별 디지털 트윈 연동 기능 Customizing</w:t>
-            </w:r>
+              <w:t>세분 제안</w:t>
+            </w:r>
+          </w:p>
+        </w:tc>
+        <w:tc>
+          <w:tcPr>
+            <w:tcW w:type="dxa" w:w="7637"/>
+          </w:tcPr>
+          <w:p>
+            <w:pPr>
+              <w:spacing w:before="0" w:after="0" w:line="252" w:lineRule="auto"/>
+            </w:pPr>
           </w:p>
         </w:tc>
         <w:tc>
@@ -9956,7 +10301,7 @@
         </w:trPr>
         <w:tc>
           <w:tcPr>
-            <w:tcW w:type="dxa" w:w="562"/>
+            <w:tcW w:type="dxa" w:w="719"/>
           </w:tcPr>
           <w:p>
             <w:pPr>
@@ -9969,13 +10314,13 @@
                 <w:color w:val="0090A0"/>
                 <w:sz w:val="14"/>
               </w:rPr>
-              <w:t>5-2</w:t>
-            </w:r>
-          </w:p>
-        </w:tc>
-        <w:tc>
-          <w:tcPr>
-            <w:tcW w:type="dxa" w:w="3198"/>
+              <w:t>3-1-f-8</w:t>
+            </w:r>
+          </w:p>
+        </w:tc>
+        <w:tc>
+          <w:tcPr>
+            <w:tcW w:type="dxa" w:w="3171"/>
           </w:tcPr>
           <w:p>
             <w:pPr>
@@ -9988,13 +10333,13 @@
                 <w:color w:val="13203F"/>
                 <w:sz w:val="14"/>
               </w:rPr>
-              <w:t>DB 연동 시각화 UI 개발</w:t>
-            </w:r>
-          </w:p>
-        </w:tc>
-        <w:tc>
-          <w:tcPr>
-            <w:tcW w:type="dxa" w:w="7702"/>
+              <w:t xml:space="preserve">배선·케이블 트레이·패치패널 (설치 포함) </w:t>
+            </w:r>
+          </w:p>
+        </w:tc>
+        <w:tc>
+          <w:tcPr>
+            <w:tcW w:type="dxa" w:w="7637"/>
           </w:tcPr>
           <w:p>
             <w:pPr>
@@ -10007,7 +10352,7 @@
                 <w:color w:val="13203F"/>
                 <w:sz w:val="14"/>
               </w:rPr>
-              <w:t>공급사 맞춤 개발(Customizing) — 산출물·범위 명시 필요</w:t>
+              <w:t>OM4 광 이중 8회선(코어–Cell 캐비닛) · Cat6A(운영실 2회선·관리망) · 패치패널 4개 · 통로 상부 트레이(길이 실측) · 포설·성단·시험</w:t>
             </w:r>
           </w:p>
         </w:tc>
@@ -10066,7 +10411,7 @@
                 <w:color w:val="13203F"/>
                 <w:sz w:val="14"/>
               </w:rPr>
-              <w:t>44,000</w:t>
+              <w:t>–</w:t>
             </w:r>
           </w:p>
         </w:tc>
@@ -10086,7 +10431,7 @@
                 <w:color w:val="13203F"/>
                 <w:sz w:val="14"/>
               </w:rPr>
-              <w:t>44,000</w:t>
+              <w:t>미구분</w:t>
             </w:r>
           </w:p>
         </w:tc>
@@ -10107,27 +10452,18 @@
                 <w:color w:val="9A4A00"/>
                 <w:sz w:val="14"/>
               </w:rPr>
-              <w:t>범위 명시</w:t>
-            </w:r>
-          </w:p>
-        </w:tc>
-        <w:tc>
-          <w:tcPr>
-            <w:tcW w:type="dxa" w:w="7702"/>
-          </w:tcPr>
-          <w:p>
-            <w:pPr>
-              <w:spacing w:before="0" w:after="0" w:line="252" w:lineRule="auto"/>
-            </w:pPr>
-            <w:r>
-              <w:rPr>
-                <w:rFonts w:ascii="맑은 고딕" w:hAnsi="맑은 고딕" w:eastAsia="맑은 고딕"/>
-                <w:b w:val="0"/>
-                <w:color w:val="56637F"/>
-                <w:sz w:val="14"/>
-              </w:rPr>
-              <w:t>DB 연동 시각화 UI Customizing</w:t>
-            </w:r>
+              <w:t>세분 제안</w:t>
+            </w:r>
+          </w:p>
+        </w:tc>
+        <w:tc>
+          <w:tcPr>
+            <w:tcW w:type="dxa" w:w="7637"/>
+          </w:tcPr>
+          <w:p>
+            <w:pPr>
+              <w:spacing w:before="0" w:after="0" w:line="252" w:lineRule="auto"/>
+            </w:pPr>
           </w:p>
         </w:tc>
         <w:tc>
@@ -10149,11 +10485,81 @@
         </w:trPr>
         <w:tc>
           <w:tcPr>
-            <w:tcW w:type="dxa" w:w="562"/>
-          </w:tcPr>
-          <w:p>
-            <w:pPr>
-              <w:keepNext/>
+            <w:tcW w:type="dxa" w:w="719"/>
+          </w:tcPr>
+          <w:p/>
+        </w:tc>
+        <w:tc>
+          <w:tcPr>
+            <w:tcW w:type="dxa" w:w="3171"/>
+          </w:tcPr>
+          <w:p/>
+        </w:tc>
+        <w:tc>
+          <w:tcPr>
+            <w:tcW w:type="dxa" w:w="7637"/>
+          </w:tcPr>
+          <w:p/>
+        </w:tc>
+        <w:tc>
+          <w:tcPr>
+            <w:tcW w:type="dxa" w:w="450"/>
+          </w:tcPr>
+          <w:p/>
+        </w:tc>
+        <w:tc>
+          <w:tcPr>
+            <w:tcW w:type="dxa" w:w="450"/>
+          </w:tcPr>
+          <w:p/>
+        </w:tc>
+        <w:tc>
+          <w:tcPr>
+            <w:tcW w:type="dxa" w:w="719"/>
+          </w:tcPr>
+          <w:p/>
+        </w:tc>
+        <w:tc>
+          <w:tcPr>
+            <w:tcW w:type="dxa" w:w="719"/>
+          </w:tcPr>
+          <w:p/>
+        </w:tc>
+        <w:tc>
+          <w:tcPr>
+            <w:tcW w:type="dxa" w:w="949"/>
+          </w:tcPr>
+          <w:p/>
+        </w:tc>
+        <w:tc>
+          <w:tcPr>
+            <w:tcW w:type="dxa" w:w="7637"/>
+          </w:tcPr>
+          <w:p/>
+        </w:tc>
+        <w:tc>
+          <w:tcPr>
+            <w:tcW w:type="dxa" w:w="0"/>
+          </w:tcPr>
+          <w:p/>
+        </w:tc>
+        <w:tc>
+          <w:tcPr>
+            <w:tcW w:type="dxa" w:w="0"/>
+          </w:tcPr>
+          <w:p/>
+        </w:tc>
+      </w:tr>
+      <w:tr>
+        <w:trPr>
+          <w:cantSplit/>
+        </w:trPr>
+        <w:tc>
+          <w:tcPr>
+            <w:tcW w:type="dxa" w:w="719"/>
+          </w:tcPr>
+          <w:p>
+            <w:pPr>
               <w:spacing w:before="0" w:after="0" w:line="252" w:lineRule="auto"/>
             </w:pPr>
             <w:r>
@@ -10163,17 +10569,16 @@
                 <w:color w:val="0090A0"/>
                 <w:sz w:val="14"/>
               </w:rPr>
-              <w:t>5-3</w:t>
-            </w:r>
-          </w:p>
-        </w:tc>
-        <w:tc>
-          <w:tcPr>
-            <w:tcW w:type="dxa" w:w="3198"/>
-          </w:tcPr>
-          <w:p>
-            <w:pPr>
-              <w:keepNext/>
+              <w:t>3-1-g</w:t>
+            </w:r>
+          </w:p>
+        </w:tc>
+        <w:tc>
+          <w:tcPr>
+            <w:tcW w:type="dxa" w:w="3171"/>
+          </w:tcPr>
+          <w:p>
+            <w:pPr>
               <w:spacing w:before="0" w:after="0" w:line="252" w:lineRule="auto"/>
             </w:pPr>
             <w:r>
@@ -10183,17 +10588,16 @@
                 <w:color w:val="13203F"/>
                 <w:sz w:val="14"/>
               </w:rPr>
-              <w:t>기능 확장(플러그인) 개발</w:t>
-            </w:r>
-          </w:p>
-        </w:tc>
-        <w:tc>
-          <w:tcPr>
-            <w:tcW w:type="dxa" w:w="7702"/>
-          </w:tcPr>
-          <w:p>
-            <w:pPr>
-              <w:keepNext/>
+              <w:t xml:space="preserve">서버실 — 랙·캐비닛·UPS·KVM </w:t>
+            </w:r>
+          </w:p>
+        </w:tc>
+        <w:tc>
+          <w:tcPr>
+            <w:tcW w:type="dxa" w:w="7637"/>
+          </w:tcPr>
+          <w:p>
+            <w:pPr>
               <w:spacing w:before="0" w:after="0" w:line="252" w:lineRule="auto"/>
             </w:pPr>
             <w:r>
@@ -10203,7 +10607,7 @@
                 <w:color w:val="13203F"/>
                 <w:sz w:val="14"/>
               </w:rPr>
-              <w:t>공급사 맞춤 개발(Customizing) — 산출물·범위 명시 필요</w:t>
+              <w:t>견적서에 사양·수량 없음</w:t>
             </w:r>
           </w:p>
         </w:tc>
@@ -10213,7 +10617,6 @@
           </w:tcPr>
           <w:p>
             <w:pPr>
-              <w:keepNext/>
               <w:spacing w:before="0" w:after="0" w:line="252" w:lineRule="auto"/>
               <w:jc w:val="center"/>
             </w:pPr>
@@ -10224,7 +10627,7 @@
                 <w:color w:val="13203F"/>
                 <w:sz w:val="14"/>
               </w:rPr>
-              <w:t>1</w:t>
+              <w:t>1식</w:t>
             </w:r>
           </w:p>
         </w:tc>
@@ -10234,8 +10637,18 @@
           </w:tcPr>
           <w:p>
             <w:pPr>
-              <w:keepNext/>
-              <w:spacing w:before="0" w:after="0" w:line="252" w:lineRule="auto"/>
+              <w:spacing w:before="0" w:after="0" w:line="252" w:lineRule="auto"/>
+            </w:pPr>
+          </w:p>
+        </w:tc>
+        <w:tc>
+          <w:tcPr>
+            <w:tcW w:type="dxa" w:w="719"/>
+          </w:tcPr>
+          <w:p>
+            <w:pPr>
+              <w:spacing w:before="0" w:after="0" w:line="252" w:lineRule="auto"/>
+              <w:jc w:val="right"/>
             </w:pPr>
             <w:r>
               <w:rPr>
@@ -10244,7 +10657,7 @@
                 <w:color w:val="13203F"/>
                 <w:sz w:val="14"/>
               </w:rPr>
-              <w:t>식</w:t>
+              <w:t>–</w:t>
             </w:r>
           </w:p>
         </w:tc>
@@ -10254,7 +10667,6 @@
           </w:tcPr>
           <w:p>
             <w:pPr>
-              <w:keepNext/>
               <w:spacing w:before="0" w:after="0" w:line="252" w:lineRule="auto"/>
               <w:jc w:val="right"/>
             </w:pPr>
@@ -10265,19 +10677,162 @@
                 <w:color w:val="13203F"/>
                 <w:sz w:val="14"/>
               </w:rPr>
-              <w:t>11,000</w:t>
-            </w:r>
-          </w:p>
-        </w:tc>
+              <w:t>미구분</w:t>
+            </w:r>
+          </w:p>
+        </w:tc>
+        <w:tc>
+          <w:tcPr>
+            <w:tcW w:type="dxa" w:w="949"/>
+            <w:shd w:val="clear" w:color="auto" w:fill="FDE8E8"/>
+          </w:tcPr>
+          <w:p>
+            <w:pPr>
+              <w:spacing w:before="0" w:after="0" w:line="252" w:lineRule="auto"/>
+              <w:jc w:val="center"/>
+            </w:pPr>
+            <w:r>
+              <w:rPr>
+                <w:rFonts w:ascii="맑은 고딕" w:hAnsi="맑은 고딕" w:eastAsia="맑은 고딕"/>
+                <w:b/>
+                <w:color w:val="A12020"/>
+                <w:sz w:val="14"/>
+              </w:rPr>
+              <w:t>금액 미구분</w:t>
+            </w:r>
+          </w:p>
+        </w:tc>
+        <w:tc>
+          <w:tcPr>
+            <w:tcW w:type="dxa" w:w="7637"/>
+          </w:tcPr>
+          <w:p>
+            <w:pPr>
+              <w:spacing w:before="0" w:after="0" w:line="252" w:lineRule="auto"/>
+            </w:pPr>
+          </w:p>
+        </w:tc>
+        <w:tc>
+          <w:tcPr>
+            <w:tcW w:type="dxa" w:w="0"/>
+          </w:tcPr>
+          <w:p/>
+        </w:tc>
+        <w:tc>
+          <w:tcPr>
+            <w:tcW w:type="dxa" w:w="0"/>
+          </w:tcPr>
+          <w:p/>
+        </w:tc>
+      </w:tr>
+      <w:tr>
+        <w:trPr>
+          <w:cantSplit/>
+        </w:trPr>
         <w:tc>
           <w:tcPr>
             <w:tcW w:type="dxa" w:w="719"/>
-          </w:tcPr>
-          <w:p>
-            <w:pPr>
-              <w:keepNext/>
+            <w:gridSpan w:val="7"/>
+            <w:shd w:val="clear" w:color="auto" w:fill="E4F6F8"/>
+          </w:tcPr>
+          <w:p>
+            <w:pPr>
+              <w:spacing w:before="0" w:after="0" w:line="252" w:lineRule="auto"/>
+            </w:pPr>
+            <w:r>
+              <w:rPr>
+                <w:rFonts w:ascii="맑은 고딕" w:hAnsi="맑은 고딕" w:eastAsia="맑은 고딕"/>
+                <w:b/>
+                <w:color w:val="10214B"/>
+                <w:sz w:val="14"/>
+              </w:rPr>
+              <w:t>항목4. 로컬 OCS·보안</w:t>
+            </w:r>
+          </w:p>
+        </w:tc>
+        <w:tc>
+          <w:tcPr>
+            <w:tcW w:type="dxa" w:w="949"/>
+            <w:shd w:val="clear" w:color="auto" w:fill="E4F6F8"/>
+          </w:tcPr>
+          <w:p>
+            <w:pPr>
               <w:spacing w:before="0" w:after="0" w:line="252" w:lineRule="auto"/>
               <w:jc w:val="right"/>
+            </w:pPr>
+            <w:r>
+              <w:rPr>
+                <w:rFonts w:ascii="맑은 고딕" w:hAnsi="맑은 고딕" w:eastAsia="맑은 고딕"/>
+                <w:b/>
+                <w:color w:val="10214B"/>
+                <w:sz w:val="14"/>
+              </w:rPr>
+              <w:t>88,000</w:t>
+            </w:r>
+          </w:p>
+        </w:tc>
+        <w:tc>
+          <w:tcPr>
+            <w:tcW w:type="dxa" w:w="0"/>
+            <w:gridSpan w:val="3"/>
+            <w:shd w:val="clear" w:color="auto" w:fill="E4F6F8"/>
+          </w:tcPr>
+          <w:p>
+            <w:pPr>
+              <w:spacing w:before="0" w:after="0" w:line="252" w:lineRule="auto"/>
+            </w:pPr>
+          </w:p>
+        </w:tc>
+      </w:tr>
+      <w:tr>
+        <w:trPr>
+          <w:cantSplit/>
+        </w:trPr>
+        <w:tc>
+          <w:tcPr>
+            <w:tcW w:type="dxa" w:w="719"/>
+          </w:tcPr>
+          <w:p>
+            <w:pPr>
+              <w:spacing w:before="0" w:after="0" w:line="252" w:lineRule="auto"/>
+            </w:pPr>
+            <w:r>
+              <w:rPr>
+                <w:rFonts w:ascii="Consolas" w:hAnsi="Consolas" w:eastAsia="맑은 고딕"/>
+                <w:b w:val="0"/>
+                <w:color w:val="0090A0"/>
+                <w:sz w:val="14"/>
+              </w:rPr>
+              <w:t>4-1</w:t>
+            </w:r>
+          </w:p>
+        </w:tc>
+        <w:tc>
+          <w:tcPr>
+            <w:tcW w:type="dxa" w:w="3171"/>
+          </w:tcPr>
+          <w:p>
+            <w:pPr>
+              <w:spacing w:before="0" w:after="0" w:line="252" w:lineRule="auto"/>
+            </w:pPr>
+            <w:r>
+              <w:rPr>
+                <w:rFonts w:ascii="맑은 고딕" w:hAnsi="맑은 고딕" w:eastAsia="맑은 고딕"/>
+                <w:b/>
+                <w:color w:val="13203F"/>
+                <w:sz w:val="14"/>
+              </w:rPr>
+              <w:t>운영 시계열 DB (클러스터·계층형)</w:t>
+            </w:r>
+          </w:p>
+        </w:tc>
+        <w:tc>
+          <w:tcPr>
+            <w:tcW w:type="dxa" w:w="7637"/>
+          </w:tcPr>
+          <w:p>
+            <w:pPr>
+              <w:spacing w:before="0" w:after="0" w:line="252" w:lineRule="auto"/>
             </w:pPr>
             <w:r>
               <w:rPr>
@@ -10286,7 +10841,531 @@
                 <w:color w:val="13203F"/>
                 <w:sz w:val="14"/>
               </w:rPr>
-              <w:t>11,000</w:t>
+              <w:t>Cell 상태·이벤트·공정값 시계열 저장·조회, 계층형 클러스터 구성</w:t>
+            </w:r>
+          </w:p>
+        </w:tc>
+        <w:tc>
+          <w:tcPr>
+            <w:tcW w:type="dxa" w:w="450"/>
+          </w:tcPr>
+          <w:p>
+            <w:pPr>
+              <w:spacing w:before="0" w:after="0" w:line="252" w:lineRule="auto"/>
+              <w:jc w:val="center"/>
+            </w:pPr>
+            <w:r>
+              <w:rPr>
+                <w:rFonts w:ascii="맑은 고딕" w:hAnsi="맑은 고딕" w:eastAsia="맑은 고딕"/>
+                <w:b/>
+                <w:color w:val="13203F"/>
+                <w:sz w:val="14"/>
+              </w:rPr>
+              <w:t>1</w:t>
+            </w:r>
+          </w:p>
+        </w:tc>
+        <w:tc>
+          <w:tcPr>
+            <w:tcW w:type="dxa" w:w="450"/>
+          </w:tcPr>
+          <w:p>
+            <w:pPr>
+              <w:spacing w:before="0" w:after="0" w:line="252" w:lineRule="auto"/>
+            </w:pPr>
+            <w:r>
+              <w:rPr>
+                <w:rFonts w:ascii="맑은 고딕" w:hAnsi="맑은 고딕" w:eastAsia="맑은 고딕"/>
+                <w:b w:val="0"/>
+                <w:color w:val="13203F"/>
+                <w:sz w:val="14"/>
+              </w:rPr>
+              <w:t>식</w:t>
+            </w:r>
+          </w:p>
+        </w:tc>
+        <w:tc>
+          <w:tcPr>
+            <w:tcW w:type="dxa" w:w="719"/>
+          </w:tcPr>
+          <w:p>
+            <w:pPr>
+              <w:spacing w:before="0" w:after="0" w:line="252" w:lineRule="auto"/>
+              <w:jc w:val="right"/>
+            </w:pPr>
+            <w:r>
+              <w:rPr>
+                <w:rFonts w:ascii="맑은 고딕" w:hAnsi="맑은 고딕" w:eastAsia="맑은 고딕"/>
+                <w:b w:val="0"/>
+                <w:color w:val="13203F"/>
+                <w:sz w:val="14"/>
+              </w:rPr>
+              <w:t>49,500</w:t>
+            </w:r>
+          </w:p>
+        </w:tc>
+        <w:tc>
+          <w:tcPr>
+            <w:tcW w:type="dxa" w:w="719"/>
+          </w:tcPr>
+          <w:p>
+            <w:pPr>
+              <w:spacing w:before="0" w:after="0" w:line="252" w:lineRule="auto"/>
+              <w:jc w:val="right"/>
+            </w:pPr>
+            <w:r>
+              <w:rPr>
+                <w:rFonts w:ascii="맑은 고딕" w:hAnsi="맑은 고딕" w:eastAsia="맑은 고딕"/>
+                <w:b w:val="0"/>
+                <w:color w:val="13203F"/>
+                <w:sz w:val="14"/>
+              </w:rPr>
+              <w:t>49,500</w:t>
+            </w:r>
+          </w:p>
+        </w:tc>
+        <w:tc>
+          <w:tcPr>
+            <w:tcW w:type="dxa" w:w="949"/>
+            <w:shd w:val="clear" w:color="auto" w:fill="D9F0F2"/>
+          </w:tcPr>
+          <w:p>
+            <w:pPr>
+              <w:spacing w:before="0" w:after="0" w:line="252" w:lineRule="auto"/>
+              <w:jc w:val="center"/>
+            </w:pPr>
+            <w:r>
+              <w:rPr>
+                <w:rFonts w:ascii="맑은 고딕" w:hAnsi="맑은 고딕" w:eastAsia="맑은 고딕"/>
+                <w:b/>
+                <w:color w:val="0090A0"/>
+                <w:sz w:val="14"/>
+              </w:rPr>
+              <w:t>적합</w:t>
+            </w:r>
+          </w:p>
+        </w:tc>
+        <w:tc>
+          <w:tcPr>
+            <w:tcW w:type="dxa" w:w="7637"/>
+          </w:tcPr>
+          <w:p>
+            <w:pPr>
+              <w:spacing w:before="0" w:after="0" w:line="252" w:lineRule="auto"/>
+            </w:pPr>
+            <w:r>
+              <w:rPr>
+                <w:rFonts w:ascii="맑은 고딕" w:hAnsi="맑은 고딕" w:eastAsia="맑은 고딕"/>
+                <w:b w:val="0"/>
+                <w:color w:val="56637F"/>
+                <w:sz w:val="14"/>
+              </w:rPr>
+              <w:t>Operational TSDB - Machbase Cluster Edition (계층)</w:t>
+            </w:r>
+          </w:p>
+        </w:tc>
+        <w:tc>
+          <w:tcPr>
+            <w:tcW w:type="dxa" w:w="0"/>
+          </w:tcPr>
+          <w:p/>
+        </w:tc>
+        <w:tc>
+          <w:tcPr>
+            <w:tcW w:type="dxa" w:w="0"/>
+          </w:tcPr>
+          <w:p/>
+        </w:tc>
+      </w:tr>
+      <w:tr>
+        <w:trPr>
+          <w:cantSplit/>
+        </w:trPr>
+        <w:tc>
+          <w:tcPr>
+            <w:tcW w:type="dxa" w:w="719"/>
+          </w:tcPr>
+          <w:p>
+            <w:pPr>
+              <w:spacing w:before="0" w:after="0" w:line="252" w:lineRule="auto"/>
+            </w:pPr>
+            <w:r>
+              <w:rPr>
+                <w:rFonts w:ascii="Consolas" w:hAnsi="Consolas" w:eastAsia="맑은 고딕"/>
+                <w:b w:val="0"/>
+                <w:color w:val="0090A0"/>
+                <w:sz w:val="14"/>
+              </w:rPr>
+              <w:t>4-2</w:t>
+            </w:r>
+          </w:p>
+        </w:tc>
+        <w:tc>
+          <w:tcPr>
+            <w:tcW w:type="dxa" w:w="3171"/>
+          </w:tcPr>
+          <w:p>
+            <w:pPr>
+              <w:spacing w:before="0" w:after="0" w:line="252" w:lineRule="auto"/>
+            </w:pPr>
+            <w:r>
+              <w:rPr>
+                <w:rFonts w:ascii="맑은 고딕" w:hAnsi="맑은 고딕" w:eastAsia="맑은 고딕"/>
+                <w:b/>
+                <w:color w:val="13203F"/>
+                <w:sz w:val="14"/>
+              </w:rPr>
+              <w:t>통합 인증·접근통제 (IAM/PKI · 서버 접근제어)</w:t>
+            </w:r>
+          </w:p>
+        </w:tc>
+        <w:tc>
+          <w:tcPr>
+            <w:tcW w:type="dxa" w:w="7637"/>
+          </w:tcPr>
+          <w:p>
+            <w:pPr>
+              <w:spacing w:before="0" w:after="0" w:line="252" w:lineRule="auto"/>
+            </w:pPr>
+            <w:r>
+              <w:rPr>
+                <w:rFonts w:ascii="맑은 고딕" w:hAnsi="맑은 고딕" w:eastAsia="맑은 고딕"/>
+                <w:b w:val="0"/>
+                <w:color w:val="13203F"/>
+                <w:sz w:val="14"/>
+              </w:rPr>
+              <w:t>사용자·장비 인증(SSO·PKI 인증서), 서버·DB 접근통제·감사로그</w:t>
+            </w:r>
+          </w:p>
+        </w:tc>
+        <w:tc>
+          <w:tcPr>
+            <w:tcW w:type="dxa" w:w="450"/>
+          </w:tcPr>
+          <w:p>
+            <w:pPr>
+              <w:spacing w:before="0" w:after="0" w:line="252" w:lineRule="auto"/>
+              <w:jc w:val="center"/>
+            </w:pPr>
+            <w:r>
+              <w:rPr>
+                <w:rFonts w:ascii="맑은 고딕" w:hAnsi="맑은 고딕" w:eastAsia="맑은 고딕"/>
+                <w:b/>
+                <w:color w:val="13203F"/>
+                <w:sz w:val="14"/>
+              </w:rPr>
+              <w:t>1</w:t>
+            </w:r>
+          </w:p>
+        </w:tc>
+        <w:tc>
+          <w:tcPr>
+            <w:tcW w:type="dxa" w:w="450"/>
+          </w:tcPr>
+          <w:p>
+            <w:pPr>
+              <w:spacing w:before="0" w:after="0" w:line="252" w:lineRule="auto"/>
+            </w:pPr>
+            <w:r>
+              <w:rPr>
+                <w:rFonts w:ascii="맑은 고딕" w:hAnsi="맑은 고딕" w:eastAsia="맑은 고딕"/>
+                <w:b w:val="0"/>
+                <w:color w:val="13203F"/>
+                <w:sz w:val="14"/>
+              </w:rPr>
+              <w:t>식</w:t>
+            </w:r>
+          </w:p>
+        </w:tc>
+        <w:tc>
+          <w:tcPr>
+            <w:tcW w:type="dxa" w:w="719"/>
+          </w:tcPr>
+          <w:p>
+            <w:pPr>
+              <w:spacing w:before="0" w:after="0" w:line="252" w:lineRule="auto"/>
+              <w:jc w:val="right"/>
+            </w:pPr>
+            <w:r>
+              <w:rPr>
+                <w:rFonts w:ascii="맑은 고딕" w:hAnsi="맑은 고딕" w:eastAsia="맑은 고딕"/>
+                <w:b w:val="0"/>
+                <w:color w:val="13203F"/>
+                <w:sz w:val="14"/>
+              </w:rPr>
+              <w:t>38,500</w:t>
+            </w:r>
+          </w:p>
+        </w:tc>
+        <w:tc>
+          <w:tcPr>
+            <w:tcW w:type="dxa" w:w="719"/>
+          </w:tcPr>
+          <w:p>
+            <w:pPr>
+              <w:spacing w:before="0" w:after="0" w:line="252" w:lineRule="auto"/>
+              <w:jc w:val="right"/>
+            </w:pPr>
+            <w:r>
+              <w:rPr>
+                <w:rFonts w:ascii="맑은 고딕" w:hAnsi="맑은 고딕" w:eastAsia="맑은 고딕"/>
+                <w:b w:val="0"/>
+                <w:color w:val="13203F"/>
+                <w:sz w:val="14"/>
+              </w:rPr>
+              <w:t>38,500</w:t>
+            </w:r>
+          </w:p>
+        </w:tc>
+        <w:tc>
+          <w:tcPr>
+            <w:tcW w:type="dxa" w:w="949"/>
+            <w:shd w:val="clear" w:color="auto" w:fill="D9F0F2"/>
+          </w:tcPr>
+          <w:p>
+            <w:pPr>
+              <w:spacing w:before="0" w:after="0" w:line="252" w:lineRule="auto"/>
+              <w:jc w:val="center"/>
+            </w:pPr>
+            <w:r>
+              <w:rPr>
+                <w:rFonts w:ascii="맑은 고딕" w:hAnsi="맑은 고딕" w:eastAsia="맑은 고딕"/>
+                <w:b/>
+                <w:color w:val="0090A0"/>
+                <w:sz w:val="14"/>
+              </w:rPr>
+              <w:t>적합</w:t>
+            </w:r>
+          </w:p>
+        </w:tc>
+        <w:tc>
+          <w:tcPr>
+            <w:tcW w:type="dxa" w:w="7637"/>
+          </w:tcPr>
+          <w:p>
+            <w:pPr>
+              <w:spacing w:before="0" w:after="0" w:line="252" w:lineRule="auto"/>
+            </w:pPr>
+            <w:r>
+              <w:rPr>
+                <w:rFonts w:ascii="맑은 고딕" w:hAnsi="맑은 고딕" w:eastAsia="맑은 고딕"/>
+                <w:b w:val="0"/>
+                <w:color w:val="56637F"/>
+                <w:sz w:val="14"/>
+              </w:rPr>
+              <w:t>보안 스택(IAM/PKI) - Keyloak+HIWARE</w:t>
+            </w:r>
+          </w:p>
+        </w:tc>
+        <w:tc>
+          <w:tcPr>
+            <w:tcW w:type="dxa" w:w="0"/>
+          </w:tcPr>
+          <w:p/>
+        </w:tc>
+        <w:tc>
+          <w:tcPr>
+            <w:tcW w:type="dxa" w:w="0"/>
+          </w:tcPr>
+          <w:p/>
+        </w:tc>
+      </w:tr>
+      <w:tr>
+        <w:trPr>
+          <w:cantSplit/>
+        </w:trPr>
+        <w:tc>
+          <w:tcPr>
+            <w:tcW w:type="dxa" w:w="719"/>
+            <w:gridSpan w:val="7"/>
+            <w:shd w:val="clear" w:color="auto" w:fill="E4F6F8"/>
+          </w:tcPr>
+          <w:p>
+            <w:pPr>
+              <w:spacing w:before="0" w:after="0" w:line="252" w:lineRule="auto"/>
+            </w:pPr>
+            <w:r>
+              <w:rPr>
+                <w:rFonts w:ascii="맑은 고딕" w:hAnsi="맑은 고딕" w:eastAsia="맑은 고딕"/>
+                <w:b/>
+                <w:color w:val="10214B"/>
+                <w:sz w:val="14"/>
+              </w:rPr>
+              <w:t>항목5. 기술지원</w:t>
+            </w:r>
+          </w:p>
+        </w:tc>
+        <w:tc>
+          <w:tcPr>
+            <w:tcW w:type="dxa" w:w="949"/>
+            <w:shd w:val="clear" w:color="auto" w:fill="E4F6F8"/>
+          </w:tcPr>
+          <w:p>
+            <w:pPr>
+              <w:spacing w:before="0" w:after="0" w:line="252" w:lineRule="auto"/>
+              <w:jc w:val="right"/>
+            </w:pPr>
+            <w:r>
+              <w:rPr>
+                <w:rFonts w:ascii="맑은 고딕" w:hAnsi="맑은 고딕" w:eastAsia="맑은 고딕"/>
+                <w:b/>
+                <w:color w:val="10214B"/>
+                <w:sz w:val="14"/>
+              </w:rPr>
+              <w:t>77,000</w:t>
+            </w:r>
+          </w:p>
+        </w:tc>
+        <w:tc>
+          <w:tcPr>
+            <w:tcW w:type="dxa" w:w="0"/>
+            <w:gridSpan w:val="3"/>
+            <w:shd w:val="clear" w:color="auto" w:fill="E4F6F8"/>
+          </w:tcPr>
+          <w:p>
+            <w:pPr>
+              <w:spacing w:before="0" w:after="0" w:line="252" w:lineRule="auto"/>
+            </w:pPr>
+          </w:p>
+        </w:tc>
+      </w:tr>
+      <w:tr>
+        <w:trPr>
+          <w:cantSplit/>
+        </w:trPr>
+        <w:tc>
+          <w:tcPr>
+            <w:tcW w:type="dxa" w:w="719"/>
+          </w:tcPr>
+          <w:p>
+            <w:pPr>
+              <w:spacing w:before="0" w:after="0" w:line="252" w:lineRule="auto"/>
+            </w:pPr>
+            <w:r>
+              <w:rPr>
+                <w:rFonts w:ascii="Consolas" w:hAnsi="Consolas" w:eastAsia="맑은 고딕"/>
+                <w:b w:val="0"/>
+                <w:color w:val="0090A0"/>
+                <w:sz w:val="14"/>
+              </w:rPr>
+              <w:t>5-1</w:t>
+            </w:r>
+          </w:p>
+        </w:tc>
+        <w:tc>
+          <w:tcPr>
+            <w:tcW w:type="dxa" w:w="3171"/>
+          </w:tcPr>
+          <w:p>
+            <w:pPr>
+              <w:spacing w:before="0" w:after="0" w:line="252" w:lineRule="auto"/>
+            </w:pPr>
+            <w:r>
+              <w:rPr>
+                <w:rFonts w:ascii="맑은 고딕" w:hAnsi="맑은 고딕" w:eastAsia="맑은 고딕"/>
+                <w:b/>
+                <w:color w:val="13203F"/>
+                <w:sz w:val="14"/>
+              </w:rPr>
+              <w:t>Cell 구성 설비별 DT 연동 기능 개발</w:t>
+            </w:r>
+          </w:p>
+        </w:tc>
+        <w:tc>
+          <w:tcPr>
+            <w:tcW w:type="dxa" w:w="7637"/>
+          </w:tcPr>
+          <w:p>
+            <w:pPr>
+              <w:spacing w:before="0" w:after="0" w:line="252" w:lineRule="auto"/>
+            </w:pPr>
+            <w:r>
+              <w:rPr>
+                <w:rFonts w:ascii="맑은 고딕" w:hAnsi="맑은 고딕" w:eastAsia="맑은 고딕"/>
+                <w:b w:val="0"/>
+                <w:color w:val="13203F"/>
+                <w:sz w:val="14"/>
+              </w:rPr>
+              <w:t>공급사 맞춤 개발(Customizing) — 산출물·범위 명시 필요</w:t>
+            </w:r>
+          </w:p>
+        </w:tc>
+        <w:tc>
+          <w:tcPr>
+            <w:tcW w:type="dxa" w:w="450"/>
+          </w:tcPr>
+          <w:p>
+            <w:pPr>
+              <w:spacing w:before="0" w:after="0" w:line="252" w:lineRule="auto"/>
+              <w:jc w:val="center"/>
+            </w:pPr>
+            <w:r>
+              <w:rPr>
+                <w:rFonts w:ascii="맑은 고딕" w:hAnsi="맑은 고딕" w:eastAsia="맑은 고딕"/>
+                <w:b/>
+                <w:color w:val="13203F"/>
+                <w:sz w:val="14"/>
+              </w:rPr>
+              <w:t>1</w:t>
+            </w:r>
+          </w:p>
+        </w:tc>
+        <w:tc>
+          <w:tcPr>
+            <w:tcW w:type="dxa" w:w="450"/>
+          </w:tcPr>
+          <w:p>
+            <w:pPr>
+              <w:spacing w:before="0" w:after="0" w:line="252" w:lineRule="auto"/>
+            </w:pPr>
+            <w:r>
+              <w:rPr>
+                <w:rFonts w:ascii="맑은 고딕" w:hAnsi="맑은 고딕" w:eastAsia="맑은 고딕"/>
+                <w:b w:val="0"/>
+                <w:color w:val="13203F"/>
+                <w:sz w:val="14"/>
+              </w:rPr>
+              <w:t>식</w:t>
+            </w:r>
+          </w:p>
+        </w:tc>
+        <w:tc>
+          <w:tcPr>
+            <w:tcW w:type="dxa" w:w="719"/>
+          </w:tcPr>
+          <w:p>
+            <w:pPr>
+              <w:spacing w:before="0" w:after="0" w:line="252" w:lineRule="auto"/>
+              <w:jc w:val="right"/>
+            </w:pPr>
+            <w:r>
+              <w:rPr>
+                <w:rFonts w:ascii="맑은 고딕" w:hAnsi="맑은 고딕" w:eastAsia="맑은 고딕"/>
+                <w:b w:val="0"/>
+                <w:color w:val="13203F"/>
+                <w:sz w:val="14"/>
+              </w:rPr>
+              <w:t>22,000</w:t>
+            </w:r>
+          </w:p>
+        </w:tc>
+        <w:tc>
+          <w:tcPr>
+            <w:tcW w:type="dxa" w:w="719"/>
+          </w:tcPr>
+          <w:p>
+            <w:pPr>
+              <w:spacing w:before="0" w:after="0" w:line="252" w:lineRule="auto"/>
+              <w:jc w:val="right"/>
+            </w:pPr>
+            <w:r>
+              <w:rPr>
+                <w:rFonts w:ascii="맑은 고딕" w:hAnsi="맑은 고딕" w:eastAsia="맑은 고딕"/>
+                <w:b w:val="0"/>
+                <w:color w:val="13203F"/>
+                <w:sz w:val="14"/>
+              </w:rPr>
+              <w:t>22,000</w:t>
             </w:r>
           </w:p>
         </w:tc>
@@ -10297,7 +11376,6 @@
           </w:tcPr>
           <w:p>
             <w:pPr>
-              <w:keepNext/>
               <w:spacing w:before="0" w:after="0" w:line="252" w:lineRule="auto"/>
               <w:jc w:val="center"/>
             </w:pPr>
@@ -10314,7 +11392,401 @@
         </w:tc>
         <w:tc>
           <w:tcPr>
-            <w:tcW w:type="dxa" w:w="7702"/>
+            <w:tcW w:type="dxa" w:w="7637"/>
+          </w:tcPr>
+          <w:p>
+            <w:pPr>
+              <w:spacing w:before="0" w:after="0" w:line="252" w:lineRule="auto"/>
+            </w:pPr>
+            <w:r>
+              <w:rPr>
+                <w:rFonts w:ascii="맑은 고딕" w:hAnsi="맑은 고딕" w:eastAsia="맑은 고딕"/>
+                <w:b w:val="0"/>
+                <w:color w:val="56637F"/>
+                <w:sz w:val="14"/>
+              </w:rPr>
+              <w:t>CELL 구성 설비별 디지털 트윈 연동 기능 Customizing</w:t>
+            </w:r>
+          </w:p>
+        </w:tc>
+        <w:tc>
+          <w:tcPr>
+            <w:tcW w:type="dxa" w:w="0"/>
+          </w:tcPr>
+          <w:p/>
+        </w:tc>
+        <w:tc>
+          <w:tcPr>
+            <w:tcW w:type="dxa" w:w="0"/>
+          </w:tcPr>
+          <w:p/>
+        </w:tc>
+      </w:tr>
+      <w:tr>
+        <w:trPr>
+          <w:cantSplit/>
+        </w:trPr>
+        <w:tc>
+          <w:tcPr>
+            <w:tcW w:type="dxa" w:w="719"/>
+          </w:tcPr>
+          <w:p>
+            <w:pPr>
+              <w:spacing w:before="0" w:after="0" w:line="252" w:lineRule="auto"/>
+            </w:pPr>
+            <w:r>
+              <w:rPr>
+                <w:rFonts w:ascii="Consolas" w:hAnsi="Consolas" w:eastAsia="맑은 고딕"/>
+                <w:b w:val="0"/>
+                <w:color w:val="0090A0"/>
+                <w:sz w:val="14"/>
+              </w:rPr>
+              <w:t>5-2</w:t>
+            </w:r>
+          </w:p>
+        </w:tc>
+        <w:tc>
+          <w:tcPr>
+            <w:tcW w:type="dxa" w:w="3171"/>
+          </w:tcPr>
+          <w:p>
+            <w:pPr>
+              <w:spacing w:before="0" w:after="0" w:line="252" w:lineRule="auto"/>
+            </w:pPr>
+            <w:r>
+              <w:rPr>
+                <w:rFonts w:ascii="맑은 고딕" w:hAnsi="맑은 고딕" w:eastAsia="맑은 고딕"/>
+                <w:b/>
+                <w:color w:val="13203F"/>
+                <w:sz w:val="14"/>
+              </w:rPr>
+              <w:t>DB 연동 시각화 UI 개발</w:t>
+            </w:r>
+          </w:p>
+        </w:tc>
+        <w:tc>
+          <w:tcPr>
+            <w:tcW w:type="dxa" w:w="7637"/>
+          </w:tcPr>
+          <w:p>
+            <w:pPr>
+              <w:spacing w:before="0" w:after="0" w:line="252" w:lineRule="auto"/>
+            </w:pPr>
+            <w:r>
+              <w:rPr>
+                <w:rFonts w:ascii="맑은 고딕" w:hAnsi="맑은 고딕" w:eastAsia="맑은 고딕"/>
+                <w:b w:val="0"/>
+                <w:color w:val="13203F"/>
+                <w:sz w:val="14"/>
+              </w:rPr>
+              <w:t>공급사 맞춤 개발(Customizing) — 산출물·범위 명시 필요</w:t>
+            </w:r>
+          </w:p>
+        </w:tc>
+        <w:tc>
+          <w:tcPr>
+            <w:tcW w:type="dxa" w:w="450"/>
+          </w:tcPr>
+          <w:p>
+            <w:pPr>
+              <w:spacing w:before="0" w:after="0" w:line="252" w:lineRule="auto"/>
+              <w:jc w:val="center"/>
+            </w:pPr>
+            <w:r>
+              <w:rPr>
+                <w:rFonts w:ascii="맑은 고딕" w:hAnsi="맑은 고딕" w:eastAsia="맑은 고딕"/>
+                <w:b/>
+                <w:color w:val="13203F"/>
+                <w:sz w:val="14"/>
+              </w:rPr>
+              <w:t>1</w:t>
+            </w:r>
+          </w:p>
+        </w:tc>
+        <w:tc>
+          <w:tcPr>
+            <w:tcW w:type="dxa" w:w="450"/>
+          </w:tcPr>
+          <w:p>
+            <w:pPr>
+              <w:spacing w:before="0" w:after="0" w:line="252" w:lineRule="auto"/>
+            </w:pPr>
+            <w:r>
+              <w:rPr>
+                <w:rFonts w:ascii="맑은 고딕" w:hAnsi="맑은 고딕" w:eastAsia="맑은 고딕"/>
+                <w:b w:val="0"/>
+                <w:color w:val="13203F"/>
+                <w:sz w:val="14"/>
+              </w:rPr>
+              <w:t>식</w:t>
+            </w:r>
+          </w:p>
+        </w:tc>
+        <w:tc>
+          <w:tcPr>
+            <w:tcW w:type="dxa" w:w="719"/>
+          </w:tcPr>
+          <w:p>
+            <w:pPr>
+              <w:spacing w:before="0" w:after="0" w:line="252" w:lineRule="auto"/>
+              <w:jc w:val="right"/>
+            </w:pPr>
+            <w:r>
+              <w:rPr>
+                <w:rFonts w:ascii="맑은 고딕" w:hAnsi="맑은 고딕" w:eastAsia="맑은 고딕"/>
+                <w:b w:val="0"/>
+                <w:color w:val="13203F"/>
+                <w:sz w:val="14"/>
+              </w:rPr>
+              <w:t>44,000</w:t>
+            </w:r>
+          </w:p>
+        </w:tc>
+        <w:tc>
+          <w:tcPr>
+            <w:tcW w:type="dxa" w:w="719"/>
+          </w:tcPr>
+          <w:p>
+            <w:pPr>
+              <w:spacing w:before="0" w:after="0" w:line="252" w:lineRule="auto"/>
+              <w:jc w:val="right"/>
+            </w:pPr>
+            <w:r>
+              <w:rPr>
+                <w:rFonts w:ascii="맑은 고딕" w:hAnsi="맑은 고딕" w:eastAsia="맑은 고딕"/>
+                <w:b w:val="0"/>
+                <w:color w:val="13203F"/>
+                <w:sz w:val="14"/>
+              </w:rPr>
+              <w:t>44,000</w:t>
+            </w:r>
+          </w:p>
+        </w:tc>
+        <w:tc>
+          <w:tcPr>
+            <w:tcW w:type="dxa" w:w="949"/>
+            <w:shd w:val="clear" w:color="auto" w:fill="FFF1E2"/>
+          </w:tcPr>
+          <w:p>
+            <w:pPr>
+              <w:spacing w:before="0" w:after="0" w:line="252" w:lineRule="auto"/>
+              <w:jc w:val="center"/>
+            </w:pPr>
+            <w:r>
+              <w:rPr>
+                <w:rFonts w:ascii="맑은 고딕" w:hAnsi="맑은 고딕" w:eastAsia="맑은 고딕"/>
+                <w:b/>
+                <w:color w:val="9A4A00"/>
+                <w:sz w:val="14"/>
+              </w:rPr>
+              <w:t>범위 명시</w:t>
+            </w:r>
+          </w:p>
+        </w:tc>
+        <w:tc>
+          <w:tcPr>
+            <w:tcW w:type="dxa" w:w="7637"/>
+          </w:tcPr>
+          <w:p>
+            <w:pPr>
+              <w:spacing w:before="0" w:after="0" w:line="252" w:lineRule="auto"/>
+            </w:pPr>
+            <w:r>
+              <w:rPr>
+                <w:rFonts w:ascii="맑은 고딕" w:hAnsi="맑은 고딕" w:eastAsia="맑은 고딕"/>
+                <w:b w:val="0"/>
+                <w:color w:val="56637F"/>
+                <w:sz w:val="14"/>
+              </w:rPr>
+              <w:t>DB 연동 시각화 UI Customizing</w:t>
+            </w:r>
+          </w:p>
+        </w:tc>
+        <w:tc>
+          <w:tcPr>
+            <w:tcW w:type="dxa" w:w="0"/>
+          </w:tcPr>
+          <w:p/>
+        </w:tc>
+        <w:tc>
+          <w:tcPr>
+            <w:tcW w:type="dxa" w:w="0"/>
+          </w:tcPr>
+          <w:p/>
+        </w:tc>
+      </w:tr>
+      <w:tr>
+        <w:trPr>
+          <w:cantSplit/>
+        </w:trPr>
+        <w:tc>
+          <w:tcPr>
+            <w:tcW w:type="dxa" w:w="719"/>
+          </w:tcPr>
+          <w:p>
+            <w:pPr>
+              <w:keepNext/>
+              <w:spacing w:before="0" w:after="0" w:line="252" w:lineRule="auto"/>
+            </w:pPr>
+            <w:r>
+              <w:rPr>
+                <w:rFonts w:ascii="Consolas" w:hAnsi="Consolas" w:eastAsia="맑은 고딕"/>
+                <w:b w:val="0"/>
+                <w:color w:val="0090A0"/>
+                <w:sz w:val="14"/>
+              </w:rPr>
+              <w:t>5-3</w:t>
+            </w:r>
+          </w:p>
+        </w:tc>
+        <w:tc>
+          <w:tcPr>
+            <w:tcW w:type="dxa" w:w="3171"/>
+          </w:tcPr>
+          <w:p>
+            <w:pPr>
+              <w:keepNext/>
+              <w:spacing w:before="0" w:after="0" w:line="252" w:lineRule="auto"/>
+            </w:pPr>
+            <w:r>
+              <w:rPr>
+                <w:rFonts w:ascii="맑은 고딕" w:hAnsi="맑은 고딕" w:eastAsia="맑은 고딕"/>
+                <w:b/>
+                <w:color w:val="13203F"/>
+                <w:sz w:val="14"/>
+              </w:rPr>
+              <w:t>기능 확장(플러그인) 개발</w:t>
+            </w:r>
+          </w:p>
+        </w:tc>
+        <w:tc>
+          <w:tcPr>
+            <w:tcW w:type="dxa" w:w="7637"/>
+          </w:tcPr>
+          <w:p>
+            <w:pPr>
+              <w:keepNext/>
+              <w:spacing w:before="0" w:after="0" w:line="252" w:lineRule="auto"/>
+            </w:pPr>
+            <w:r>
+              <w:rPr>
+                <w:rFonts w:ascii="맑은 고딕" w:hAnsi="맑은 고딕" w:eastAsia="맑은 고딕"/>
+                <w:b w:val="0"/>
+                <w:color w:val="13203F"/>
+                <w:sz w:val="14"/>
+              </w:rPr>
+              <w:t>공급사 맞춤 개발(Customizing) — 산출물·범위 명시 필요</w:t>
+            </w:r>
+          </w:p>
+        </w:tc>
+        <w:tc>
+          <w:tcPr>
+            <w:tcW w:type="dxa" w:w="450"/>
+          </w:tcPr>
+          <w:p>
+            <w:pPr>
+              <w:keepNext/>
+              <w:spacing w:before="0" w:after="0" w:line="252" w:lineRule="auto"/>
+              <w:jc w:val="center"/>
+            </w:pPr>
+            <w:r>
+              <w:rPr>
+                <w:rFonts w:ascii="맑은 고딕" w:hAnsi="맑은 고딕" w:eastAsia="맑은 고딕"/>
+                <w:b/>
+                <w:color w:val="13203F"/>
+                <w:sz w:val="14"/>
+              </w:rPr>
+              <w:t>1</w:t>
+            </w:r>
+          </w:p>
+        </w:tc>
+        <w:tc>
+          <w:tcPr>
+            <w:tcW w:type="dxa" w:w="450"/>
+          </w:tcPr>
+          <w:p>
+            <w:pPr>
+              <w:keepNext/>
+              <w:spacing w:before="0" w:after="0" w:line="252" w:lineRule="auto"/>
+            </w:pPr>
+            <w:r>
+              <w:rPr>
+                <w:rFonts w:ascii="맑은 고딕" w:hAnsi="맑은 고딕" w:eastAsia="맑은 고딕"/>
+                <w:b w:val="0"/>
+                <w:color w:val="13203F"/>
+                <w:sz w:val="14"/>
+              </w:rPr>
+              <w:t>식</w:t>
+            </w:r>
+          </w:p>
+        </w:tc>
+        <w:tc>
+          <w:tcPr>
+            <w:tcW w:type="dxa" w:w="719"/>
+          </w:tcPr>
+          <w:p>
+            <w:pPr>
+              <w:keepNext/>
+              <w:spacing w:before="0" w:after="0" w:line="252" w:lineRule="auto"/>
+              <w:jc w:val="right"/>
+            </w:pPr>
+            <w:r>
+              <w:rPr>
+                <w:rFonts w:ascii="맑은 고딕" w:hAnsi="맑은 고딕" w:eastAsia="맑은 고딕"/>
+                <w:b w:val="0"/>
+                <w:color w:val="13203F"/>
+                <w:sz w:val="14"/>
+              </w:rPr>
+              <w:t>11,000</w:t>
+            </w:r>
+          </w:p>
+        </w:tc>
+        <w:tc>
+          <w:tcPr>
+            <w:tcW w:type="dxa" w:w="719"/>
+          </w:tcPr>
+          <w:p>
+            <w:pPr>
+              <w:keepNext/>
+              <w:spacing w:before="0" w:after="0" w:line="252" w:lineRule="auto"/>
+              <w:jc w:val="right"/>
+            </w:pPr>
+            <w:r>
+              <w:rPr>
+                <w:rFonts w:ascii="맑은 고딕" w:hAnsi="맑은 고딕" w:eastAsia="맑은 고딕"/>
+                <w:b w:val="0"/>
+                <w:color w:val="13203F"/>
+                <w:sz w:val="14"/>
+              </w:rPr>
+              <w:t>11,000</w:t>
+            </w:r>
+          </w:p>
+        </w:tc>
+        <w:tc>
+          <w:tcPr>
+            <w:tcW w:type="dxa" w:w="949"/>
+            <w:shd w:val="clear" w:color="auto" w:fill="FFF1E2"/>
+          </w:tcPr>
+          <w:p>
+            <w:pPr>
+              <w:keepNext/>
+              <w:spacing w:before="0" w:after="0" w:line="252" w:lineRule="auto"/>
+              <w:jc w:val="center"/>
+            </w:pPr>
+            <w:r>
+              <w:rPr>
+                <w:rFonts w:ascii="맑은 고딕" w:hAnsi="맑은 고딕" w:eastAsia="맑은 고딕"/>
+                <w:b/>
+                <w:color w:val="9A4A00"/>
+                <w:sz w:val="14"/>
+              </w:rPr>
+              <w:t>범위 명시</w:t>
+            </w:r>
+          </w:p>
+        </w:tc>
+        <w:tc>
+          <w:tcPr>
+            <w:tcW w:type="dxa" w:w="7637"/>
           </w:tcPr>
           <w:p>
             <w:pPr>

--- a/docs/ocs_sim_adaptive.docx
+++ b/docs/ocs_sim_adaptive.docx
@@ -387,7 +387,6 @@
           </w:tcPr>
           <w:p>
             <w:pPr>
-              <w:keepNext/>
               <w:spacing w:before="0" w:after="0" w:line="252" w:lineRule="auto"/>
             </w:pPr>
             <w:r>
@@ -407,7 +406,6 @@
           </w:tcPr>
           <w:p>
             <w:pPr>
-              <w:keepNext/>
               <w:spacing w:before="0" w:after="0" w:line="252" w:lineRule="auto"/>
             </w:pPr>
             <w:r>
@@ -509,7 +507,7 @@
                 <w:color w:val="13203F"/>
                 <w:sz w:val="16"/>
               </w:rPr>
-              <w:t>(임시) 전북대학교 창조2관 3층 → (최종) 연구클러스터 메타팩토리. '29년 이전 시 랙 단위 이설·재연결 (10/16 발표자료)</w:t>
+              <w:t>(임시) 전북대 창조2관 3층 → (최종) 연구클러스터 메타팩토리 공장동. 이전 시 랙 단위 이설·재연결 (연구개발계획서 · 10/16 발표자료)</w:t>
             </w:r>
           </w:p>
         </w:tc>
@@ -525,6 +523,7 @@
           </w:tcPr>
           <w:p>
             <w:pPr>
+              <w:keepNext/>
               <w:spacing w:before="0" w:after="0" w:line="252" w:lineRule="auto"/>
             </w:pPr>
             <w:r>
@@ -534,7 +533,7 @@
                 <w:color w:val="1B3A73"/>
                 <w:sz w:val="16"/>
               </w:rPr>
-              <w:t>연결 Cell</w:t>
+              <w:t>대상 품목·공정</w:t>
             </w:r>
           </w:p>
         </w:tc>
@@ -544,6 +543,7 @@
           </w:tcPr>
           <w:p>
             <w:pPr>
+              <w:keepNext/>
               <w:spacing w:before="0" w:after="0" w:line="252" w:lineRule="auto"/>
             </w:pPr>
             <w:r>
@@ -553,7 +553,51 @@
                 <w:color w:val="13203F"/>
                 <w:sz w:val="16"/>
               </w:rPr>
-              <w:t>고속 가공기·이기종 로봇 협업 · 절삭가공 실시간 AI 품질예측 · 선삭가공·이기종 로봇 협업 · 초정밀 측정 및 리워크 연계 — 각 Cell 장비의 제어기·PLC를 Edge Gateway에 OPC UA·AAS로 연결. 장비 단위 엣지는 구매 제외</w:t>
+              <w:t>하우징·블록·커버류, 샤프트·회전체 가공품 / 소재 공급–CNC 머신텐딩–가공품 취출 (연구개발계획서 1차년도 2,320백만원)</w:t>
+            </w:r>
+          </w:p>
+        </w:tc>
+      </w:tr>
+      <w:tr>
+        <w:trPr>
+          <w:cantSplit/>
+        </w:trPr>
+        <w:tc>
+          <w:tcPr>
+            <w:tcW w:type="dxa" w:w="1988"/>
+            <w:shd w:val="clear" w:color="auto" w:fill="EEF2F9"/>
+          </w:tcPr>
+          <w:p>
+            <w:pPr>
+              <w:spacing w:before="0" w:after="0" w:line="252" w:lineRule="auto"/>
+            </w:pPr>
+            <w:r>
+              <w:rPr>
+                <w:rFonts w:ascii="맑은 고딕" w:hAnsi="맑은 고딕" w:eastAsia="맑은 고딕"/>
+                <w:b/>
+                <w:color w:val="1B3A73"/>
+                <w:sz w:val="16"/>
+              </w:rPr>
+              <w:t>Zone Cell 구성</w:t>
+            </w:r>
+          </w:p>
+        </w:tc>
+        <w:tc>
+          <w:tcPr>
+            <w:tcW w:type="dxa" w:w="20463"/>
+          </w:tcPr>
+          <w:p>
+            <w:pPr>
+              <w:spacing w:before="0" w:after="0" w:line="252" w:lineRule="auto"/>
+            </w:pPr>
+            <w:r>
+              <w:rPr>
+                <w:rFonts w:ascii="맑은 고딕" w:hAnsi="맑은 고딕" w:eastAsia="맑은 고딕"/>
+                <w:b w:val="0"/>
+                <w:color w:val="13203F"/>
+                <w:sz w:val="16"/>
+              </w:rPr>
+              <w:t>적응가공존 5개 Cell · 24종 = 이 OCS Cell(A-2-5, '26 · 4종) + A-2-1 정밀 고속 가공기 및 이기종 로봇 간 협업('29 · 창조2관 3층) · A-2-2 정밀 절삭가공 실시간 AI 품질 예측('28 · 창조2관 1층) · A-2-3 정밀 선삭가공 및 이기종 로봇 간 협업('29 · 창조2관 1층) · A-2-4 품질 검사 및 리워크 연계('29 · 창조2관 1층) — 각 Cell 장비의 제어기·PLC를 Edge Gateway에 OPC UA·AAS로 연결. 장비 단위 엣지는 구매 제외</w:t>
             </w:r>
           </w:p>
         </w:tc>
@@ -608,7 +652,7 @@
       <w:r>
         <w:drawing>
           <wp:inline xmlns:a="http://schemas.openxmlformats.org/drawingml/2006/main" xmlns:pic="http://schemas.openxmlformats.org/drawingml/2006/picture">
-            <wp:extent cx="9144303" cy="7740652"/>
+            <wp:extent cx="9011226" cy="7740643"/>
             <wp:docPr id="1" name="Picture 1"/>
             <wp:cNvGraphicFramePr>
               <a:graphicFrameLocks noChangeAspect="1"/>
@@ -629,7 +673,7 @@
                   <pic:spPr>
                     <a:xfrm>
                       <a:off x="0" y="0"/>
-                      <a:ext cx="9144303" cy="7740652"/>
+                      <a:ext cx="9011226" cy="7740643"/>
                     </a:xfrm>
                     <a:prstGeom prst="rect"/>
                   </pic:spPr>
@@ -695,7 +739,7 @@
           <w:color w:val="56637F"/>
           <w:sz w:val="16"/>
         </w:rPr>
-        <w:t xml:space="preserve"> 견적서에 수량·사양이 없는 로컬 HW 하위 품목(코어 이중화, 링크 속도, Cell별 Edge Gateway·영상 노드 1대씩)은 「로컬 OCS Zone 구성 - (예시) 정밀조립존」과 같은 구조로 가정해 그렸음 — 공급사 상세 사양 확정 후 갱신. 업체·모델명은 쓰지 않음.</w:t>
+        <w:t xml:space="preserve"> 서버실은 2장 평면·랙 실장도와 같은 R1~R3·UPS로 나눠 그렸고(랙 제목을 누르면 2장 평면으로 이동), 하단 Cell은 연구개발계획서(협약용) Zone Cell 구성(Cell ID·구축연도·설치 위치)을 따름. Cell 내부 장비는 계획서에 '장비 5종'만 있어 연결 대상을 예상해 적음. 견적서에 수량·사양이 없는 로컬 HW 하위 품목(코어 이중화, 링크 속도, Cell별 Edge Gateway·영상 노드 1대씩)은 「로컬 OCS Zone 구성 - (예시) 정밀조립존」과 같은 구조로 가정해 그렸음 — 공급사 상세 사양 확정 후 갱신. 업체·모델명은 쓰지 않음.</w:t>
       </w:r>
     </w:p>
     <w:p>
@@ -736,9 +780,9 @@
         </w:tblCellMar>
       </w:tblPr>
       <w:tblGrid>
-        <w:gridCol w:w="5196"/>
-        <w:gridCol w:w="13005"/>
-        <w:gridCol w:w="4250"/>
+        <w:gridCol w:w="4953"/>
+        <w:gridCol w:w="12398"/>
+        <w:gridCol w:w="5100"/>
       </w:tblGrid>
       <w:tr>
         <w:trPr>
@@ -747,7 +791,7 @@
         </w:trPr>
         <w:tc>
           <w:tcPr>
-            <w:tcW w:type="dxa" w:w="5196"/>
+            <w:tcW w:type="dxa" w:w="4953"/>
             <w:shd w:val="clear" w:color="auto" w:fill="10214B"/>
           </w:tcPr>
           <w:p>
@@ -767,7 +811,7 @@
         </w:tc>
         <w:tc>
           <w:tcPr>
-            <w:tcW w:type="dxa" w:w="13005"/>
+            <w:tcW w:type="dxa" w:w="12398"/>
             <w:shd w:val="clear" w:color="auto" w:fill="10214B"/>
           </w:tcPr>
           <w:p>
@@ -787,7 +831,7 @@
         </w:tc>
         <w:tc>
           <w:tcPr>
-            <w:tcW w:type="dxa" w:w="4250"/>
+            <w:tcW w:type="dxa" w:w="5100"/>
             <w:shd w:val="clear" w:color="auto" w:fill="10214B"/>
           </w:tcPr>
           <w:p>
@@ -812,7 +856,7 @@
         </w:trPr>
         <w:tc>
           <w:tcPr>
-            <w:tcW w:type="dxa" w:w="5196"/>
+            <w:tcW w:type="dxa" w:w="4953"/>
             <w:shd w:val="clear" w:color="auto" w:fill="EEF2F9"/>
           </w:tcPr>
           <w:p>
@@ -832,7 +876,7 @@
         </w:tc>
         <w:tc>
           <w:tcPr>
-            <w:tcW w:type="dxa" w:w="13005"/>
+            <w:tcW w:type="dxa" w:w="12398"/>
           </w:tcPr>
           <w:p>
             <w:pPr>
@@ -851,7 +895,7 @@
         </w:tc>
         <w:tc>
           <w:tcPr>
-            <w:tcW w:type="dxa" w:w="4250"/>
+            <w:tcW w:type="dxa" w:w="5100"/>
           </w:tcPr>
           <w:p>
             <w:pPr>
@@ -875,7 +919,7 @@
         </w:trPr>
         <w:tc>
           <w:tcPr>
-            <w:tcW w:type="dxa" w:w="5196"/>
+            <w:tcW w:type="dxa" w:w="4953"/>
             <w:shd w:val="clear" w:color="auto" w:fill="EEF2F9"/>
           </w:tcPr>
           <w:p>
@@ -895,7 +939,7 @@
         </w:tc>
         <w:tc>
           <w:tcPr>
-            <w:tcW w:type="dxa" w:w="13005"/>
+            <w:tcW w:type="dxa" w:w="12398"/>
           </w:tcPr>
           <w:p>
             <w:pPr>
@@ -914,7 +958,7 @@
         </w:tc>
         <w:tc>
           <w:tcPr>
-            <w:tcW w:type="dxa" w:w="4250"/>
+            <w:tcW w:type="dxa" w:w="5100"/>
           </w:tcPr>
           <w:p>
             <w:pPr>
@@ -938,7 +982,7 @@
         </w:trPr>
         <w:tc>
           <w:tcPr>
-            <w:tcW w:type="dxa" w:w="5196"/>
+            <w:tcW w:type="dxa" w:w="4953"/>
             <w:shd w:val="clear" w:color="auto" w:fill="EEF2F9"/>
           </w:tcPr>
           <w:p>
@@ -958,7 +1002,7 @@
         </w:tc>
         <w:tc>
           <w:tcPr>
-            <w:tcW w:type="dxa" w:w="13005"/>
+            <w:tcW w:type="dxa" w:w="12398"/>
           </w:tcPr>
           <w:p>
             <w:pPr>
@@ -977,7 +1021,7 @@
         </w:tc>
         <w:tc>
           <w:tcPr>
-            <w:tcW w:type="dxa" w:w="4250"/>
+            <w:tcW w:type="dxa" w:w="5100"/>
           </w:tcPr>
           <w:p>
             <w:pPr>
@@ -1001,7 +1045,7 @@
         </w:trPr>
         <w:tc>
           <w:tcPr>
-            <w:tcW w:type="dxa" w:w="5196"/>
+            <w:tcW w:type="dxa" w:w="4953"/>
             <w:shd w:val="clear" w:color="auto" w:fill="EEF2F9"/>
           </w:tcPr>
           <w:p>
@@ -1021,7 +1065,7 @@
         </w:tc>
         <w:tc>
           <w:tcPr>
-            <w:tcW w:type="dxa" w:w="13005"/>
+            <w:tcW w:type="dxa" w:w="12398"/>
           </w:tcPr>
           <w:p>
             <w:pPr>
@@ -1040,7 +1084,7 @@
         </w:tc>
         <w:tc>
           <w:tcPr>
-            <w:tcW w:type="dxa" w:w="4250"/>
+            <w:tcW w:type="dxa" w:w="5100"/>
           </w:tcPr>
           <w:p>
             <w:pPr>
@@ -1053,7 +1097,7 @@
                 <w:color w:val="56637F"/>
                 <w:sz w:val="16"/>
               </w:rPr>
-              <w:t>서버실 Rack B</w:t>
+              <w:t>서버실 R3</w:t>
             </w:r>
           </w:p>
         </w:tc>
@@ -1064,7 +1108,7 @@
         </w:trPr>
         <w:tc>
           <w:tcPr>
-            <w:tcW w:type="dxa" w:w="5196"/>
+            <w:tcW w:type="dxa" w:w="4953"/>
             <w:shd w:val="clear" w:color="auto" w:fill="EEF2F9"/>
           </w:tcPr>
           <w:p>
@@ -1085,7 +1129,7 @@
         </w:tc>
         <w:tc>
           <w:tcPr>
-            <w:tcW w:type="dxa" w:w="13005"/>
+            <w:tcW w:type="dxa" w:w="12398"/>
           </w:tcPr>
           <w:p>
             <w:pPr>
@@ -1105,7 +1149,7 @@
         </w:tc>
         <w:tc>
           <w:tcPr>
-            <w:tcW w:type="dxa" w:w="4250"/>
+            <w:tcW w:type="dxa" w:w="5100"/>
           </w:tcPr>
           <w:p>
             <w:pPr>
@@ -1119,7 +1163,7 @@
                 <w:color w:val="56637F"/>
                 <w:sz w:val="16"/>
               </w:rPr>
-              <w:t>서버실 Rack A</w:t>
+              <w:t>서버실 R2</w:t>
             </w:r>
           </w:p>
         </w:tc>
@@ -1130,7 +1174,7 @@
         </w:trPr>
         <w:tc>
           <w:tcPr>
-            <w:tcW w:type="dxa" w:w="5196"/>
+            <w:tcW w:type="dxa" w:w="4953"/>
             <w:shd w:val="clear" w:color="auto" w:fill="EEF2F9"/>
           </w:tcPr>
           <w:p>
@@ -1151,7 +1195,7 @@
         </w:tc>
         <w:tc>
           <w:tcPr>
-            <w:tcW w:type="dxa" w:w="13005"/>
+            <w:tcW w:type="dxa" w:w="12398"/>
           </w:tcPr>
           <w:p>
             <w:pPr>
@@ -1171,7 +1215,7 @@
         </w:tc>
         <w:tc>
           <w:tcPr>
-            <w:tcW w:type="dxa" w:w="4250"/>
+            <w:tcW w:type="dxa" w:w="5100"/>
           </w:tcPr>
           <w:p>
             <w:pPr>
@@ -1185,7 +1229,7 @@
                 <w:color w:val="56637F"/>
                 <w:sz w:val="16"/>
               </w:rPr>
-              <w:t>서버실 Rack A</w:t>
+              <w:t>서버실 R2</w:t>
             </w:r>
           </w:p>
         </w:tc>
@@ -1196,7 +1240,7 @@
         </w:trPr>
         <w:tc>
           <w:tcPr>
-            <w:tcW w:type="dxa" w:w="5196"/>
+            <w:tcW w:type="dxa" w:w="4953"/>
             <w:shd w:val="clear" w:color="auto" w:fill="EEF2F9"/>
           </w:tcPr>
           <w:p>
@@ -1217,7 +1261,7 @@
         </w:tc>
         <w:tc>
           <w:tcPr>
-            <w:tcW w:type="dxa" w:w="13005"/>
+            <w:tcW w:type="dxa" w:w="12398"/>
           </w:tcPr>
           <w:p>
             <w:pPr>
@@ -1237,7 +1281,7 @@
         </w:tc>
         <w:tc>
           <w:tcPr>
-            <w:tcW w:type="dxa" w:w="4250"/>
+            <w:tcW w:type="dxa" w:w="5100"/>
           </w:tcPr>
           <w:p>
             <w:pPr>
@@ -1262,7 +1306,7 @@
         </w:trPr>
         <w:tc>
           <w:tcPr>
-            <w:tcW w:type="dxa" w:w="5196"/>
+            <w:tcW w:type="dxa" w:w="4953"/>
             <w:shd w:val="clear" w:color="auto" w:fill="EEF2F9"/>
           </w:tcPr>
           <w:p>
@@ -1282,7 +1326,7 @@
         </w:tc>
         <w:tc>
           <w:tcPr>
-            <w:tcW w:type="dxa" w:w="13005"/>
+            <w:tcW w:type="dxa" w:w="12398"/>
           </w:tcPr>
           <w:p>
             <w:pPr>
@@ -1301,7 +1345,7 @@
         </w:tc>
         <w:tc>
           <w:tcPr>
-            <w:tcW w:type="dxa" w:w="4250"/>
+            <w:tcW w:type="dxa" w:w="5100"/>
           </w:tcPr>
           <w:p>
             <w:pPr>
@@ -1314,7 +1358,7 @@
                 <w:color w:val="56637F"/>
                 <w:sz w:val="16"/>
               </w:rPr>
-              <w:t>서버실·Cell·통로</w:t>
+              <w:t>서버실 R1 · 각 Cell 캐비닛 · 통로 트레이</w:t>
             </w:r>
           </w:p>
         </w:tc>
@@ -1375,7 +1419,7 @@
           <w:color w:val="13203F"/>
           <w:sz w:val="17"/>
         </w:rPr>
-        <w:t>견적서 항목2·3·4 장비를 (임시) 창조2관 3층에 서버실 + 운영실로 설치하는 경우의 배치안. 치수·랙 실장·전력은 가정이며, 견적서에 없는 항온항습기·분전반 공사는 점선·비고로 표시함. 장비를 누르면 구성품 표의 해당 행으로 이동함.</w:t>
+        <w:t>견적서 항목2·3·4 장비를 (임시) 전북대 창조2관 3층에 서버실 + 운영실로 설치하는 경우의 배치안. 랙 R1(네트워크·보안)·R2(데이터)·R3(DT·AI 연산)·UPS와 운영 데스크 1·2·벽면 표시장치는 1장 토폴로지의 서버실·운영실 구성과 같음. 치수·랙 실장·전력은 가정이며, 견적서에 없는 항온항습기·분전반 공사는 점선·비고로 표시함. 장비를 누르면 구성품 표의 해당 행으로 이동함.</w:t>
       </w:r>
     </w:p>
     <w:p>
@@ -1646,8 +1690,8 @@
       </w:tblPr>
       <w:tblGrid>
         <w:gridCol w:w="1060"/>
-        <w:gridCol w:w="15321"/>
-        <w:gridCol w:w="6069"/>
+        <w:gridCol w:w="15610"/>
+        <w:gridCol w:w="5781"/>
       </w:tblGrid>
       <w:tr>
         <w:trPr>
@@ -1676,7 +1720,7 @@
         </w:tc>
         <w:tc>
           <w:tcPr>
-            <w:tcW w:type="dxa" w:w="15321"/>
+            <w:tcW w:type="dxa" w:w="15610"/>
             <w:shd w:val="clear" w:color="auto" w:fill="10214B"/>
           </w:tcPr>
           <w:p>
@@ -1696,7 +1740,7 @@
         </w:tc>
         <w:tc>
           <w:tcPr>
-            <w:tcW w:type="dxa" w:w="6069"/>
+            <w:tcW w:type="dxa" w:w="5781"/>
             <w:shd w:val="clear" w:color="auto" w:fill="10214B"/>
           </w:tcPr>
           <w:p>
@@ -1741,7 +1785,7 @@
         </w:tc>
         <w:tc>
           <w:tcPr>
-            <w:tcW w:type="dxa" w:w="15321"/>
+            <w:tcW w:type="dxa" w:w="15610"/>
           </w:tcPr>
           <w:p>
             <w:pPr>
@@ -1760,7 +1804,7 @@
         </w:tc>
         <w:tc>
           <w:tcPr>
-            <w:tcW w:type="dxa" w:w="6069"/>
+            <w:tcW w:type="dxa" w:w="5781"/>
           </w:tcPr>
           <w:p>
             <w:pPr>
@@ -1773,7 +1817,7 @@
                 <w:color w:val="56637F"/>
                 <w:sz w:val="16"/>
               </w:rPr>
-              <w:t>가정 치수. 창조2관 3층 실측 후 확정</w:t>
+              <w:t>가정 치수. 전북대 창조2관 3층 실측 후 확정</w:t>
             </w:r>
           </w:p>
         </w:tc>
@@ -1804,7 +1848,7 @@
         </w:tc>
         <w:tc>
           <w:tcPr>
-            <w:tcW w:type="dxa" w:w="15321"/>
+            <w:tcW w:type="dxa" w:w="15610"/>
           </w:tcPr>
           <w:p>
             <w:pPr>
@@ -1823,7 +1867,7 @@
         </w:tc>
         <w:tc>
           <w:tcPr>
-            <w:tcW w:type="dxa" w:w="6069"/>
+            <w:tcW w:type="dxa" w:w="5781"/>
           </w:tcPr>
           <w:p>
             <w:pPr>
@@ -1868,7 +1912,7 @@
         </w:tc>
         <w:tc>
           <w:tcPr>
-            <w:tcW w:type="dxa" w:w="15321"/>
+            <w:tcW w:type="dxa" w:w="15610"/>
           </w:tcPr>
           <w:p>
             <w:pPr>
@@ -1888,7 +1932,7 @@
         </w:tc>
         <w:tc>
           <w:tcPr>
-            <w:tcW w:type="dxa" w:w="6069"/>
+            <w:tcW w:type="dxa" w:w="5781"/>
           </w:tcPr>
           <w:p>
             <w:pPr>
@@ -1934,7 +1978,7 @@
         </w:tc>
         <w:tc>
           <w:tcPr>
-            <w:tcW w:type="dxa" w:w="15321"/>
+            <w:tcW w:type="dxa" w:w="15610"/>
           </w:tcPr>
           <w:p>
             <w:pPr>
@@ -1954,7 +1998,7 @@
         </w:tc>
         <w:tc>
           <w:tcPr>
-            <w:tcW w:type="dxa" w:w="6069"/>
+            <w:tcW w:type="dxa" w:w="5781"/>
           </w:tcPr>
           <w:p>
             <w:pPr>
@@ -2000,7 +2044,7 @@
         </w:tc>
         <w:tc>
           <w:tcPr>
-            <w:tcW w:type="dxa" w:w="15321"/>
+            <w:tcW w:type="dxa" w:w="15610"/>
           </w:tcPr>
           <w:p>
             <w:pPr>
@@ -2014,13 +2058,13 @@
                 <w:color w:val="13203F"/>
                 <w:sz w:val="16"/>
               </w:rPr>
-              <w:t>건물 광 인입(중앙 Server·DCC 연계), 복도 상부 트레이로 Cell 캐비닛 이중 광</w:t>
-            </w:r>
-          </w:p>
-        </w:tc>
-        <w:tc>
-          <w:tcPr>
-            <w:tcW w:type="dxa" w:w="6069"/>
+              <w:t>건물 광 인입(중앙 Server·DCC 연계), 복도 상부 트레이로 Cell 캐비닛 이중 광. 타 층 Cell 3개(A-2-2 창조2관 1층, A-2-3 창조2관 1층, A-2-4 창조2관 1층)는 층간 수직 광 경유</w:t>
+            </w:r>
+          </w:p>
+        </w:tc>
+        <w:tc>
+          <w:tcPr>
+            <w:tcW w:type="dxa" w:w="5781"/>
           </w:tcPr>
           <w:p>
             <w:pPr>
@@ -2065,7 +2109,7 @@
         </w:tc>
         <w:tc>
           <w:tcPr>
-            <w:tcW w:type="dxa" w:w="15321"/>
+            <w:tcW w:type="dxa" w:w="15610"/>
           </w:tcPr>
           <w:p>
             <w:pPr>
@@ -2084,7 +2128,7 @@
         </w:tc>
         <w:tc>
           <w:tcPr>
-            <w:tcW w:type="dxa" w:w="6069"/>
+            <w:tcW w:type="dxa" w:w="5781"/>
           </w:tcPr>
           <w:p>
             <w:pPr>
@@ -10352,7 +10396,7 @@
                 <w:color w:val="13203F"/>
                 <w:sz w:val="14"/>
               </w:rPr>
-              <w:t>OM4 광 이중 8회선(코어–Cell 캐비닛) · Cat6A(운영실 2회선·관리망) · 패치패널 4개 · 통로 상부 트레이(길이 실측) · 포설·성단·시험</w:t>
+              <w:t>OM4 광 이중 8회선(코어–Cell 캐비닛) · 층간 수직 광(라이저) 6회선(타 층 Cell 3개) · Cat6A(운영실 2회선·관리망) · 패치패널 4개 · 통로 상부 트레이(길이 실측) · 포설·성단·시험</w:t>
             </w:r>
           </w:p>
         </w:tc>
@@ -13703,9 +13747,9 @@
       <w:tblGrid>
         <w:gridCol w:w="529"/>
         <w:gridCol w:w="810"/>
-        <w:gridCol w:w="13263"/>
+        <w:gridCol w:w="13947"/>
         <w:gridCol w:w="1066"/>
-        <w:gridCol w:w="6782"/>
+        <w:gridCol w:w="6098"/>
       </w:tblGrid>
       <w:tr>
         <w:trPr>
@@ -13754,7 +13798,7 @@
         </w:tc>
         <w:tc>
           <w:tcPr>
-            <w:tcW w:type="dxa" w:w="13263"/>
+            <w:tcW w:type="dxa" w:w="13947"/>
             <w:shd w:val="clear" w:color="auto" w:fill="10214B"/>
           </w:tcPr>
           <w:p>
@@ -13794,7 +13838,7 @@
         </w:tc>
         <w:tc>
           <w:tcPr>
-            <w:tcW w:type="dxa" w:w="6782"/>
+            <w:tcW w:type="dxa" w:w="6098"/>
             <w:shd w:val="clear" w:color="auto" w:fill="10214B"/>
           </w:tcPr>
           <w:p>
@@ -13823,7 +13867,6 @@
           </w:tcPr>
           <w:p>
             <w:pPr>
-              <w:keepNext/>
               <w:spacing w:before="0" w:after="0" w:line="252" w:lineRule="auto"/>
             </w:pPr>
             <w:r>
@@ -13843,7 +13886,6 @@
           </w:tcPr>
           <w:p>
             <w:pPr>
-              <w:keepNext/>
               <w:spacing w:before="0" w:after="0" w:line="252" w:lineRule="auto"/>
             </w:pPr>
             <w:r>
@@ -13859,11 +13901,10 @@
         </w:tc>
         <w:tc>
           <w:tcPr>
-            <w:tcW w:type="dxa" w:w="13263"/>
-          </w:tcPr>
-          <w:p>
-            <w:pPr>
-              <w:keepNext/>
+            <w:tcW w:type="dxa" w:w="13947"/>
+          </w:tcPr>
+          <w:p>
+            <w:pPr>
               <w:spacing w:before="0" w:after="0" w:line="252" w:lineRule="auto"/>
             </w:pPr>
             <w:r>
@@ -13883,7 +13924,6 @@
           </w:tcPr>
           <w:p>
             <w:pPr>
-              <w:keepNext/>
               <w:spacing w:before="0" w:after="0" w:line="252" w:lineRule="auto"/>
             </w:pPr>
             <w:r>
@@ -13899,11 +13939,10 @@
         </w:tc>
         <w:tc>
           <w:tcPr>
-            <w:tcW w:type="dxa" w:w="6782"/>
-          </w:tcPr>
-          <w:p>
-            <w:pPr>
-              <w:keepNext/>
+            <w:tcW w:type="dxa" w:w="6098"/>
+          </w:tcPr>
+          <w:p>
+            <w:pPr>
               <w:spacing w:before="0" w:after="0" w:line="252" w:lineRule="auto"/>
             </w:pPr>
             <w:r>
@@ -13964,7 +14003,7 @@
         </w:tc>
         <w:tc>
           <w:tcPr>
-            <w:tcW w:type="dxa" w:w="13263"/>
+            <w:tcW w:type="dxa" w:w="13947"/>
           </w:tcPr>
           <w:p>
             <w:pPr>
@@ -14004,7 +14043,7 @@
         </w:tc>
         <w:tc>
           <w:tcPr>
-            <w:tcW w:type="dxa" w:w="6782"/>
+            <w:tcW w:type="dxa" w:w="6098"/>
           </w:tcPr>
           <w:p>
             <w:pPr>
@@ -14069,7 +14108,7 @@
         </w:tc>
         <w:tc>
           <w:tcPr>
-            <w:tcW w:type="dxa" w:w="13263"/>
+            <w:tcW w:type="dxa" w:w="13947"/>
           </w:tcPr>
           <w:p>
             <w:pPr>
@@ -14109,7 +14148,7 @@
         </w:tc>
         <w:tc>
           <w:tcPr>
-            <w:tcW w:type="dxa" w:w="6782"/>
+            <w:tcW w:type="dxa" w:w="6098"/>
           </w:tcPr>
           <w:p>
             <w:pPr>
@@ -14138,6 +14177,7 @@
           </w:tcPr>
           <w:p>
             <w:pPr>
+              <w:keepNext/>
               <w:spacing w:before="0" w:after="0" w:line="252" w:lineRule="auto"/>
             </w:pPr>
             <w:r>
@@ -14147,7 +14187,7 @@
                 <w:color w:val="0090A0"/>
                 <w:sz w:val="16"/>
               </w:rPr>
-              <w:t>[P]</w:t>
+              <w:t>[R]</w:t>
             </w:r>
           </w:p>
         </w:tc>
@@ -14157,6 +14197,7 @@
           </w:tcPr>
           <w:p>
             <w:pPr>
+              <w:keepNext/>
               <w:spacing w:before="0" w:after="0" w:line="252" w:lineRule="auto"/>
             </w:pPr>
             <w:r>
@@ -14166,16 +14207,17 @@
                 <w:color w:val="13203F"/>
                 <w:sz w:val="16"/>
               </w:rPr>
-              <w:t>발표자료</w:t>
-            </w:r>
-          </w:p>
-        </w:tc>
-        <w:tc>
-          <w:tcPr>
-            <w:tcW w:type="dxa" w:w="13263"/>
-          </w:tcPr>
-          <w:p>
-            <w:pPr>
+              <w:t>계획서</w:t>
+            </w:r>
+          </w:p>
+        </w:tc>
+        <w:tc>
+          <w:tcPr>
+            <w:tcW w:type="dxa" w:w="13947"/>
+          </w:tcPr>
+          <w:p>
+            <w:pPr>
+              <w:keepNext/>
               <w:spacing w:before="0" w:after="0" w:line="252" w:lineRule="auto"/>
             </w:pPr>
             <w:r>
@@ -14185,7 +14227,7 @@
                 <w:color w:val="13203F"/>
                 <w:sz w:val="16"/>
               </w:rPr>
-              <w:t>1-3. 발표자료_이형수 — 유연제조·적응가공·AI정밀검사 OCS 시뮬레이션 Cell (Cell 구성·설치장소·계층 구성·단계 도입)</w:t>
+              <w:t>17. 연구개발계획서(협약용) — 1-1 제조 특화 메타팩토리 Zone별 Cell 구성·연차별 구축계획, OCS Cell 대상 품목·공정, 전용공간 확보 현황(Cell별 설치 위치)</w:t>
             </w:r>
           </w:p>
         </w:tc>
@@ -14195,6 +14237,7 @@
           </w:tcPr>
           <w:p>
             <w:pPr>
+              <w:keepNext/>
               <w:spacing w:before="0" w:after="0" w:line="252" w:lineRule="auto"/>
             </w:pPr>
             <w:r>
@@ -14204,13 +14247,114 @@
                 <w:color w:val="13203F"/>
                 <w:sz w:val="16"/>
               </w:rPr>
+              <w:t>2026-08-27</w:t>
+            </w:r>
+          </w:p>
+        </w:tc>
+        <w:tc>
+          <w:tcPr>
+            <w:tcW w:type="dxa" w:w="6098"/>
+          </w:tcPr>
+          <w:p>
+            <w:pPr>
+              <w:keepNext/>
+              <w:spacing w:before="0" w:after="0" w:line="252" w:lineRule="auto"/>
+            </w:pPr>
+            <w:r>
+              <w:rPr>
+                <w:rFonts w:ascii="맑은 고딕" w:hAnsi="맑은 고딕" w:eastAsia="맑은 고딕"/>
+                <w:b w:val="0"/>
+                <w:color w:val="56637F"/>
+                <w:sz w:val="16"/>
+              </w:rPr>
+              <w:t>OneDrive Workspace / 피지컬AI 테스트베드</w:t>
+            </w:r>
+          </w:p>
+        </w:tc>
+      </w:tr>
+      <w:tr>
+        <w:trPr>
+          <w:cantSplit/>
+        </w:trPr>
+        <w:tc>
+          <w:tcPr>
+            <w:tcW w:type="dxa" w:w="529"/>
+          </w:tcPr>
+          <w:p>
+            <w:pPr>
+              <w:spacing w:before="0" w:after="0" w:line="252" w:lineRule="auto"/>
+            </w:pPr>
+            <w:r>
+              <w:rPr>
+                <w:rFonts w:ascii="Consolas" w:hAnsi="Consolas" w:eastAsia="맑은 고딕"/>
+                <w:b w:val="0"/>
+                <w:color w:val="0090A0"/>
+                <w:sz w:val="16"/>
+              </w:rPr>
+              <w:t>[P]</w:t>
+            </w:r>
+          </w:p>
+        </w:tc>
+        <w:tc>
+          <w:tcPr>
+            <w:tcW w:type="dxa" w:w="810"/>
+          </w:tcPr>
+          <w:p>
+            <w:pPr>
+              <w:spacing w:before="0" w:after="0" w:line="252" w:lineRule="auto"/>
+            </w:pPr>
+            <w:r>
+              <w:rPr>
+                <w:rFonts w:ascii="맑은 고딕" w:hAnsi="맑은 고딕" w:eastAsia="맑은 고딕"/>
+                <w:b w:val="0"/>
+                <w:color w:val="13203F"/>
+                <w:sz w:val="16"/>
+              </w:rPr>
+              <w:t>발표자료</w:t>
+            </w:r>
+          </w:p>
+        </w:tc>
+        <w:tc>
+          <w:tcPr>
+            <w:tcW w:type="dxa" w:w="13947"/>
+          </w:tcPr>
+          <w:p>
+            <w:pPr>
+              <w:spacing w:before="0" w:after="0" w:line="252" w:lineRule="auto"/>
+            </w:pPr>
+            <w:r>
+              <w:rPr>
+                <w:rFonts w:ascii="맑은 고딕" w:hAnsi="맑은 고딕" w:eastAsia="맑은 고딕"/>
+                <w:b w:val="0"/>
+                <w:color w:val="13203F"/>
+                <w:sz w:val="16"/>
+              </w:rPr>
+              <w:t>1-3. 발표자료_이형수 — 유연제조·적응가공·AI정밀검사 OCS 시뮬레이션 Cell (Cell 구성·설치장소·계층 구성·단계 도입)</w:t>
+            </w:r>
+          </w:p>
+        </w:tc>
+        <w:tc>
+          <w:tcPr>
+            <w:tcW w:type="dxa" w:w="1066"/>
+          </w:tcPr>
+          <w:p>
+            <w:pPr>
+              <w:spacing w:before="0" w:after="0" w:line="252" w:lineRule="auto"/>
+            </w:pPr>
+            <w:r>
+              <w:rPr>
+                <w:rFonts w:ascii="맑은 고딕" w:hAnsi="맑은 고딕" w:eastAsia="맑은 고딕"/>
+                <w:b w:val="0"/>
+                <w:color w:val="13203F"/>
+                <w:sz w:val="16"/>
+              </w:rPr>
               <w:t>2026-10-16</w:t>
             </w:r>
           </w:p>
         </w:tc>
         <w:tc>
           <w:tcPr>
-            <w:tcW w:type="dxa" w:w="6782"/>
+            <w:tcW w:type="dxa" w:w="6098"/>
           </w:tcPr>
           <w:p>
             <w:pPr>

--- a/docs/ocs_sim_adaptive.docx
+++ b/docs/ocs_sim_adaptive.docx
@@ -3126,15 +3126,15 @@
         </w:tblCellMar>
       </w:tblPr>
       <w:tblGrid>
-        <w:gridCol w:w="949"/>
-        <w:gridCol w:w="3132"/>
-        <w:gridCol w:w="7542"/>
+        <w:gridCol w:w="1105"/>
+        <w:gridCol w:w="3105"/>
+        <w:gridCol w:w="7477"/>
         <w:gridCol w:w="450"/>
         <w:gridCol w:w="450"/>
         <w:gridCol w:w="719"/>
         <w:gridCol w:w="719"/>
         <w:gridCol w:w="949"/>
-        <w:gridCol w:w="7542"/>
+        <w:gridCol w:w="7477"/>
         <w:gridCol w:w="0"/>
         <w:gridCol w:w="0"/>
       </w:tblGrid>
@@ -3145,6 +3145,149 @@
         </w:trPr>
         <w:tc>
           <w:tcPr>
+            <w:tcW w:type="dxa" w:w="1105"/>
+            <w:shd w:val="clear" w:color="auto" w:fill="10214B"/>
+          </w:tcPr>
+          <w:p>
+            <w:pPr>
+              <w:spacing w:before="0" w:after="0" w:line="252" w:lineRule="auto"/>
+            </w:pPr>
+            <w:r>
+              <w:rPr>
+                <w:rFonts w:ascii="맑은 고딕" w:hAnsi="맑은 고딕" w:eastAsia="맑은 고딕"/>
+                <w:b/>
+                <w:color w:val="FFFFFF"/>
+                <w:sz w:val="14"/>
+              </w:rPr>
+              <w:t>번호</w:t>
+            </w:r>
+          </w:p>
+        </w:tc>
+        <w:tc>
+          <w:tcPr>
+            <w:tcW w:type="dxa" w:w="3105"/>
+            <w:shd w:val="clear" w:color="auto" w:fill="10214B"/>
+          </w:tcPr>
+          <w:p>
+            <w:pPr>
+              <w:spacing w:before="0" w:after="0" w:line="252" w:lineRule="auto"/>
+            </w:pPr>
+            <w:r>
+              <w:rPr>
+                <w:rFonts w:ascii="맑은 고딕" w:hAnsi="맑은 고딕" w:eastAsia="맑은 고딕"/>
+                <w:b/>
+                <w:color w:val="FFFFFF"/>
+                <w:sz w:val="14"/>
+              </w:rPr>
+              <w:t>구성품 (일반 명칭)</w:t>
+            </w:r>
+          </w:p>
+        </w:tc>
+        <w:tc>
+          <w:tcPr>
+            <w:tcW w:type="dxa" w:w="7477"/>
+            <w:shd w:val="clear" w:color="auto" w:fill="10214B"/>
+          </w:tcPr>
+          <w:p>
+            <w:pPr>
+              <w:spacing w:before="0" w:after="0" w:line="252" w:lineRule="auto"/>
+            </w:pPr>
+            <w:r>
+              <w:rPr>
+                <w:rFonts w:ascii="맑은 고딕" w:hAnsi="맑은 고딕" w:eastAsia="맑은 고딕"/>
+                <w:b/>
+                <w:color w:val="FFFFFF"/>
+                <w:sz w:val="14"/>
+              </w:rPr>
+              <w:t>세부 사양</w:t>
+            </w:r>
+          </w:p>
+        </w:tc>
+        <w:tc>
+          <w:tcPr>
+            <w:tcW w:type="dxa" w:w="450"/>
+            <w:shd w:val="clear" w:color="auto" w:fill="10214B"/>
+          </w:tcPr>
+          <w:p>
+            <w:pPr>
+              <w:spacing w:before="0" w:after="0" w:line="252" w:lineRule="auto"/>
+              <w:jc w:val="center"/>
+            </w:pPr>
+            <w:r>
+              <w:rPr>
+                <w:rFonts w:ascii="맑은 고딕" w:hAnsi="맑은 고딕" w:eastAsia="맑은 고딕"/>
+                <w:b/>
+                <w:color w:val="FFFFFF"/>
+                <w:sz w:val="14"/>
+              </w:rPr>
+              <w:t>수량</w:t>
+            </w:r>
+          </w:p>
+        </w:tc>
+        <w:tc>
+          <w:tcPr>
+            <w:tcW w:type="dxa" w:w="450"/>
+            <w:shd w:val="clear" w:color="auto" w:fill="10214B"/>
+          </w:tcPr>
+          <w:p>
+            <w:pPr>
+              <w:spacing w:before="0" w:after="0" w:line="252" w:lineRule="auto"/>
+            </w:pPr>
+            <w:r>
+              <w:rPr>
+                <w:rFonts w:ascii="맑은 고딕" w:hAnsi="맑은 고딕" w:eastAsia="맑은 고딕"/>
+                <w:b/>
+                <w:color w:val="FFFFFF"/>
+                <w:sz w:val="14"/>
+              </w:rPr>
+              <w:t>단위</w:t>
+            </w:r>
+          </w:p>
+        </w:tc>
+        <w:tc>
+          <w:tcPr>
+            <w:tcW w:type="dxa" w:w="719"/>
+            <w:shd w:val="clear" w:color="auto" w:fill="10214B"/>
+          </w:tcPr>
+          <w:p>
+            <w:pPr>
+              <w:spacing w:before="0" w:after="0" w:line="252" w:lineRule="auto"/>
+              <w:jc w:val="right"/>
+            </w:pPr>
+            <w:r>
+              <w:rPr>
+                <w:rFonts w:ascii="맑은 고딕" w:hAnsi="맑은 고딕" w:eastAsia="맑은 고딕"/>
+                <w:b/>
+                <w:color w:val="FFFFFF"/>
+                <w:sz w:val="14"/>
+              </w:rPr>
+              <w:t>단가</w:t>
+            </w:r>
+          </w:p>
+        </w:tc>
+        <w:tc>
+          <w:tcPr>
+            <w:tcW w:type="dxa" w:w="719"/>
+            <w:shd w:val="clear" w:color="auto" w:fill="10214B"/>
+          </w:tcPr>
+          <w:p>
+            <w:pPr>
+              <w:spacing w:before="0" w:after="0" w:line="252" w:lineRule="auto"/>
+              <w:jc w:val="right"/>
+            </w:pPr>
+            <w:r>
+              <w:rPr>
+                <w:rFonts w:ascii="맑은 고딕" w:hAnsi="맑은 고딕" w:eastAsia="맑은 고딕"/>
+                <w:b/>
+                <w:color w:val="FFFFFF"/>
+                <w:sz w:val="14"/>
+              </w:rPr>
+              <w:t>금액</w:t>
+            </w:r>
+          </w:p>
+        </w:tc>
+        <w:tc>
+          <w:tcPr>
             <w:tcW w:type="dxa" w:w="949"/>
             <w:shd w:val="clear" w:color="auto" w:fill="10214B"/>
           </w:tcPr>
@@ -3159,156 +3302,13 @@
                 <w:color w:val="FFFFFF"/>
                 <w:sz w:val="14"/>
               </w:rPr>
-              <w:t>번호</w:t>
-            </w:r>
-          </w:p>
-        </w:tc>
-        <w:tc>
-          <w:tcPr>
-            <w:tcW w:type="dxa" w:w="3132"/>
-            <w:shd w:val="clear" w:color="auto" w:fill="10214B"/>
-          </w:tcPr>
-          <w:p>
-            <w:pPr>
-              <w:spacing w:before="0" w:after="0" w:line="252" w:lineRule="auto"/>
-            </w:pPr>
-            <w:r>
-              <w:rPr>
-                <w:rFonts w:ascii="맑은 고딕" w:hAnsi="맑은 고딕" w:eastAsia="맑은 고딕"/>
-                <w:b/>
-                <w:color w:val="FFFFFF"/>
-                <w:sz w:val="14"/>
-              </w:rPr>
-              <w:t>구성품 (일반 명칭)</w:t>
-            </w:r>
-          </w:p>
-        </w:tc>
-        <w:tc>
-          <w:tcPr>
-            <w:tcW w:type="dxa" w:w="7542"/>
-            <w:shd w:val="clear" w:color="auto" w:fill="10214B"/>
-          </w:tcPr>
-          <w:p>
-            <w:pPr>
-              <w:spacing w:before="0" w:after="0" w:line="252" w:lineRule="auto"/>
-            </w:pPr>
-            <w:r>
-              <w:rPr>
-                <w:rFonts w:ascii="맑은 고딕" w:hAnsi="맑은 고딕" w:eastAsia="맑은 고딕"/>
-                <w:b/>
-                <w:color w:val="FFFFFF"/>
-                <w:sz w:val="14"/>
-              </w:rPr>
-              <w:t>세부 사양</w:t>
-            </w:r>
-          </w:p>
-        </w:tc>
-        <w:tc>
-          <w:tcPr>
-            <w:tcW w:type="dxa" w:w="450"/>
-            <w:shd w:val="clear" w:color="auto" w:fill="10214B"/>
-          </w:tcPr>
-          <w:p>
-            <w:pPr>
-              <w:spacing w:before="0" w:after="0" w:line="252" w:lineRule="auto"/>
-              <w:jc w:val="center"/>
-            </w:pPr>
-            <w:r>
-              <w:rPr>
-                <w:rFonts w:ascii="맑은 고딕" w:hAnsi="맑은 고딕" w:eastAsia="맑은 고딕"/>
-                <w:b/>
-                <w:color w:val="FFFFFF"/>
-                <w:sz w:val="14"/>
-              </w:rPr>
-              <w:t>수량</w:t>
-            </w:r>
-          </w:p>
-        </w:tc>
-        <w:tc>
-          <w:tcPr>
-            <w:tcW w:type="dxa" w:w="450"/>
-            <w:shd w:val="clear" w:color="auto" w:fill="10214B"/>
-          </w:tcPr>
-          <w:p>
-            <w:pPr>
-              <w:spacing w:before="0" w:after="0" w:line="252" w:lineRule="auto"/>
-            </w:pPr>
-            <w:r>
-              <w:rPr>
-                <w:rFonts w:ascii="맑은 고딕" w:hAnsi="맑은 고딕" w:eastAsia="맑은 고딕"/>
-                <w:b/>
-                <w:color w:val="FFFFFF"/>
-                <w:sz w:val="14"/>
-              </w:rPr>
-              <w:t>단위</w:t>
-            </w:r>
-          </w:p>
-        </w:tc>
-        <w:tc>
-          <w:tcPr>
-            <w:tcW w:type="dxa" w:w="719"/>
-            <w:shd w:val="clear" w:color="auto" w:fill="10214B"/>
-          </w:tcPr>
-          <w:p>
-            <w:pPr>
-              <w:spacing w:before="0" w:after="0" w:line="252" w:lineRule="auto"/>
-              <w:jc w:val="right"/>
-            </w:pPr>
-            <w:r>
-              <w:rPr>
-                <w:rFonts w:ascii="맑은 고딕" w:hAnsi="맑은 고딕" w:eastAsia="맑은 고딕"/>
-                <w:b/>
-                <w:color w:val="FFFFFF"/>
-                <w:sz w:val="14"/>
-              </w:rPr>
-              <w:t>단가</w:t>
-            </w:r>
-          </w:p>
-        </w:tc>
-        <w:tc>
-          <w:tcPr>
-            <w:tcW w:type="dxa" w:w="719"/>
-            <w:shd w:val="clear" w:color="auto" w:fill="10214B"/>
-          </w:tcPr>
-          <w:p>
-            <w:pPr>
-              <w:spacing w:before="0" w:after="0" w:line="252" w:lineRule="auto"/>
-              <w:jc w:val="right"/>
-            </w:pPr>
-            <w:r>
-              <w:rPr>
-                <w:rFonts w:ascii="맑은 고딕" w:hAnsi="맑은 고딕" w:eastAsia="맑은 고딕"/>
-                <w:b/>
-                <w:color w:val="FFFFFF"/>
-                <w:sz w:val="14"/>
-              </w:rPr>
-              <w:t>금액</w:t>
-            </w:r>
-          </w:p>
-        </w:tc>
-        <w:tc>
-          <w:tcPr>
-            <w:tcW w:type="dxa" w:w="949"/>
-            <w:shd w:val="clear" w:color="auto" w:fill="10214B"/>
-          </w:tcPr>
-          <w:p>
-            <w:pPr>
-              <w:spacing w:before="0" w:after="0" w:line="252" w:lineRule="auto"/>
-            </w:pPr>
-            <w:r>
-              <w:rPr>
-                <w:rFonts w:ascii="맑은 고딕" w:hAnsi="맑은 고딕" w:eastAsia="맑은 고딕"/>
-                <w:b/>
-                <w:color w:val="FFFFFF"/>
-                <w:sz w:val="14"/>
-              </w:rPr>
               <w:t>지침 점검</w:t>
             </w:r>
           </w:p>
         </w:tc>
         <w:tc>
           <w:tcPr>
-            <w:tcW w:type="dxa" w:w="7542"/>
+            <w:tcW w:type="dxa" w:w="7477"/>
             <w:shd w:val="clear" w:color="auto" w:fill="10214B"/>
           </w:tcPr>
           <w:p>
@@ -3413,7 +3413,7 @@
         </w:trPr>
         <w:tc>
           <w:tcPr>
-            <w:tcW w:type="dxa" w:w="949"/>
+            <w:tcW w:type="dxa" w:w="1105"/>
           </w:tcPr>
           <w:p>
             <w:pPr>
@@ -3426,6 +3426,15 @@
                 <w:color w:val="0090A0"/>
                 <w:sz w:val="14"/>
               </w:rPr>
+              <w:t>▾</w:t>
+            </w:r>
+            <w:r>
+              <w:rPr>
+                <w:rFonts w:ascii="Consolas" w:hAnsi="Consolas" w:eastAsia="맑은 고딕"/>
+                <w:b w:val="0"/>
+                <w:color w:val="0090A0"/>
+                <w:sz w:val="14"/>
+              </w:rPr>
               <w:t>견적서 항목</w:t>
             </w:r>
           </w:p>
@@ -3482,7 +3491,7 @@
         </w:tc>
         <w:tc>
           <w:tcPr>
-            <w:tcW w:type="dxa" w:w="7542"/>
+            <w:tcW w:type="dxa" w:w="7477"/>
             <w:gridSpan w:val="2"/>
           </w:tcPr>
           <w:p>
@@ -3510,7 +3519,7 @@
         </w:trPr>
         <w:tc>
           <w:tcPr>
-            <w:tcW w:type="dxa" w:w="949"/>
+            <w:tcW w:type="dxa" w:w="1105"/>
           </w:tcPr>
           <w:p>
             <w:pPr>
@@ -3529,7 +3538,7 @@
         </w:tc>
         <w:tc>
           <w:tcPr>
-            <w:tcW w:type="dxa" w:w="3132"/>
+            <w:tcW w:type="dxa" w:w="3105"/>
           </w:tcPr>
           <w:p>
             <w:pPr>
@@ -3548,7 +3557,7 @@
         </w:tc>
         <w:tc>
           <w:tcPr>
-            <w:tcW w:type="dxa" w:w="7542"/>
+            <w:tcW w:type="dxa" w:w="7477"/>
           </w:tcPr>
           <w:p>
             <w:pPr>
@@ -3667,7 +3676,7 @@
         </w:tc>
         <w:tc>
           <w:tcPr>
-            <w:tcW w:type="dxa" w:w="7542"/>
+            <w:tcW w:type="dxa" w:w="7477"/>
           </w:tcPr>
           <w:p>
             <w:pPr>
@@ -3703,55 +3712,55 @@
         </w:trPr>
         <w:tc>
           <w:tcPr>
+            <w:tcW w:type="dxa" w:w="1105"/>
+          </w:tcPr>
+          <w:p/>
+        </w:tc>
+        <w:tc>
+          <w:tcPr>
+            <w:tcW w:type="dxa" w:w="3105"/>
+          </w:tcPr>
+          <w:p/>
+        </w:tc>
+        <w:tc>
+          <w:tcPr>
+            <w:tcW w:type="dxa" w:w="7477"/>
+          </w:tcPr>
+          <w:p/>
+        </w:tc>
+        <w:tc>
+          <w:tcPr>
+            <w:tcW w:type="dxa" w:w="450"/>
+          </w:tcPr>
+          <w:p/>
+        </w:tc>
+        <w:tc>
+          <w:tcPr>
+            <w:tcW w:type="dxa" w:w="450"/>
+          </w:tcPr>
+          <w:p/>
+        </w:tc>
+        <w:tc>
+          <w:tcPr>
+            <w:tcW w:type="dxa" w:w="719"/>
+          </w:tcPr>
+          <w:p/>
+        </w:tc>
+        <w:tc>
+          <w:tcPr>
+            <w:tcW w:type="dxa" w:w="719"/>
+          </w:tcPr>
+          <w:p/>
+        </w:tc>
+        <w:tc>
+          <w:tcPr>
             <w:tcW w:type="dxa" w:w="949"/>
           </w:tcPr>
           <w:p/>
         </w:tc>
         <w:tc>
           <w:tcPr>
-            <w:tcW w:type="dxa" w:w="3132"/>
-          </w:tcPr>
-          <w:p/>
-        </w:tc>
-        <w:tc>
-          <w:tcPr>
-            <w:tcW w:type="dxa" w:w="7542"/>
-          </w:tcPr>
-          <w:p/>
-        </w:tc>
-        <w:tc>
-          <w:tcPr>
-            <w:tcW w:type="dxa" w:w="450"/>
-          </w:tcPr>
-          <w:p/>
-        </w:tc>
-        <w:tc>
-          <w:tcPr>
-            <w:tcW w:type="dxa" w:w="450"/>
-          </w:tcPr>
-          <w:p/>
-        </w:tc>
-        <w:tc>
-          <w:tcPr>
-            <w:tcW w:type="dxa" w:w="719"/>
-          </w:tcPr>
-          <w:p/>
-        </w:tc>
-        <w:tc>
-          <w:tcPr>
-            <w:tcW w:type="dxa" w:w="719"/>
-          </w:tcPr>
-          <w:p/>
-        </w:tc>
-        <w:tc>
-          <w:tcPr>
-            <w:tcW w:type="dxa" w:w="949"/>
-          </w:tcPr>
-          <w:p/>
-        </w:tc>
-        <w:tc>
-          <w:tcPr>
-            <w:tcW w:type="dxa" w:w="7542"/>
+            <w:tcW w:type="dxa" w:w="7477"/>
           </w:tcPr>
           <w:p/>
         </w:tc>
@@ -3774,7 +3783,7 @@
         </w:trPr>
         <w:tc>
           <w:tcPr>
-            <w:tcW w:type="dxa" w:w="949"/>
+            <w:tcW w:type="dxa" w:w="1105"/>
           </w:tcPr>
           <w:p>
             <w:pPr>
@@ -3793,7 +3802,7 @@
         </w:tc>
         <w:tc>
           <w:tcPr>
-            <w:tcW w:type="dxa" w:w="3132"/>
+            <w:tcW w:type="dxa" w:w="3105"/>
           </w:tcPr>
           <w:p>
             <w:pPr>
@@ -3819,7 +3828,7 @@
         </w:tc>
         <w:tc>
           <w:tcPr>
-            <w:tcW w:type="dxa" w:w="7542"/>
+            <w:tcW w:type="dxa" w:w="7477"/>
           </w:tcPr>
           <w:p>
             <w:pPr>
@@ -3938,7 +3947,7 @@
         </w:tc>
         <w:tc>
           <w:tcPr>
-            <w:tcW w:type="dxa" w:w="7542"/>
+            <w:tcW w:type="dxa" w:w="7477"/>
           </w:tcPr>
           <w:p>
             <w:pPr>
@@ -3974,7 +3983,7 @@
         </w:trPr>
         <w:tc>
           <w:tcPr>
-            <w:tcW w:type="dxa" w:w="949"/>
+            <w:tcW w:type="dxa" w:w="1105"/>
           </w:tcPr>
           <w:p>
             <w:pPr>
@@ -3993,7 +4002,7 @@
         </w:tc>
         <w:tc>
           <w:tcPr>
-            <w:tcW w:type="dxa" w:w="3132"/>
+            <w:tcW w:type="dxa" w:w="3105"/>
           </w:tcPr>
           <w:p>
             <w:pPr>
@@ -4012,7 +4021,7 @@
         </w:tc>
         <w:tc>
           <w:tcPr>
-            <w:tcW w:type="dxa" w:w="7542"/>
+            <w:tcW w:type="dxa" w:w="7477"/>
           </w:tcPr>
           <w:p>
             <w:pPr>
@@ -4131,7 +4140,7 @@
         </w:tc>
         <w:tc>
           <w:tcPr>
-            <w:tcW w:type="dxa" w:w="7542"/>
+            <w:tcW w:type="dxa" w:w="7477"/>
           </w:tcPr>
           <w:p>
             <w:pPr>
@@ -4167,7 +4176,7 @@
         </w:trPr>
         <w:tc>
           <w:tcPr>
-            <w:tcW w:type="dxa" w:w="949"/>
+            <w:tcW w:type="dxa" w:w="1105"/>
           </w:tcPr>
           <w:p>
             <w:pPr>
@@ -4186,7 +4195,7 @@
         </w:tc>
         <w:tc>
           <w:tcPr>
-            <w:tcW w:type="dxa" w:w="3132"/>
+            <w:tcW w:type="dxa" w:w="3105"/>
           </w:tcPr>
           <w:p>
             <w:pPr>
@@ -4205,7 +4214,7 @@
         </w:tc>
         <w:tc>
           <w:tcPr>
-            <w:tcW w:type="dxa" w:w="7542"/>
+            <w:tcW w:type="dxa" w:w="7477"/>
           </w:tcPr>
           <w:p>
             <w:pPr>
@@ -4324,7 +4333,7 @@
         </w:tc>
         <w:tc>
           <w:tcPr>
-            <w:tcW w:type="dxa" w:w="7542"/>
+            <w:tcW w:type="dxa" w:w="7477"/>
           </w:tcPr>
           <w:p>
             <w:pPr>
@@ -4360,7 +4369,7 @@
         </w:trPr>
         <w:tc>
           <w:tcPr>
-            <w:tcW w:type="dxa" w:w="949"/>
+            <w:tcW w:type="dxa" w:w="1105"/>
           </w:tcPr>
           <w:p>
             <w:pPr>
@@ -4379,7 +4388,7 @@
         </w:tc>
         <w:tc>
           <w:tcPr>
-            <w:tcW w:type="dxa" w:w="3132"/>
+            <w:tcW w:type="dxa" w:w="3105"/>
           </w:tcPr>
           <w:p>
             <w:pPr>
@@ -4398,7 +4407,7 @@
         </w:tc>
         <w:tc>
           <w:tcPr>
-            <w:tcW w:type="dxa" w:w="7542"/>
+            <w:tcW w:type="dxa" w:w="7477"/>
           </w:tcPr>
           <w:p>
             <w:pPr>
@@ -4517,7 +4526,7 @@
         </w:tc>
         <w:tc>
           <w:tcPr>
-            <w:tcW w:type="dxa" w:w="7542"/>
+            <w:tcW w:type="dxa" w:w="7477"/>
           </w:tcPr>
           <w:p>
             <w:pPr>
@@ -4553,7 +4562,7 @@
         </w:trPr>
         <w:tc>
           <w:tcPr>
-            <w:tcW w:type="dxa" w:w="949"/>
+            <w:tcW w:type="dxa" w:w="1105"/>
           </w:tcPr>
           <w:p>
             <w:pPr>
@@ -4572,7 +4581,7 @@
         </w:tc>
         <w:tc>
           <w:tcPr>
-            <w:tcW w:type="dxa" w:w="3132"/>
+            <w:tcW w:type="dxa" w:w="3105"/>
           </w:tcPr>
           <w:p>
             <w:pPr>
@@ -4591,7 +4600,7 @@
         </w:tc>
         <w:tc>
           <w:tcPr>
-            <w:tcW w:type="dxa" w:w="7542"/>
+            <w:tcW w:type="dxa" w:w="7477"/>
           </w:tcPr>
           <w:p>
             <w:pPr>
@@ -4710,7 +4719,7 @@
         </w:tc>
         <w:tc>
           <w:tcPr>
-            <w:tcW w:type="dxa" w:w="7542"/>
+            <w:tcW w:type="dxa" w:w="7477"/>
           </w:tcPr>
           <w:p>
             <w:pPr>
@@ -4746,7 +4755,7 @@
         </w:trPr>
         <w:tc>
           <w:tcPr>
-            <w:tcW w:type="dxa" w:w="949"/>
+            <w:tcW w:type="dxa" w:w="1105"/>
           </w:tcPr>
           <w:p>
             <w:pPr>
@@ -4765,7 +4774,7 @@
         </w:tc>
         <w:tc>
           <w:tcPr>
-            <w:tcW w:type="dxa" w:w="3132"/>
+            <w:tcW w:type="dxa" w:w="3105"/>
           </w:tcPr>
           <w:p>
             <w:pPr>
@@ -4784,7 +4793,7 @@
         </w:tc>
         <w:tc>
           <w:tcPr>
-            <w:tcW w:type="dxa" w:w="7542"/>
+            <w:tcW w:type="dxa" w:w="7477"/>
           </w:tcPr>
           <w:p>
             <w:pPr>
@@ -4903,7 +4912,7 @@
         </w:tc>
         <w:tc>
           <w:tcPr>
-            <w:tcW w:type="dxa" w:w="7542"/>
+            <w:tcW w:type="dxa" w:w="7477"/>
           </w:tcPr>
           <w:p>
             <w:pPr>
@@ -4939,7 +4948,7 @@
         </w:trPr>
         <w:tc>
           <w:tcPr>
-            <w:tcW w:type="dxa" w:w="949"/>
+            <w:tcW w:type="dxa" w:w="1105"/>
           </w:tcPr>
           <w:p>
             <w:pPr>
@@ -4958,7 +4967,7 @@
         </w:tc>
         <w:tc>
           <w:tcPr>
-            <w:tcW w:type="dxa" w:w="3132"/>
+            <w:tcW w:type="dxa" w:w="3105"/>
           </w:tcPr>
           <w:p>
             <w:pPr>
@@ -4977,7 +4986,7 @@
         </w:tc>
         <w:tc>
           <w:tcPr>
-            <w:tcW w:type="dxa" w:w="7542"/>
+            <w:tcW w:type="dxa" w:w="7477"/>
           </w:tcPr>
           <w:p>
             <w:pPr>
@@ -5096,7 +5105,7 @@
         </w:tc>
         <w:tc>
           <w:tcPr>
-            <w:tcW w:type="dxa" w:w="7542"/>
+            <w:tcW w:type="dxa" w:w="7477"/>
           </w:tcPr>
           <w:p>
             <w:pPr>
@@ -5132,7 +5141,7 @@
         </w:trPr>
         <w:tc>
           <w:tcPr>
-            <w:tcW w:type="dxa" w:w="949"/>
+            <w:tcW w:type="dxa" w:w="1105"/>
           </w:tcPr>
           <w:p>
             <w:pPr>
@@ -5151,7 +5160,7 @@
         </w:tc>
         <w:tc>
           <w:tcPr>
-            <w:tcW w:type="dxa" w:w="3132"/>
+            <w:tcW w:type="dxa" w:w="3105"/>
           </w:tcPr>
           <w:p>
             <w:pPr>
@@ -5170,7 +5179,7 @@
         </w:tc>
         <w:tc>
           <w:tcPr>
-            <w:tcW w:type="dxa" w:w="7542"/>
+            <w:tcW w:type="dxa" w:w="7477"/>
           </w:tcPr>
           <w:p>
             <w:pPr>
@@ -5289,7 +5298,7 @@
         </w:tc>
         <w:tc>
           <w:tcPr>
-            <w:tcW w:type="dxa" w:w="7542"/>
+            <w:tcW w:type="dxa" w:w="7477"/>
           </w:tcPr>
           <w:p>
             <w:pPr>
@@ -5325,7 +5334,7 @@
         </w:trPr>
         <w:tc>
           <w:tcPr>
-            <w:tcW w:type="dxa" w:w="949"/>
+            <w:tcW w:type="dxa" w:w="1105"/>
           </w:tcPr>
           <w:p>
             <w:pPr>
@@ -5344,7 +5353,7 @@
         </w:tc>
         <w:tc>
           <w:tcPr>
-            <w:tcW w:type="dxa" w:w="3132"/>
+            <w:tcW w:type="dxa" w:w="3105"/>
           </w:tcPr>
           <w:p>
             <w:pPr>
@@ -5363,7 +5372,7 @@
         </w:tc>
         <w:tc>
           <w:tcPr>
-            <w:tcW w:type="dxa" w:w="7542"/>
+            <w:tcW w:type="dxa" w:w="7477"/>
           </w:tcPr>
           <w:p>
             <w:pPr>
@@ -5482,7 +5491,7 @@
         </w:tc>
         <w:tc>
           <w:tcPr>
-            <w:tcW w:type="dxa" w:w="7542"/>
+            <w:tcW w:type="dxa" w:w="7477"/>
           </w:tcPr>
           <w:p>
             <w:pPr>
@@ -5518,7 +5527,7 @@
         </w:trPr>
         <w:tc>
           <w:tcPr>
-            <w:tcW w:type="dxa" w:w="949"/>
+            <w:tcW w:type="dxa" w:w="1105"/>
           </w:tcPr>
           <w:p>
             <w:pPr>
@@ -5537,7 +5546,7 @@
         </w:tc>
         <w:tc>
           <w:tcPr>
-            <w:tcW w:type="dxa" w:w="3132"/>
+            <w:tcW w:type="dxa" w:w="3105"/>
           </w:tcPr>
           <w:p>
             <w:pPr>
@@ -5556,7 +5565,7 @@
         </w:tc>
         <w:tc>
           <w:tcPr>
-            <w:tcW w:type="dxa" w:w="7542"/>
+            <w:tcW w:type="dxa" w:w="7477"/>
           </w:tcPr>
           <w:p>
             <w:pPr>
@@ -5675,7 +5684,7 @@
         </w:tc>
         <w:tc>
           <w:tcPr>
-            <w:tcW w:type="dxa" w:w="7542"/>
+            <w:tcW w:type="dxa" w:w="7477"/>
           </w:tcPr>
           <w:p>
             <w:pPr>
@@ -5711,7 +5720,7 @@
         </w:trPr>
         <w:tc>
           <w:tcPr>
-            <w:tcW w:type="dxa" w:w="949"/>
+            <w:tcW w:type="dxa" w:w="1105"/>
           </w:tcPr>
           <w:p>
             <w:pPr>
@@ -5730,7 +5739,7 @@
         </w:tc>
         <w:tc>
           <w:tcPr>
-            <w:tcW w:type="dxa" w:w="3132"/>
+            <w:tcW w:type="dxa" w:w="3105"/>
           </w:tcPr>
           <w:p>
             <w:pPr>
@@ -5749,7 +5758,7 @@
         </w:tc>
         <w:tc>
           <w:tcPr>
-            <w:tcW w:type="dxa" w:w="7542"/>
+            <w:tcW w:type="dxa" w:w="7477"/>
           </w:tcPr>
           <w:p>
             <w:pPr>
@@ -5868,7 +5877,7 @@
         </w:tc>
         <w:tc>
           <w:tcPr>
-            <w:tcW w:type="dxa" w:w="7542"/>
+            <w:tcW w:type="dxa" w:w="7477"/>
           </w:tcPr>
           <w:p>
             <w:pPr>
@@ -5904,7 +5913,7 @@
         </w:trPr>
         <w:tc>
           <w:tcPr>
-            <w:tcW w:type="dxa" w:w="949"/>
+            <w:tcW w:type="dxa" w:w="1105"/>
           </w:tcPr>
           <w:p>
             <w:pPr>
@@ -5917,6 +5926,15 @@
                 <w:color w:val="0090A0"/>
                 <w:sz w:val="14"/>
               </w:rPr>
+              <w:t>▾</w:t>
+            </w:r>
+            <w:r>
+              <w:rPr>
+                <w:rFonts w:ascii="Consolas" w:hAnsi="Consolas" w:eastAsia="맑은 고딕"/>
+                <w:b w:val="0"/>
+                <w:color w:val="0090A0"/>
+                <w:sz w:val="14"/>
+              </w:rPr>
               <w:t>견적서 항목</w:t>
             </w:r>
           </w:p>
@@ -5973,7 +5991,7 @@
         </w:tc>
         <w:tc>
           <w:tcPr>
-            <w:tcW w:type="dxa" w:w="7542"/>
+            <w:tcW w:type="dxa" w:w="7477"/>
             <w:gridSpan w:val="2"/>
           </w:tcPr>
           <w:p>
@@ -6001,7 +6019,7 @@
         </w:trPr>
         <w:tc>
           <w:tcPr>
-            <w:tcW w:type="dxa" w:w="949"/>
+            <w:tcW w:type="dxa" w:w="1105"/>
           </w:tcPr>
           <w:p>
             <w:pPr>
@@ -6020,7 +6038,7 @@
         </w:tc>
         <w:tc>
           <w:tcPr>
-            <w:tcW w:type="dxa" w:w="3132"/>
+            <w:tcW w:type="dxa" w:w="3105"/>
           </w:tcPr>
           <w:p>
             <w:pPr>
@@ -6039,7 +6057,7 @@
         </w:tc>
         <w:tc>
           <w:tcPr>
-            <w:tcW w:type="dxa" w:w="7542"/>
+            <w:tcW w:type="dxa" w:w="7477"/>
           </w:tcPr>
           <w:p>
             <w:pPr>
@@ -6158,7 +6176,7 @@
         </w:tc>
         <w:tc>
           <w:tcPr>
-            <w:tcW w:type="dxa" w:w="7542"/>
+            <w:tcW w:type="dxa" w:w="7477"/>
           </w:tcPr>
           <w:p>
             <w:pPr>
@@ -6253,7 +6271,7 @@
         </w:trPr>
         <w:tc>
           <w:tcPr>
-            <w:tcW w:type="dxa" w:w="949"/>
+            <w:tcW w:type="dxa" w:w="1105"/>
           </w:tcPr>
           <w:p>
             <w:pPr>
@@ -6266,6 +6284,15 @@
                 <w:color w:val="0090A0"/>
                 <w:sz w:val="14"/>
               </w:rPr>
+              <w:t>▾</w:t>
+            </w:r>
+            <w:r>
+              <w:rPr>
+                <w:rFonts w:ascii="Consolas" w:hAnsi="Consolas" w:eastAsia="맑은 고딕"/>
+                <w:b w:val="0"/>
+                <w:color w:val="0090A0"/>
+                <w:sz w:val="14"/>
+              </w:rPr>
               <w:t>견적서 항목</w:t>
             </w:r>
           </w:p>
@@ -6322,7 +6349,7 @@
         </w:tc>
         <w:tc>
           <w:tcPr>
-            <w:tcW w:type="dxa" w:w="7542"/>
+            <w:tcW w:type="dxa" w:w="7477"/>
             <w:gridSpan w:val="2"/>
           </w:tcPr>
           <w:p>
@@ -6350,55 +6377,55 @@
         </w:trPr>
         <w:tc>
           <w:tcPr>
+            <w:tcW w:type="dxa" w:w="1105"/>
+          </w:tcPr>
+          <w:p/>
+        </w:tc>
+        <w:tc>
+          <w:tcPr>
+            <w:tcW w:type="dxa" w:w="3105"/>
+          </w:tcPr>
+          <w:p/>
+        </w:tc>
+        <w:tc>
+          <w:tcPr>
+            <w:tcW w:type="dxa" w:w="7477"/>
+          </w:tcPr>
+          <w:p/>
+        </w:tc>
+        <w:tc>
+          <w:tcPr>
+            <w:tcW w:type="dxa" w:w="450"/>
+          </w:tcPr>
+          <w:p/>
+        </w:tc>
+        <w:tc>
+          <w:tcPr>
+            <w:tcW w:type="dxa" w:w="450"/>
+          </w:tcPr>
+          <w:p/>
+        </w:tc>
+        <w:tc>
+          <w:tcPr>
+            <w:tcW w:type="dxa" w:w="719"/>
+          </w:tcPr>
+          <w:p/>
+        </w:tc>
+        <w:tc>
+          <w:tcPr>
+            <w:tcW w:type="dxa" w:w="719"/>
+          </w:tcPr>
+          <w:p/>
+        </w:tc>
+        <w:tc>
+          <w:tcPr>
             <w:tcW w:type="dxa" w:w="949"/>
           </w:tcPr>
           <w:p/>
         </w:tc>
         <w:tc>
           <w:tcPr>
-            <w:tcW w:type="dxa" w:w="3132"/>
-          </w:tcPr>
-          <w:p/>
-        </w:tc>
-        <w:tc>
-          <w:tcPr>
-            <w:tcW w:type="dxa" w:w="7542"/>
-          </w:tcPr>
-          <w:p/>
-        </w:tc>
-        <w:tc>
-          <w:tcPr>
-            <w:tcW w:type="dxa" w:w="450"/>
-          </w:tcPr>
-          <w:p/>
-        </w:tc>
-        <w:tc>
-          <w:tcPr>
-            <w:tcW w:type="dxa" w:w="450"/>
-          </w:tcPr>
-          <w:p/>
-        </w:tc>
-        <w:tc>
-          <w:tcPr>
-            <w:tcW w:type="dxa" w:w="719"/>
-          </w:tcPr>
-          <w:p/>
-        </w:tc>
-        <w:tc>
-          <w:tcPr>
-            <w:tcW w:type="dxa" w:w="719"/>
-          </w:tcPr>
-          <w:p/>
-        </w:tc>
-        <w:tc>
-          <w:tcPr>
-            <w:tcW w:type="dxa" w:w="949"/>
-          </w:tcPr>
-          <w:p/>
-        </w:tc>
-        <w:tc>
-          <w:tcPr>
-            <w:tcW w:type="dxa" w:w="7542"/>
+            <w:tcW w:type="dxa" w:w="7477"/>
           </w:tcPr>
           <w:p/>
         </w:tc>
@@ -6421,7 +6448,7 @@
         </w:trPr>
         <w:tc>
           <w:tcPr>
-            <w:tcW w:type="dxa" w:w="949"/>
+            <w:tcW w:type="dxa" w:w="1105"/>
           </w:tcPr>
           <w:p>
             <w:pPr>
@@ -6440,7 +6467,7 @@
         </w:tc>
         <w:tc>
           <w:tcPr>
-            <w:tcW w:type="dxa" w:w="3132"/>
+            <w:tcW w:type="dxa" w:w="3105"/>
           </w:tcPr>
           <w:p>
             <w:pPr>
@@ -6459,7 +6486,7 @@
         </w:tc>
         <w:tc>
           <w:tcPr>
-            <w:tcW w:type="dxa" w:w="7542"/>
+            <w:tcW w:type="dxa" w:w="7477"/>
           </w:tcPr>
           <w:p>
             <w:pPr>
@@ -6578,7 +6605,7 @@
         </w:tc>
         <w:tc>
           <w:tcPr>
-            <w:tcW w:type="dxa" w:w="7542"/>
+            <w:tcW w:type="dxa" w:w="7477"/>
           </w:tcPr>
           <w:p>
             <w:pPr>
@@ -6614,7 +6641,7 @@
         </w:trPr>
         <w:tc>
           <w:tcPr>
-            <w:tcW w:type="dxa" w:w="949"/>
+            <w:tcW w:type="dxa" w:w="1105"/>
           </w:tcPr>
           <w:p>
             <w:pPr>
@@ -6627,6 +6654,15 @@
                 <w:color w:val="0090A0"/>
                 <w:sz w:val="14"/>
               </w:rPr>
+              <w:t>▾</w:t>
+            </w:r>
+            <w:r>
+              <w:rPr>
+                <w:rFonts w:ascii="Consolas" w:hAnsi="Consolas" w:eastAsia="맑은 고딕"/>
+                <w:b w:val="0"/>
+                <w:color w:val="0090A0"/>
+                <w:sz w:val="14"/>
+              </w:rPr>
               <w:t>견적서 항목</w:t>
             </w:r>
           </w:p>
@@ -6683,7 +6719,7 @@
         </w:tc>
         <w:tc>
           <w:tcPr>
-            <w:tcW w:type="dxa" w:w="7542"/>
+            <w:tcW w:type="dxa" w:w="7477"/>
             <w:gridSpan w:val="2"/>
           </w:tcPr>
           <w:p>
@@ -6711,55 +6747,55 @@
         </w:trPr>
         <w:tc>
           <w:tcPr>
+            <w:tcW w:type="dxa" w:w="1105"/>
+          </w:tcPr>
+          <w:p/>
+        </w:tc>
+        <w:tc>
+          <w:tcPr>
+            <w:tcW w:type="dxa" w:w="3105"/>
+          </w:tcPr>
+          <w:p/>
+        </w:tc>
+        <w:tc>
+          <w:tcPr>
+            <w:tcW w:type="dxa" w:w="7477"/>
+          </w:tcPr>
+          <w:p/>
+        </w:tc>
+        <w:tc>
+          <w:tcPr>
+            <w:tcW w:type="dxa" w:w="450"/>
+          </w:tcPr>
+          <w:p/>
+        </w:tc>
+        <w:tc>
+          <w:tcPr>
+            <w:tcW w:type="dxa" w:w="450"/>
+          </w:tcPr>
+          <w:p/>
+        </w:tc>
+        <w:tc>
+          <w:tcPr>
+            <w:tcW w:type="dxa" w:w="719"/>
+          </w:tcPr>
+          <w:p/>
+        </w:tc>
+        <w:tc>
+          <w:tcPr>
+            <w:tcW w:type="dxa" w:w="719"/>
+          </w:tcPr>
+          <w:p/>
+        </w:tc>
+        <w:tc>
+          <w:tcPr>
             <w:tcW w:type="dxa" w:w="949"/>
           </w:tcPr>
           <w:p/>
         </w:tc>
         <w:tc>
           <w:tcPr>
-            <w:tcW w:type="dxa" w:w="3132"/>
-          </w:tcPr>
-          <w:p/>
-        </w:tc>
-        <w:tc>
-          <w:tcPr>
-            <w:tcW w:type="dxa" w:w="7542"/>
-          </w:tcPr>
-          <w:p/>
-        </w:tc>
-        <w:tc>
-          <w:tcPr>
-            <w:tcW w:type="dxa" w:w="450"/>
-          </w:tcPr>
-          <w:p/>
-        </w:tc>
-        <w:tc>
-          <w:tcPr>
-            <w:tcW w:type="dxa" w:w="450"/>
-          </w:tcPr>
-          <w:p/>
-        </w:tc>
-        <w:tc>
-          <w:tcPr>
-            <w:tcW w:type="dxa" w:w="719"/>
-          </w:tcPr>
-          <w:p/>
-        </w:tc>
-        <w:tc>
-          <w:tcPr>
-            <w:tcW w:type="dxa" w:w="719"/>
-          </w:tcPr>
-          <w:p/>
-        </w:tc>
-        <w:tc>
-          <w:tcPr>
-            <w:tcW w:type="dxa" w:w="949"/>
-          </w:tcPr>
-          <w:p/>
-        </w:tc>
-        <w:tc>
-          <w:tcPr>
-            <w:tcW w:type="dxa" w:w="7542"/>
+            <w:tcW w:type="dxa" w:w="7477"/>
           </w:tcPr>
           <w:p/>
         </w:tc>
@@ -6782,7 +6818,7 @@
         </w:trPr>
         <w:tc>
           <w:tcPr>
-            <w:tcW w:type="dxa" w:w="949"/>
+            <w:tcW w:type="dxa" w:w="1105"/>
           </w:tcPr>
           <w:p>
             <w:pPr>
@@ -6801,7 +6837,7 @@
         </w:tc>
         <w:tc>
           <w:tcPr>
-            <w:tcW w:type="dxa" w:w="3132"/>
+            <w:tcW w:type="dxa" w:w="3105"/>
           </w:tcPr>
           <w:p>
             <w:pPr>
@@ -6820,7 +6856,7 @@
         </w:tc>
         <w:tc>
           <w:tcPr>
-            <w:tcW w:type="dxa" w:w="7542"/>
+            <w:tcW w:type="dxa" w:w="7477"/>
           </w:tcPr>
           <w:p>
             <w:pPr>
@@ -6939,7 +6975,7 @@
         </w:tc>
         <w:tc>
           <w:tcPr>
-            <w:tcW w:type="dxa" w:w="7542"/>
+            <w:tcW w:type="dxa" w:w="7477"/>
           </w:tcPr>
           <w:p>
             <w:pPr>
@@ -6975,7 +7011,7 @@
         </w:trPr>
         <w:tc>
           <w:tcPr>
-            <w:tcW w:type="dxa" w:w="949"/>
+            <w:tcW w:type="dxa" w:w="1105"/>
           </w:tcPr>
           <w:p>
             <w:pPr>
@@ -6988,6 +7024,15 @@
                 <w:color w:val="0090A0"/>
                 <w:sz w:val="14"/>
               </w:rPr>
+              <w:t>▾</w:t>
+            </w:r>
+            <w:r>
+              <w:rPr>
+                <w:rFonts w:ascii="Consolas" w:hAnsi="Consolas" w:eastAsia="맑은 고딕"/>
+                <w:b w:val="0"/>
+                <w:color w:val="0090A0"/>
+                <w:sz w:val="14"/>
+              </w:rPr>
               <w:t>견적서 항목</w:t>
             </w:r>
           </w:p>
@@ -7044,7 +7089,7 @@
         </w:tc>
         <w:tc>
           <w:tcPr>
-            <w:tcW w:type="dxa" w:w="7542"/>
+            <w:tcW w:type="dxa" w:w="7477"/>
             <w:gridSpan w:val="2"/>
           </w:tcPr>
           <w:p>
@@ -7072,55 +7117,55 @@
         </w:trPr>
         <w:tc>
           <w:tcPr>
+            <w:tcW w:type="dxa" w:w="1105"/>
+          </w:tcPr>
+          <w:p/>
+        </w:tc>
+        <w:tc>
+          <w:tcPr>
+            <w:tcW w:type="dxa" w:w="3105"/>
+          </w:tcPr>
+          <w:p/>
+        </w:tc>
+        <w:tc>
+          <w:tcPr>
+            <w:tcW w:type="dxa" w:w="7477"/>
+          </w:tcPr>
+          <w:p/>
+        </w:tc>
+        <w:tc>
+          <w:tcPr>
+            <w:tcW w:type="dxa" w:w="450"/>
+          </w:tcPr>
+          <w:p/>
+        </w:tc>
+        <w:tc>
+          <w:tcPr>
+            <w:tcW w:type="dxa" w:w="450"/>
+          </w:tcPr>
+          <w:p/>
+        </w:tc>
+        <w:tc>
+          <w:tcPr>
+            <w:tcW w:type="dxa" w:w="719"/>
+          </w:tcPr>
+          <w:p/>
+        </w:tc>
+        <w:tc>
+          <w:tcPr>
+            <w:tcW w:type="dxa" w:w="719"/>
+          </w:tcPr>
+          <w:p/>
+        </w:tc>
+        <w:tc>
+          <w:tcPr>
             <w:tcW w:type="dxa" w:w="949"/>
           </w:tcPr>
           <w:p/>
         </w:tc>
         <w:tc>
           <w:tcPr>
-            <w:tcW w:type="dxa" w:w="3132"/>
-          </w:tcPr>
-          <w:p/>
-        </w:tc>
-        <w:tc>
-          <w:tcPr>
-            <w:tcW w:type="dxa" w:w="7542"/>
-          </w:tcPr>
-          <w:p/>
-        </w:tc>
-        <w:tc>
-          <w:tcPr>
-            <w:tcW w:type="dxa" w:w="450"/>
-          </w:tcPr>
-          <w:p/>
-        </w:tc>
-        <w:tc>
-          <w:tcPr>
-            <w:tcW w:type="dxa" w:w="450"/>
-          </w:tcPr>
-          <w:p/>
-        </w:tc>
-        <w:tc>
-          <w:tcPr>
-            <w:tcW w:type="dxa" w:w="719"/>
-          </w:tcPr>
-          <w:p/>
-        </w:tc>
-        <w:tc>
-          <w:tcPr>
-            <w:tcW w:type="dxa" w:w="719"/>
-          </w:tcPr>
-          <w:p/>
-        </w:tc>
-        <w:tc>
-          <w:tcPr>
-            <w:tcW w:type="dxa" w:w="949"/>
-          </w:tcPr>
-          <w:p/>
-        </w:tc>
-        <w:tc>
-          <w:tcPr>
-            <w:tcW w:type="dxa" w:w="7542"/>
+            <w:tcW w:type="dxa" w:w="7477"/>
           </w:tcPr>
           <w:p/>
         </w:tc>
@@ -7143,7 +7188,7 @@
         </w:trPr>
         <w:tc>
           <w:tcPr>
-            <w:tcW w:type="dxa" w:w="949"/>
+            <w:tcW w:type="dxa" w:w="1105"/>
           </w:tcPr>
           <w:p>
             <w:pPr>
@@ -7162,7 +7207,7 @@
         </w:tc>
         <w:tc>
           <w:tcPr>
-            <w:tcW w:type="dxa" w:w="3132"/>
+            <w:tcW w:type="dxa" w:w="3105"/>
           </w:tcPr>
           <w:p>
             <w:pPr>
@@ -7188,7 +7233,7 @@
         </w:tc>
         <w:tc>
           <w:tcPr>
-            <w:tcW w:type="dxa" w:w="7542"/>
+            <w:tcW w:type="dxa" w:w="7477"/>
           </w:tcPr>
           <w:p>
             <w:pPr>
@@ -7307,7 +7352,7 @@
         </w:tc>
         <w:tc>
           <w:tcPr>
-            <w:tcW w:type="dxa" w:w="7542"/>
+            <w:tcW w:type="dxa" w:w="7477"/>
           </w:tcPr>
           <w:p>
             <w:pPr>
@@ -7343,55 +7388,55 @@
         </w:trPr>
         <w:tc>
           <w:tcPr>
+            <w:tcW w:type="dxa" w:w="1105"/>
+          </w:tcPr>
+          <w:p/>
+        </w:tc>
+        <w:tc>
+          <w:tcPr>
+            <w:tcW w:type="dxa" w:w="3105"/>
+          </w:tcPr>
+          <w:p/>
+        </w:tc>
+        <w:tc>
+          <w:tcPr>
+            <w:tcW w:type="dxa" w:w="7477"/>
+          </w:tcPr>
+          <w:p/>
+        </w:tc>
+        <w:tc>
+          <w:tcPr>
+            <w:tcW w:type="dxa" w:w="450"/>
+          </w:tcPr>
+          <w:p/>
+        </w:tc>
+        <w:tc>
+          <w:tcPr>
+            <w:tcW w:type="dxa" w:w="450"/>
+          </w:tcPr>
+          <w:p/>
+        </w:tc>
+        <w:tc>
+          <w:tcPr>
+            <w:tcW w:type="dxa" w:w="719"/>
+          </w:tcPr>
+          <w:p/>
+        </w:tc>
+        <w:tc>
+          <w:tcPr>
+            <w:tcW w:type="dxa" w:w="719"/>
+          </w:tcPr>
+          <w:p/>
+        </w:tc>
+        <w:tc>
+          <w:tcPr>
             <w:tcW w:type="dxa" w:w="949"/>
           </w:tcPr>
           <w:p/>
         </w:tc>
         <w:tc>
           <w:tcPr>
-            <w:tcW w:type="dxa" w:w="3132"/>
-          </w:tcPr>
-          <w:p/>
-        </w:tc>
-        <w:tc>
-          <w:tcPr>
-            <w:tcW w:type="dxa" w:w="7542"/>
-          </w:tcPr>
-          <w:p/>
-        </w:tc>
-        <w:tc>
-          <w:tcPr>
-            <w:tcW w:type="dxa" w:w="450"/>
-          </w:tcPr>
-          <w:p/>
-        </w:tc>
-        <w:tc>
-          <w:tcPr>
-            <w:tcW w:type="dxa" w:w="450"/>
-          </w:tcPr>
-          <w:p/>
-        </w:tc>
-        <w:tc>
-          <w:tcPr>
-            <w:tcW w:type="dxa" w:w="719"/>
-          </w:tcPr>
-          <w:p/>
-        </w:tc>
-        <w:tc>
-          <w:tcPr>
-            <w:tcW w:type="dxa" w:w="719"/>
-          </w:tcPr>
-          <w:p/>
-        </w:tc>
-        <w:tc>
-          <w:tcPr>
-            <w:tcW w:type="dxa" w:w="949"/>
-          </w:tcPr>
-          <w:p/>
-        </w:tc>
-        <w:tc>
-          <w:tcPr>
-            <w:tcW w:type="dxa" w:w="7542"/>
+            <w:tcW w:type="dxa" w:w="7477"/>
           </w:tcPr>
           <w:p/>
         </w:tc>
@@ -7414,7 +7459,7 @@
         </w:trPr>
         <w:tc>
           <w:tcPr>
-            <w:tcW w:type="dxa" w:w="949"/>
+            <w:tcW w:type="dxa" w:w="1105"/>
           </w:tcPr>
           <w:p>
             <w:pPr>
@@ -7433,7 +7478,7 @@
         </w:tc>
         <w:tc>
           <w:tcPr>
-            <w:tcW w:type="dxa" w:w="3132"/>
+            <w:tcW w:type="dxa" w:w="3105"/>
           </w:tcPr>
           <w:p>
             <w:pPr>
@@ -7452,7 +7497,7 @@
         </w:tc>
         <w:tc>
           <w:tcPr>
-            <w:tcW w:type="dxa" w:w="7542"/>
+            <w:tcW w:type="dxa" w:w="7477"/>
           </w:tcPr>
           <w:p>
             <w:pPr>
@@ -7571,7 +7616,7 @@
         </w:tc>
         <w:tc>
           <w:tcPr>
-            <w:tcW w:type="dxa" w:w="7542"/>
+            <w:tcW w:type="dxa" w:w="7477"/>
           </w:tcPr>
           <w:p>
             <w:pPr>
@@ -7607,7 +7652,7 @@
         </w:trPr>
         <w:tc>
           <w:tcPr>
-            <w:tcW w:type="dxa" w:w="949"/>
+            <w:tcW w:type="dxa" w:w="1105"/>
           </w:tcPr>
           <w:p>
             <w:pPr>
@@ -7620,6 +7665,15 @@
                 <w:color w:val="0090A0"/>
                 <w:sz w:val="14"/>
               </w:rPr>
+              <w:t>▾</w:t>
+            </w:r>
+            <w:r>
+              <w:rPr>
+                <w:rFonts w:ascii="Consolas" w:hAnsi="Consolas" w:eastAsia="맑은 고딕"/>
+                <w:b w:val="0"/>
+                <w:color w:val="0090A0"/>
+                <w:sz w:val="14"/>
+              </w:rPr>
               <w:t>견적서 항목</w:t>
             </w:r>
           </w:p>
@@ -7676,7 +7730,7 @@
         </w:tc>
         <w:tc>
           <w:tcPr>
-            <w:tcW w:type="dxa" w:w="7542"/>
+            <w:tcW w:type="dxa" w:w="7477"/>
             <w:gridSpan w:val="2"/>
           </w:tcPr>
           <w:p>
@@ -7704,7 +7758,7 @@
         </w:trPr>
         <w:tc>
           <w:tcPr>
-            <w:tcW w:type="dxa" w:w="949"/>
+            <w:tcW w:type="dxa" w:w="1105"/>
           </w:tcPr>
           <w:p>
             <w:pPr>
@@ -7723,7 +7777,7 @@
         </w:tc>
         <w:tc>
           <w:tcPr>
-            <w:tcW w:type="dxa" w:w="3132"/>
+            <w:tcW w:type="dxa" w:w="3105"/>
           </w:tcPr>
           <w:p>
             <w:pPr>
@@ -7749,7 +7803,7 @@
         </w:tc>
         <w:tc>
           <w:tcPr>
-            <w:tcW w:type="dxa" w:w="7542"/>
+            <w:tcW w:type="dxa" w:w="7477"/>
           </w:tcPr>
           <w:p>
             <w:pPr>
@@ -7868,7 +7922,7 @@
         </w:tc>
         <w:tc>
           <w:tcPr>
-            <w:tcW w:type="dxa" w:w="7542"/>
+            <w:tcW w:type="dxa" w:w="7477"/>
           </w:tcPr>
           <w:p>
             <w:pPr>
@@ -7963,7 +8017,7 @@
         </w:trPr>
         <w:tc>
           <w:tcPr>
-            <w:tcW w:type="dxa" w:w="949"/>
+            <w:tcW w:type="dxa" w:w="1105"/>
           </w:tcPr>
           <w:p>
             <w:pPr>
@@ -7976,6 +8030,15 @@
                 <w:color w:val="0090A0"/>
                 <w:sz w:val="14"/>
               </w:rPr>
+              <w:t>▾</w:t>
+            </w:r>
+            <w:r>
+              <w:rPr>
+                <w:rFonts w:ascii="Consolas" w:hAnsi="Consolas" w:eastAsia="맑은 고딕"/>
+                <w:b w:val="0"/>
+                <w:color w:val="0090A0"/>
+                <w:sz w:val="14"/>
+              </w:rPr>
               <w:t>견적서 항목</w:t>
             </w:r>
           </w:p>
@@ -8032,7 +8095,7 @@
         </w:tc>
         <w:tc>
           <w:tcPr>
-            <w:tcW w:type="dxa" w:w="7542"/>
+            <w:tcW w:type="dxa" w:w="7477"/>
             <w:gridSpan w:val="2"/>
           </w:tcPr>
           <w:p>
@@ -8060,7 +8123,7 @@
         </w:trPr>
         <w:tc>
           <w:tcPr>
-            <w:tcW w:type="dxa" w:w="949"/>
+            <w:tcW w:type="dxa" w:w="1105"/>
           </w:tcPr>
           <w:p>
             <w:pPr>
@@ -8079,7 +8142,7 @@
         </w:tc>
         <w:tc>
           <w:tcPr>
-            <w:tcW w:type="dxa" w:w="3132"/>
+            <w:tcW w:type="dxa" w:w="3105"/>
           </w:tcPr>
           <w:p>
             <w:pPr>
@@ -8098,7 +8161,7 @@
         </w:tc>
         <w:tc>
           <w:tcPr>
-            <w:tcW w:type="dxa" w:w="7542"/>
+            <w:tcW w:type="dxa" w:w="7477"/>
           </w:tcPr>
           <w:p>
             <w:pPr>
@@ -8217,7 +8280,7 @@
         </w:tc>
         <w:tc>
           <w:tcPr>
-            <w:tcW w:type="dxa" w:w="7542"/>
+            <w:tcW w:type="dxa" w:w="7477"/>
           </w:tcPr>
           <w:p>
             <w:pPr>
@@ -8253,55 +8316,55 @@
         </w:trPr>
         <w:tc>
           <w:tcPr>
+            <w:tcW w:type="dxa" w:w="1105"/>
+          </w:tcPr>
+          <w:p/>
+        </w:tc>
+        <w:tc>
+          <w:tcPr>
+            <w:tcW w:type="dxa" w:w="3105"/>
+          </w:tcPr>
+          <w:p/>
+        </w:tc>
+        <w:tc>
+          <w:tcPr>
+            <w:tcW w:type="dxa" w:w="7477"/>
+          </w:tcPr>
+          <w:p/>
+        </w:tc>
+        <w:tc>
+          <w:tcPr>
+            <w:tcW w:type="dxa" w:w="450"/>
+          </w:tcPr>
+          <w:p/>
+        </w:tc>
+        <w:tc>
+          <w:tcPr>
+            <w:tcW w:type="dxa" w:w="450"/>
+          </w:tcPr>
+          <w:p/>
+        </w:tc>
+        <w:tc>
+          <w:tcPr>
+            <w:tcW w:type="dxa" w:w="719"/>
+          </w:tcPr>
+          <w:p/>
+        </w:tc>
+        <w:tc>
+          <w:tcPr>
+            <w:tcW w:type="dxa" w:w="719"/>
+          </w:tcPr>
+          <w:p/>
+        </w:tc>
+        <w:tc>
+          <w:tcPr>
             <w:tcW w:type="dxa" w:w="949"/>
           </w:tcPr>
           <w:p/>
         </w:tc>
         <w:tc>
           <w:tcPr>
-            <w:tcW w:type="dxa" w:w="3132"/>
-          </w:tcPr>
-          <w:p/>
-        </w:tc>
-        <w:tc>
-          <w:tcPr>
-            <w:tcW w:type="dxa" w:w="7542"/>
-          </w:tcPr>
-          <w:p/>
-        </w:tc>
-        <w:tc>
-          <w:tcPr>
-            <w:tcW w:type="dxa" w:w="450"/>
-          </w:tcPr>
-          <w:p/>
-        </w:tc>
-        <w:tc>
-          <w:tcPr>
-            <w:tcW w:type="dxa" w:w="450"/>
-          </w:tcPr>
-          <w:p/>
-        </w:tc>
-        <w:tc>
-          <w:tcPr>
-            <w:tcW w:type="dxa" w:w="719"/>
-          </w:tcPr>
-          <w:p/>
-        </w:tc>
-        <w:tc>
-          <w:tcPr>
-            <w:tcW w:type="dxa" w:w="719"/>
-          </w:tcPr>
-          <w:p/>
-        </w:tc>
-        <w:tc>
-          <w:tcPr>
-            <w:tcW w:type="dxa" w:w="949"/>
-          </w:tcPr>
-          <w:p/>
-        </w:tc>
-        <w:tc>
-          <w:tcPr>
-            <w:tcW w:type="dxa" w:w="7542"/>
+            <w:tcW w:type="dxa" w:w="7477"/>
           </w:tcPr>
           <w:p/>
         </w:tc>
@@ -8324,7 +8387,7 @@
         </w:trPr>
         <w:tc>
           <w:tcPr>
-            <w:tcW w:type="dxa" w:w="949"/>
+            <w:tcW w:type="dxa" w:w="1105"/>
           </w:tcPr>
           <w:p>
             <w:pPr>
@@ -8343,7 +8406,7 @@
         </w:tc>
         <w:tc>
           <w:tcPr>
-            <w:tcW w:type="dxa" w:w="3132"/>
+            <w:tcW w:type="dxa" w:w="3105"/>
           </w:tcPr>
           <w:p>
             <w:pPr>
@@ -8369,7 +8432,7 @@
         </w:tc>
         <w:tc>
           <w:tcPr>
-            <w:tcW w:type="dxa" w:w="7542"/>
+            <w:tcW w:type="dxa" w:w="7477"/>
           </w:tcPr>
           <w:p>
             <w:pPr>
@@ -8479,7 +8542,7 @@
         </w:tc>
         <w:tc>
           <w:tcPr>
-            <w:tcW w:type="dxa" w:w="7542"/>
+            <w:tcW w:type="dxa" w:w="7477"/>
           </w:tcPr>
           <w:p>
             <w:pPr>
@@ -8506,55 +8569,55 @@
         </w:trPr>
         <w:tc>
           <w:tcPr>
+            <w:tcW w:type="dxa" w:w="1105"/>
+          </w:tcPr>
+          <w:p/>
+        </w:tc>
+        <w:tc>
+          <w:tcPr>
+            <w:tcW w:type="dxa" w:w="3105"/>
+          </w:tcPr>
+          <w:p/>
+        </w:tc>
+        <w:tc>
+          <w:tcPr>
+            <w:tcW w:type="dxa" w:w="7477"/>
+          </w:tcPr>
+          <w:p/>
+        </w:tc>
+        <w:tc>
+          <w:tcPr>
+            <w:tcW w:type="dxa" w:w="450"/>
+          </w:tcPr>
+          <w:p/>
+        </w:tc>
+        <w:tc>
+          <w:tcPr>
+            <w:tcW w:type="dxa" w:w="450"/>
+          </w:tcPr>
+          <w:p/>
+        </w:tc>
+        <w:tc>
+          <w:tcPr>
+            <w:tcW w:type="dxa" w:w="719"/>
+          </w:tcPr>
+          <w:p/>
+        </w:tc>
+        <w:tc>
+          <w:tcPr>
+            <w:tcW w:type="dxa" w:w="719"/>
+          </w:tcPr>
+          <w:p/>
+        </w:tc>
+        <w:tc>
+          <w:tcPr>
             <w:tcW w:type="dxa" w:w="949"/>
           </w:tcPr>
           <w:p/>
         </w:tc>
         <w:tc>
           <w:tcPr>
-            <w:tcW w:type="dxa" w:w="3132"/>
-          </w:tcPr>
-          <w:p/>
-        </w:tc>
-        <w:tc>
-          <w:tcPr>
-            <w:tcW w:type="dxa" w:w="7542"/>
-          </w:tcPr>
-          <w:p/>
-        </w:tc>
-        <w:tc>
-          <w:tcPr>
-            <w:tcW w:type="dxa" w:w="450"/>
-          </w:tcPr>
-          <w:p/>
-        </w:tc>
-        <w:tc>
-          <w:tcPr>
-            <w:tcW w:type="dxa" w:w="450"/>
-          </w:tcPr>
-          <w:p/>
-        </w:tc>
-        <w:tc>
-          <w:tcPr>
-            <w:tcW w:type="dxa" w:w="719"/>
-          </w:tcPr>
-          <w:p/>
-        </w:tc>
-        <w:tc>
-          <w:tcPr>
-            <w:tcW w:type="dxa" w:w="719"/>
-          </w:tcPr>
-          <w:p/>
-        </w:tc>
-        <w:tc>
-          <w:tcPr>
-            <w:tcW w:type="dxa" w:w="949"/>
-          </w:tcPr>
-          <w:p/>
-        </w:tc>
-        <w:tc>
-          <w:tcPr>
-            <w:tcW w:type="dxa" w:w="7542"/>
+            <w:tcW w:type="dxa" w:w="7477"/>
           </w:tcPr>
           <w:p/>
         </w:tc>
@@ -8577,7 +8640,7 @@
         </w:trPr>
         <w:tc>
           <w:tcPr>
-            <w:tcW w:type="dxa" w:w="949"/>
+            <w:tcW w:type="dxa" w:w="1105"/>
           </w:tcPr>
           <w:p>
             <w:pPr>
@@ -8596,7 +8659,7 @@
         </w:tc>
         <w:tc>
           <w:tcPr>
-            <w:tcW w:type="dxa" w:w="3132"/>
+            <w:tcW w:type="dxa" w:w="3105"/>
           </w:tcPr>
           <w:p>
             <w:pPr>
@@ -8615,7 +8678,7 @@
         </w:tc>
         <w:tc>
           <w:tcPr>
-            <w:tcW w:type="dxa" w:w="7542"/>
+            <w:tcW w:type="dxa" w:w="7477"/>
           </w:tcPr>
           <w:p>
             <w:pPr>
@@ -8725,7 +8788,7 @@
         </w:tc>
         <w:tc>
           <w:tcPr>
-            <w:tcW w:type="dxa" w:w="7542"/>
+            <w:tcW w:type="dxa" w:w="7477"/>
           </w:tcPr>
           <w:p>
             <w:pPr>
@@ -8752,55 +8815,55 @@
         </w:trPr>
         <w:tc>
           <w:tcPr>
+            <w:tcW w:type="dxa" w:w="1105"/>
+          </w:tcPr>
+          <w:p/>
+        </w:tc>
+        <w:tc>
+          <w:tcPr>
+            <w:tcW w:type="dxa" w:w="3105"/>
+          </w:tcPr>
+          <w:p/>
+        </w:tc>
+        <w:tc>
+          <w:tcPr>
+            <w:tcW w:type="dxa" w:w="7477"/>
+          </w:tcPr>
+          <w:p/>
+        </w:tc>
+        <w:tc>
+          <w:tcPr>
+            <w:tcW w:type="dxa" w:w="450"/>
+          </w:tcPr>
+          <w:p/>
+        </w:tc>
+        <w:tc>
+          <w:tcPr>
+            <w:tcW w:type="dxa" w:w="450"/>
+          </w:tcPr>
+          <w:p/>
+        </w:tc>
+        <w:tc>
+          <w:tcPr>
+            <w:tcW w:type="dxa" w:w="719"/>
+          </w:tcPr>
+          <w:p/>
+        </w:tc>
+        <w:tc>
+          <w:tcPr>
+            <w:tcW w:type="dxa" w:w="719"/>
+          </w:tcPr>
+          <w:p/>
+        </w:tc>
+        <w:tc>
+          <w:tcPr>
             <w:tcW w:type="dxa" w:w="949"/>
           </w:tcPr>
           <w:p/>
         </w:tc>
         <w:tc>
           <w:tcPr>
-            <w:tcW w:type="dxa" w:w="3132"/>
-          </w:tcPr>
-          <w:p/>
-        </w:tc>
-        <w:tc>
-          <w:tcPr>
-            <w:tcW w:type="dxa" w:w="7542"/>
-          </w:tcPr>
-          <w:p/>
-        </w:tc>
-        <w:tc>
-          <w:tcPr>
-            <w:tcW w:type="dxa" w:w="450"/>
-          </w:tcPr>
-          <w:p/>
-        </w:tc>
-        <w:tc>
-          <w:tcPr>
-            <w:tcW w:type="dxa" w:w="450"/>
-          </w:tcPr>
-          <w:p/>
-        </w:tc>
-        <w:tc>
-          <w:tcPr>
-            <w:tcW w:type="dxa" w:w="719"/>
-          </w:tcPr>
-          <w:p/>
-        </w:tc>
-        <w:tc>
-          <w:tcPr>
-            <w:tcW w:type="dxa" w:w="719"/>
-          </w:tcPr>
-          <w:p/>
-        </w:tc>
-        <w:tc>
-          <w:tcPr>
-            <w:tcW w:type="dxa" w:w="949"/>
-          </w:tcPr>
-          <w:p/>
-        </w:tc>
-        <w:tc>
-          <w:tcPr>
-            <w:tcW w:type="dxa" w:w="7542"/>
+            <w:tcW w:type="dxa" w:w="7477"/>
           </w:tcPr>
           <w:p/>
         </w:tc>
@@ -8823,7 +8886,7 @@
         </w:trPr>
         <w:tc>
           <w:tcPr>
-            <w:tcW w:type="dxa" w:w="949"/>
+            <w:tcW w:type="dxa" w:w="1105"/>
           </w:tcPr>
           <w:p>
             <w:pPr>
@@ -8842,7 +8905,7 @@
         </w:tc>
         <w:tc>
           <w:tcPr>
-            <w:tcW w:type="dxa" w:w="3132"/>
+            <w:tcW w:type="dxa" w:w="3105"/>
           </w:tcPr>
           <w:p>
             <w:pPr>
@@ -8861,7 +8924,7 @@
         </w:tc>
         <w:tc>
           <w:tcPr>
-            <w:tcW w:type="dxa" w:w="7542"/>
+            <w:tcW w:type="dxa" w:w="7477"/>
           </w:tcPr>
           <w:p>
             <w:pPr>
@@ -8971,7 +9034,7 @@
         </w:tc>
         <w:tc>
           <w:tcPr>
-            <w:tcW w:type="dxa" w:w="7542"/>
+            <w:tcW w:type="dxa" w:w="7477"/>
           </w:tcPr>
           <w:p>
             <w:pPr>
@@ -8998,55 +9061,55 @@
         </w:trPr>
         <w:tc>
           <w:tcPr>
+            <w:tcW w:type="dxa" w:w="1105"/>
+          </w:tcPr>
+          <w:p/>
+        </w:tc>
+        <w:tc>
+          <w:tcPr>
+            <w:tcW w:type="dxa" w:w="3105"/>
+          </w:tcPr>
+          <w:p/>
+        </w:tc>
+        <w:tc>
+          <w:tcPr>
+            <w:tcW w:type="dxa" w:w="7477"/>
+          </w:tcPr>
+          <w:p/>
+        </w:tc>
+        <w:tc>
+          <w:tcPr>
+            <w:tcW w:type="dxa" w:w="450"/>
+          </w:tcPr>
+          <w:p/>
+        </w:tc>
+        <w:tc>
+          <w:tcPr>
+            <w:tcW w:type="dxa" w:w="450"/>
+          </w:tcPr>
+          <w:p/>
+        </w:tc>
+        <w:tc>
+          <w:tcPr>
+            <w:tcW w:type="dxa" w:w="719"/>
+          </w:tcPr>
+          <w:p/>
+        </w:tc>
+        <w:tc>
+          <w:tcPr>
+            <w:tcW w:type="dxa" w:w="719"/>
+          </w:tcPr>
+          <w:p/>
+        </w:tc>
+        <w:tc>
+          <w:tcPr>
             <w:tcW w:type="dxa" w:w="949"/>
           </w:tcPr>
           <w:p/>
         </w:tc>
         <w:tc>
           <w:tcPr>
-            <w:tcW w:type="dxa" w:w="3132"/>
-          </w:tcPr>
-          <w:p/>
-        </w:tc>
-        <w:tc>
-          <w:tcPr>
-            <w:tcW w:type="dxa" w:w="7542"/>
-          </w:tcPr>
-          <w:p/>
-        </w:tc>
-        <w:tc>
-          <w:tcPr>
-            <w:tcW w:type="dxa" w:w="450"/>
-          </w:tcPr>
-          <w:p/>
-        </w:tc>
-        <w:tc>
-          <w:tcPr>
-            <w:tcW w:type="dxa" w:w="450"/>
-          </w:tcPr>
-          <w:p/>
-        </w:tc>
-        <w:tc>
-          <w:tcPr>
-            <w:tcW w:type="dxa" w:w="719"/>
-          </w:tcPr>
-          <w:p/>
-        </w:tc>
-        <w:tc>
-          <w:tcPr>
-            <w:tcW w:type="dxa" w:w="719"/>
-          </w:tcPr>
-          <w:p/>
-        </w:tc>
-        <w:tc>
-          <w:tcPr>
-            <w:tcW w:type="dxa" w:w="949"/>
-          </w:tcPr>
-          <w:p/>
-        </w:tc>
-        <w:tc>
-          <w:tcPr>
-            <w:tcW w:type="dxa" w:w="7542"/>
+            <w:tcW w:type="dxa" w:w="7477"/>
           </w:tcPr>
           <w:p/>
         </w:tc>
@@ -9069,7 +9132,7 @@
         </w:trPr>
         <w:tc>
           <w:tcPr>
-            <w:tcW w:type="dxa" w:w="949"/>
+            <w:tcW w:type="dxa" w:w="1105"/>
           </w:tcPr>
           <w:p>
             <w:pPr>
@@ -9088,7 +9151,7 @@
         </w:tc>
         <w:tc>
           <w:tcPr>
-            <w:tcW w:type="dxa" w:w="3132"/>
+            <w:tcW w:type="dxa" w:w="3105"/>
           </w:tcPr>
           <w:p>
             <w:pPr>
@@ -9107,7 +9170,7 @@
         </w:tc>
         <w:tc>
           <w:tcPr>
-            <w:tcW w:type="dxa" w:w="7542"/>
+            <w:tcW w:type="dxa" w:w="7477"/>
           </w:tcPr>
           <w:p>
             <w:pPr>
@@ -9217,7 +9280,7 @@
         </w:tc>
         <w:tc>
           <w:tcPr>
-            <w:tcW w:type="dxa" w:w="7542"/>
+            <w:tcW w:type="dxa" w:w="7477"/>
           </w:tcPr>
           <w:p>
             <w:pPr>
@@ -9244,55 +9307,55 @@
         </w:trPr>
         <w:tc>
           <w:tcPr>
+            <w:tcW w:type="dxa" w:w="1105"/>
+          </w:tcPr>
+          <w:p/>
+        </w:tc>
+        <w:tc>
+          <w:tcPr>
+            <w:tcW w:type="dxa" w:w="3105"/>
+          </w:tcPr>
+          <w:p/>
+        </w:tc>
+        <w:tc>
+          <w:tcPr>
+            <w:tcW w:type="dxa" w:w="7477"/>
+          </w:tcPr>
+          <w:p/>
+        </w:tc>
+        <w:tc>
+          <w:tcPr>
+            <w:tcW w:type="dxa" w:w="450"/>
+          </w:tcPr>
+          <w:p/>
+        </w:tc>
+        <w:tc>
+          <w:tcPr>
+            <w:tcW w:type="dxa" w:w="450"/>
+          </w:tcPr>
+          <w:p/>
+        </w:tc>
+        <w:tc>
+          <w:tcPr>
+            <w:tcW w:type="dxa" w:w="719"/>
+          </w:tcPr>
+          <w:p/>
+        </w:tc>
+        <w:tc>
+          <w:tcPr>
+            <w:tcW w:type="dxa" w:w="719"/>
+          </w:tcPr>
+          <w:p/>
+        </w:tc>
+        <w:tc>
+          <w:tcPr>
             <w:tcW w:type="dxa" w:w="949"/>
           </w:tcPr>
           <w:p/>
         </w:tc>
         <w:tc>
           <w:tcPr>
-            <w:tcW w:type="dxa" w:w="3132"/>
-          </w:tcPr>
-          <w:p/>
-        </w:tc>
-        <w:tc>
-          <w:tcPr>
-            <w:tcW w:type="dxa" w:w="7542"/>
-          </w:tcPr>
-          <w:p/>
-        </w:tc>
-        <w:tc>
-          <w:tcPr>
-            <w:tcW w:type="dxa" w:w="450"/>
-          </w:tcPr>
-          <w:p/>
-        </w:tc>
-        <w:tc>
-          <w:tcPr>
-            <w:tcW w:type="dxa" w:w="450"/>
-          </w:tcPr>
-          <w:p/>
-        </w:tc>
-        <w:tc>
-          <w:tcPr>
-            <w:tcW w:type="dxa" w:w="719"/>
-          </w:tcPr>
-          <w:p/>
-        </w:tc>
-        <w:tc>
-          <w:tcPr>
-            <w:tcW w:type="dxa" w:w="719"/>
-          </w:tcPr>
-          <w:p/>
-        </w:tc>
-        <w:tc>
-          <w:tcPr>
-            <w:tcW w:type="dxa" w:w="949"/>
-          </w:tcPr>
-          <w:p/>
-        </w:tc>
-        <w:tc>
-          <w:tcPr>
-            <w:tcW w:type="dxa" w:w="7542"/>
+            <w:tcW w:type="dxa" w:w="7477"/>
           </w:tcPr>
           <w:p/>
         </w:tc>
@@ -9315,7 +9378,7 @@
         </w:trPr>
         <w:tc>
           <w:tcPr>
-            <w:tcW w:type="dxa" w:w="949"/>
+            <w:tcW w:type="dxa" w:w="1105"/>
           </w:tcPr>
           <w:p>
             <w:pPr>
@@ -9334,7 +9397,7 @@
         </w:tc>
         <w:tc>
           <w:tcPr>
-            <w:tcW w:type="dxa" w:w="3132"/>
+            <w:tcW w:type="dxa" w:w="3105"/>
           </w:tcPr>
           <w:p>
             <w:pPr>
@@ -9353,7 +9416,7 @@
         </w:tc>
         <w:tc>
           <w:tcPr>
-            <w:tcW w:type="dxa" w:w="7542"/>
+            <w:tcW w:type="dxa" w:w="7477"/>
           </w:tcPr>
           <w:p>
             <w:pPr>
@@ -9463,7 +9526,7 @@
         </w:tc>
         <w:tc>
           <w:tcPr>
-            <w:tcW w:type="dxa" w:w="7542"/>
+            <w:tcW w:type="dxa" w:w="7477"/>
           </w:tcPr>
           <w:p>
             <w:pPr>
@@ -9490,55 +9553,55 @@
         </w:trPr>
         <w:tc>
           <w:tcPr>
+            <w:tcW w:type="dxa" w:w="1105"/>
+          </w:tcPr>
+          <w:p/>
+        </w:tc>
+        <w:tc>
+          <w:tcPr>
+            <w:tcW w:type="dxa" w:w="3105"/>
+          </w:tcPr>
+          <w:p/>
+        </w:tc>
+        <w:tc>
+          <w:tcPr>
+            <w:tcW w:type="dxa" w:w="7477"/>
+          </w:tcPr>
+          <w:p/>
+        </w:tc>
+        <w:tc>
+          <w:tcPr>
+            <w:tcW w:type="dxa" w:w="450"/>
+          </w:tcPr>
+          <w:p/>
+        </w:tc>
+        <w:tc>
+          <w:tcPr>
+            <w:tcW w:type="dxa" w:w="450"/>
+          </w:tcPr>
+          <w:p/>
+        </w:tc>
+        <w:tc>
+          <w:tcPr>
+            <w:tcW w:type="dxa" w:w="719"/>
+          </w:tcPr>
+          <w:p/>
+        </w:tc>
+        <w:tc>
+          <w:tcPr>
+            <w:tcW w:type="dxa" w:w="719"/>
+          </w:tcPr>
+          <w:p/>
+        </w:tc>
+        <w:tc>
+          <w:tcPr>
             <w:tcW w:type="dxa" w:w="949"/>
           </w:tcPr>
           <w:p/>
         </w:tc>
         <w:tc>
           <w:tcPr>
-            <w:tcW w:type="dxa" w:w="3132"/>
-          </w:tcPr>
-          <w:p/>
-        </w:tc>
-        <w:tc>
-          <w:tcPr>
-            <w:tcW w:type="dxa" w:w="7542"/>
-          </w:tcPr>
-          <w:p/>
-        </w:tc>
-        <w:tc>
-          <w:tcPr>
-            <w:tcW w:type="dxa" w:w="450"/>
-          </w:tcPr>
-          <w:p/>
-        </w:tc>
-        <w:tc>
-          <w:tcPr>
-            <w:tcW w:type="dxa" w:w="450"/>
-          </w:tcPr>
-          <w:p/>
-        </w:tc>
-        <w:tc>
-          <w:tcPr>
-            <w:tcW w:type="dxa" w:w="719"/>
-          </w:tcPr>
-          <w:p/>
-        </w:tc>
-        <w:tc>
-          <w:tcPr>
-            <w:tcW w:type="dxa" w:w="719"/>
-          </w:tcPr>
-          <w:p/>
-        </w:tc>
-        <w:tc>
-          <w:tcPr>
-            <w:tcW w:type="dxa" w:w="949"/>
-          </w:tcPr>
-          <w:p/>
-        </w:tc>
-        <w:tc>
-          <w:tcPr>
-            <w:tcW w:type="dxa" w:w="7542"/>
+            <w:tcW w:type="dxa" w:w="7477"/>
           </w:tcPr>
           <w:p/>
         </w:tc>
@@ -9561,7 +9624,7 @@
         </w:trPr>
         <w:tc>
           <w:tcPr>
-            <w:tcW w:type="dxa" w:w="949"/>
+            <w:tcW w:type="dxa" w:w="1105"/>
           </w:tcPr>
           <w:p>
             <w:pPr>
@@ -9580,7 +9643,7 @@
         </w:tc>
         <w:tc>
           <w:tcPr>
-            <w:tcW w:type="dxa" w:w="3132"/>
+            <w:tcW w:type="dxa" w:w="3105"/>
           </w:tcPr>
           <w:p>
             <w:pPr>
@@ -9599,7 +9662,7 @@
         </w:tc>
         <w:tc>
           <w:tcPr>
-            <w:tcW w:type="dxa" w:w="7542"/>
+            <w:tcW w:type="dxa" w:w="7477"/>
           </w:tcPr>
           <w:p>
             <w:pPr>
@@ -9709,7 +9772,7 @@
         </w:tc>
         <w:tc>
           <w:tcPr>
-            <w:tcW w:type="dxa" w:w="7542"/>
+            <w:tcW w:type="dxa" w:w="7477"/>
           </w:tcPr>
           <w:p>
             <w:pPr>
@@ -9736,7 +9799,7 @@
         </w:trPr>
         <w:tc>
           <w:tcPr>
-            <w:tcW w:type="dxa" w:w="949"/>
+            <w:tcW w:type="dxa" w:w="1105"/>
           </w:tcPr>
           <w:p>
             <w:pPr>
@@ -9755,7 +9818,7 @@
         </w:tc>
         <w:tc>
           <w:tcPr>
-            <w:tcW w:type="dxa" w:w="3132"/>
+            <w:tcW w:type="dxa" w:w="3105"/>
           </w:tcPr>
           <w:p>
             <w:pPr>
@@ -9774,7 +9837,7 @@
         </w:tc>
         <w:tc>
           <w:tcPr>
-            <w:tcW w:type="dxa" w:w="7542"/>
+            <w:tcW w:type="dxa" w:w="7477"/>
           </w:tcPr>
           <w:p>
             <w:pPr>
@@ -9893,7 +9956,7 @@
         </w:tc>
         <w:tc>
           <w:tcPr>
-            <w:tcW w:type="dxa" w:w="7542"/>
+            <w:tcW w:type="dxa" w:w="7477"/>
           </w:tcPr>
           <w:p>
             <w:pPr>
@@ -9920,7 +9983,7 @@
         </w:trPr>
         <w:tc>
           <w:tcPr>
-            <w:tcW w:type="dxa" w:w="949"/>
+            <w:tcW w:type="dxa" w:w="1105"/>
           </w:tcPr>
           <w:p>
             <w:pPr>
@@ -9939,7 +10002,7 @@
         </w:tc>
         <w:tc>
           <w:tcPr>
-            <w:tcW w:type="dxa" w:w="3132"/>
+            <w:tcW w:type="dxa" w:w="3105"/>
           </w:tcPr>
           <w:p>
             <w:pPr>
@@ -9958,7 +10021,7 @@
         </w:tc>
         <w:tc>
           <w:tcPr>
-            <w:tcW w:type="dxa" w:w="7542"/>
+            <w:tcW w:type="dxa" w:w="7477"/>
           </w:tcPr>
           <w:p>
             <w:pPr>
@@ -10077,7 +10140,7 @@
         </w:tc>
         <w:tc>
           <w:tcPr>
-            <w:tcW w:type="dxa" w:w="7542"/>
+            <w:tcW w:type="dxa" w:w="7477"/>
           </w:tcPr>
           <w:p>
             <w:pPr>
@@ -10104,7 +10167,7 @@
         </w:trPr>
         <w:tc>
           <w:tcPr>
-            <w:tcW w:type="dxa" w:w="949"/>
+            <w:tcW w:type="dxa" w:w="1105"/>
           </w:tcPr>
           <w:p>
             <w:pPr>
@@ -10123,7 +10186,7 @@
         </w:tc>
         <w:tc>
           <w:tcPr>
-            <w:tcW w:type="dxa" w:w="3132"/>
+            <w:tcW w:type="dxa" w:w="3105"/>
           </w:tcPr>
           <w:p>
             <w:pPr>
@@ -10142,7 +10205,7 @@
         </w:tc>
         <w:tc>
           <w:tcPr>
-            <w:tcW w:type="dxa" w:w="7542"/>
+            <w:tcW w:type="dxa" w:w="7477"/>
           </w:tcPr>
           <w:p>
             <w:pPr>
@@ -10261,7 +10324,7 @@
         </w:tc>
         <w:tc>
           <w:tcPr>
-            <w:tcW w:type="dxa" w:w="7542"/>
+            <w:tcW w:type="dxa" w:w="7477"/>
           </w:tcPr>
           <w:p>
             <w:pPr>
@@ -10288,7 +10351,7 @@
         </w:trPr>
         <w:tc>
           <w:tcPr>
-            <w:tcW w:type="dxa" w:w="949"/>
+            <w:tcW w:type="dxa" w:w="1105"/>
           </w:tcPr>
           <w:p>
             <w:pPr>
@@ -10307,7 +10370,7 @@
         </w:tc>
         <w:tc>
           <w:tcPr>
-            <w:tcW w:type="dxa" w:w="3132"/>
+            <w:tcW w:type="dxa" w:w="3105"/>
           </w:tcPr>
           <w:p>
             <w:pPr>
@@ -10326,7 +10389,7 @@
         </w:tc>
         <w:tc>
           <w:tcPr>
-            <w:tcW w:type="dxa" w:w="7542"/>
+            <w:tcW w:type="dxa" w:w="7477"/>
           </w:tcPr>
           <w:p>
             <w:pPr>
@@ -10445,7 +10508,7 @@
         </w:tc>
         <w:tc>
           <w:tcPr>
-            <w:tcW w:type="dxa" w:w="7542"/>
+            <w:tcW w:type="dxa" w:w="7477"/>
           </w:tcPr>
           <w:p>
             <w:pPr>
@@ -10472,7 +10535,7 @@
         </w:trPr>
         <w:tc>
           <w:tcPr>
-            <w:tcW w:type="dxa" w:w="949"/>
+            <w:tcW w:type="dxa" w:w="1105"/>
           </w:tcPr>
           <w:p>
             <w:pPr>
@@ -10491,7 +10554,7 @@
         </w:tc>
         <w:tc>
           <w:tcPr>
-            <w:tcW w:type="dxa" w:w="3132"/>
+            <w:tcW w:type="dxa" w:w="3105"/>
           </w:tcPr>
           <w:p>
             <w:pPr>
@@ -10510,7 +10573,7 @@
         </w:tc>
         <w:tc>
           <w:tcPr>
-            <w:tcW w:type="dxa" w:w="7542"/>
+            <w:tcW w:type="dxa" w:w="7477"/>
           </w:tcPr>
           <w:p>
             <w:pPr>
@@ -10629,7 +10692,7 @@
         </w:tc>
         <w:tc>
           <w:tcPr>
-            <w:tcW w:type="dxa" w:w="7542"/>
+            <w:tcW w:type="dxa" w:w="7477"/>
           </w:tcPr>
           <w:p>
             <w:pPr>
@@ -10656,7 +10719,7 @@
         </w:trPr>
         <w:tc>
           <w:tcPr>
-            <w:tcW w:type="dxa" w:w="949"/>
+            <w:tcW w:type="dxa" w:w="1105"/>
           </w:tcPr>
           <w:p>
             <w:pPr>
@@ -10675,7 +10738,7 @@
         </w:tc>
         <w:tc>
           <w:tcPr>
-            <w:tcW w:type="dxa" w:w="3132"/>
+            <w:tcW w:type="dxa" w:w="3105"/>
           </w:tcPr>
           <w:p>
             <w:pPr>
@@ -10694,7 +10757,7 @@
         </w:tc>
         <w:tc>
           <w:tcPr>
-            <w:tcW w:type="dxa" w:w="7542"/>
+            <w:tcW w:type="dxa" w:w="7477"/>
           </w:tcPr>
           <w:p>
             <w:pPr>
@@ -10813,7 +10876,7 @@
         </w:tc>
         <w:tc>
           <w:tcPr>
-            <w:tcW w:type="dxa" w:w="7542"/>
+            <w:tcW w:type="dxa" w:w="7477"/>
           </w:tcPr>
           <w:p>
             <w:pPr>
@@ -10840,7 +10903,7 @@
         </w:trPr>
         <w:tc>
           <w:tcPr>
-            <w:tcW w:type="dxa" w:w="949"/>
+            <w:tcW w:type="dxa" w:w="1105"/>
           </w:tcPr>
           <w:p>
             <w:pPr>
@@ -10859,7 +10922,7 @@
         </w:tc>
         <w:tc>
           <w:tcPr>
-            <w:tcW w:type="dxa" w:w="3132"/>
+            <w:tcW w:type="dxa" w:w="3105"/>
           </w:tcPr>
           <w:p>
             <w:pPr>
@@ -10878,7 +10941,7 @@
         </w:tc>
         <w:tc>
           <w:tcPr>
-            <w:tcW w:type="dxa" w:w="7542"/>
+            <w:tcW w:type="dxa" w:w="7477"/>
           </w:tcPr>
           <w:p>
             <w:pPr>
@@ -10997,7 +11060,7 @@
         </w:tc>
         <w:tc>
           <w:tcPr>
-            <w:tcW w:type="dxa" w:w="7542"/>
+            <w:tcW w:type="dxa" w:w="7477"/>
           </w:tcPr>
           <w:p>
             <w:pPr>
@@ -11024,7 +11087,7 @@
         </w:trPr>
         <w:tc>
           <w:tcPr>
-            <w:tcW w:type="dxa" w:w="949"/>
+            <w:tcW w:type="dxa" w:w="1105"/>
           </w:tcPr>
           <w:p>
             <w:pPr>
@@ -11043,7 +11106,7 @@
         </w:tc>
         <w:tc>
           <w:tcPr>
-            <w:tcW w:type="dxa" w:w="3132"/>
+            <w:tcW w:type="dxa" w:w="3105"/>
           </w:tcPr>
           <w:p>
             <w:pPr>
@@ -11062,7 +11125,7 @@
         </w:tc>
         <w:tc>
           <w:tcPr>
-            <w:tcW w:type="dxa" w:w="7542"/>
+            <w:tcW w:type="dxa" w:w="7477"/>
           </w:tcPr>
           <w:p>
             <w:pPr>
@@ -11181,7 +11244,7 @@
         </w:tc>
         <w:tc>
           <w:tcPr>
-            <w:tcW w:type="dxa" w:w="7542"/>
+            <w:tcW w:type="dxa" w:w="7477"/>
           </w:tcPr>
           <w:p>
             <w:pPr>
@@ -11208,55 +11271,55 @@
         </w:trPr>
         <w:tc>
           <w:tcPr>
+            <w:tcW w:type="dxa" w:w="1105"/>
+          </w:tcPr>
+          <w:p/>
+        </w:tc>
+        <w:tc>
+          <w:tcPr>
+            <w:tcW w:type="dxa" w:w="3105"/>
+          </w:tcPr>
+          <w:p/>
+        </w:tc>
+        <w:tc>
+          <w:tcPr>
+            <w:tcW w:type="dxa" w:w="7477"/>
+          </w:tcPr>
+          <w:p/>
+        </w:tc>
+        <w:tc>
+          <w:tcPr>
+            <w:tcW w:type="dxa" w:w="450"/>
+          </w:tcPr>
+          <w:p/>
+        </w:tc>
+        <w:tc>
+          <w:tcPr>
+            <w:tcW w:type="dxa" w:w="450"/>
+          </w:tcPr>
+          <w:p/>
+        </w:tc>
+        <w:tc>
+          <w:tcPr>
+            <w:tcW w:type="dxa" w:w="719"/>
+          </w:tcPr>
+          <w:p/>
+        </w:tc>
+        <w:tc>
+          <w:tcPr>
+            <w:tcW w:type="dxa" w:w="719"/>
+          </w:tcPr>
+          <w:p/>
+        </w:tc>
+        <w:tc>
+          <w:tcPr>
             <w:tcW w:type="dxa" w:w="949"/>
           </w:tcPr>
           <w:p/>
         </w:tc>
         <w:tc>
           <w:tcPr>
-            <w:tcW w:type="dxa" w:w="3132"/>
-          </w:tcPr>
-          <w:p/>
-        </w:tc>
-        <w:tc>
-          <w:tcPr>
-            <w:tcW w:type="dxa" w:w="7542"/>
-          </w:tcPr>
-          <w:p/>
-        </w:tc>
-        <w:tc>
-          <w:tcPr>
-            <w:tcW w:type="dxa" w:w="450"/>
-          </w:tcPr>
-          <w:p/>
-        </w:tc>
-        <w:tc>
-          <w:tcPr>
-            <w:tcW w:type="dxa" w:w="450"/>
-          </w:tcPr>
-          <w:p/>
-        </w:tc>
-        <w:tc>
-          <w:tcPr>
-            <w:tcW w:type="dxa" w:w="719"/>
-          </w:tcPr>
-          <w:p/>
-        </w:tc>
-        <w:tc>
-          <w:tcPr>
-            <w:tcW w:type="dxa" w:w="719"/>
-          </w:tcPr>
-          <w:p/>
-        </w:tc>
-        <w:tc>
-          <w:tcPr>
-            <w:tcW w:type="dxa" w:w="949"/>
-          </w:tcPr>
-          <w:p/>
-        </w:tc>
-        <w:tc>
-          <w:tcPr>
-            <w:tcW w:type="dxa" w:w="7542"/>
+            <w:tcW w:type="dxa" w:w="7477"/>
           </w:tcPr>
           <w:p/>
         </w:tc>
@@ -11279,7 +11342,7 @@
         </w:trPr>
         <w:tc>
           <w:tcPr>
-            <w:tcW w:type="dxa" w:w="949"/>
+            <w:tcW w:type="dxa" w:w="1105"/>
           </w:tcPr>
           <w:p>
             <w:pPr>
@@ -11298,7 +11361,7 @@
         </w:tc>
         <w:tc>
           <w:tcPr>
-            <w:tcW w:type="dxa" w:w="3132"/>
+            <w:tcW w:type="dxa" w:w="3105"/>
           </w:tcPr>
           <w:p>
             <w:pPr>
@@ -11317,7 +11380,7 @@
         </w:tc>
         <w:tc>
           <w:tcPr>
-            <w:tcW w:type="dxa" w:w="7542"/>
+            <w:tcW w:type="dxa" w:w="7477"/>
           </w:tcPr>
           <w:p>
             <w:pPr>
@@ -11427,7 +11490,7 @@
         </w:tc>
         <w:tc>
           <w:tcPr>
-            <w:tcW w:type="dxa" w:w="7542"/>
+            <w:tcW w:type="dxa" w:w="7477"/>
           </w:tcPr>
           <w:p>
             <w:pPr>
@@ -11513,7 +11576,7 @@
         </w:trPr>
         <w:tc>
           <w:tcPr>
-            <w:tcW w:type="dxa" w:w="949"/>
+            <w:tcW w:type="dxa" w:w="1105"/>
           </w:tcPr>
           <w:p>
             <w:pPr>
@@ -11526,6 +11589,15 @@
                 <w:color w:val="0090A0"/>
                 <w:sz w:val="14"/>
               </w:rPr>
+              <w:t>▾</w:t>
+            </w:r>
+            <w:r>
+              <w:rPr>
+                <w:rFonts w:ascii="Consolas" w:hAnsi="Consolas" w:eastAsia="맑은 고딕"/>
+                <w:b w:val="0"/>
+                <w:color w:val="0090A0"/>
+                <w:sz w:val="14"/>
+              </w:rPr>
               <w:t>견적서 항목</w:t>
             </w:r>
           </w:p>
@@ -11582,7 +11654,7 @@
         </w:tc>
         <w:tc>
           <w:tcPr>
-            <w:tcW w:type="dxa" w:w="7542"/>
+            <w:tcW w:type="dxa" w:w="7477"/>
             <w:gridSpan w:val="2"/>
           </w:tcPr>
           <w:p>
@@ -11610,7 +11682,7 @@
         </w:trPr>
         <w:tc>
           <w:tcPr>
-            <w:tcW w:type="dxa" w:w="949"/>
+            <w:tcW w:type="dxa" w:w="1105"/>
           </w:tcPr>
           <w:p>
             <w:pPr>
@@ -11629,7 +11701,7 @@
         </w:tc>
         <w:tc>
           <w:tcPr>
-            <w:tcW w:type="dxa" w:w="3132"/>
+            <w:tcW w:type="dxa" w:w="3105"/>
           </w:tcPr>
           <w:p>
             <w:pPr>
@@ -11648,7 +11720,7 @@
         </w:tc>
         <w:tc>
           <w:tcPr>
-            <w:tcW w:type="dxa" w:w="7542"/>
+            <w:tcW w:type="dxa" w:w="7477"/>
           </w:tcPr>
           <w:p>
             <w:pPr>
@@ -11767,7 +11839,7 @@
         </w:tc>
         <w:tc>
           <w:tcPr>
-            <w:tcW w:type="dxa" w:w="7542"/>
+            <w:tcW w:type="dxa" w:w="7477"/>
           </w:tcPr>
           <w:p>
             <w:pPr>
@@ -11803,7 +11875,7 @@
         </w:trPr>
         <w:tc>
           <w:tcPr>
-            <w:tcW w:type="dxa" w:w="949"/>
+            <w:tcW w:type="dxa" w:w="1105"/>
           </w:tcPr>
           <w:p>
             <w:pPr>
@@ -11816,6 +11888,15 @@
                 <w:color w:val="0090A0"/>
                 <w:sz w:val="14"/>
               </w:rPr>
+              <w:t>▾</w:t>
+            </w:r>
+            <w:r>
+              <w:rPr>
+                <w:rFonts w:ascii="Consolas" w:hAnsi="Consolas" w:eastAsia="맑은 고딕"/>
+                <w:b w:val="0"/>
+                <w:color w:val="0090A0"/>
+                <w:sz w:val="14"/>
+              </w:rPr>
               <w:t>견적서 항목</w:t>
             </w:r>
           </w:p>
@@ -11872,7 +11953,7 @@
         </w:tc>
         <w:tc>
           <w:tcPr>
-            <w:tcW w:type="dxa" w:w="7542"/>
+            <w:tcW w:type="dxa" w:w="7477"/>
             <w:gridSpan w:val="2"/>
           </w:tcPr>
           <w:p>
@@ -11900,7 +11981,7 @@
         </w:trPr>
         <w:tc>
           <w:tcPr>
-            <w:tcW w:type="dxa" w:w="949"/>
+            <w:tcW w:type="dxa" w:w="1105"/>
           </w:tcPr>
           <w:p>
             <w:pPr>
@@ -11919,7 +12000,7 @@
         </w:tc>
         <w:tc>
           <w:tcPr>
-            <w:tcW w:type="dxa" w:w="3132"/>
+            <w:tcW w:type="dxa" w:w="3105"/>
           </w:tcPr>
           <w:p>
             <w:pPr>
@@ -11938,7 +12019,7 @@
         </w:tc>
         <w:tc>
           <w:tcPr>
-            <w:tcW w:type="dxa" w:w="7542"/>
+            <w:tcW w:type="dxa" w:w="7477"/>
           </w:tcPr>
           <w:p>
             <w:pPr>
@@ -12057,7 +12138,7 @@
         </w:tc>
         <w:tc>
           <w:tcPr>
-            <w:tcW w:type="dxa" w:w="7542"/>
+            <w:tcW w:type="dxa" w:w="7477"/>
           </w:tcPr>
           <w:p>
             <w:pPr>
@@ -12152,7 +12233,7 @@
         </w:trPr>
         <w:tc>
           <w:tcPr>
-            <w:tcW w:type="dxa" w:w="949"/>
+            <w:tcW w:type="dxa" w:w="1105"/>
           </w:tcPr>
           <w:p>
             <w:pPr>
@@ -12165,6 +12246,15 @@
                 <w:color w:val="0090A0"/>
                 <w:sz w:val="14"/>
               </w:rPr>
+              <w:t>▾</w:t>
+            </w:r>
+            <w:r>
+              <w:rPr>
+                <w:rFonts w:ascii="Consolas" w:hAnsi="Consolas" w:eastAsia="맑은 고딕"/>
+                <w:b w:val="0"/>
+                <w:color w:val="0090A0"/>
+                <w:sz w:val="14"/>
+              </w:rPr>
               <w:t>견적서 항목</w:t>
             </w:r>
           </w:p>
@@ -12221,7 +12311,7 @@
         </w:tc>
         <w:tc>
           <w:tcPr>
-            <w:tcW w:type="dxa" w:w="7542"/>
+            <w:tcW w:type="dxa" w:w="7477"/>
             <w:gridSpan w:val="2"/>
           </w:tcPr>
           <w:p>
@@ -12249,7 +12339,7 @@
         </w:trPr>
         <w:tc>
           <w:tcPr>
-            <w:tcW w:type="dxa" w:w="949"/>
+            <w:tcW w:type="dxa" w:w="1105"/>
           </w:tcPr>
           <w:p>
             <w:pPr>
@@ -12268,7 +12358,7 @@
         </w:tc>
         <w:tc>
           <w:tcPr>
-            <w:tcW w:type="dxa" w:w="3132"/>
+            <w:tcW w:type="dxa" w:w="3105"/>
           </w:tcPr>
           <w:p>
             <w:pPr>
@@ -12287,7 +12377,7 @@
         </w:tc>
         <w:tc>
           <w:tcPr>
-            <w:tcW w:type="dxa" w:w="7542"/>
+            <w:tcW w:type="dxa" w:w="7477"/>
           </w:tcPr>
           <w:p>
             <w:pPr>
@@ -12406,7 +12496,7 @@
         </w:tc>
         <w:tc>
           <w:tcPr>
-            <w:tcW w:type="dxa" w:w="7542"/>
+            <w:tcW w:type="dxa" w:w="7477"/>
           </w:tcPr>
           <w:p>
             <w:pPr>
@@ -12442,7 +12532,7 @@
         </w:trPr>
         <w:tc>
           <w:tcPr>
-            <w:tcW w:type="dxa" w:w="949"/>
+            <w:tcW w:type="dxa" w:w="1105"/>
           </w:tcPr>
           <w:p>
             <w:pPr>
@@ -12461,7 +12551,7 @@
         </w:tc>
         <w:tc>
           <w:tcPr>
-            <w:tcW w:type="dxa" w:w="3132"/>
+            <w:tcW w:type="dxa" w:w="3105"/>
           </w:tcPr>
           <w:p>
             <w:pPr>
@@ -12480,7 +12570,7 @@
         </w:tc>
         <w:tc>
           <w:tcPr>
-            <w:tcW w:type="dxa" w:w="7542"/>
+            <w:tcW w:type="dxa" w:w="7477"/>
           </w:tcPr>
           <w:p>
             <w:pPr>
@@ -12599,7 +12689,7 @@
         </w:tc>
         <w:tc>
           <w:tcPr>
-            <w:tcW w:type="dxa" w:w="7542"/>
+            <w:tcW w:type="dxa" w:w="7477"/>
           </w:tcPr>
           <w:p>
             <w:pPr>
@@ -12635,7 +12725,7 @@
         </w:trPr>
         <w:tc>
           <w:tcPr>
-            <w:tcW w:type="dxa" w:w="949"/>
+            <w:tcW w:type="dxa" w:w="1105"/>
           </w:tcPr>
           <w:p>
             <w:pPr>
@@ -12655,7 +12745,7 @@
         </w:tc>
         <w:tc>
           <w:tcPr>
-            <w:tcW w:type="dxa" w:w="3132"/>
+            <w:tcW w:type="dxa" w:w="3105"/>
           </w:tcPr>
           <w:p>
             <w:pPr>
@@ -12675,7 +12765,7 @@
         </w:tc>
         <w:tc>
           <w:tcPr>
-            <w:tcW w:type="dxa" w:w="7542"/>
+            <w:tcW w:type="dxa" w:w="7477"/>
           </w:tcPr>
           <w:p>
             <w:pPr>
@@ -12800,7 +12890,7 @@
         </w:tc>
         <w:tc>
           <w:tcPr>
-            <w:tcW w:type="dxa" w:w="7542"/>
+            <w:tcW w:type="dxa" w:w="7477"/>
           </w:tcPr>
           <w:p>
             <w:pPr>

--- a/docs/ocs_sim_adaptive.docx
+++ b/docs/ocs_sim_adaptive.docx
@@ -3426,7 +3426,7 @@
                 <w:color w:val="0090A0"/>
                 <w:sz w:val="14"/>
               </w:rPr>
-              <w:t>▾</w:t>
+              <w:t>▸</w:t>
             </w:r>
             <w:r>
               <w:rPr>
@@ -5926,7 +5926,7 @@
                 <w:color w:val="0090A0"/>
                 <w:sz w:val="14"/>
               </w:rPr>
-              <w:t>▾</w:t>
+              <w:t>▸</w:t>
             </w:r>
             <w:r>
               <w:rPr>
@@ -6284,7 +6284,7 @@
                 <w:color w:val="0090A0"/>
                 <w:sz w:val="14"/>
               </w:rPr>
-              <w:t>▾</w:t>
+              <w:t>▸</w:t>
             </w:r>
             <w:r>
               <w:rPr>
@@ -6654,7 +6654,7 @@
                 <w:color w:val="0090A0"/>
                 <w:sz w:val="14"/>
               </w:rPr>
-              <w:t>▾</w:t>
+              <w:t>▸</w:t>
             </w:r>
             <w:r>
               <w:rPr>
@@ -7024,7 +7024,7 @@
                 <w:color w:val="0090A0"/>
                 <w:sz w:val="14"/>
               </w:rPr>
-              <w:t>▾</w:t>
+              <w:t>▸</w:t>
             </w:r>
             <w:r>
               <w:rPr>
@@ -7665,7 +7665,7 @@
                 <w:color w:val="0090A0"/>
                 <w:sz w:val="14"/>
               </w:rPr>
-              <w:t>▾</w:t>
+              <w:t>▸</w:t>
             </w:r>
             <w:r>
               <w:rPr>
@@ -8030,7 +8030,7 @@
                 <w:color w:val="0090A0"/>
                 <w:sz w:val="14"/>
               </w:rPr>
-              <w:t>▾</w:t>
+              <w:t>▸</w:t>
             </w:r>
             <w:r>
               <w:rPr>
@@ -11589,7 +11589,7 @@
                 <w:color w:val="0090A0"/>
                 <w:sz w:val="14"/>
               </w:rPr>
-              <w:t>▾</w:t>
+              <w:t>▸</w:t>
             </w:r>
             <w:r>
               <w:rPr>
@@ -11888,7 +11888,7 @@
                 <w:color w:val="0090A0"/>
                 <w:sz w:val="14"/>
               </w:rPr>
-              <w:t>▾</w:t>
+              <w:t>▸</w:t>
             </w:r>
             <w:r>
               <w:rPr>
@@ -12246,7 +12246,7 @@
                 <w:color w:val="0090A0"/>
                 <w:sz w:val="14"/>
               </w:rPr>
-              <w:t>▾</w:t>
+              <w:t>▸</w:t>
             </w:r>
             <w:r>
               <w:rPr>

--- a/docs/ocs_sim_adaptive.docx
+++ b/docs/ocs_sim_adaptive.docx
@@ -3126,17 +3126,15 @@
         </w:tblCellMar>
       </w:tblPr>
       <w:tblGrid>
-        <w:gridCol w:w="1105"/>
-        <w:gridCol w:w="3105"/>
-        <w:gridCol w:w="7477"/>
-        <w:gridCol w:w="450"/>
-        <w:gridCol w:w="450"/>
-        <w:gridCol w:w="719"/>
-        <w:gridCol w:w="719"/>
-        <w:gridCol w:w="949"/>
-        <w:gridCol w:w="7477"/>
-        <w:gridCol w:w="0"/>
-        <w:gridCol w:w="0"/>
+        <w:gridCol w:w="1239"/>
+        <w:gridCol w:w="2991"/>
+        <w:gridCol w:w="7203"/>
+        <w:gridCol w:w="490"/>
+        <w:gridCol w:w="490"/>
+        <w:gridCol w:w="797"/>
+        <w:gridCol w:w="977"/>
+        <w:gridCol w:w="1060"/>
+        <w:gridCol w:w="7203"/>
       </w:tblGrid>
       <w:tr>
         <w:trPr>
@@ -3145,7 +3143,7 @@
         </w:trPr>
         <w:tc>
           <w:tcPr>
-            <w:tcW w:type="dxa" w:w="1105"/>
+            <w:tcW w:type="dxa" w:w="1239"/>
             <w:shd w:val="clear" w:color="auto" w:fill="10214B"/>
           </w:tcPr>
           <w:p>
@@ -3157,7 +3155,7 @@
                 <w:rFonts w:ascii="맑은 고딕" w:hAnsi="맑은 고딕" w:eastAsia="맑은 고딕"/>
                 <w:b/>
                 <w:color w:val="FFFFFF"/>
-                <w:sz w:val="14"/>
+                <w:sz w:val="16"/>
               </w:rPr>
               <w:t>번호</w:t>
             </w:r>
@@ -3165,7 +3163,7 @@
         </w:tc>
         <w:tc>
           <w:tcPr>
-            <w:tcW w:type="dxa" w:w="3105"/>
+            <w:tcW w:type="dxa" w:w="2991"/>
             <w:shd w:val="clear" w:color="auto" w:fill="10214B"/>
           </w:tcPr>
           <w:p>
@@ -3177,7 +3175,7 @@
                 <w:rFonts w:ascii="맑은 고딕" w:hAnsi="맑은 고딕" w:eastAsia="맑은 고딕"/>
                 <w:b/>
                 <w:color w:val="FFFFFF"/>
-                <w:sz w:val="14"/>
+                <w:sz w:val="16"/>
               </w:rPr>
               <w:t>구성품 (일반 명칭)</w:t>
             </w:r>
@@ -3185,7 +3183,7 @@
         </w:tc>
         <w:tc>
           <w:tcPr>
-            <w:tcW w:type="dxa" w:w="7477"/>
+            <w:tcW w:type="dxa" w:w="7203"/>
             <w:shd w:val="clear" w:color="auto" w:fill="10214B"/>
           </w:tcPr>
           <w:p>
@@ -3197,7 +3195,7 @@
                 <w:rFonts w:ascii="맑은 고딕" w:hAnsi="맑은 고딕" w:eastAsia="맑은 고딕"/>
                 <w:b/>
                 <w:color w:val="FFFFFF"/>
-                <w:sz w:val="14"/>
+                <w:sz w:val="16"/>
               </w:rPr>
               <w:t>세부 사양</w:t>
             </w:r>
@@ -3205,7 +3203,7 @@
         </w:tc>
         <w:tc>
           <w:tcPr>
-            <w:tcW w:type="dxa" w:w="450"/>
+            <w:tcW w:type="dxa" w:w="490"/>
             <w:shd w:val="clear" w:color="auto" w:fill="10214B"/>
           </w:tcPr>
           <w:p>
@@ -3218,7 +3216,7 @@
                 <w:rFonts w:ascii="맑은 고딕" w:hAnsi="맑은 고딕" w:eastAsia="맑은 고딕"/>
                 <w:b/>
                 <w:color w:val="FFFFFF"/>
-                <w:sz w:val="14"/>
+                <w:sz w:val="16"/>
               </w:rPr>
               <w:t>수량</w:t>
             </w:r>
@@ -3226,7 +3224,7 @@
         </w:tc>
         <w:tc>
           <w:tcPr>
-            <w:tcW w:type="dxa" w:w="450"/>
+            <w:tcW w:type="dxa" w:w="490"/>
             <w:shd w:val="clear" w:color="auto" w:fill="10214B"/>
           </w:tcPr>
           <w:p>
@@ -3238,7 +3236,7 @@
                 <w:rFonts w:ascii="맑은 고딕" w:hAnsi="맑은 고딕" w:eastAsia="맑은 고딕"/>
                 <w:b/>
                 <w:color w:val="FFFFFF"/>
-                <w:sz w:val="14"/>
+                <w:sz w:val="16"/>
               </w:rPr>
               <w:t>단위</w:t>
             </w:r>
@@ -3246,7 +3244,7 @@
         </w:tc>
         <w:tc>
           <w:tcPr>
-            <w:tcW w:type="dxa" w:w="719"/>
+            <w:tcW w:type="dxa" w:w="797"/>
             <w:shd w:val="clear" w:color="auto" w:fill="10214B"/>
           </w:tcPr>
           <w:p>
@@ -3259,7 +3257,7 @@
                 <w:rFonts w:ascii="맑은 고딕" w:hAnsi="맑은 고딕" w:eastAsia="맑은 고딕"/>
                 <w:b/>
                 <w:color w:val="FFFFFF"/>
-                <w:sz w:val="14"/>
+                <w:sz w:val="16"/>
               </w:rPr>
               <w:t>단가</w:t>
             </w:r>
@@ -3267,7 +3265,7 @@
         </w:tc>
         <w:tc>
           <w:tcPr>
-            <w:tcW w:type="dxa" w:w="719"/>
+            <w:tcW w:type="dxa" w:w="977"/>
             <w:shd w:val="clear" w:color="auto" w:fill="10214B"/>
           </w:tcPr>
           <w:p>
@@ -3280,7 +3278,7 @@
                 <w:rFonts w:ascii="맑은 고딕" w:hAnsi="맑은 고딕" w:eastAsia="맑은 고딕"/>
                 <w:b/>
                 <w:color w:val="FFFFFF"/>
-                <w:sz w:val="14"/>
+                <w:sz w:val="16"/>
               </w:rPr>
               <w:t>금액</w:t>
             </w:r>
@@ -3288,7 +3286,7 @@
         </w:tc>
         <w:tc>
           <w:tcPr>
-            <w:tcW w:type="dxa" w:w="949"/>
+            <w:tcW w:type="dxa" w:w="1060"/>
             <w:shd w:val="clear" w:color="auto" w:fill="10214B"/>
           </w:tcPr>
           <w:p>
@@ -3300,7 +3298,7 @@
                 <w:rFonts w:ascii="맑은 고딕" w:hAnsi="맑은 고딕" w:eastAsia="맑은 고딕"/>
                 <w:b/>
                 <w:color w:val="FFFFFF"/>
-                <w:sz w:val="14"/>
+                <w:sz w:val="16"/>
               </w:rPr>
               <w:t>지침 점검</w:t>
             </w:r>
@@ -3308,7 +3306,7 @@
         </w:tc>
         <w:tc>
           <w:tcPr>
-            <w:tcW w:type="dxa" w:w="7477"/>
+            <w:tcW w:type="dxa" w:w="7203"/>
             <w:shd w:val="clear" w:color="auto" w:fill="10214B"/>
           </w:tcPr>
           <w:p>
@@ -3320,7 +3318,7 @@
                 <w:rFonts w:ascii="맑은 고딕" w:hAnsi="맑은 고딕" w:eastAsia="맑은 고딕"/>
                 <w:b/>
                 <w:color w:val="FFFFFF"/>
-                <w:sz w:val="14"/>
+                <w:sz w:val="16"/>
               </w:rPr>
               <w:t xml:space="preserve">견적서 기재 품목 </w:t>
             </w:r>
@@ -3329,23 +3327,11 @@
                 <w:rFonts w:ascii="맑은 고딕" w:hAnsi="맑은 고딕" w:eastAsia="맑은 고딕"/>
                 <w:b/>
                 <w:color w:val="FFFFFF"/>
-                <w:sz w:val="14"/>
+                <w:sz w:val="16"/>
               </w:rPr>
               <w:t>(내부 대조용 · 제출 문서에는 쓰지 않음)</w:t>
             </w:r>
           </w:p>
-        </w:tc>
-        <w:tc>
-          <w:tcPr>
-            <w:tcW w:type="dxa" w:w="0"/>
-          </w:tcPr>
-          <w:p/>
-        </w:tc>
-        <w:tc>
-          <w:tcPr>
-            <w:tcW w:type="dxa" w:w="0"/>
-          </w:tcPr>
-          <w:p/>
         </w:tc>
       </w:tr>
       <w:tr>
@@ -3354,8 +3340,8 @@
         </w:trPr>
         <w:tc>
           <w:tcPr>
-            <w:tcW w:type="dxa" w:w="719"/>
-            <w:gridSpan w:val="7"/>
+            <w:tcW w:type="dxa" w:w="797"/>
+            <w:gridSpan w:val="6"/>
             <w:shd w:val="clear" w:color="auto" w:fill="E4F6F8"/>
           </w:tcPr>
           <w:p>
@@ -3367,7 +3353,7 @@
                 <w:rFonts w:ascii="맑은 고딕" w:hAnsi="맑은 고딕" w:eastAsia="맑은 고딕"/>
                 <w:b/>
                 <w:color w:val="10214B"/>
-                <w:sz w:val="14"/>
+                <w:sz w:val="16"/>
               </w:rPr>
               <w:t>항목1. OCS SW</w:t>
             </w:r>
@@ -3375,7 +3361,7 @@
         </w:tc>
         <w:tc>
           <w:tcPr>
-            <w:tcW w:type="dxa" w:w="949"/>
+            <w:tcW w:type="dxa" w:w="977"/>
             <w:shd w:val="clear" w:color="auto" w:fill="E4F6F8"/>
           </w:tcPr>
           <w:p>
@@ -3388,7 +3374,7 @@
                 <w:rFonts w:ascii="맑은 고딕" w:hAnsi="맑은 고딕" w:eastAsia="맑은 고딕"/>
                 <w:b/>
                 <w:color w:val="10214B"/>
-                <w:sz w:val="14"/>
+                <w:sz w:val="16"/>
               </w:rPr>
               <w:t>546,652</w:t>
             </w:r>
@@ -3396,8 +3382,8 @@
         </w:tc>
         <w:tc>
           <w:tcPr>
-            <w:tcW w:type="dxa" w:w="0"/>
-            <w:gridSpan w:val="3"/>
+            <w:tcW w:type="dxa" w:w="7203"/>
+            <w:gridSpan w:val="2"/>
             <w:shd w:val="clear" w:color="auto" w:fill="E4F6F8"/>
           </w:tcPr>
           <w:p>
@@ -3413,7 +3399,7 @@
         </w:trPr>
         <w:tc>
           <w:tcPr>
-            <w:tcW w:type="dxa" w:w="1105"/>
+            <w:tcW w:type="dxa" w:w="1239"/>
           </w:tcPr>
           <w:p>
             <w:pPr>
@@ -3424,7 +3410,7 @@
                 <w:rFonts w:ascii="Consolas" w:hAnsi="Consolas" w:eastAsia="맑은 고딕"/>
                 <w:b w:val="0"/>
                 <w:color w:val="0090A0"/>
-                <w:sz w:val="14"/>
+                <w:sz w:val="16"/>
               </w:rPr>
               <w:t>▸</w:t>
             </w:r>
@@ -3433,7 +3419,7 @@
                 <w:rFonts w:ascii="Consolas" w:hAnsi="Consolas" w:eastAsia="맑은 고딕"/>
                 <w:b w:val="0"/>
                 <w:color w:val="0090A0"/>
-                <w:sz w:val="14"/>
+                <w:sz w:val="16"/>
               </w:rPr>
               <w:t>견적서 항목</w:t>
             </w:r>
@@ -3441,7 +3427,7 @@
         </w:tc>
         <w:tc>
           <w:tcPr>
-            <w:tcW w:type="dxa" w:w="719"/>
+            <w:tcW w:type="dxa" w:w="797"/>
             <w:gridSpan w:val="5"/>
             <w:shd w:val="clear" w:color="auto" w:fill="EEF2F9"/>
           </w:tcPr>
@@ -3454,7 +3440,7 @@
                 <w:rFonts w:ascii="맑은 고딕" w:hAnsi="맑은 고딕" w:eastAsia="맑은 고딕"/>
                 <w:b/>
                 <w:color w:val="1B3A73"/>
-                <w:sz w:val="14"/>
+                <w:sz w:val="16"/>
               </w:rPr>
               <w:t xml:space="preserve">DMWorks </w:t>
             </w:r>
@@ -3463,7 +3449,7 @@
                 <w:rFonts w:ascii="맑은 고딕" w:hAnsi="맑은 고딕" w:eastAsia="맑은 고딕"/>
                 <w:b/>
                 <w:color w:val="1B3A73"/>
-                <w:sz w:val="14"/>
+                <w:sz w:val="16"/>
               </w:rPr>
               <w:t>· 12품목</w:t>
             </w:r>
@@ -3471,7 +3457,7 @@
         </w:tc>
         <w:tc>
           <w:tcPr>
-            <w:tcW w:type="dxa" w:w="719"/>
+            <w:tcW w:type="dxa" w:w="977"/>
           </w:tcPr>
           <w:p>
             <w:pPr>
@@ -3483,7 +3469,7 @@
                 <w:rFonts w:ascii="맑은 고딕" w:hAnsi="맑은 고딕" w:eastAsia="맑은 고딕"/>
                 <w:b w:val="0"/>
                 <w:color w:val="13203F"/>
-                <w:sz w:val="14"/>
+                <w:sz w:val="16"/>
               </w:rPr>
               <w:t>317,821</w:t>
             </w:r>
@@ -3491,7 +3477,7 @@
         </w:tc>
         <w:tc>
           <w:tcPr>
-            <w:tcW w:type="dxa" w:w="7477"/>
+            <w:tcW w:type="dxa" w:w="7203"/>
             <w:gridSpan w:val="2"/>
           </w:tcPr>
           <w:p>
@@ -3499,18 +3485,6 @@
               <w:spacing w:before="0" w:after="0" w:line="252" w:lineRule="auto"/>
             </w:pPr>
           </w:p>
-        </w:tc>
-        <w:tc>
-          <w:tcPr>
-            <w:tcW w:type="dxa" w:w="0"/>
-          </w:tcPr>
-          <w:p/>
-        </w:tc>
-        <w:tc>
-          <w:tcPr>
-            <w:tcW w:type="dxa" w:w="0"/>
-          </w:tcPr>
-          <w:p/>
         </w:tc>
       </w:tr>
       <w:tr>
@@ -3519,7 +3493,7 @@
         </w:trPr>
         <w:tc>
           <w:tcPr>
-            <w:tcW w:type="dxa" w:w="1105"/>
+            <w:tcW w:type="dxa" w:w="1239"/>
           </w:tcPr>
           <w:p>
             <w:pPr>
@@ -3530,7 +3504,7 @@
                 <w:rFonts w:ascii="Consolas" w:hAnsi="Consolas" w:eastAsia="맑은 고딕"/>
                 <w:b w:val="0"/>
                 <w:color w:val="0090A0"/>
-                <w:sz w:val="14"/>
+                <w:sz w:val="16"/>
               </w:rPr>
               <w:t>1-1</w:t>
             </w:r>
@@ -3538,7 +3512,7 @@
         </w:tc>
         <w:tc>
           <w:tcPr>
-            <w:tcW w:type="dxa" w:w="3105"/>
+            <w:tcW w:type="dxa" w:w="2991"/>
           </w:tcPr>
           <w:p>
             <w:pPr>
@@ -3549,7 +3523,7 @@
                 <w:rFonts w:ascii="맑은 고딕" w:hAnsi="맑은 고딕" w:eastAsia="맑은 고딕"/>
                 <w:b/>
                 <w:color w:val="13203F"/>
-                <w:sz w:val="14"/>
+                <w:sz w:val="16"/>
               </w:rPr>
               <w:t>3D 공정 시뮬레이션 SW 기본 모듈</w:t>
             </w:r>
@@ -3557,7 +3531,7 @@
         </w:tc>
         <w:tc>
           <w:tcPr>
-            <w:tcW w:type="dxa" w:w="7477"/>
+            <w:tcW w:type="dxa" w:w="7203"/>
           </w:tcPr>
           <w:p>
             <w:pPr>
@@ -3568,7 +3542,7 @@
                 <w:rFonts w:ascii="맑은 고딕" w:hAnsi="맑은 고딕" w:eastAsia="맑은 고딕"/>
                 <w:b w:val="0"/>
                 <w:color w:val="13203F"/>
-                <w:sz w:val="14"/>
+                <w:sz w:val="16"/>
               </w:rPr>
               <w:t>설비 기구학 모델링(관절·좌표계·CAD 형상) + 공장 레이아웃·로봇 라이브러리·모션/Task·충돌검사·케이블 시뮬레이션(단일 공정). 네트워크 라이선스</w:t>
             </w:r>
@@ -3576,7 +3550,7 @@
         </w:tc>
         <w:tc>
           <w:tcPr>
-            <w:tcW w:type="dxa" w:w="450"/>
+            <w:tcW w:type="dxa" w:w="490"/>
           </w:tcPr>
           <w:p>
             <w:pPr>
@@ -3588,7 +3562,7 @@
                 <w:rFonts w:ascii="맑은 고딕" w:hAnsi="맑은 고딕" w:eastAsia="맑은 고딕"/>
                 <w:b/>
                 <w:color w:val="13203F"/>
-                <w:sz w:val="14"/>
+                <w:sz w:val="16"/>
               </w:rPr>
               <w:t>1</w:t>
             </w:r>
@@ -3596,7 +3570,7 @@
         </w:tc>
         <w:tc>
           <w:tcPr>
-            <w:tcW w:type="dxa" w:w="450"/>
+            <w:tcW w:type="dxa" w:w="490"/>
           </w:tcPr>
           <w:p>
             <w:pPr>
@@ -3607,7 +3581,7 @@
                 <w:rFonts w:ascii="맑은 고딕" w:hAnsi="맑은 고딕" w:eastAsia="맑은 고딕"/>
                 <w:b w:val="0"/>
                 <w:color w:val="13203F"/>
-                <w:sz w:val="14"/>
+                <w:sz w:val="16"/>
               </w:rPr>
               <w:t>카피</w:t>
             </w:r>
@@ -3615,7 +3589,7 @@
         </w:tc>
         <w:tc>
           <w:tcPr>
-            <w:tcW w:type="dxa" w:w="719"/>
+            <w:tcW w:type="dxa" w:w="797"/>
           </w:tcPr>
           <w:p>
             <w:pPr>
@@ -3627,7 +3601,7 @@
                 <w:rFonts w:ascii="맑은 고딕" w:hAnsi="맑은 고딕" w:eastAsia="맑은 고딕"/>
                 <w:b w:val="0"/>
                 <w:color w:val="13203F"/>
-                <w:sz w:val="14"/>
+                <w:sz w:val="16"/>
               </w:rPr>
               <w:t>81,338</w:t>
             </w:r>
@@ -3635,7 +3609,7 @@
         </w:tc>
         <w:tc>
           <w:tcPr>
-            <w:tcW w:type="dxa" w:w="719"/>
+            <w:tcW w:type="dxa" w:w="977"/>
           </w:tcPr>
           <w:p>
             <w:pPr>
@@ -3647,7 +3621,7 @@
                 <w:rFonts w:ascii="맑은 고딕" w:hAnsi="맑은 고딕" w:eastAsia="맑은 고딕"/>
                 <w:b w:val="0"/>
                 <w:color w:val="13203F"/>
-                <w:sz w:val="14"/>
+                <w:sz w:val="16"/>
               </w:rPr>
               <w:t>81,338</w:t>
             </w:r>
@@ -3655,7 +3629,7 @@
         </w:tc>
         <w:tc>
           <w:tcPr>
-            <w:tcW w:type="dxa" w:w="949"/>
+            <w:tcW w:type="dxa" w:w="1060"/>
             <w:shd w:val="clear" w:color="auto" w:fill="D9F0F2"/>
           </w:tcPr>
           <w:p>
@@ -3668,7 +3642,7 @@
                 <w:rFonts w:ascii="맑은 고딕" w:hAnsi="맑은 고딕" w:eastAsia="맑은 고딕"/>
                 <w:b/>
                 <w:color w:val="0090A0"/>
-                <w:sz w:val="14"/>
+                <w:sz w:val="16"/>
               </w:rPr>
               <w:t>적합</w:t>
             </w:r>
@@ -3676,7 +3650,7 @@
         </w:tc>
         <w:tc>
           <w:tcPr>
-            <w:tcW w:type="dxa" w:w="7477"/>
+            <w:tcW w:type="dxa" w:w="7203"/>
           </w:tcPr>
           <w:p>
             <w:pPr>
@@ -3687,23 +3661,11 @@
                 <w:rFonts w:ascii="맑은 고딕" w:hAnsi="맑은 고딕" w:eastAsia="맑은 고딕"/>
                 <w:b w:val="0"/>
                 <w:color w:val="56637F"/>
-                <w:sz w:val="14"/>
+                <w:sz w:val="16"/>
               </w:rPr>
               <w:t>DMWorks Base</w:t>
             </w:r>
           </w:p>
-        </w:tc>
-        <w:tc>
-          <w:tcPr>
-            <w:tcW w:type="dxa" w:w="0"/>
-          </w:tcPr>
-          <w:p/>
-        </w:tc>
-        <w:tc>
-          <w:tcPr>
-            <w:tcW w:type="dxa" w:w="0"/>
-          </w:tcPr>
-          <w:p/>
         </w:tc>
       </w:tr>
       <w:tr>
@@ -3712,67 +3674,55 @@
         </w:trPr>
         <w:tc>
           <w:tcPr>
-            <w:tcW w:type="dxa" w:w="1105"/>
+            <w:tcW w:type="dxa" w:w="1239"/>
           </w:tcPr>
           <w:p/>
         </w:tc>
         <w:tc>
           <w:tcPr>
-            <w:tcW w:type="dxa" w:w="3105"/>
+            <w:tcW w:type="dxa" w:w="2991"/>
           </w:tcPr>
           <w:p/>
         </w:tc>
         <w:tc>
           <w:tcPr>
-            <w:tcW w:type="dxa" w:w="7477"/>
+            <w:tcW w:type="dxa" w:w="7203"/>
           </w:tcPr>
           <w:p/>
         </w:tc>
         <w:tc>
           <w:tcPr>
-            <w:tcW w:type="dxa" w:w="450"/>
+            <w:tcW w:type="dxa" w:w="490"/>
           </w:tcPr>
           <w:p/>
         </w:tc>
         <w:tc>
           <w:tcPr>
-            <w:tcW w:type="dxa" w:w="450"/>
+            <w:tcW w:type="dxa" w:w="490"/>
           </w:tcPr>
           <w:p/>
         </w:tc>
         <w:tc>
           <w:tcPr>
-            <w:tcW w:type="dxa" w:w="719"/>
+            <w:tcW w:type="dxa" w:w="797"/>
           </w:tcPr>
           <w:p/>
         </w:tc>
         <w:tc>
           <w:tcPr>
-            <w:tcW w:type="dxa" w:w="719"/>
+            <w:tcW w:type="dxa" w:w="977"/>
           </w:tcPr>
           <w:p/>
         </w:tc>
         <w:tc>
           <w:tcPr>
-            <w:tcW w:type="dxa" w:w="949"/>
+            <w:tcW w:type="dxa" w:w="1060"/>
           </w:tcPr>
           <w:p/>
         </w:tc>
         <w:tc>
           <w:tcPr>
-            <w:tcW w:type="dxa" w:w="7477"/>
-          </w:tcPr>
-          <w:p/>
-        </w:tc>
-        <w:tc>
-          <w:tcPr>
-            <w:tcW w:type="dxa" w:w="0"/>
-          </w:tcPr>
-          <w:p/>
-        </w:tc>
-        <w:tc>
-          <w:tcPr>
-            <w:tcW w:type="dxa" w:w="0"/>
+            <w:tcW w:type="dxa" w:w="7203"/>
           </w:tcPr>
           <w:p/>
         </w:tc>
@@ -3783,7 +3733,7 @@
         </w:trPr>
         <w:tc>
           <w:tcPr>
-            <w:tcW w:type="dxa" w:w="1105"/>
+            <w:tcW w:type="dxa" w:w="1239"/>
           </w:tcPr>
           <w:p>
             <w:pPr>
@@ -3794,7 +3744,7 @@
                 <w:rFonts w:ascii="Consolas" w:hAnsi="Consolas" w:eastAsia="맑은 고딕"/>
                 <w:b w:val="0"/>
                 <w:color w:val="0090A0"/>
-                <w:sz w:val="14"/>
+                <w:sz w:val="16"/>
               </w:rPr>
               <w:t>1-2</w:t>
             </w:r>
@@ -3802,7 +3752,7 @@
         </w:tc>
         <w:tc>
           <w:tcPr>
-            <w:tcW w:type="dxa" w:w="3105"/>
+            <w:tcW w:type="dxa" w:w="2991"/>
           </w:tcPr>
           <w:p>
             <w:pPr>
@@ -3813,14 +3763,14 @@
                 <w:rFonts w:ascii="맑은 고딕" w:hAnsi="맑은 고딕" w:eastAsia="맑은 고딕"/>
                 <w:b/>
                 <w:color w:val="13203F"/>
-                <w:sz w:val="14"/>
+                <w:sz w:val="16"/>
               </w:rPr>
               <w:t>DT 실시간 모니터링 모듈</w:t>
             </w:r>
             <w:r>
               <w:rPr>
                 <w:rFonts w:ascii="맑은 고딕" w:hAnsi="맑은 고딕" w:eastAsia="맑은 고딕"/>
-                <w:sz w:val="14"/>
+                <w:sz w:val="16"/>
               </w:rPr>
               <w:t xml:space="preserve"> </w:t>
             </w:r>
@@ -3828,7 +3778,7 @@
         </w:tc>
         <w:tc>
           <w:tcPr>
-            <w:tcW w:type="dxa" w:w="7477"/>
+            <w:tcW w:type="dxa" w:w="7203"/>
           </w:tcPr>
           <w:p>
             <w:pPr>
@@ -3839,7 +3789,7 @@
                 <w:rFonts w:ascii="맑은 고딕" w:hAnsi="맑은 고딕" w:eastAsia="맑은 고딕"/>
                 <w:b w:val="0"/>
                 <w:color w:val="13203F"/>
-                <w:sz w:val="14"/>
+                <w:sz w:val="16"/>
               </w:rPr>
               <w:t>설비 실시간 연동으로 가상모델 동작 동기화, Cell/Zone 생산량·진행률·사이클타임 분할 화면, 사용자 권한 관리</w:t>
             </w:r>
@@ -3847,7 +3797,7 @@
         </w:tc>
         <w:tc>
           <w:tcPr>
-            <w:tcW w:type="dxa" w:w="450"/>
+            <w:tcW w:type="dxa" w:w="490"/>
           </w:tcPr>
           <w:p>
             <w:pPr>
@@ -3859,7 +3809,7 @@
                 <w:rFonts w:ascii="맑은 고딕" w:hAnsi="맑은 고딕" w:eastAsia="맑은 고딕"/>
                 <w:b/>
                 <w:color w:val="13203F"/>
-                <w:sz w:val="14"/>
+                <w:sz w:val="16"/>
               </w:rPr>
               <w:t>1</w:t>
             </w:r>
@@ -3867,7 +3817,7 @@
         </w:tc>
         <w:tc>
           <w:tcPr>
-            <w:tcW w:type="dxa" w:w="450"/>
+            <w:tcW w:type="dxa" w:w="490"/>
           </w:tcPr>
           <w:p>
             <w:pPr>
@@ -3878,7 +3828,7 @@
                 <w:rFonts w:ascii="맑은 고딕" w:hAnsi="맑은 고딕" w:eastAsia="맑은 고딕"/>
                 <w:b w:val="0"/>
                 <w:color w:val="13203F"/>
-                <w:sz w:val="14"/>
+                <w:sz w:val="16"/>
               </w:rPr>
               <w:t>카피</w:t>
             </w:r>
@@ -3886,7 +3836,7 @@
         </w:tc>
         <w:tc>
           <w:tcPr>
-            <w:tcW w:type="dxa" w:w="719"/>
+            <w:tcW w:type="dxa" w:w="797"/>
           </w:tcPr>
           <w:p>
             <w:pPr>
@@ -3898,7 +3848,7 @@
                 <w:rFonts w:ascii="맑은 고딕" w:hAnsi="맑은 고딕" w:eastAsia="맑은 고딕"/>
                 <w:b w:val="0"/>
                 <w:color w:val="13203F"/>
-                <w:sz w:val="14"/>
+                <w:sz w:val="16"/>
               </w:rPr>
               <w:t>35,200</w:t>
             </w:r>
@@ -3906,7 +3856,7 @@
         </w:tc>
         <w:tc>
           <w:tcPr>
-            <w:tcW w:type="dxa" w:w="719"/>
+            <w:tcW w:type="dxa" w:w="977"/>
           </w:tcPr>
           <w:p>
             <w:pPr>
@@ -3918,7 +3868,7 @@
                 <w:rFonts w:ascii="맑은 고딕" w:hAnsi="맑은 고딕" w:eastAsia="맑은 고딕"/>
                 <w:b w:val="0"/>
                 <w:color w:val="13203F"/>
-                <w:sz w:val="14"/>
+                <w:sz w:val="16"/>
               </w:rPr>
               <w:t>35,200</w:t>
             </w:r>
@@ -3926,7 +3876,7 @@
         </w:tc>
         <w:tc>
           <w:tcPr>
-            <w:tcW w:type="dxa" w:w="949"/>
+            <w:tcW w:type="dxa" w:w="1060"/>
             <w:shd w:val="clear" w:color="auto" w:fill="D9F0F2"/>
           </w:tcPr>
           <w:p>
@@ -3939,7 +3889,7 @@
                 <w:rFonts w:ascii="맑은 고딕" w:hAnsi="맑은 고딕" w:eastAsia="맑은 고딕"/>
                 <w:b/>
                 <w:color w:val="0090A0"/>
-                <w:sz w:val="14"/>
+                <w:sz w:val="16"/>
               </w:rPr>
               <w:t>적합</w:t>
             </w:r>
@@ -3947,7 +3897,7 @@
         </w:tc>
         <w:tc>
           <w:tcPr>
-            <w:tcW w:type="dxa" w:w="7477"/>
+            <w:tcW w:type="dxa" w:w="7203"/>
           </w:tcPr>
           <w:p>
             <w:pPr>
@@ -3958,23 +3908,11 @@
                 <w:rFonts w:ascii="맑은 고딕" w:hAnsi="맑은 고딕" w:eastAsia="맑은 고딕"/>
                 <w:b w:val="0"/>
                 <w:color w:val="56637F"/>
-                <w:sz w:val="14"/>
+                <w:sz w:val="16"/>
               </w:rPr>
               <w:t>DM-Monitoring</w:t>
             </w:r>
           </w:p>
-        </w:tc>
-        <w:tc>
-          <w:tcPr>
-            <w:tcW w:type="dxa" w:w="0"/>
-          </w:tcPr>
-          <w:p/>
-        </w:tc>
-        <w:tc>
-          <w:tcPr>
-            <w:tcW w:type="dxa" w:w="0"/>
-          </w:tcPr>
-          <w:p/>
         </w:tc>
       </w:tr>
       <w:tr>
@@ -3983,7 +3921,7 @@
         </w:trPr>
         <w:tc>
           <w:tcPr>
-            <w:tcW w:type="dxa" w:w="1105"/>
+            <w:tcW w:type="dxa" w:w="1239"/>
           </w:tcPr>
           <w:p>
             <w:pPr>
@@ -3994,7 +3932,7 @@
                 <w:rFonts w:ascii="Consolas" w:hAnsi="Consolas" w:eastAsia="맑은 고딕"/>
                 <w:b w:val="0"/>
                 <w:color w:val="0090A0"/>
-                <w:sz w:val="14"/>
+                <w:sz w:val="16"/>
               </w:rPr>
               <w:t>1-3</w:t>
             </w:r>
@@ -4002,7 +3940,7 @@
         </w:tc>
         <w:tc>
           <w:tcPr>
-            <w:tcW w:type="dxa" w:w="3105"/>
+            <w:tcW w:type="dxa" w:w="2991"/>
           </w:tcPr>
           <w:p>
             <w:pPr>
@@ -4013,7 +3951,7 @@
                 <w:rFonts w:ascii="맑은 고딕" w:hAnsi="맑은 고딕" w:eastAsia="맑은 고딕"/>
                 <w:b/>
                 <w:color w:val="13203F"/>
-                <w:sz w:val="14"/>
+                <w:sz w:val="16"/>
               </w:rPr>
               <w:t>CAD 입력 변환 모듈 (포맷당)</w:t>
             </w:r>
@@ -4021,7 +3959,7 @@
         </w:tc>
         <w:tc>
           <w:tcPr>
-            <w:tcW w:type="dxa" w:w="7477"/>
+            <w:tcW w:type="dxa" w:w="7203"/>
           </w:tcPr>
           <w:p>
             <w:pPr>
@@ -4032,7 +3970,7 @@
                 <w:rFonts w:ascii="맑은 고딕" w:hAnsi="맑은 고딕" w:eastAsia="맑은 고딕"/>
                 <w:b w:val="0"/>
                 <w:color w:val="13203F"/>
-                <w:sz w:val="14"/>
+                <w:sz w:val="16"/>
               </w:rPr>
               <w:t>NX·JT·Solid Edge·SolidWorks 4종 — 외부 CAD 형상을 시뮬레이션 모델로 변환·경량화. 포맷당 1모듈</w:t>
             </w:r>
@@ -4040,7 +3978,7 @@
         </w:tc>
         <w:tc>
           <w:tcPr>
-            <w:tcW w:type="dxa" w:w="450"/>
+            <w:tcW w:type="dxa" w:w="490"/>
           </w:tcPr>
           <w:p>
             <w:pPr>
@@ -4052,7 +3990,7 @@
                 <w:rFonts w:ascii="맑은 고딕" w:hAnsi="맑은 고딕" w:eastAsia="맑은 고딕"/>
                 <w:b/>
                 <w:color w:val="13203F"/>
-                <w:sz w:val="14"/>
+                <w:sz w:val="16"/>
               </w:rPr>
               <w:t>4</w:t>
             </w:r>
@@ -4060,7 +3998,7 @@
         </w:tc>
         <w:tc>
           <w:tcPr>
-            <w:tcW w:type="dxa" w:w="450"/>
+            <w:tcW w:type="dxa" w:w="490"/>
           </w:tcPr>
           <w:p>
             <w:pPr>
@@ -4071,7 +4009,7 @@
                 <w:rFonts w:ascii="맑은 고딕" w:hAnsi="맑은 고딕" w:eastAsia="맑은 고딕"/>
                 <w:b w:val="0"/>
                 <w:color w:val="13203F"/>
-                <w:sz w:val="14"/>
+                <w:sz w:val="16"/>
               </w:rPr>
               <w:t>모듈</w:t>
             </w:r>
@@ -4079,7 +4017,7 @@
         </w:tc>
         <w:tc>
           <w:tcPr>
-            <w:tcW w:type="dxa" w:w="719"/>
+            <w:tcW w:type="dxa" w:w="797"/>
           </w:tcPr>
           <w:p>
             <w:pPr>
@@ -4091,7 +4029,7 @@
                 <w:rFonts w:ascii="맑은 고딕" w:hAnsi="맑은 고딕" w:eastAsia="맑은 고딕"/>
                 <w:b w:val="0"/>
                 <w:color w:val="13203F"/>
-                <w:sz w:val="14"/>
+                <w:sz w:val="16"/>
               </w:rPr>
               <w:t>5,148</w:t>
             </w:r>
@@ -4099,7 +4037,7 @@
         </w:tc>
         <w:tc>
           <w:tcPr>
-            <w:tcW w:type="dxa" w:w="719"/>
+            <w:tcW w:type="dxa" w:w="977"/>
           </w:tcPr>
           <w:p>
             <w:pPr>
@@ -4111,7 +4049,7 @@
                 <w:rFonts w:ascii="맑은 고딕" w:hAnsi="맑은 고딕" w:eastAsia="맑은 고딕"/>
                 <w:b w:val="0"/>
                 <w:color w:val="13203F"/>
-                <w:sz w:val="14"/>
+                <w:sz w:val="16"/>
               </w:rPr>
               <w:t>20,592</w:t>
             </w:r>
@@ -4119,7 +4057,7 @@
         </w:tc>
         <w:tc>
           <w:tcPr>
-            <w:tcW w:type="dxa" w:w="949"/>
+            <w:tcW w:type="dxa" w:w="1060"/>
             <w:shd w:val="clear" w:color="auto" w:fill="D9F0F2"/>
           </w:tcPr>
           <w:p>
@@ -4132,7 +4070,7 @@
                 <w:rFonts w:ascii="맑은 고딕" w:hAnsi="맑은 고딕" w:eastAsia="맑은 고딕"/>
                 <w:b/>
                 <w:color w:val="0090A0"/>
-                <w:sz w:val="14"/>
+                <w:sz w:val="16"/>
               </w:rPr>
               <w:t>적합</w:t>
             </w:r>
@@ -4140,7 +4078,7 @@
         </w:tc>
         <w:tc>
           <w:tcPr>
-            <w:tcW w:type="dxa" w:w="7477"/>
+            <w:tcW w:type="dxa" w:w="7203"/>
           </w:tcPr>
           <w:p>
             <w:pPr>
@@ -4151,23 +4089,11 @@
                 <w:rFonts w:ascii="맑은 고딕" w:hAnsi="맑은 고딕" w:eastAsia="맑은 고딕"/>
                 <w:b w:val="0"/>
                 <w:color w:val="56637F"/>
-                <w:sz w:val="14"/>
+                <w:sz w:val="16"/>
               </w:rPr>
               <w:t>CAD IMPORT - NX, JT, SOLID EDGE, SOLIDWORKS</w:t>
             </w:r>
           </w:p>
-        </w:tc>
-        <w:tc>
-          <w:tcPr>
-            <w:tcW w:type="dxa" w:w="0"/>
-          </w:tcPr>
-          <w:p/>
-        </w:tc>
-        <w:tc>
-          <w:tcPr>
-            <w:tcW w:type="dxa" w:w="0"/>
-          </w:tcPr>
-          <w:p/>
         </w:tc>
       </w:tr>
       <w:tr>
@@ -4176,7 +4102,7 @@
         </w:trPr>
         <w:tc>
           <w:tcPr>
-            <w:tcW w:type="dxa" w:w="1105"/>
+            <w:tcW w:type="dxa" w:w="1239"/>
           </w:tcPr>
           <w:p>
             <w:pPr>
@@ -4187,7 +4113,7 @@
                 <w:rFonts w:ascii="Consolas" w:hAnsi="Consolas" w:eastAsia="맑은 고딕"/>
                 <w:b w:val="0"/>
                 <w:color w:val="0090A0"/>
-                <w:sz w:val="14"/>
+                <w:sz w:val="16"/>
               </w:rPr>
               <w:t>1-4</w:t>
             </w:r>
@@ -4195,7 +4121,7 @@
         </w:tc>
         <w:tc>
           <w:tcPr>
-            <w:tcW w:type="dxa" w:w="3105"/>
+            <w:tcW w:type="dxa" w:w="2991"/>
           </w:tcPr>
           <w:p>
             <w:pPr>
@@ -4206,7 +4132,7 @@
                 <w:rFonts w:ascii="맑은 고딕" w:hAnsi="맑은 고딕" w:eastAsia="맑은 고딕"/>
                 <w:b/>
                 <w:color w:val="13203F"/>
-                <w:sz w:val="14"/>
+                <w:sz w:val="16"/>
               </w:rPr>
               <w:t>CAD 출력 변환 모듈 (포맷당)</w:t>
             </w:r>
@@ -4214,7 +4140,7 @@
         </w:tc>
         <w:tc>
           <w:tcPr>
-            <w:tcW w:type="dxa" w:w="7477"/>
+            <w:tcW w:type="dxa" w:w="7203"/>
           </w:tcPr>
           <w:p>
             <w:pPr>
@@ -4225,7 +4151,7 @@
                 <w:rFonts w:ascii="맑은 고딕" w:hAnsi="맑은 고딕" w:eastAsia="맑은 고딕"/>
                 <w:b w:val="0"/>
                 <w:color w:val="13203F"/>
-                <w:sz w:val="14"/>
+                <w:sz w:val="16"/>
               </w:rPr>
               <w:t>AAS·JT·IGES·FBX 4종 — 시뮬레이션 모델을 외부 표준 포맷으로 출력. 포맷당 1모듈</w:t>
             </w:r>
@@ -4233,7 +4159,7 @@
         </w:tc>
         <w:tc>
           <w:tcPr>
-            <w:tcW w:type="dxa" w:w="450"/>
+            <w:tcW w:type="dxa" w:w="490"/>
           </w:tcPr>
           <w:p>
             <w:pPr>
@@ -4245,7 +4171,7 @@
                 <w:rFonts w:ascii="맑은 고딕" w:hAnsi="맑은 고딕" w:eastAsia="맑은 고딕"/>
                 <w:b/>
                 <w:color w:val="13203F"/>
-                <w:sz w:val="14"/>
+                <w:sz w:val="16"/>
               </w:rPr>
               <w:t>4</w:t>
             </w:r>
@@ -4253,7 +4179,7 @@
         </w:tc>
         <w:tc>
           <w:tcPr>
-            <w:tcW w:type="dxa" w:w="450"/>
+            <w:tcW w:type="dxa" w:w="490"/>
           </w:tcPr>
           <w:p>
             <w:pPr>
@@ -4264,7 +4190,7 @@
                 <w:rFonts w:ascii="맑은 고딕" w:hAnsi="맑은 고딕" w:eastAsia="맑은 고딕"/>
                 <w:b w:val="0"/>
                 <w:color w:val="13203F"/>
-                <w:sz w:val="14"/>
+                <w:sz w:val="16"/>
               </w:rPr>
               <w:t>모듈</w:t>
             </w:r>
@@ -4272,7 +4198,7 @@
         </w:tc>
         <w:tc>
           <w:tcPr>
-            <w:tcW w:type="dxa" w:w="719"/>
+            <w:tcW w:type="dxa" w:w="797"/>
           </w:tcPr>
           <w:p>
             <w:pPr>
@@ -4284,7 +4210,7 @@
                 <w:rFonts w:ascii="맑은 고딕" w:hAnsi="맑은 고딕" w:eastAsia="맑은 고딕"/>
                 <w:b w:val="0"/>
                 <w:color w:val="13203F"/>
-                <w:sz w:val="14"/>
+                <w:sz w:val="16"/>
               </w:rPr>
               <w:t>5,148</w:t>
             </w:r>
@@ -4292,7 +4218,7 @@
         </w:tc>
         <w:tc>
           <w:tcPr>
-            <w:tcW w:type="dxa" w:w="719"/>
+            <w:tcW w:type="dxa" w:w="977"/>
           </w:tcPr>
           <w:p>
             <w:pPr>
@@ -4304,7 +4230,7 @@
                 <w:rFonts w:ascii="맑은 고딕" w:hAnsi="맑은 고딕" w:eastAsia="맑은 고딕"/>
                 <w:b w:val="0"/>
                 <w:color w:val="13203F"/>
-                <w:sz w:val="14"/>
+                <w:sz w:val="16"/>
               </w:rPr>
               <w:t>20,592</w:t>
             </w:r>
@@ -4312,7 +4238,7 @@
         </w:tc>
         <w:tc>
           <w:tcPr>
-            <w:tcW w:type="dxa" w:w="949"/>
+            <w:tcW w:type="dxa" w:w="1060"/>
             <w:shd w:val="clear" w:color="auto" w:fill="D9F0F2"/>
           </w:tcPr>
           <w:p>
@@ -4325,7 +4251,7 @@
                 <w:rFonts w:ascii="맑은 고딕" w:hAnsi="맑은 고딕" w:eastAsia="맑은 고딕"/>
                 <w:b/>
                 <w:color w:val="0090A0"/>
-                <w:sz w:val="14"/>
+                <w:sz w:val="16"/>
               </w:rPr>
               <w:t>적합</w:t>
             </w:r>
@@ -4333,7 +4259,7 @@
         </w:tc>
         <w:tc>
           <w:tcPr>
-            <w:tcW w:type="dxa" w:w="7477"/>
+            <w:tcW w:type="dxa" w:w="7203"/>
           </w:tcPr>
           <w:p>
             <w:pPr>
@@ -4344,23 +4270,11 @@
                 <w:rFonts w:ascii="맑은 고딕" w:hAnsi="맑은 고딕" w:eastAsia="맑은 고딕"/>
                 <w:b w:val="0"/>
                 <w:color w:val="56637F"/>
-                <w:sz w:val="14"/>
+                <w:sz w:val="16"/>
               </w:rPr>
               <w:t>CAD EXPORT - AAS, JT, IGES, FBX</w:t>
             </w:r>
           </w:p>
-        </w:tc>
-        <w:tc>
-          <w:tcPr>
-            <w:tcW w:type="dxa" w:w="0"/>
-          </w:tcPr>
-          <w:p/>
-        </w:tc>
-        <w:tc>
-          <w:tcPr>
-            <w:tcW w:type="dxa" w:w="0"/>
-          </w:tcPr>
-          <w:p/>
         </w:tc>
       </w:tr>
       <w:tr>
@@ -4369,7 +4283,7 @@
         </w:trPr>
         <w:tc>
           <w:tcPr>
-            <w:tcW w:type="dxa" w:w="1105"/>
+            <w:tcW w:type="dxa" w:w="1239"/>
           </w:tcPr>
           <w:p>
             <w:pPr>
@@ -4380,7 +4294,7 @@
                 <w:rFonts w:ascii="Consolas" w:hAnsi="Consolas" w:eastAsia="맑은 고딕"/>
                 <w:b w:val="0"/>
                 <w:color w:val="0090A0"/>
-                <w:sz w:val="14"/>
+                <w:sz w:val="16"/>
               </w:rPr>
               <w:t>1-5</w:t>
             </w:r>
@@ -4388,7 +4302,7 @@
         </w:tc>
         <w:tc>
           <w:tcPr>
-            <w:tcW w:type="dxa" w:w="3105"/>
+            <w:tcW w:type="dxa" w:w="2991"/>
           </w:tcPr>
           <w:p>
             <w:pPr>
@@ -4399,7 +4313,7 @@
                 <w:rFonts w:ascii="맑은 고딕" w:hAnsi="맑은 고딕" w:eastAsia="맑은 고딕"/>
                 <w:b/>
                 <w:color w:val="13203F"/>
-                <w:sz w:val="14"/>
+                <w:sz w:val="16"/>
               </w:rPr>
               <w:t>로봇 오프라인 프로그래밍 모듈 (제어기당)</w:t>
             </w:r>
@@ -4407,7 +4321,7 @@
         </w:tc>
         <w:tc>
           <w:tcPr>
-            <w:tcW w:type="dxa" w:w="7477"/>
+            <w:tcW w:type="dxa" w:w="7203"/>
           </w:tcPr>
           <w:p>
             <w:pPr>
@@ -4418,7 +4332,7 @@
                 <w:rFonts w:ascii="맑은 고딕" w:hAnsi="맑은 고딕" w:eastAsia="맑은 고딕"/>
                 <w:b w:val="0"/>
                 <w:color w:val="13203F"/>
-                <w:sz w:val="14"/>
+                <w:sz w:val="16"/>
               </w:rPr>
               <w:t>Cell 로봇 제어기 2종 — 가상환경에서 로봇 작업 프로그램 생성·간섭 검증 후 제어기 언어로 변환·다운로드. 제어기 기종당 1모듈</w:t>
             </w:r>
@@ -4426,7 +4340,7 @@
         </w:tc>
         <w:tc>
           <w:tcPr>
-            <w:tcW w:type="dxa" w:w="450"/>
+            <w:tcW w:type="dxa" w:w="490"/>
           </w:tcPr>
           <w:p>
             <w:pPr>
@@ -4438,7 +4352,7 @@
                 <w:rFonts w:ascii="맑은 고딕" w:hAnsi="맑은 고딕" w:eastAsia="맑은 고딕"/>
                 <w:b/>
                 <w:color w:val="13203F"/>
-                <w:sz w:val="14"/>
+                <w:sz w:val="16"/>
               </w:rPr>
               <w:t>2</w:t>
             </w:r>
@@ -4446,7 +4360,7 @@
         </w:tc>
         <w:tc>
           <w:tcPr>
-            <w:tcW w:type="dxa" w:w="450"/>
+            <w:tcW w:type="dxa" w:w="490"/>
           </w:tcPr>
           <w:p>
             <w:pPr>
@@ -4457,7 +4371,7 @@
                 <w:rFonts w:ascii="맑은 고딕" w:hAnsi="맑은 고딕" w:eastAsia="맑은 고딕"/>
                 <w:b w:val="0"/>
                 <w:color w:val="13203F"/>
-                <w:sz w:val="14"/>
+                <w:sz w:val="16"/>
               </w:rPr>
               <w:t>모듈</w:t>
             </w:r>
@@ -4465,7 +4379,7 @@
         </w:tc>
         <w:tc>
           <w:tcPr>
-            <w:tcW w:type="dxa" w:w="719"/>
+            <w:tcW w:type="dxa" w:w="797"/>
           </w:tcPr>
           <w:p>
             <w:pPr>
@@ -4477,7 +4391,7 @@
                 <w:rFonts w:ascii="맑은 고딕" w:hAnsi="맑은 고딕" w:eastAsia="맑은 고딕"/>
                 <w:b w:val="0"/>
                 <w:color w:val="13203F"/>
-                <w:sz w:val="14"/>
+                <w:sz w:val="16"/>
               </w:rPr>
               <w:t>13,728</w:t>
             </w:r>
@@ -4485,7 +4399,7 @@
         </w:tc>
         <w:tc>
           <w:tcPr>
-            <w:tcW w:type="dxa" w:w="719"/>
+            <w:tcW w:type="dxa" w:w="977"/>
           </w:tcPr>
           <w:p>
             <w:pPr>
@@ -4497,7 +4411,7 @@
                 <w:rFonts w:ascii="맑은 고딕" w:hAnsi="맑은 고딕" w:eastAsia="맑은 고딕"/>
                 <w:b w:val="0"/>
                 <w:color w:val="13203F"/>
-                <w:sz w:val="14"/>
+                <w:sz w:val="16"/>
               </w:rPr>
               <w:t>27,456</w:t>
             </w:r>
@@ -4505,7 +4419,7 @@
         </w:tc>
         <w:tc>
           <w:tcPr>
-            <w:tcW w:type="dxa" w:w="949"/>
+            <w:tcW w:type="dxa" w:w="1060"/>
             <w:shd w:val="clear" w:color="auto" w:fill="FFF1E2"/>
           </w:tcPr>
           <w:p>
@@ -4518,7 +4432,7 @@
                 <w:rFonts w:ascii="맑은 고딕" w:hAnsi="맑은 고딕" w:eastAsia="맑은 고딕"/>
                 <w:b/>
                 <w:color w:val="9A4A00"/>
-                <w:sz w:val="14"/>
+                <w:sz w:val="16"/>
               </w:rPr>
               <w:t>기종 확인</w:t>
             </w:r>
@@ -4526,7 +4440,7 @@
         </w:tc>
         <w:tc>
           <w:tcPr>
-            <w:tcW w:type="dxa" w:w="7477"/>
+            <w:tcW w:type="dxa" w:w="7203"/>
           </w:tcPr>
           <w:p>
             <w:pPr>
@@ -4537,23 +4451,11 @@
                 <w:rFonts w:ascii="맑은 고딕" w:hAnsi="맑은 고딕" w:eastAsia="맑은 고딕"/>
                 <w:b w:val="0"/>
                 <w:color w:val="56637F"/>
-                <w:sz w:val="14"/>
+                <w:sz w:val="16"/>
               </w:rPr>
               <w:t>DM OLP - YASKAWA, KUKA</w:t>
             </w:r>
           </w:p>
-        </w:tc>
-        <w:tc>
-          <w:tcPr>
-            <w:tcW w:type="dxa" w:w="0"/>
-          </w:tcPr>
-          <w:p/>
-        </w:tc>
-        <w:tc>
-          <w:tcPr>
-            <w:tcW w:type="dxa" w:w="0"/>
-          </w:tcPr>
-          <w:p/>
         </w:tc>
       </w:tr>
       <w:tr>
@@ -4562,7 +4464,7 @@
         </w:trPr>
         <w:tc>
           <w:tcPr>
-            <w:tcW w:type="dxa" w:w="1105"/>
+            <w:tcW w:type="dxa" w:w="1239"/>
           </w:tcPr>
           <w:p>
             <w:pPr>
@@ -4573,7 +4475,7 @@
                 <w:rFonts w:ascii="Consolas" w:hAnsi="Consolas" w:eastAsia="맑은 고딕"/>
                 <w:b w:val="0"/>
                 <w:color w:val="0090A0"/>
-                <w:sz w:val="14"/>
+                <w:sz w:val="16"/>
               </w:rPr>
               <w:t>1-6</w:t>
             </w:r>
@@ -4581,7 +4483,7 @@
         </w:tc>
         <w:tc>
           <w:tcPr>
-            <w:tcW w:type="dxa" w:w="3105"/>
+            <w:tcW w:type="dxa" w:w="2991"/>
           </w:tcPr>
           <w:p>
             <w:pPr>
@@ -4592,7 +4494,7 @@
                 <w:rFonts w:ascii="맑은 고딕" w:hAnsi="맑은 고딕" w:eastAsia="맑은 고딕"/>
                 <w:b/>
                 <w:color w:val="13203F"/>
-                <w:sz w:val="14"/>
+                <w:sz w:val="16"/>
               </w:rPr>
               <w:t>3D 스캔 점군 처리 모듈</w:t>
             </w:r>
@@ -4600,7 +4502,7 @@
         </w:tc>
         <w:tc>
           <w:tcPr>
-            <w:tcW w:type="dxa" w:w="7477"/>
+            <w:tcW w:type="dxa" w:w="7203"/>
           </w:tcPr>
           <w:p>
             <w:pPr>
@@ -4611,7 +4513,7 @@
                 <w:rFonts w:ascii="맑은 고딕" w:hAnsi="맑은 고딕" w:eastAsia="맑은 고딕"/>
                 <w:b w:val="0"/>
                 <w:color w:val="13203F"/>
-                <w:sz w:val="14"/>
+                <w:sz w:val="16"/>
               </w:rPr>
               <w:t>점군 데이터 반입·정합·경량화, 실측 점군 위에 가상 작업장 구성</w:t>
             </w:r>
@@ -4619,7 +4521,7 @@
         </w:tc>
         <w:tc>
           <w:tcPr>
-            <w:tcW w:type="dxa" w:w="450"/>
+            <w:tcW w:type="dxa" w:w="490"/>
           </w:tcPr>
           <w:p>
             <w:pPr>
@@ -4631,7 +4533,7 @@
                 <w:rFonts w:ascii="맑은 고딕" w:hAnsi="맑은 고딕" w:eastAsia="맑은 고딕"/>
                 <w:b/>
                 <w:color w:val="13203F"/>
-                <w:sz w:val="14"/>
+                <w:sz w:val="16"/>
               </w:rPr>
               <w:t>1</w:t>
             </w:r>
@@ -4639,7 +4541,7 @@
         </w:tc>
         <w:tc>
           <w:tcPr>
-            <w:tcW w:type="dxa" w:w="450"/>
+            <w:tcW w:type="dxa" w:w="490"/>
           </w:tcPr>
           <w:p>
             <w:pPr>
@@ -4650,7 +4552,7 @@
                 <w:rFonts w:ascii="맑은 고딕" w:hAnsi="맑은 고딕" w:eastAsia="맑은 고딕"/>
                 <w:b w:val="0"/>
                 <w:color w:val="13203F"/>
-                <w:sz w:val="14"/>
+                <w:sz w:val="16"/>
               </w:rPr>
               <w:t>카피</w:t>
             </w:r>
@@ -4658,7 +4560,7 @@
         </w:tc>
         <w:tc>
           <w:tcPr>
-            <w:tcW w:type="dxa" w:w="719"/>
+            <w:tcW w:type="dxa" w:w="797"/>
           </w:tcPr>
           <w:p>
             <w:pPr>
@@ -4670,7 +4572,7 @@
                 <w:rFonts w:ascii="맑은 고딕" w:hAnsi="맑은 고딕" w:eastAsia="맑은 고딕"/>
                 <w:b w:val="0"/>
                 <w:color w:val="13203F"/>
-                <w:sz w:val="14"/>
+                <w:sz w:val="16"/>
               </w:rPr>
               <w:t>21,736</w:t>
             </w:r>
@@ -4678,7 +4580,7 @@
         </w:tc>
         <w:tc>
           <w:tcPr>
-            <w:tcW w:type="dxa" w:w="719"/>
+            <w:tcW w:type="dxa" w:w="977"/>
           </w:tcPr>
           <w:p>
             <w:pPr>
@@ -4690,7 +4592,7 @@
                 <w:rFonts w:ascii="맑은 고딕" w:hAnsi="맑은 고딕" w:eastAsia="맑은 고딕"/>
                 <w:b w:val="0"/>
                 <w:color w:val="13203F"/>
-                <w:sz w:val="14"/>
+                <w:sz w:val="16"/>
               </w:rPr>
               <w:t>21,736</w:t>
             </w:r>
@@ -4698,7 +4600,7 @@
         </w:tc>
         <w:tc>
           <w:tcPr>
-            <w:tcW w:type="dxa" w:w="949"/>
+            <w:tcW w:type="dxa" w:w="1060"/>
             <w:shd w:val="clear" w:color="auto" w:fill="D9F0F2"/>
           </w:tcPr>
           <w:p>
@@ -4711,7 +4613,7 @@
                 <w:rFonts w:ascii="맑은 고딕" w:hAnsi="맑은 고딕" w:eastAsia="맑은 고딕"/>
                 <w:b/>
                 <w:color w:val="0090A0"/>
-                <w:sz w:val="14"/>
+                <w:sz w:val="16"/>
               </w:rPr>
               <w:t>적합</w:t>
             </w:r>
@@ -4719,7 +4621,7 @@
         </w:tc>
         <w:tc>
           <w:tcPr>
-            <w:tcW w:type="dxa" w:w="7477"/>
+            <w:tcW w:type="dxa" w:w="7203"/>
           </w:tcPr>
           <w:p>
             <w:pPr>
@@ -4730,23 +4632,11 @@
                 <w:rFonts w:ascii="맑은 고딕" w:hAnsi="맑은 고딕" w:eastAsia="맑은 고딕"/>
                 <w:b w:val="0"/>
                 <w:color w:val="56637F"/>
-                <w:sz w:val="14"/>
+                <w:sz w:val="16"/>
               </w:rPr>
               <w:t>DM POINT CLOUD</w:t>
             </w:r>
           </w:p>
-        </w:tc>
-        <w:tc>
-          <w:tcPr>
-            <w:tcW w:type="dxa" w:w="0"/>
-          </w:tcPr>
-          <w:p/>
-        </w:tc>
-        <w:tc>
-          <w:tcPr>
-            <w:tcW w:type="dxa" w:w="0"/>
-          </w:tcPr>
-          <w:p/>
         </w:tc>
       </w:tr>
       <w:tr>
@@ -4755,7 +4645,7 @@
         </w:trPr>
         <w:tc>
           <w:tcPr>
-            <w:tcW w:type="dxa" w:w="1105"/>
+            <w:tcW w:type="dxa" w:w="1239"/>
           </w:tcPr>
           <w:p>
             <w:pPr>
@@ -4766,7 +4656,7 @@
                 <w:rFonts w:ascii="Consolas" w:hAnsi="Consolas" w:eastAsia="맑은 고딕"/>
                 <w:b w:val="0"/>
                 <w:color w:val="0090A0"/>
-                <w:sz w:val="14"/>
+                <w:sz w:val="16"/>
               </w:rPr>
               <w:t>1-7</w:t>
             </w:r>
@@ -4774,7 +4664,7 @@
         </w:tc>
         <w:tc>
           <w:tcPr>
-            <w:tcW w:type="dxa" w:w="3105"/>
+            <w:tcW w:type="dxa" w:w="2991"/>
           </w:tcPr>
           <w:p>
             <w:pPr>
@@ -4785,7 +4675,7 @@
                 <w:rFonts w:ascii="맑은 고딕" w:hAnsi="맑은 고딕" w:eastAsia="맑은 고딕"/>
                 <w:b/>
                 <w:color w:val="13203F"/>
-                <w:sz w:val="14"/>
+                <w:sz w:val="16"/>
               </w:rPr>
               <w:t>다공정·물류 시뮬레이션 모듈</w:t>
             </w:r>
@@ -4793,7 +4683,7 @@
         </w:tc>
         <w:tc>
           <w:tcPr>
-            <w:tcW w:type="dxa" w:w="7477"/>
+            <w:tcW w:type="dxa" w:w="7203"/>
           </w:tcPr>
           <w:p>
             <w:pPr>
@@ -4804,7 +4694,7 @@
                 <w:rFonts w:ascii="맑은 고딕" w:hAnsi="맑은 고딕" w:eastAsia="맑은 고딕"/>
                 <w:b w:val="0"/>
                 <w:color w:val="13203F"/>
-                <w:sz w:val="14"/>
+                <w:sz w:val="16"/>
               </w:rPr>
               <w:t>다공정 라인·컨베이어·AMR 물류·버퍼 모델링, UPH·가동률·병목 분석</w:t>
             </w:r>
@@ -4812,7 +4702,7 @@
         </w:tc>
         <w:tc>
           <w:tcPr>
-            <w:tcW w:type="dxa" w:w="450"/>
+            <w:tcW w:type="dxa" w:w="490"/>
           </w:tcPr>
           <w:p>
             <w:pPr>
@@ -4824,7 +4714,7 @@
                 <w:rFonts w:ascii="맑은 고딕" w:hAnsi="맑은 고딕" w:eastAsia="맑은 고딕"/>
                 <w:b/>
                 <w:color w:val="13203F"/>
-                <w:sz w:val="14"/>
+                <w:sz w:val="16"/>
               </w:rPr>
               <w:t>1</w:t>
             </w:r>
@@ -4832,7 +4722,7 @@
         </w:tc>
         <w:tc>
           <w:tcPr>
-            <w:tcW w:type="dxa" w:w="450"/>
+            <w:tcW w:type="dxa" w:w="490"/>
           </w:tcPr>
           <w:p>
             <w:pPr>
@@ -4843,7 +4733,7 @@
                 <w:rFonts w:ascii="맑은 고딕" w:hAnsi="맑은 고딕" w:eastAsia="맑은 고딕"/>
                 <w:b w:val="0"/>
                 <w:color w:val="13203F"/>
-                <w:sz w:val="14"/>
+                <w:sz w:val="16"/>
               </w:rPr>
               <w:t>카피</w:t>
             </w:r>
@@ -4851,7 +4741,7 @@
         </w:tc>
         <w:tc>
           <w:tcPr>
-            <w:tcW w:type="dxa" w:w="719"/>
+            <w:tcW w:type="dxa" w:w="797"/>
           </w:tcPr>
           <w:p>
             <w:pPr>
@@ -4863,7 +4753,7 @@
                 <w:rFonts w:ascii="맑은 고딕" w:hAnsi="맑은 고딕" w:eastAsia="맑은 고딕"/>
                 <w:b w:val="0"/>
                 <w:color w:val="13203F"/>
-                <w:sz w:val="14"/>
+                <w:sz w:val="16"/>
               </w:rPr>
               <w:t>26,312</w:t>
             </w:r>
@@ -4871,7 +4761,7 @@
         </w:tc>
         <w:tc>
           <w:tcPr>
-            <w:tcW w:type="dxa" w:w="719"/>
+            <w:tcW w:type="dxa" w:w="977"/>
           </w:tcPr>
           <w:p>
             <w:pPr>
@@ -4883,7 +4773,7 @@
                 <w:rFonts w:ascii="맑은 고딕" w:hAnsi="맑은 고딕" w:eastAsia="맑은 고딕"/>
                 <w:b w:val="0"/>
                 <w:color w:val="13203F"/>
-                <w:sz w:val="14"/>
+                <w:sz w:val="16"/>
               </w:rPr>
               <w:t>26,312</w:t>
             </w:r>
@@ -4891,7 +4781,7 @@
         </w:tc>
         <w:tc>
           <w:tcPr>
-            <w:tcW w:type="dxa" w:w="949"/>
+            <w:tcW w:type="dxa" w:w="1060"/>
             <w:shd w:val="clear" w:color="auto" w:fill="D9F0F2"/>
           </w:tcPr>
           <w:p>
@@ -4904,7 +4794,7 @@
                 <w:rFonts w:ascii="맑은 고딕" w:hAnsi="맑은 고딕" w:eastAsia="맑은 고딕"/>
                 <w:b/>
                 <w:color w:val="0090A0"/>
-                <w:sz w:val="14"/>
+                <w:sz w:val="16"/>
               </w:rPr>
               <w:t>적합</w:t>
             </w:r>
@@ -4912,7 +4802,7 @@
         </w:tc>
         <w:tc>
           <w:tcPr>
-            <w:tcW w:type="dxa" w:w="7477"/>
+            <w:tcW w:type="dxa" w:w="7203"/>
           </w:tcPr>
           <w:p>
             <w:pPr>
@@ -4923,23 +4813,11 @@
                 <w:rFonts w:ascii="맑은 고딕" w:hAnsi="맑은 고딕" w:eastAsia="맑은 고딕"/>
                 <w:b w:val="0"/>
                 <w:color w:val="56637F"/>
-                <w:sz w:val="14"/>
+                <w:sz w:val="16"/>
               </w:rPr>
               <w:t>DM MULTIPLE PROCESS</w:t>
             </w:r>
           </w:p>
-        </w:tc>
-        <w:tc>
-          <w:tcPr>
-            <w:tcW w:type="dxa" w:w="0"/>
-          </w:tcPr>
-          <w:p/>
-        </w:tc>
-        <w:tc>
-          <w:tcPr>
-            <w:tcW w:type="dxa" w:w="0"/>
-          </w:tcPr>
-          <w:p/>
         </w:tc>
       </w:tr>
       <w:tr>
@@ -4948,7 +4826,7 @@
         </w:trPr>
         <w:tc>
           <w:tcPr>
-            <w:tcW w:type="dxa" w:w="1105"/>
+            <w:tcW w:type="dxa" w:w="1239"/>
           </w:tcPr>
           <w:p>
             <w:pPr>
@@ -4959,7 +4837,7 @@
                 <w:rFonts w:ascii="Consolas" w:hAnsi="Consolas" w:eastAsia="맑은 고딕"/>
                 <w:b w:val="0"/>
                 <w:color w:val="0090A0"/>
-                <w:sz w:val="14"/>
+                <w:sz w:val="16"/>
               </w:rPr>
               <w:t>1-8</w:t>
             </w:r>
@@ -4967,7 +4845,7 @@
         </w:tc>
         <w:tc>
           <w:tcPr>
-            <w:tcW w:type="dxa" w:w="3105"/>
+            <w:tcW w:type="dxa" w:w="2991"/>
           </w:tcPr>
           <w:p>
             <w:pPr>
@@ -4978,7 +4856,7 @@
                 <w:rFonts w:ascii="맑은 고딕" w:hAnsi="맑은 고딕" w:eastAsia="맑은 고딕"/>
                 <w:b/>
                 <w:color w:val="13203F"/>
-                <w:sz w:val="14"/>
+                <w:sz w:val="16"/>
               </w:rPr>
               <w:t>PLC 가상 시운전 모듈 (PLC 기종당)</w:t>
             </w:r>
@@ -4986,7 +4864,7 @@
         </w:tc>
         <w:tc>
           <w:tcPr>
-            <w:tcW w:type="dxa" w:w="7477"/>
+            <w:tcW w:type="dxa" w:w="7203"/>
           </w:tcPr>
           <w:p>
             <w:pPr>
@@ -4997,7 +4875,7 @@
                 <w:rFonts w:ascii="맑은 고딕" w:hAnsi="맑은 고딕" w:eastAsia="맑은 고딕"/>
                 <w:b w:val="0"/>
                 <w:color w:val="13203F"/>
-                <w:sz w:val="14"/>
+                <w:sz w:val="16"/>
               </w:rPr>
               <w:t>Cell PLC 1종 — PLC 프로그램–가상 설비 연동(OPC UA), I/O 매핑, 인터록·시퀀스·이상복구 검증. 상태 읽기 + 핸드셰이크 방식</w:t>
             </w:r>
@@ -5005,7 +4883,7 @@
         </w:tc>
         <w:tc>
           <w:tcPr>
-            <w:tcW w:type="dxa" w:w="450"/>
+            <w:tcW w:type="dxa" w:w="490"/>
           </w:tcPr>
           <w:p>
             <w:pPr>
@@ -5017,7 +4895,7 @@
                 <w:rFonts w:ascii="맑은 고딕" w:hAnsi="맑은 고딕" w:eastAsia="맑은 고딕"/>
                 <w:b/>
                 <w:color w:val="13203F"/>
-                <w:sz w:val="14"/>
+                <w:sz w:val="16"/>
               </w:rPr>
               <w:t>1</w:t>
             </w:r>
@@ -5025,7 +4903,7 @@
         </w:tc>
         <w:tc>
           <w:tcPr>
-            <w:tcW w:type="dxa" w:w="450"/>
+            <w:tcW w:type="dxa" w:w="490"/>
           </w:tcPr>
           <w:p>
             <w:pPr>
@@ -5036,7 +4914,7 @@
                 <w:rFonts w:ascii="맑은 고딕" w:hAnsi="맑은 고딕" w:eastAsia="맑은 고딕"/>
                 <w:b w:val="0"/>
                 <w:color w:val="13203F"/>
-                <w:sz w:val="14"/>
+                <w:sz w:val="16"/>
               </w:rPr>
               <w:t>카피</w:t>
             </w:r>
@@ -5044,7 +4922,7 @@
         </w:tc>
         <w:tc>
           <w:tcPr>
-            <w:tcW w:type="dxa" w:w="719"/>
+            <w:tcW w:type="dxa" w:w="797"/>
           </w:tcPr>
           <w:p>
             <w:pPr>
@@ -5056,7 +4934,7 @@
                 <w:rFonts w:ascii="맑은 고딕" w:hAnsi="맑은 고딕" w:eastAsia="맑은 고딕"/>
                 <w:b w:val="0"/>
                 <w:color w:val="13203F"/>
-                <w:sz w:val="14"/>
+                <w:sz w:val="16"/>
               </w:rPr>
               <w:t>25,282</w:t>
             </w:r>
@@ -5064,7 +4942,7 @@
         </w:tc>
         <w:tc>
           <w:tcPr>
-            <w:tcW w:type="dxa" w:w="719"/>
+            <w:tcW w:type="dxa" w:w="977"/>
           </w:tcPr>
           <w:p>
             <w:pPr>
@@ -5076,7 +4954,7 @@
                 <w:rFonts w:ascii="맑은 고딕" w:hAnsi="맑은 고딕" w:eastAsia="맑은 고딕"/>
                 <w:b w:val="0"/>
                 <w:color w:val="13203F"/>
-                <w:sz w:val="14"/>
+                <w:sz w:val="16"/>
               </w:rPr>
               <w:t>25,282</w:t>
             </w:r>
@@ -5084,7 +4962,7 @@
         </w:tc>
         <w:tc>
           <w:tcPr>
-            <w:tcW w:type="dxa" w:w="949"/>
+            <w:tcW w:type="dxa" w:w="1060"/>
             <w:shd w:val="clear" w:color="auto" w:fill="FFF1E2"/>
           </w:tcPr>
           <w:p>
@@ -5097,7 +4975,7 @@
                 <w:rFonts w:ascii="맑은 고딕" w:hAnsi="맑은 고딕" w:eastAsia="맑은 고딕"/>
                 <w:b/>
                 <w:color w:val="9A4A00"/>
-                <w:sz w:val="14"/>
+                <w:sz w:val="16"/>
               </w:rPr>
               <w:t>기종 확인</w:t>
             </w:r>
@@ -5105,7 +4983,7 @@
         </w:tc>
         <w:tc>
           <w:tcPr>
-            <w:tcW w:type="dxa" w:w="7477"/>
+            <w:tcW w:type="dxa" w:w="7203"/>
           </w:tcPr>
           <w:p>
             <w:pPr>
@@ -5116,23 +4994,11 @@
                 <w:rFonts w:ascii="맑은 고딕" w:hAnsi="맑은 고딕" w:eastAsia="맑은 고딕"/>
                 <w:b w:val="0"/>
                 <w:color w:val="56637F"/>
-                <w:sz w:val="14"/>
+                <w:sz w:val="16"/>
               </w:rPr>
               <w:t>DM PLC SIMULATION - SIMENS</w:t>
             </w:r>
           </w:p>
-        </w:tc>
-        <w:tc>
-          <w:tcPr>
-            <w:tcW w:type="dxa" w:w="0"/>
-          </w:tcPr>
-          <w:p/>
-        </w:tc>
-        <w:tc>
-          <w:tcPr>
-            <w:tcW w:type="dxa" w:w="0"/>
-          </w:tcPr>
-          <w:p/>
         </w:tc>
       </w:tr>
       <w:tr>
@@ -5141,7 +5007,7 @@
         </w:trPr>
         <w:tc>
           <w:tcPr>
-            <w:tcW w:type="dxa" w:w="1105"/>
+            <w:tcW w:type="dxa" w:w="1239"/>
           </w:tcPr>
           <w:p>
             <w:pPr>
@@ -5152,7 +5018,7 @@
                 <w:rFonts w:ascii="Consolas" w:hAnsi="Consolas" w:eastAsia="맑은 고딕"/>
                 <w:b w:val="0"/>
                 <w:color w:val="0090A0"/>
-                <w:sz w:val="14"/>
+                <w:sz w:val="16"/>
               </w:rPr>
               <w:t>1-9</w:t>
             </w:r>
@@ -5160,7 +5026,7 @@
         </w:tc>
         <w:tc>
           <w:tcPr>
-            <w:tcW w:type="dxa" w:w="3105"/>
+            <w:tcW w:type="dxa" w:w="2991"/>
           </w:tcPr>
           <w:p>
             <w:pPr>
@@ -5171,7 +5037,7 @@
                 <w:rFonts w:ascii="맑은 고딕" w:hAnsi="맑은 고딕" w:eastAsia="맑은 고딕"/>
                 <w:b/>
                 <w:color w:val="13203F"/>
-                <w:sz w:val="14"/>
+                <w:sz w:val="16"/>
               </w:rPr>
               <w:t>기능 확장 개발 키트 (API)</w:t>
             </w:r>
@@ -5179,7 +5045,7 @@
         </w:tc>
         <w:tc>
           <w:tcPr>
-            <w:tcW w:type="dxa" w:w="7477"/>
+            <w:tcW w:type="dxa" w:w="7203"/>
           </w:tcPr>
           <w:p>
             <w:pPr>
@@ -5190,7 +5056,7 @@
                 <w:rFonts w:ascii="맑은 고딕" w:hAnsi="맑은 고딕" w:eastAsia="맑은 고딕"/>
                 <w:b w:val="0"/>
                 <w:color w:val="13203F"/>
-                <w:sz w:val="14"/>
+                <w:sz w:val="16"/>
               </w:rPr>
               <w:t>API로 전용 기능·UI 개발 — AAS 출력, OCS 연동, 외부 AI 연계</w:t>
             </w:r>
@@ -5198,7 +5064,7 @@
         </w:tc>
         <w:tc>
           <w:tcPr>
-            <w:tcW w:type="dxa" w:w="450"/>
+            <w:tcW w:type="dxa" w:w="490"/>
           </w:tcPr>
           <w:p>
             <w:pPr>
@@ -5210,7 +5076,7 @@
                 <w:rFonts w:ascii="맑은 고딕" w:hAnsi="맑은 고딕" w:eastAsia="맑은 고딕"/>
                 <w:b/>
                 <w:color w:val="13203F"/>
-                <w:sz w:val="14"/>
+                <w:sz w:val="16"/>
               </w:rPr>
               <w:t>1</w:t>
             </w:r>
@@ -5218,7 +5084,7 @@
         </w:tc>
         <w:tc>
           <w:tcPr>
-            <w:tcW w:type="dxa" w:w="450"/>
+            <w:tcW w:type="dxa" w:w="490"/>
           </w:tcPr>
           <w:p>
             <w:pPr>
@@ -5229,7 +5095,7 @@
                 <w:rFonts w:ascii="맑은 고딕" w:hAnsi="맑은 고딕" w:eastAsia="맑은 고딕"/>
                 <w:b w:val="0"/>
                 <w:color w:val="13203F"/>
-                <w:sz w:val="14"/>
+                <w:sz w:val="16"/>
               </w:rPr>
               <w:t>카피</w:t>
             </w:r>
@@ -5237,7 +5103,7 @@
         </w:tc>
         <w:tc>
           <w:tcPr>
-            <w:tcW w:type="dxa" w:w="719"/>
+            <w:tcW w:type="dxa" w:w="797"/>
           </w:tcPr>
           <w:p>
             <w:pPr>
@@ -5249,7 +5115,7 @@
                 <w:rFonts w:ascii="맑은 고딕" w:hAnsi="맑은 고딕" w:eastAsia="맑은 고딕"/>
                 <w:b w:val="0"/>
                 <w:color w:val="13203F"/>
-                <w:sz w:val="14"/>
+                <w:sz w:val="16"/>
               </w:rPr>
               <w:t>24,024</w:t>
             </w:r>
@@ -5257,7 +5123,7 @@
         </w:tc>
         <w:tc>
           <w:tcPr>
-            <w:tcW w:type="dxa" w:w="719"/>
+            <w:tcW w:type="dxa" w:w="977"/>
           </w:tcPr>
           <w:p>
             <w:pPr>
@@ -5269,7 +5135,7 @@
                 <w:rFonts w:ascii="맑은 고딕" w:hAnsi="맑은 고딕" w:eastAsia="맑은 고딕"/>
                 <w:b w:val="0"/>
                 <w:color w:val="13203F"/>
-                <w:sz w:val="14"/>
+                <w:sz w:val="16"/>
               </w:rPr>
               <w:t>24,024</w:t>
             </w:r>
@@ -5277,7 +5143,7 @@
         </w:tc>
         <w:tc>
           <w:tcPr>
-            <w:tcW w:type="dxa" w:w="949"/>
+            <w:tcW w:type="dxa" w:w="1060"/>
             <w:shd w:val="clear" w:color="auto" w:fill="D9F0F2"/>
           </w:tcPr>
           <w:p>
@@ -5290,7 +5156,7 @@
                 <w:rFonts w:ascii="맑은 고딕" w:hAnsi="맑은 고딕" w:eastAsia="맑은 고딕"/>
                 <w:b/>
                 <w:color w:val="0090A0"/>
-                <w:sz w:val="14"/>
+                <w:sz w:val="16"/>
               </w:rPr>
               <w:t>적합</w:t>
             </w:r>
@@ -5298,7 +5164,7 @@
         </w:tc>
         <w:tc>
           <w:tcPr>
-            <w:tcW w:type="dxa" w:w="7477"/>
+            <w:tcW w:type="dxa" w:w="7203"/>
           </w:tcPr>
           <w:p>
             <w:pPr>
@@ -5309,23 +5175,11 @@
                 <w:rFonts w:ascii="맑은 고딕" w:hAnsi="맑은 고딕" w:eastAsia="맑은 고딕"/>
                 <w:b w:val="0"/>
                 <w:color w:val="56637F"/>
-                <w:sz w:val="14"/>
+                <w:sz w:val="16"/>
               </w:rPr>
               <w:t>DM PLUG-IN For Developer</w:t>
             </w:r>
           </w:p>
-        </w:tc>
-        <w:tc>
-          <w:tcPr>
-            <w:tcW w:type="dxa" w:w="0"/>
-          </w:tcPr>
-          <w:p/>
-        </w:tc>
-        <w:tc>
-          <w:tcPr>
-            <w:tcW w:type="dxa" w:w="0"/>
-          </w:tcPr>
-          <w:p/>
         </w:tc>
       </w:tr>
       <w:tr>
@@ -5334,7 +5188,7 @@
         </w:trPr>
         <w:tc>
           <w:tcPr>
-            <w:tcW w:type="dxa" w:w="1105"/>
+            <w:tcW w:type="dxa" w:w="1239"/>
           </w:tcPr>
           <w:p>
             <w:pPr>
@@ -5345,7 +5199,7 @@
                 <w:rFonts w:ascii="Consolas" w:hAnsi="Consolas" w:eastAsia="맑은 고딕"/>
                 <w:b w:val="0"/>
                 <w:color w:val="0090A0"/>
-                <w:sz w:val="14"/>
+                <w:sz w:val="16"/>
               </w:rPr>
               <w:t>1-10</w:t>
             </w:r>
@@ -5353,7 +5207,7 @@
         </w:tc>
         <w:tc>
           <w:tcPr>
-            <w:tcW w:type="dxa" w:w="3105"/>
+            <w:tcW w:type="dxa" w:w="2991"/>
           </w:tcPr>
           <w:p>
             <w:pPr>
@@ -5364,7 +5218,7 @@
                 <w:rFonts w:ascii="맑은 고딕" w:hAnsi="맑은 고딕" w:eastAsia="맑은 고딕"/>
                 <w:b/>
                 <w:color w:val="13203F"/>
-                <w:sz w:val="14"/>
+                <w:sz w:val="16"/>
               </w:rPr>
               <w:t>기능 확장 실행 모듈</w:t>
             </w:r>
@@ -5372,7 +5226,7 @@
         </w:tc>
         <w:tc>
           <w:tcPr>
-            <w:tcW w:type="dxa" w:w="7477"/>
+            <w:tcW w:type="dxa" w:w="7203"/>
           </w:tcPr>
           <w:p>
             <w:pPr>
@@ -5383,7 +5237,7 @@
                 <w:rFonts w:ascii="맑은 고딕" w:hAnsi="맑은 고딕" w:eastAsia="맑은 고딕"/>
                 <w:b w:val="0"/>
                 <w:color w:val="13203F"/>
-                <w:sz w:val="14"/>
+                <w:sz w:val="16"/>
               </w:rPr>
               <w:t>개발한 확장 기능 실행 환경</w:t>
             </w:r>
@@ -5391,7 +5245,7 @@
         </w:tc>
         <w:tc>
           <w:tcPr>
-            <w:tcW w:type="dxa" w:w="450"/>
+            <w:tcW w:type="dxa" w:w="490"/>
           </w:tcPr>
           <w:p>
             <w:pPr>
@@ -5403,7 +5257,7 @@
                 <w:rFonts w:ascii="맑은 고딕" w:hAnsi="맑은 고딕" w:eastAsia="맑은 고딕"/>
                 <w:b/>
                 <w:color w:val="13203F"/>
-                <w:sz w:val="14"/>
+                <w:sz w:val="16"/>
               </w:rPr>
               <w:t>1</w:t>
             </w:r>
@@ -5411,7 +5265,7 @@
         </w:tc>
         <w:tc>
           <w:tcPr>
-            <w:tcW w:type="dxa" w:w="450"/>
+            <w:tcW w:type="dxa" w:w="490"/>
           </w:tcPr>
           <w:p>
             <w:pPr>
@@ -5422,7 +5276,7 @@
                 <w:rFonts w:ascii="맑은 고딕" w:hAnsi="맑은 고딕" w:eastAsia="맑은 고딕"/>
                 <w:b w:val="0"/>
                 <w:color w:val="13203F"/>
-                <w:sz w:val="14"/>
+                <w:sz w:val="16"/>
               </w:rPr>
               <w:t>카피</w:t>
             </w:r>
@@ -5430,7 +5284,7 @@
         </w:tc>
         <w:tc>
           <w:tcPr>
-            <w:tcW w:type="dxa" w:w="719"/>
+            <w:tcW w:type="dxa" w:w="797"/>
           </w:tcPr>
           <w:p>
             <w:pPr>
@@ -5442,7 +5296,7 @@
                 <w:rFonts w:ascii="맑은 고딕" w:hAnsi="맑은 고딕" w:eastAsia="맑은 고딕"/>
                 <w:b w:val="0"/>
                 <w:color w:val="13203F"/>
-                <w:sz w:val="14"/>
+                <w:sz w:val="16"/>
               </w:rPr>
               <w:t>8,008</w:t>
             </w:r>
@@ -5450,7 +5304,7 @@
         </w:tc>
         <w:tc>
           <w:tcPr>
-            <w:tcW w:type="dxa" w:w="719"/>
+            <w:tcW w:type="dxa" w:w="977"/>
           </w:tcPr>
           <w:p>
             <w:pPr>
@@ -5462,7 +5316,7 @@
                 <w:rFonts w:ascii="맑은 고딕" w:hAnsi="맑은 고딕" w:eastAsia="맑은 고딕"/>
                 <w:b w:val="0"/>
                 <w:color w:val="13203F"/>
-                <w:sz w:val="14"/>
+                <w:sz w:val="16"/>
               </w:rPr>
               <w:t>8,008</w:t>
             </w:r>
@@ -5470,7 +5324,7 @@
         </w:tc>
         <w:tc>
           <w:tcPr>
-            <w:tcW w:type="dxa" w:w="949"/>
+            <w:tcW w:type="dxa" w:w="1060"/>
             <w:shd w:val="clear" w:color="auto" w:fill="D9F0F2"/>
           </w:tcPr>
           <w:p>
@@ -5483,7 +5337,7 @@
                 <w:rFonts w:ascii="맑은 고딕" w:hAnsi="맑은 고딕" w:eastAsia="맑은 고딕"/>
                 <w:b/>
                 <w:color w:val="0090A0"/>
-                <w:sz w:val="14"/>
+                <w:sz w:val="16"/>
               </w:rPr>
               <w:t>적합</w:t>
             </w:r>
@@ -5491,7 +5345,7 @@
         </w:tc>
         <w:tc>
           <w:tcPr>
-            <w:tcW w:type="dxa" w:w="7477"/>
+            <w:tcW w:type="dxa" w:w="7203"/>
           </w:tcPr>
           <w:p>
             <w:pPr>
@@ -5502,23 +5356,11 @@
                 <w:rFonts w:ascii="맑은 고딕" w:hAnsi="맑은 고딕" w:eastAsia="맑은 고딕"/>
                 <w:b w:val="0"/>
                 <w:color w:val="56637F"/>
-                <w:sz w:val="14"/>
+                <w:sz w:val="16"/>
               </w:rPr>
               <w:t>DM PLUG-IN For User</w:t>
             </w:r>
           </w:p>
-        </w:tc>
-        <w:tc>
-          <w:tcPr>
-            <w:tcW w:type="dxa" w:w="0"/>
-          </w:tcPr>
-          <w:p/>
-        </w:tc>
-        <w:tc>
-          <w:tcPr>
-            <w:tcW w:type="dxa" w:w="0"/>
-          </w:tcPr>
-          <w:p/>
         </w:tc>
       </w:tr>
       <w:tr>
@@ -5527,7 +5369,7 @@
         </w:trPr>
         <w:tc>
           <w:tcPr>
-            <w:tcW w:type="dxa" w:w="1105"/>
+            <w:tcW w:type="dxa" w:w="1239"/>
           </w:tcPr>
           <w:p>
             <w:pPr>
@@ -5538,7 +5380,7 @@
                 <w:rFonts w:ascii="Consolas" w:hAnsi="Consolas" w:eastAsia="맑은 고딕"/>
                 <w:b w:val="0"/>
                 <w:color w:val="0090A0"/>
-                <w:sz w:val="14"/>
+                <w:sz w:val="16"/>
               </w:rPr>
               <w:t>1-11</w:t>
             </w:r>
@@ -5546,7 +5388,7 @@
         </w:tc>
         <w:tc>
           <w:tcPr>
-            <w:tcW w:type="dxa" w:w="3105"/>
+            <w:tcW w:type="dxa" w:w="2991"/>
           </w:tcPr>
           <w:p>
             <w:pPr>
@@ -5557,7 +5399,7 @@
                 <w:rFonts w:ascii="맑은 고딕" w:hAnsi="맑은 고딕" w:eastAsia="맑은 고딕"/>
                 <w:b/>
                 <w:color w:val="13203F"/>
-                <w:sz w:val="14"/>
+                <w:sz w:val="16"/>
               </w:rPr>
               <w:t>OpenUSD 변환 모듈</w:t>
             </w:r>
@@ -5565,7 +5407,7 @@
         </w:tc>
         <w:tc>
           <w:tcPr>
-            <w:tcW w:type="dxa" w:w="7477"/>
+            <w:tcW w:type="dxa" w:w="7203"/>
           </w:tcPr>
           <w:p>
             <w:pPr>
@@ -5576,7 +5418,7 @@
                 <w:rFonts w:ascii="맑은 고딕" w:hAnsi="맑은 고딕" w:eastAsia="맑은 고딕"/>
                 <w:b w:val="0"/>
                 <w:color w:val="13203F"/>
-                <w:sz w:val="14"/>
+                <w:sz w:val="16"/>
               </w:rPr>
               <w:t>Workcell을 계층 구조 그대로 OpenUSD로 변환해 학습 DT 서버에 업로드, 물리 설정 정보 반영</w:t>
             </w:r>
@@ -5584,7 +5426,7 @@
         </w:tc>
         <w:tc>
           <w:tcPr>
-            <w:tcW w:type="dxa" w:w="450"/>
+            <w:tcW w:type="dxa" w:w="490"/>
           </w:tcPr>
           <w:p>
             <w:pPr>
@@ -5596,7 +5438,7 @@
                 <w:rFonts w:ascii="맑은 고딕" w:hAnsi="맑은 고딕" w:eastAsia="맑은 고딕"/>
                 <w:b/>
                 <w:color w:val="13203F"/>
-                <w:sz w:val="14"/>
+                <w:sz w:val="16"/>
               </w:rPr>
               <w:t>1</w:t>
             </w:r>
@@ -5604,7 +5446,7 @@
         </w:tc>
         <w:tc>
           <w:tcPr>
-            <w:tcW w:type="dxa" w:w="450"/>
+            <w:tcW w:type="dxa" w:w="490"/>
           </w:tcPr>
           <w:p>
             <w:pPr>
@@ -5615,7 +5457,7 @@
                 <w:rFonts w:ascii="맑은 고딕" w:hAnsi="맑은 고딕" w:eastAsia="맑은 고딕"/>
                 <w:b w:val="0"/>
                 <w:color w:val="13203F"/>
-                <w:sz w:val="14"/>
+                <w:sz w:val="16"/>
               </w:rPr>
               <w:t>카피</w:t>
             </w:r>
@@ -5623,7 +5465,7 @@
         </w:tc>
         <w:tc>
           <w:tcPr>
-            <w:tcW w:type="dxa" w:w="719"/>
+            <w:tcW w:type="dxa" w:w="797"/>
           </w:tcPr>
           <w:p>
             <w:pPr>
@@ -5635,7 +5477,7 @@
                 <w:rFonts w:ascii="맑은 고딕" w:hAnsi="맑은 고딕" w:eastAsia="맑은 고딕"/>
                 <w:b w:val="0"/>
                 <w:color w:val="13203F"/>
-                <w:sz w:val="14"/>
+                <w:sz w:val="16"/>
               </w:rPr>
               <w:t>15,840</w:t>
             </w:r>
@@ -5643,7 +5485,7 @@
         </w:tc>
         <w:tc>
           <w:tcPr>
-            <w:tcW w:type="dxa" w:w="719"/>
+            <w:tcW w:type="dxa" w:w="977"/>
           </w:tcPr>
           <w:p>
             <w:pPr>
@@ -5655,7 +5497,7 @@
                 <w:rFonts w:ascii="맑은 고딕" w:hAnsi="맑은 고딕" w:eastAsia="맑은 고딕"/>
                 <w:b w:val="0"/>
                 <w:color w:val="13203F"/>
-                <w:sz w:val="14"/>
+                <w:sz w:val="16"/>
               </w:rPr>
               <w:t>15,840</w:t>
             </w:r>
@@ -5663,7 +5505,7 @@
         </w:tc>
         <w:tc>
           <w:tcPr>
-            <w:tcW w:type="dxa" w:w="949"/>
+            <w:tcW w:type="dxa" w:w="1060"/>
             <w:shd w:val="clear" w:color="auto" w:fill="D9F0F2"/>
           </w:tcPr>
           <w:p>
@@ -5676,7 +5518,7 @@
                 <w:rFonts w:ascii="맑은 고딕" w:hAnsi="맑은 고딕" w:eastAsia="맑은 고딕"/>
                 <w:b/>
                 <w:color w:val="0090A0"/>
-                <w:sz w:val="14"/>
+                <w:sz w:val="16"/>
               </w:rPr>
               <w:t>적합</w:t>
             </w:r>
@@ -5684,7 +5526,7 @@
         </w:tc>
         <w:tc>
           <w:tcPr>
-            <w:tcW w:type="dxa" w:w="7477"/>
+            <w:tcW w:type="dxa" w:w="7203"/>
           </w:tcPr>
           <w:p>
             <w:pPr>
@@ -5695,23 +5537,11 @@
                 <w:rFonts w:ascii="맑은 고딕" w:hAnsi="맑은 고딕" w:eastAsia="맑은 고딕"/>
                 <w:b w:val="0"/>
                 <w:color w:val="56637F"/>
-                <w:sz w:val="14"/>
+                <w:sz w:val="16"/>
               </w:rPr>
               <w:t>Omniverse USD Converter</w:t>
             </w:r>
           </w:p>
-        </w:tc>
-        <w:tc>
-          <w:tcPr>
-            <w:tcW w:type="dxa" w:w="0"/>
-          </w:tcPr>
-          <w:p/>
-        </w:tc>
-        <w:tc>
-          <w:tcPr>
-            <w:tcW w:type="dxa" w:w="0"/>
-          </w:tcPr>
-          <w:p/>
         </w:tc>
       </w:tr>
       <w:tr>
@@ -5720,7 +5550,7 @@
         </w:trPr>
         <w:tc>
           <w:tcPr>
-            <w:tcW w:type="dxa" w:w="1105"/>
+            <w:tcW w:type="dxa" w:w="1239"/>
           </w:tcPr>
           <w:p>
             <w:pPr>
@@ -5731,7 +5561,7 @@
                 <w:rFonts w:ascii="Consolas" w:hAnsi="Consolas" w:eastAsia="맑은 고딕"/>
                 <w:b w:val="0"/>
                 <w:color w:val="0090A0"/>
-                <w:sz w:val="14"/>
+                <w:sz w:val="16"/>
               </w:rPr>
               <w:t>1-12</w:t>
             </w:r>
@@ -5739,7 +5569,7 @@
         </w:tc>
         <w:tc>
           <w:tcPr>
-            <w:tcW w:type="dxa" w:w="3105"/>
+            <w:tcW w:type="dxa" w:w="2991"/>
           </w:tcPr>
           <w:p>
             <w:pPr>
@@ -5750,7 +5580,7 @@
                 <w:rFonts w:ascii="맑은 고딕" w:hAnsi="맑은 고딕" w:eastAsia="맑은 고딕"/>
                 <w:b/>
                 <w:color w:val="13203F"/>
-                <w:sz w:val="14"/>
+                <w:sz w:val="16"/>
               </w:rPr>
               <w:t>OpenUSD 실시간 동기화 모듈</w:t>
             </w:r>
@@ -5758,7 +5588,7 @@
         </w:tc>
         <w:tc>
           <w:tcPr>
-            <w:tcW w:type="dxa" w:w="7477"/>
+            <w:tcW w:type="dxa" w:w="7203"/>
           </w:tcPr>
           <w:p>
             <w:pPr>
@@ -5769,7 +5599,7 @@
                 <w:rFonts w:ascii="맑은 고딕" w:hAnsi="맑은 고딕" w:eastAsia="맑은 고딕"/>
                 <w:b w:val="0"/>
                 <w:color w:val="13203F"/>
-                <w:sz w:val="14"/>
+                <w:sz w:val="16"/>
               </w:rPr>
               <w:t>공정 시뮬레이션–학습 DT 간 위치·동작 실시간 동기화(리뷰 세션용)</w:t>
             </w:r>
@@ -5777,7 +5607,7 @@
         </w:tc>
         <w:tc>
           <w:tcPr>
-            <w:tcW w:type="dxa" w:w="450"/>
+            <w:tcW w:type="dxa" w:w="490"/>
           </w:tcPr>
           <w:p>
             <w:pPr>
@@ -5789,7 +5619,7 @@
                 <w:rFonts w:ascii="맑은 고딕" w:hAnsi="맑은 고딕" w:eastAsia="맑은 고딕"/>
                 <w:b/>
                 <w:color w:val="13203F"/>
-                <w:sz w:val="14"/>
+                <w:sz w:val="16"/>
               </w:rPr>
               <w:t>1</w:t>
             </w:r>
@@ -5797,7 +5627,7 @@
         </w:tc>
         <w:tc>
           <w:tcPr>
-            <w:tcW w:type="dxa" w:w="450"/>
+            <w:tcW w:type="dxa" w:w="490"/>
           </w:tcPr>
           <w:p>
             <w:pPr>
@@ -5808,7 +5638,7 @@
                 <w:rFonts w:ascii="맑은 고딕" w:hAnsi="맑은 고딕" w:eastAsia="맑은 고딕"/>
                 <w:b w:val="0"/>
                 <w:color w:val="13203F"/>
-                <w:sz w:val="14"/>
+                <w:sz w:val="16"/>
               </w:rPr>
               <w:t>카피</w:t>
             </w:r>
@@ -5816,7 +5646,7 @@
         </w:tc>
         <w:tc>
           <w:tcPr>
-            <w:tcW w:type="dxa" w:w="719"/>
+            <w:tcW w:type="dxa" w:w="797"/>
           </w:tcPr>
           <w:p>
             <w:pPr>
@@ -5828,7 +5658,7 @@
                 <w:rFonts w:ascii="맑은 고딕" w:hAnsi="맑은 고딕" w:eastAsia="맑은 고딕"/>
                 <w:b w:val="0"/>
                 <w:color w:val="13203F"/>
-                <w:sz w:val="14"/>
+                <w:sz w:val="16"/>
               </w:rPr>
               <w:t>11,440</w:t>
             </w:r>
@@ -5836,7 +5666,7 @@
         </w:tc>
         <w:tc>
           <w:tcPr>
-            <w:tcW w:type="dxa" w:w="719"/>
+            <w:tcW w:type="dxa" w:w="977"/>
           </w:tcPr>
           <w:p>
             <w:pPr>
@@ -5848,7 +5678,7 @@
                 <w:rFonts w:ascii="맑은 고딕" w:hAnsi="맑은 고딕" w:eastAsia="맑은 고딕"/>
                 <w:b w:val="0"/>
                 <w:color w:val="13203F"/>
-                <w:sz w:val="14"/>
+                <w:sz w:val="16"/>
               </w:rPr>
               <w:t>11,440</w:t>
             </w:r>
@@ -5856,7 +5686,7 @@
         </w:tc>
         <w:tc>
           <w:tcPr>
-            <w:tcW w:type="dxa" w:w="949"/>
+            <w:tcW w:type="dxa" w:w="1060"/>
             <w:shd w:val="clear" w:color="auto" w:fill="D9F0F2"/>
           </w:tcPr>
           <w:p>
@@ -5869,7 +5699,7 @@
                 <w:rFonts w:ascii="맑은 고딕" w:hAnsi="맑은 고딕" w:eastAsia="맑은 고딕"/>
                 <w:b/>
                 <w:color w:val="0090A0"/>
-                <w:sz w:val="14"/>
+                <w:sz w:val="16"/>
               </w:rPr>
               <w:t>적합</w:t>
             </w:r>
@@ -5877,7 +5707,7 @@
         </w:tc>
         <w:tc>
           <w:tcPr>
-            <w:tcW w:type="dxa" w:w="7477"/>
+            <w:tcW w:type="dxa" w:w="7203"/>
           </w:tcPr>
           <w:p>
             <w:pPr>
@@ -5888,23 +5718,11 @@
                 <w:rFonts w:ascii="맑은 고딕" w:hAnsi="맑은 고딕" w:eastAsia="맑은 고딕"/>
                 <w:b w:val="0"/>
                 <w:color w:val="56637F"/>
-                <w:sz w:val="14"/>
+                <w:sz w:val="16"/>
               </w:rPr>
               <w:t>Omniverse Live Edit</w:t>
             </w:r>
           </w:p>
-        </w:tc>
-        <w:tc>
-          <w:tcPr>
-            <w:tcW w:type="dxa" w:w="0"/>
-          </w:tcPr>
-          <w:p/>
-        </w:tc>
-        <w:tc>
-          <w:tcPr>
-            <w:tcW w:type="dxa" w:w="0"/>
-          </w:tcPr>
-          <w:p/>
         </w:tc>
       </w:tr>
       <w:tr>
@@ -5913,7 +5731,7 @@
         </w:trPr>
         <w:tc>
           <w:tcPr>
-            <w:tcW w:type="dxa" w:w="1105"/>
+            <w:tcW w:type="dxa" w:w="1239"/>
           </w:tcPr>
           <w:p>
             <w:pPr>
@@ -5924,7 +5742,7 @@
                 <w:rFonts w:ascii="Consolas" w:hAnsi="Consolas" w:eastAsia="맑은 고딕"/>
                 <w:b w:val="0"/>
                 <w:color w:val="0090A0"/>
-                <w:sz w:val="14"/>
+                <w:sz w:val="16"/>
               </w:rPr>
               <w:t>▸</w:t>
             </w:r>
@@ -5933,7 +5751,7 @@
                 <w:rFonts w:ascii="Consolas" w:hAnsi="Consolas" w:eastAsia="맑은 고딕"/>
                 <w:b w:val="0"/>
                 <w:color w:val="0090A0"/>
-                <w:sz w:val="14"/>
+                <w:sz w:val="16"/>
               </w:rPr>
               <w:t>견적서 항목</w:t>
             </w:r>
@@ -5941,7 +5759,7 @@
         </w:tc>
         <w:tc>
           <w:tcPr>
-            <w:tcW w:type="dxa" w:w="719"/>
+            <w:tcW w:type="dxa" w:w="797"/>
             <w:gridSpan w:val="5"/>
             <w:shd w:val="clear" w:color="auto" w:fill="EEF2F9"/>
           </w:tcPr>
@@ -5954,7 +5772,7 @@
                 <w:rFonts w:ascii="맑은 고딕" w:hAnsi="맑은 고딕" w:eastAsia="맑은 고딕"/>
                 <w:b/>
                 <w:color w:val="1B3A73"/>
-                <w:sz w:val="14"/>
+                <w:sz w:val="16"/>
               </w:rPr>
               <w:t xml:space="preserve">유지보수 </w:t>
             </w:r>
@@ -5963,7 +5781,7 @@
                 <w:rFonts w:ascii="맑은 고딕" w:hAnsi="맑은 고딕" w:eastAsia="맑은 고딕"/>
                 <w:b/>
                 <w:color w:val="1B3A73"/>
-                <w:sz w:val="14"/>
+                <w:sz w:val="16"/>
               </w:rPr>
               <w:t>· 1품목</w:t>
             </w:r>
@@ -5971,7 +5789,7 @@
         </w:tc>
         <w:tc>
           <w:tcPr>
-            <w:tcW w:type="dxa" w:w="719"/>
+            <w:tcW w:type="dxa" w:w="977"/>
           </w:tcPr>
           <w:p>
             <w:pPr>
@@ -5983,7 +5801,7 @@
                 <w:rFonts w:ascii="맑은 고딕" w:hAnsi="맑은 고딕" w:eastAsia="맑은 고딕"/>
                 <w:b w:val="0"/>
                 <w:color w:val="13203F"/>
-                <w:sz w:val="14"/>
+                <w:sz w:val="16"/>
               </w:rPr>
               <w:t>228,831</w:t>
             </w:r>
@@ -5991,7 +5809,7 @@
         </w:tc>
         <w:tc>
           <w:tcPr>
-            <w:tcW w:type="dxa" w:w="7477"/>
+            <w:tcW w:type="dxa" w:w="7203"/>
             <w:gridSpan w:val="2"/>
           </w:tcPr>
           <w:p>
@@ -5999,18 +5817,6 @@
               <w:spacing w:before="0" w:after="0" w:line="252" w:lineRule="auto"/>
             </w:pPr>
           </w:p>
-        </w:tc>
-        <w:tc>
-          <w:tcPr>
-            <w:tcW w:type="dxa" w:w="0"/>
-          </w:tcPr>
-          <w:p/>
-        </w:tc>
-        <w:tc>
-          <w:tcPr>
-            <w:tcW w:type="dxa" w:w="0"/>
-          </w:tcPr>
-          <w:p/>
         </w:tc>
       </w:tr>
       <w:tr>
@@ -6019,7 +5825,7 @@
         </w:trPr>
         <w:tc>
           <w:tcPr>
-            <w:tcW w:type="dxa" w:w="1105"/>
+            <w:tcW w:type="dxa" w:w="1239"/>
           </w:tcPr>
           <w:p>
             <w:pPr>
@@ -6030,7 +5836,7 @@
                 <w:rFonts w:ascii="Consolas" w:hAnsi="Consolas" w:eastAsia="맑은 고딕"/>
                 <w:b w:val="0"/>
                 <w:color w:val="0090A0"/>
-                <w:sz w:val="14"/>
+                <w:sz w:val="16"/>
               </w:rPr>
               <w:t>1-13</w:t>
             </w:r>
@@ -6038,7 +5844,7 @@
         </w:tc>
         <w:tc>
           <w:tcPr>
-            <w:tcW w:type="dxa" w:w="3105"/>
+            <w:tcW w:type="dxa" w:w="2991"/>
           </w:tcPr>
           <w:p>
             <w:pPr>
@@ -6049,7 +5855,7 @@
                 <w:rFonts w:ascii="맑은 고딕" w:hAnsi="맑은 고딕" w:eastAsia="맑은 고딕"/>
                 <w:b/>
                 <w:color w:val="13203F"/>
-                <w:sz w:val="14"/>
+                <w:sz w:val="16"/>
               </w:rPr>
               <w:t>SW 유지보수 (연간)</w:t>
             </w:r>
@@ -6057,7 +5863,7 @@
         </w:tc>
         <w:tc>
           <w:tcPr>
-            <w:tcW w:type="dxa" w:w="7477"/>
+            <w:tcW w:type="dxa" w:w="7203"/>
           </w:tcPr>
           <w:p>
             <w:pPr>
@@ -6068,7 +5874,7 @@
                 <w:rFonts w:ascii="맑은 고딕" w:hAnsi="맑은 고딕" w:eastAsia="맑은 고딕"/>
                 <w:b w:val="0"/>
                 <w:color w:val="13203F"/>
-                <w:sz w:val="14"/>
+                <w:sz w:val="16"/>
               </w:rPr>
               <w:t>위 SW 합계의 연 18% × 4년. 버전 업데이트·기술지원</w:t>
             </w:r>
@@ -6076,7 +5882,7 @@
         </w:tc>
         <w:tc>
           <w:tcPr>
-            <w:tcW w:type="dxa" w:w="450"/>
+            <w:tcW w:type="dxa" w:w="490"/>
           </w:tcPr>
           <w:p>
             <w:pPr>
@@ -6088,7 +5894,7 @@
                 <w:rFonts w:ascii="맑은 고딕" w:hAnsi="맑은 고딕" w:eastAsia="맑은 고딕"/>
                 <w:b/>
                 <w:color w:val="13203F"/>
-                <w:sz w:val="14"/>
+                <w:sz w:val="16"/>
               </w:rPr>
               <w:t>4</w:t>
             </w:r>
@@ -6096,7 +5902,7 @@
         </w:tc>
         <w:tc>
           <w:tcPr>
-            <w:tcW w:type="dxa" w:w="450"/>
+            <w:tcW w:type="dxa" w:w="490"/>
           </w:tcPr>
           <w:p>
             <w:pPr>
@@ -6107,7 +5913,7 @@
                 <w:rFonts w:ascii="맑은 고딕" w:hAnsi="맑은 고딕" w:eastAsia="맑은 고딕"/>
                 <w:b w:val="0"/>
                 <w:color w:val="13203F"/>
-                <w:sz w:val="14"/>
+                <w:sz w:val="16"/>
               </w:rPr>
               <w:t>년</w:t>
             </w:r>
@@ -6115,7 +5921,7 @@
         </w:tc>
         <w:tc>
           <w:tcPr>
-            <w:tcW w:type="dxa" w:w="719"/>
+            <w:tcW w:type="dxa" w:w="797"/>
           </w:tcPr>
           <w:p>
             <w:pPr>
@@ -6127,7 +5933,7 @@
                 <w:rFonts w:ascii="맑은 고딕" w:hAnsi="맑은 고딕" w:eastAsia="맑은 고딕"/>
                 <w:b w:val="0"/>
                 <w:color w:val="13203F"/>
-                <w:sz w:val="14"/>
+                <w:sz w:val="16"/>
               </w:rPr>
               <w:t>57,208</w:t>
             </w:r>
@@ -6135,7 +5941,7 @@
         </w:tc>
         <w:tc>
           <w:tcPr>
-            <w:tcW w:type="dxa" w:w="719"/>
+            <w:tcW w:type="dxa" w:w="977"/>
           </w:tcPr>
           <w:p>
             <w:pPr>
@@ -6147,7 +5953,7 @@
                 <w:rFonts w:ascii="맑은 고딕" w:hAnsi="맑은 고딕" w:eastAsia="맑은 고딕"/>
                 <w:b w:val="0"/>
                 <w:color w:val="13203F"/>
-                <w:sz w:val="14"/>
+                <w:sz w:val="16"/>
               </w:rPr>
               <w:t>228,831</w:t>
             </w:r>
@@ -6155,7 +5961,7 @@
         </w:tc>
         <w:tc>
           <w:tcPr>
-            <w:tcW w:type="dxa" w:w="949"/>
+            <w:tcW w:type="dxa" w:w="1060"/>
             <w:shd w:val="clear" w:color="auto" w:fill="FFF1E2"/>
           </w:tcPr>
           <w:p>
@@ -6168,7 +5974,7 @@
                 <w:rFonts w:ascii="맑은 고딕" w:hAnsi="맑은 고딕" w:eastAsia="맑은 고딕"/>
                 <w:b/>
                 <w:color w:val="9A4A00"/>
-                <w:sz w:val="14"/>
+                <w:sz w:val="16"/>
               </w:rPr>
               <w:t>기간 확인</w:t>
             </w:r>
@@ -6176,7 +5982,7 @@
         </w:tc>
         <w:tc>
           <w:tcPr>
-            <w:tcW w:type="dxa" w:w="7477"/>
+            <w:tcW w:type="dxa" w:w="7203"/>
           </w:tcPr>
           <w:p>
             <w:pPr>
@@ -6187,23 +5993,11 @@
                 <w:rFonts w:ascii="맑은 고딕" w:hAnsi="맑은 고딕" w:eastAsia="맑은 고딕"/>
                 <w:b w:val="0"/>
                 <w:color w:val="56637F"/>
-                <w:sz w:val="14"/>
+                <w:sz w:val="16"/>
               </w:rPr>
               <w:t>AMC(Annual Maintenance Charge)</w:t>
             </w:r>
           </w:p>
-        </w:tc>
-        <w:tc>
-          <w:tcPr>
-            <w:tcW w:type="dxa" w:w="0"/>
-          </w:tcPr>
-          <w:p/>
-        </w:tc>
-        <w:tc>
-          <w:tcPr>
-            <w:tcW w:type="dxa" w:w="0"/>
-          </w:tcPr>
-          <w:p/>
         </w:tc>
       </w:tr>
       <w:tr>
@@ -6212,8 +6006,8 @@
         </w:trPr>
         <w:tc>
           <w:tcPr>
-            <w:tcW w:type="dxa" w:w="719"/>
-            <w:gridSpan w:val="7"/>
+            <w:tcW w:type="dxa" w:w="797"/>
+            <w:gridSpan w:val="6"/>
             <w:shd w:val="clear" w:color="auto" w:fill="E4F6F8"/>
           </w:tcPr>
           <w:p>
@@ -6225,7 +6019,7 @@
                 <w:rFonts w:ascii="맑은 고딕" w:hAnsi="맑은 고딕" w:eastAsia="맑은 고딕"/>
                 <w:b/>
                 <w:color w:val="10214B"/>
-                <w:sz w:val="14"/>
+                <w:sz w:val="16"/>
               </w:rPr>
               <w:t>항목2. OCS HW</w:t>
             </w:r>
@@ -6233,7 +6027,7 @@
         </w:tc>
         <w:tc>
           <w:tcPr>
-            <w:tcW w:type="dxa" w:w="949"/>
+            <w:tcW w:type="dxa" w:w="977"/>
             <w:shd w:val="clear" w:color="auto" w:fill="E4F6F8"/>
           </w:tcPr>
           <w:p>
@@ -6246,7 +6040,7 @@
                 <w:rFonts w:ascii="맑은 고딕" w:hAnsi="맑은 고딕" w:eastAsia="맑은 고딕"/>
                 <w:b/>
                 <w:color w:val="10214B"/>
-                <w:sz w:val="14"/>
+                <w:sz w:val="16"/>
               </w:rPr>
               <w:t>669,350</w:t>
             </w:r>
@@ -6254,8 +6048,8 @@
         </w:tc>
         <w:tc>
           <w:tcPr>
-            <w:tcW w:type="dxa" w:w="0"/>
-            <w:gridSpan w:val="3"/>
+            <w:tcW w:type="dxa" w:w="7203"/>
+            <w:gridSpan w:val="2"/>
             <w:shd w:val="clear" w:color="auto" w:fill="E4F6F8"/>
           </w:tcPr>
           <w:p>
@@ -6271,7 +6065,7 @@
         </w:trPr>
         <w:tc>
           <w:tcPr>
-            <w:tcW w:type="dxa" w:w="1105"/>
+            <w:tcW w:type="dxa" w:w="1239"/>
           </w:tcPr>
           <w:p>
             <w:pPr>
@@ -6282,7 +6076,7 @@
                 <w:rFonts w:ascii="Consolas" w:hAnsi="Consolas" w:eastAsia="맑은 고딕"/>
                 <w:b w:val="0"/>
                 <w:color w:val="0090A0"/>
-                <w:sz w:val="14"/>
+                <w:sz w:val="16"/>
               </w:rPr>
               <w:t>▸</w:t>
             </w:r>
@@ -6291,7 +6085,7 @@
                 <w:rFonts w:ascii="Consolas" w:hAnsi="Consolas" w:eastAsia="맑은 고딕"/>
                 <w:b w:val="0"/>
                 <w:color w:val="0090A0"/>
-                <w:sz w:val="14"/>
+                <w:sz w:val="16"/>
               </w:rPr>
               <w:t>견적서 항목</w:t>
             </w:r>
@@ -6299,7 +6093,7 @@
         </w:tc>
         <w:tc>
           <w:tcPr>
-            <w:tcW w:type="dxa" w:w="719"/>
+            <w:tcW w:type="dxa" w:w="797"/>
             <w:gridSpan w:val="5"/>
             <w:shd w:val="clear" w:color="auto" w:fill="EEF2F9"/>
           </w:tcPr>
@@ -6312,7 +6106,7 @@
                 <w:rFonts w:ascii="맑은 고딕" w:hAnsi="맑은 고딕" w:eastAsia="맑은 고딕"/>
                 <w:b/>
                 <w:color w:val="1B3A73"/>
-                <w:sz w:val="14"/>
+                <w:sz w:val="16"/>
               </w:rPr>
               <w:t xml:space="preserve">제품 스캐너 </w:t>
             </w:r>
@@ -6321,7 +6115,7 @@
                 <w:rFonts w:ascii="맑은 고딕" w:hAnsi="맑은 고딕" w:eastAsia="맑은 고딕"/>
                 <w:b/>
                 <w:color w:val="1B3A73"/>
-                <w:sz w:val="14"/>
+                <w:sz w:val="16"/>
               </w:rPr>
               <w:t>· 1품목</w:t>
             </w:r>
@@ -6329,7 +6123,7 @@
         </w:tc>
         <w:tc>
           <w:tcPr>
-            <w:tcW w:type="dxa" w:w="719"/>
+            <w:tcW w:type="dxa" w:w="977"/>
           </w:tcPr>
           <w:p>
             <w:pPr>
@@ -6341,7 +6135,7 @@
                 <w:rFonts w:ascii="맑은 고딕" w:hAnsi="맑은 고딕" w:eastAsia="맑은 고딕"/>
                 <w:b w:val="0"/>
                 <w:color w:val="13203F"/>
-                <w:sz w:val="14"/>
+                <w:sz w:val="16"/>
               </w:rPr>
               <w:t>209,000</w:t>
             </w:r>
@@ -6349,7 +6143,7 @@
         </w:tc>
         <w:tc>
           <w:tcPr>
-            <w:tcW w:type="dxa" w:w="7477"/>
+            <w:tcW w:type="dxa" w:w="7203"/>
             <w:gridSpan w:val="2"/>
           </w:tcPr>
           <w:p>
@@ -6357,18 +6151,6 @@
               <w:spacing w:before="0" w:after="0" w:line="252" w:lineRule="auto"/>
             </w:pPr>
           </w:p>
-        </w:tc>
-        <w:tc>
-          <w:tcPr>
-            <w:tcW w:type="dxa" w:w="0"/>
-          </w:tcPr>
-          <w:p/>
-        </w:tc>
-        <w:tc>
-          <w:tcPr>
-            <w:tcW w:type="dxa" w:w="0"/>
-          </w:tcPr>
-          <w:p/>
         </w:tc>
       </w:tr>
       <w:tr>
@@ -6377,67 +6159,55 @@
         </w:trPr>
         <w:tc>
           <w:tcPr>
-            <w:tcW w:type="dxa" w:w="1105"/>
+            <w:tcW w:type="dxa" w:w="1239"/>
           </w:tcPr>
           <w:p/>
         </w:tc>
         <w:tc>
           <w:tcPr>
-            <w:tcW w:type="dxa" w:w="3105"/>
+            <w:tcW w:type="dxa" w:w="2991"/>
           </w:tcPr>
           <w:p/>
         </w:tc>
         <w:tc>
           <w:tcPr>
-            <w:tcW w:type="dxa" w:w="7477"/>
+            <w:tcW w:type="dxa" w:w="7203"/>
           </w:tcPr>
           <w:p/>
         </w:tc>
         <w:tc>
           <w:tcPr>
-            <w:tcW w:type="dxa" w:w="450"/>
+            <w:tcW w:type="dxa" w:w="490"/>
           </w:tcPr>
           <w:p/>
         </w:tc>
         <w:tc>
           <w:tcPr>
-            <w:tcW w:type="dxa" w:w="450"/>
+            <w:tcW w:type="dxa" w:w="490"/>
           </w:tcPr>
           <w:p/>
         </w:tc>
         <w:tc>
           <w:tcPr>
-            <w:tcW w:type="dxa" w:w="719"/>
+            <w:tcW w:type="dxa" w:w="797"/>
           </w:tcPr>
           <w:p/>
         </w:tc>
         <w:tc>
           <w:tcPr>
-            <w:tcW w:type="dxa" w:w="719"/>
+            <w:tcW w:type="dxa" w:w="977"/>
           </w:tcPr>
           <w:p/>
         </w:tc>
         <w:tc>
           <w:tcPr>
-            <w:tcW w:type="dxa" w:w="949"/>
+            <w:tcW w:type="dxa" w:w="1060"/>
           </w:tcPr>
           <w:p/>
         </w:tc>
         <w:tc>
           <w:tcPr>
-            <w:tcW w:type="dxa" w:w="7477"/>
-          </w:tcPr>
-          <w:p/>
-        </w:tc>
-        <w:tc>
-          <w:tcPr>
-            <w:tcW w:type="dxa" w:w="0"/>
-          </w:tcPr>
-          <w:p/>
-        </w:tc>
-        <w:tc>
-          <w:tcPr>
-            <w:tcW w:type="dxa" w:w="0"/>
+            <w:tcW w:type="dxa" w:w="7203"/>
           </w:tcPr>
           <w:p/>
         </w:tc>
@@ -6448,7 +6218,7 @@
         </w:trPr>
         <w:tc>
           <w:tcPr>
-            <w:tcW w:type="dxa" w:w="1105"/>
+            <w:tcW w:type="dxa" w:w="1239"/>
           </w:tcPr>
           <w:p>
             <w:pPr>
@@ -6459,7 +6229,7 @@
                 <w:rFonts w:ascii="Consolas" w:hAnsi="Consolas" w:eastAsia="맑은 고딕"/>
                 <w:b w:val="0"/>
                 <w:color w:val="0090A0"/>
-                <w:sz w:val="14"/>
+                <w:sz w:val="16"/>
               </w:rPr>
               <w:t>2-1</w:t>
             </w:r>
@@ -6467,7 +6237,7 @@
         </w:tc>
         <w:tc>
           <w:tcPr>
-            <w:tcW w:type="dxa" w:w="3105"/>
+            <w:tcW w:type="dxa" w:w="2991"/>
           </w:tcPr>
           <w:p>
             <w:pPr>
@@ -6478,7 +6248,7 @@
                 <w:rFonts w:ascii="맑은 고딕" w:hAnsi="맑은 고딕" w:eastAsia="맑은 고딕"/>
                 <w:b/>
                 <w:color w:val="13203F"/>
-                <w:sz w:val="14"/>
+                <w:sz w:val="16"/>
               </w:rPr>
               <w:t xml:space="preserve">소형 제품 자동 3D 스캐너 (HW·운영 SW 포함) </w:t>
             </w:r>
@@ -6486,7 +6256,7 @@
         </w:tc>
         <w:tc>
           <w:tcPr>
-            <w:tcW w:type="dxa" w:w="7477"/>
+            <w:tcW w:type="dxa" w:w="7203"/>
           </w:tcPr>
           <w:p>
             <w:pPr>
@@ -6497,7 +6267,7 @@
                 <w:rFonts w:ascii="맑은 고딕" w:hAnsi="맑은 고딕" w:eastAsia="맑은 고딕"/>
                 <w:b w:val="0"/>
                 <w:color w:val="13203F"/>
-                <w:sz w:val="14"/>
+                <w:sz w:val="16"/>
               </w:rPr>
               <w:t>가공 소재·제품 자동 스캔, 점군을 가상 작업장·검사모델에 반영. 측정 범위·정확도·자동화 구성은 견적서에 없음 — 규격서 기재 필요</w:t>
             </w:r>
@@ -6505,7 +6275,7 @@
         </w:tc>
         <w:tc>
           <w:tcPr>
-            <w:tcW w:type="dxa" w:w="450"/>
+            <w:tcW w:type="dxa" w:w="490"/>
           </w:tcPr>
           <w:p>
             <w:pPr>
@@ -6517,7 +6287,7 @@
                 <w:rFonts w:ascii="맑은 고딕" w:hAnsi="맑은 고딕" w:eastAsia="맑은 고딕"/>
                 <w:b/>
                 <w:color w:val="13203F"/>
-                <w:sz w:val="14"/>
+                <w:sz w:val="16"/>
               </w:rPr>
               <w:t>1</w:t>
             </w:r>
@@ -6525,7 +6295,7 @@
         </w:tc>
         <w:tc>
           <w:tcPr>
-            <w:tcW w:type="dxa" w:w="450"/>
+            <w:tcW w:type="dxa" w:w="490"/>
           </w:tcPr>
           <w:p>
             <w:pPr>
@@ -6536,7 +6306,7 @@
                 <w:rFonts w:ascii="맑은 고딕" w:hAnsi="맑은 고딕" w:eastAsia="맑은 고딕"/>
                 <w:b w:val="0"/>
                 <w:color w:val="13203F"/>
-                <w:sz w:val="14"/>
+                <w:sz w:val="16"/>
               </w:rPr>
               <w:t>대</w:t>
             </w:r>
@@ -6544,7 +6314,7 @@
         </w:tc>
         <w:tc>
           <w:tcPr>
-            <w:tcW w:type="dxa" w:w="719"/>
+            <w:tcW w:type="dxa" w:w="797"/>
           </w:tcPr>
           <w:p>
             <w:pPr>
@@ -6556,7 +6326,7 @@
                 <w:rFonts w:ascii="맑은 고딕" w:hAnsi="맑은 고딕" w:eastAsia="맑은 고딕"/>
                 <w:b w:val="0"/>
                 <w:color w:val="13203F"/>
-                <w:sz w:val="14"/>
+                <w:sz w:val="16"/>
               </w:rPr>
               <w:t>209,000</w:t>
             </w:r>
@@ -6564,7 +6334,7 @@
         </w:tc>
         <w:tc>
           <w:tcPr>
-            <w:tcW w:type="dxa" w:w="719"/>
+            <w:tcW w:type="dxa" w:w="977"/>
           </w:tcPr>
           <w:p>
             <w:pPr>
@@ -6576,7 +6346,7 @@
                 <w:rFonts w:ascii="맑은 고딕" w:hAnsi="맑은 고딕" w:eastAsia="맑은 고딕"/>
                 <w:b w:val="0"/>
                 <w:color w:val="13203F"/>
-                <w:sz w:val="14"/>
+                <w:sz w:val="16"/>
               </w:rPr>
               <w:t>209,000</w:t>
             </w:r>
@@ -6584,7 +6354,7 @@
         </w:tc>
         <w:tc>
           <w:tcPr>
-            <w:tcW w:type="dxa" w:w="949"/>
+            <w:tcW w:type="dxa" w:w="1060"/>
             <w:shd w:val="clear" w:color="auto" w:fill="FFF1E2"/>
           </w:tcPr>
           <w:p>
@@ -6597,7 +6367,7 @@
                 <w:rFonts w:ascii="맑은 고딕" w:hAnsi="맑은 고딕" w:eastAsia="맑은 고딕"/>
                 <w:b/>
                 <w:color w:val="9A4A00"/>
-                <w:sz w:val="14"/>
+                <w:sz w:val="16"/>
               </w:rPr>
               <w:t>사양 보완</w:t>
             </w:r>
@@ -6605,7 +6375,7 @@
         </w:tc>
         <w:tc>
           <w:tcPr>
-            <w:tcW w:type="dxa" w:w="7477"/>
+            <w:tcW w:type="dxa" w:w="7203"/>
           </w:tcPr>
           <w:p>
             <w:pPr>
@@ -6616,23 +6386,11 @@
                 <w:rFonts w:ascii="맑은 고딕" w:hAnsi="맑은 고딕" w:eastAsia="맑은 고딕"/>
                 <w:b w:val="0"/>
                 <w:color w:val="56637F"/>
-                <w:sz w:val="14"/>
+                <w:sz w:val="16"/>
               </w:rPr>
               <w:t>소형 제품 스캐너(자동) - HyperScan (HW 및 운영 SW포함)</w:t>
             </w:r>
           </w:p>
-        </w:tc>
-        <w:tc>
-          <w:tcPr>
-            <w:tcW w:type="dxa" w:w="0"/>
-          </w:tcPr>
-          <w:p/>
-        </w:tc>
-        <w:tc>
-          <w:tcPr>
-            <w:tcW w:type="dxa" w:w="0"/>
-          </w:tcPr>
-          <w:p/>
         </w:tc>
       </w:tr>
       <w:tr>
@@ -6641,7 +6399,7 @@
         </w:trPr>
         <w:tc>
           <w:tcPr>
-            <w:tcW w:type="dxa" w:w="1105"/>
+            <w:tcW w:type="dxa" w:w="1239"/>
           </w:tcPr>
           <w:p>
             <w:pPr>
@@ -6652,7 +6410,7 @@
                 <w:rFonts w:ascii="Consolas" w:hAnsi="Consolas" w:eastAsia="맑은 고딕"/>
                 <w:b w:val="0"/>
                 <w:color w:val="0090A0"/>
-                <w:sz w:val="14"/>
+                <w:sz w:val="16"/>
               </w:rPr>
               <w:t>▸</w:t>
             </w:r>
@@ -6661,7 +6419,7 @@
                 <w:rFonts w:ascii="Consolas" w:hAnsi="Consolas" w:eastAsia="맑은 고딕"/>
                 <w:b w:val="0"/>
                 <w:color w:val="0090A0"/>
-                <w:sz w:val="14"/>
+                <w:sz w:val="16"/>
               </w:rPr>
               <w:t>견적서 항목</w:t>
             </w:r>
@@ -6669,7 +6427,7 @@
         </w:tc>
         <w:tc>
           <w:tcPr>
-            <w:tcW w:type="dxa" w:w="719"/>
+            <w:tcW w:type="dxa" w:w="797"/>
             <w:gridSpan w:val="5"/>
             <w:shd w:val="clear" w:color="auto" w:fill="EEF2F9"/>
           </w:tcPr>
@@ -6682,7 +6440,7 @@
                 <w:rFonts w:ascii="맑은 고딕" w:hAnsi="맑은 고딕" w:eastAsia="맑은 고딕"/>
                 <w:b/>
                 <w:color w:val="1B3A73"/>
-                <w:sz w:val="14"/>
+                <w:sz w:val="16"/>
               </w:rPr>
               <w:t xml:space="preserve">디지털 트윈·AI 연산 서버 </w:t>
             </w:r>
@@ -6691,7 +6449,7 @@
                 <w:rFonts w:ascii="맑은 고딕" w:hAnsi="맑은 고딕" w:eastAsia="맑은 고딕"/>
                 <w:b/>
                 <w:color w:val="1B3A73"/>
-                <w:sz w:val="14"/>
+                <w:sz w:val="16"/>
               </w:rPr>
               <w:t>· 1품목</w:t>
             </w:r>
@@ -6699,7 +6457,7 @@
         </w:tc>
         <w:tc>
           <w:tcPr>
-            <w:tcW w:type="dxa" w:w="719"/>
+            <w:tcW w:type="dxa" w:w="977"/>
           </w:tcPr>
           <w:p>
             <w:pPr>
@@ -6711,7 +6469,7 @@
                 <w:rFonts w:ascii="맑은 고딕" w:hAnsi="맑은 고딕" w:eastAsia="맑은 고딕"/>
                 <w:b w:val="0"/>
                 <w:color w:val="13203F"/>
-                <w:sz w:val="14"/>
+                <w:sz w:val="16"/>
               </w:rPr>
               <w:t>385,000</w:t>
             </w:r>
@@ -6719,7 +6477,7 @@
         </w:tc>
         <w:tc>
           <w:tcPr>
-            <w:tcW w:type="dxa" w:w="7477"/>
+            <w:tcW w:type="dxa" w:w="7203"/>
             <w:gridSpan w:val="2"/>
           </w:tcPr>
           <w:p>
@@ -6727,18 +6485,6 @@
               <w:spacing w:before="0" w:after="0" w:line="252" w:lineRule="auto"/>
             </w:pPr>
           </w:p>
-        </w:tc>
-        <w:tc>
-          <w:tcPr>
-            <w:tcW w:type="dxa" w:w="0"/>
-          </w:tcPr>
-          <w:p/>
-        </w:tc>
-        <w:tc>
-          <w:tcPr>
-            <w:tcW w:type="dxa" w:w="0"/>
-          </w:tcPr>
-          <w:p/>
         </w:tc>
       </w:tr>
       <w:tr>
@@ -6747,67 +6493,55 @@
         </w:trPr>
         <w:tc>
           <w:tcPr>
-            <w:tcW w:type="dxa" w:w="1105"/>
+            <w:tcW w:type="dxa" w:w="1239"/>
           </w:tcPr>
           <w:p/>
         </w:tc>
         <w:tc>
           <w:tcPr>
-            <w:tcW w:type="dxa" w:w="3105"/>
+            <w:tcW w:type="dxa" w:w="2991"/>
           </w:tcPr>
           <w:p/>
         </w:tc>
         <w:tc>
           <w:tcPr>
-            <w:tcW w:type="dxa" w:w="7477"/>
+            <w:tcW w:type="dxa" w:w="7203"/>
           </w:tcPr>
           <w:p/>
         </w:tc>
         <w:tc>
           <w:tcPr>
-            <w:tcW w:type="dxa" w:w="450"/>
+            <w:tcW w:type="dxa" w:w="490"/>
           </w:tcPr>
           <w:p/>
         </w:tc>
         <w:tc>
           <w:tcPr>
-            <w:tcW w:type="dxa" w:w="450"/>
+            <w:tcW w:type="dxa" w:w="490"/>
           </w:tcPr>
           <w:p/>
         </w:tc>
         <w:tc>
           <w:tcPr>
-            <w:tcW w:type="dxa" w:w="719"/>
+            <w:tcW w:type="dxa" w:w="797"/>
           </w:tcPr>
           <w:p/>
         </w:tc>
         <w:tc>
           <w:tcPr>
-            <w:tcW w:type="dxa" w:w="719"/>
+            <w:tcW w:type="dxa" w:w="977"/>
           </w:tcPr>
           <w:p/>
         </w:tc>
         <w:tc>
           <w:tcPr>
-            <w:tcW w:type="dxa" w:w="949"/>
+            <w:tcW w:type="dxa" w:w="1060"/>
           </w:tcPr>
           <w:p/>
         </w:tc>
         <w:tc>
           <w:tcPr>
-            <w:tcW w:type="dxa" w:w="7477"/>
-          </w:tcPr>
-          <w:p/>
-        </w:tc>
-        <w:tc>
-          <w:tcPr>
-            <w:tcW w:type="dxa" w:w="0"/>
-          </w:tcPr>
-          <w:p/>
-        </w:tc>
-        <w:tc>
-          <w:tcPr>
-            <w:tcW w:type="dxa" w:w="0"/>
+            <w:tcW w:type="dxa" w:w="7203"/>
           </w:tcPr>
           <w:p/>
         </w:tc>
@@ -6818,7 +6552,7 @@
         </w:trPr>
         <w:tc>
           <w:tcPr>
-            <w:tcW w:type="dxa" w:w="1105"/>
+            <w:tcW w:type="dxa" w:w="1239"/>
           </w:tcPr>
           <w:p>
             <w:pPr>
@@ -6829,7 +6563,7 @@
                 <w:rFonts w:ascii="Consolas" w:hAnsi="Consolas" w:eastAsia="맑은 고딕"/>
                 <w:b w:val="0"/>
                 <w:color w:val="0090A0"/>
-                <w:sz w:val="14"/>
+                <w:sz w:val="16"/>
               </w:rPr>
               <w:t>2-2</w:t>
             </w:r>
@@ -6837,7 +6571,7 @@
         </w:tc>
         <w:tc>
           <w:tcPr>
-            <w:tcW w:type="dxa" w:w="3105"/>
+            <w:tcW w:type="dxa" w:w="2991"/>
           </w:tcPr>
           <w:p>
             <w:pPr>
@@ -6848,7 +6582,7 @@
                 <w:rFonts w:ascii="맑은 고딕" w:hAnsi="맑은 고딕" w:eastAsia="맑은 고딕"/>
                 <w:b/>
                 <w:color w:val="13203F"/>
-                <w:sz w:val="14"/>
+                <w:sz w:val="16"/>
               </w:rPr>
               <w:t xml:space="preserve">DT·AI 연산 서버 (방화벽 포함) </w:t>
             </w:r>
@@ -6856,7 +6590,7 @@
         </w:tc>
         <w:tc>
           <w:tcPr>
-            <w:tcW w:type="dxa" w:w="7477"/>
+            <w:tcW w:type="dxa" w:w="7203"/>
           </w:tcPr>
           <w:p>
             <w:pPr>
@@ -6867,7 +6601,7 @@
                 <w:rFonts w:ascii="맑은 고딕" w:hAnsi="맑은 고딕" w:eastAsia="맑은 고딕"/>
                 <w:b w:val="0"/>
                 <w:color w:val="13203F"/>
-                <w:sz w:val="14"/>
+                <w:sz w:val="16"/>
               </w:rPr>
               <w:t>4U급 GPU 서버 · 서버용 CPU 128코어급 ×2 · DDR5 RDIMM 64GB ×12(768GB) · 데이터 SSD U.2 7.68TB ×4 · OS SSD M.2 NVMe 8TB ×2 · 전문가용 GPU 96GB ×4 · 차세대 방화벽 1식 포함 · 설치</w:t>
             </w:r>
@@ -6875,7 +6609,7 @@
         </w:tc>
         <w:tc>
           <w:tcPr>
-            <w:tcW w:type="dxa" w:w="450"/>
+            <w:tcW w:type="dxa" w:w="490"/>
           </w:tcPr>
           <w:p>
             <w:pPr>
@@ -6887,7 +6621,7 @@
                 <w:rFonts w:ascii="맑은 고딕" w:hAnsi="맑은 고딕" w:eastAsia="맑은 고딕"/>
                 <w:b/>
                 <w:color w:val="13203F"/>
-                <w:sz w:val="14"/>
+                <w:sz w:val="16"/>
               </w:rPr>
               <w:t>1</w:t>
             </w:r>
@@ -6895,7 +6629,7 @@
         </w:tc>
         <w:tc>
           <w:tcPr>
-            <w:tcW w:type="dxa" w:w="450"/>
+            <w:tcW w:type="dxa" w:w="490"/>
           </w:tcPr>
           <w:p>
             <w:pPr>
@@ -6906,7 +6640,7 @@
                 <w:rFonts w:ascii="맑은 고딕" w:hAnsi="맑은 고딕" w:eastAsia="맑은 고딕"/>
                 <w:b w:val="0"/>
                 <w:color w:val="13203F"/>
-                <w:sz w:val="14"/>
+                <w:sz w:val="16"/>
               </w:rPr>
               <w:t>대</w:t>
             </w:r>
@@ -6914,7 +6648,7 @@
         </w:tc>
         <w:tc>
           <w:tcPr>
-            <w:tcW w:type="dxa" w:w="719"/>
+            <w:tcW w:type="dxa" w:w="797"/>
           </w:tcPr>
           <w:p>
             <w:pPr>
@@ -6926,7 +6660,7 @@
                 <w:rFonts w:ascii="맑은 고딕" w:hAnsi="맑은 고딕" w:eastAsia="맑은 고딕"/>
                 <w:b w:val="0"/>
                 <w:color w:val="13203F"/>
-                <w:sz w:val="14"/>
+                <w:sz w:val="16"/>
               </w:rPr>
               <w:t>385,000</w:t>
             </w:r>
@@ -6934,7 +6668,7 @@
         </w:tc>
         <w:tc>
           <w:tcPr>
-            <w:tcW w:type="dxa" w:w="719"/>
+            <w:tcW w:type="dxa" w:w="977"/>
           </w:tcPr>
           <w:p>
             <w:pPr>
@@ -6946,7 +6680,7 @@
                 <w:rFonts w:ascii="맑은 고딕" w:hAnsi="맑은 고딕" w:eastAsia="맑은 고딕"/>
                 <w:b w:val="0"/>
                 <w:color w:val="13203F"/>
-                <w:sz w:val="14"/>
+                <w:sz w:val="16"/>
               </w:rPr>
               <w:t>385,000</w:t>
             </w:r>
@@ -6954,7 +6688,7 @@
         </w:tc>
         <w:tc>
           <w:tcPr>
-            <w:tcW w:type="dxa" w:w="949"/>
+            <w:tcW w:type="dxa" w:w="1060"/>
             <w:shd w:val="clear" w:color="auto" w:fill="D9F0F2"/>
           </w:tcPr>
           <w:p>
@@ -6967,7 +6701,7 @@
                 <w:rFonts w:ascii="맑은 고딕" w:hAnsi="맑은 고딕" w:eastAsia="맑은 고딕"/>
                 <w:b/>
                 <w:color w:val="0090A0"/>
-                <w:sz w:val="14"/>
+                <w:sz w:val="16"/>
               </w:rPr>
               <w:t>적합</w:t>
             </w:r>
@@ -6975,7 +6709,7 @@
         </w:tc>
         <w:tc>
           <w:tcPr>
-            <w:tcW w:type="dxa" w:w="7477"/>
+            <w:tcW w:type="dxa" w:w="7203"/>
           </w:tcPr>
           <w:p>
             <w:pPr>
@@ -6986,23 +6720,11 @@
                 <w:rFonts w:ascii="맑은 고딕" w:hAnsi="맑은 고딕" w:eastAsia="맑은 고딕"/>
                 <w:b w:val="0"/>
                 <w:color w:val="56637F"/>
-                <w:sz w:val="14"/>
+                <w:sz w:val="16"/>
               </w:rPr>
               <w:t>서버 - ESC8000A-E13P · EPYC 9755×2 · RTX PRO 6000 ×4 · 방화벽 NGF 1300</w:t>
             </w:r>
           </w:p>
-        </w:tc>
-        <w:tc>
-          <w:tcPr>
-            <w:tcW w:type="dxa" w:w="0"/>
-          </w:tcPr>
-          <w:p/>
-        </w:tc>
-        <w:tc>
-          <w:tcPr>
-            <w:tcW w:type="dxa" w:w="0"/>
-          </w:tcPr>
-          <w:p/>
         </w:tc>
       </w:tr>
       <w:tr>
@@ -7011,7 +6733,7 @@
         </w:trPr>
         <w:tc>
           <w:tcPr>
-            <w:tcW w:type="dxa" w:w="1105"/>
+            <w:tcW w:type="dxa" w:w="1239"/>
           </w:tcPr>
           <w:p>
             <w:pPr>
@@ -7022,7 +6744,7 @@
                 <w:rFonts w:ascii="Consolas" w:hAnsi="Consolas" w:eastAsia="맑은 고딕"/>
                 <w:b w:val="0"/>
                 <w:color w:val="0090A0"/>
-                <w:sz w:val="14"/>
+                <w:sz w:val="16"/>
               </w:rPr>
               <w:t>▸</w:t>
             </w:r>
@@ -7031,7 +6753,7 @@
                 <w:rFonts w:ascii="Consolas" w:hAnsi="Consolas" w:eastAsia="맑은 고딕"/>
                 <w:b w:val="0"/>
                 <w:color w:val="0090A0"/>
-                <w:sz w:val="14"/>
+                <w:sz w:val="16"/>
               </w:rPr>
               <w:t>견적서 항목</w:t>
             </w:r>
@@ -7039,7 +6761,7 @@
         </w:tc>
         <w:tc>
           <w:tcPr>
-            <w:tcW w:type="dxa" w:w="719"/>
+            <w:tcW w:type="dxa" w:w="797"/>
             <w:gridSpan w:val="5"/>
             <w:shd w:val="clear" w:color="auto" w:fill="EEF2F9"/>
           </w:tcPr>
@@ -7052,7 +6774,7 @@
                 <w:rFonts w:ascii="맑은 고딕" w:hAnsi="맑은 고딕" w:eastAsia="맑은 고딕"/>
                 <w:b/>
                 <w:color w:val="1B3A73"/>
-                <w:sz w:val="14"/>
+                <w:sz w:val="16"/>
               </w:rPr>
               <w:t xml:space="preserve">시뮬레이션 연산 시스템 </w:t>
             </w:r>
@@ -7061,7 +6783,7 @@
                 <w:rFonts w:ascii="맑은 고딕" w:hAnsi="맑은 고딕" w:eastAsia="맑은 고딕"/>
                 <w:b/>
                 <w:color w:val="1B3A73"/>
-                <w:sz w:val="14"/>
+                <w:sz w:val="16"/>
               </w:rPr>
               <w:t>· 2품목</w:t>
             </w:r>
@@ -7069,7 +6791,7 @@
         </w:tc>
         <w:tc>
           <w:tcPr>
-            <w:tcW w:type="dxa" w:w="719"/>
+            <w:tcW w:type="dxa" w:w="977"/>
           </w:tcPr>
           <w:p>
             <w:pPr>
@@ -7081,7 +6803,7 @@
                 <w:rFonts w:ascii="맑은 고딕" w:hAnsi="맑은 고딕" w:eastAsia="맑은 고딕"/>
                 <w:b w:val="0"/>
                 <w:color w:val="13203F"/>
-                <w:sz w:val="14"/>
+                <w:sz w:val="16"/>
               </w:rPr>
               <w:t>20,350</w:t>
             </w:r>
@@ -7089,7 +6811,7 @@
         </w:tc>
         <w:tc>
           <w:tcPr>
-            <w:tcW w:type="dxa" w:w="7477"/>
+            <w:tcW w:type="dxa" w:w="7203"/>
             <w:gridSpan w:val="2"/>
           </w:tcPr>
           <w:p>
@@ -7097,18 +6819,6 @@
               <w:spacing w:before="0" w:after="0" w:line="252" w:lineRule="auto"/>
             </w:pPr>
           </w:p>
-        </w:tc>
-        <w:tc>
-          <w:tcPr>
-            <w:tcW w:type="dxa" w:w="0"/>
-          </w:tcPr>
-          <w:p/>
-        </w:tc>
-        <w:tc>
-          <w:tcPr>
-            <w:tcW w:type="dxa" w:w="0"/>
-          </w:tcPr>
-          <w:p/>
         </w:tc>
       </w:tr>
       <w:tr>
@@ -7117,67 +6827,55 @@
         </w:trPr>
         <w:tc>
           <w:tcPr>
-            <w:tcW w:type="dxa" w:w="1105"/>
+            <w:tcW w:type="dxa" w:w="1239"/>
           </w:tcPr>
           <w:p/>
         </w:tc>
         <w:tc>
           <w:tcPr>
-            <w:tcW w:type="dxa" w:w="3105"/>
+            <w:tcW w:type="dxa" w:w="2991"/>
           </w:tcPr>
           <w:p/>
         </w:tc>
         <w:tc>
           <w:tcPr>
-            <w:tcW w:type="dxa" w:w="7477"/>
+            <w:tcW w:type="dxa" w:w="7203"/>
           </w:tcPr>
           <w:p/>
         </w:tc>
         <w:tc>
           <w:tcPr>
-            <w:tcW w:type="dxa" w:w="450"/>
+            <w:tcW w:type="dxa" w:w="490"/>
           </w:tcPr>
           <w:p/>
         </w:tc>
         <w:tc>
           <w:tcPr>
-            <w:tcW w:type="dxa" w:w="450"/>
+            <w:tcW w:type="dxa" w:w="490"/>
           </w:tcPr>
           <w:p/>
         </w:tc>
         <w:tc>
           <w:tcPr>
-            <w:tcW w:type="dxa" w:w="719"/>
+            <w:tcW w:type="dxa" w:w="797"/>
           </w:tcPr>
           <w:p/>
         </w:tc>
         <w:tc>
           <w:tcPr>
-            <w:tcW w:type="dxa" w:w="719"/>
+            <w:tcW w:type="dxa" w:w="977"/>
           </w:tcPr>
           <w:p/>
         </w:tc>
         <w:tc>
           <w:tcPr>
-            <w:tcW w:type="dxa" w:w="949"/>
+            <w:tcW w:type="dxa" w:w="1060"/>
           </w:tcPr>
           <w:p/>
         </w:tc>
         <w:tc>
           <w:tcPr>
-            <w:tcW w:type="dxa" w:w="7477"/>
-          </w:tcPr>
-          <w:p/>
-        </w:tc>
-        <w:tc>
-          <w:tcPr>
-            <w:tcW w:type="dxa" w:w="0"/>
-          </w:tcPr>
-          <w:p/>
-        </w:tc>
-        <w:tc>
-          <w:tcPr>
-            <w:tcW w:type="dxa" w:w="0"/>
+            <w:tcW w:type="dxa" w:w="7203"/>
           </w:tcPr>
           <w:p/>
         </w:tc>
@@ -7188,7 +6886,7 @@
         </w:trPr>
         <w:tc>
           <w:tcPr>
-            <w:tcW w:type="dxa" w:w="1105"/>
+            <w:tcW w:type="dxa" w:w="1239"/>
           </w:tcPr>
           <w:p>
             <w:pPr>
@@ -7199,7 +6897,7 @@
                 <w:rFonts w:ascii="Consolas" w:hAnsi="Consolas" w:eastAsia="맑은 고딕"/>
                 <w:b w:val="0"/>
                 <w:color w:val="0090A0"/>
-                <w:sz w:val="14"/>
+                <w:sz w:val="16"/>
               </w:rPr>
               <w:t>2-3</w:t>
             </w:r>
@@ -7207,7 +6905,7 @@
         </w:tc>
         <w:tc>
           <w:tcPr>
-            <w:tcW w:type="dxa" w:w="3105"/>
+            <w:tcW w:type="dxa" w:w="2991"/>
           </w:tcPr>
           <w:p>
             <w:pPr>
@@ -7218,14 +6916,14 @@
                 <w:rFonts w:ascii="맑은 고딕" w:hAnsi="맑은 고딕" w:eastAsia="맑은 고딕"/>
                 <w:b/>
                 <w:color w:val="13203F"/>
-                <w:sz w:val="14"/>
+                <w:sz w:val="16"/>
               </w:rPr>
               <w:t>DT·시뮬레이션 운영 PC</w:t>
             </w:r>
             <w:r>
               <w:rPr>
                 <w:rFonts w:ascii="맑은 고딕" w:hAnsi="맑은 고딕" w:eastAsia="맑은 고딕"/>
-                <w:sz w:val="14"/>
+                <w:sz w:val="16"/>
               </w:rPr>
               <w:t xml:space="preserve"> </w:t>
             </w:r>
@@ -7233,7 +6931,7 @@
         </w:tc>
         <w:tc>
           <w:tcPr>
-            <w:tcW w:type="dxa" w:w="7477"/>
+            <w:tcW w:type="dxa" w:w="7203"/>
           </w:tcPr>
           <w:p>
             <w:pPr>
@@ -7244,7 +6942,7 @@
                 <w:rFonts w:ascii="맑은 고딕" w:hAnsi="맑은 고딕" w:eastAsia="맑은 고딕"/>
                 <w:b w:val="0"/>
                 <w:color w:val="13203F"/>
-                <w:sz w:val="14"/>
+                <w:sz w:val="16"/>
               </w:rPr>
               <w:t>견적서에 사양 없음 — CPU·RAM·GPU·모니터 사양 기재 필요</w:t>
             </w:r>
@@ -7252,7 +6950,7 @@
         </w:tc>
         <w:tc>
           <w:tcPr>
-            <w:tcW w:type="dxa" w:w="450"/>
+            <w:tcW w:type="dxa" w:w="490"/>
           </w:tcPr>
           <w:p>
             <w:pPr>
@@ -7264,7 +6962,7 @@
                 <w:rFonts w:ascii="맑은 고딕" w:hAnsi="맑은 고딕" w:eastAsia="맑은 고딕"/>
                 <w:b/>
                 <w:color w:val="13203F"/>
-                <w:sz w:val="14"/>
+                <w:sz w:val="16"/>
               </w:rPr>
               <w:t>1</w:t>
             </w:r>
@@ -7272,7 +6970,7 @@
         </w:tc>
         <w:tc>
           <w:tcPr>
-            <w:tcW w:type="dxa" w:w="450"/>
+            <w:tcW w:type="dxa" w:w="490"/>
           </w:tcPr>
           <w:p>
             <w:pPr>
@@ -7283,7 +6981,7 @@
                 <w:rFonts w:ascii="맑은 고딕" w:hAnsi="맑은 고딕" w:eastAsia="맑은 고딕"/>
                 <w:b w:val="0"/>
                 <w:color w:val="13203F"/>
-                <w:sz w:val="14"/>
+                <w:sz w:val="16"/>
               </w:rPr>
               <w:t>대</w:t>
             </w:r>
@@ -7291,7 +6989,7 @@
         </w:tc>
         <w:tc>
           <w:tcPr>
-            <w:tcW w:type="dxa" w:w="719"/>
+            <w:tcW w:type="dxa" w:w="797"/>
           </w:tcPr>
           <w:p>
             <w:pPr>
@@ -7303,7 +7001,7 @@
                 <w:rFonts w:ascii="맑은 고딕" w:hAnsi="맑은 고딕" w:eastAsia="맑은 고딕"/>
                 <w:b w:val="0"/>
                 <w:color w:val="13203F"/>
-                <w:sz w:val="14"/>
+                <w:sz w:val="16"/>
               </w:rPr>
               <w:t>13,200</w:t>
             </w:r>
@@ -7311,7 +7009,7 @@
         </w:tc>
         <w:tc>
           <w:tcPr>
-            <w:tcW w:type="dxa" w:w="719"/>
+            <w:tcW w:type="dxa" w:w="977"/>
           </w:tcPr>
           <w:p>
             <w:pPr>
@@ -7323,7 +7021,7 @@
                 <w:rFonts w:ascii="맑은 고딕" w:hAnsi="맑은 고딕" w:eastAsia="맑은 고딕"/>
                 <w:b w:val="0"/>
                 <w:color w:val="13203F"/>
-                <w:sz w:val="14"/>
+                <w:sz w:val="16"/>
               </w:rPr>
               <w:t>13,200</w:t>
             </w:r>
@@ -7331,7 +7029,7 @@
         </w:tc>
         <w:tc>
           <w:tcPr>
-            <w:tcW w:type="dxa" w:w="949"/>
+            <w:tcW w:type="dxa" w:w="1060"/>
             <w:shd w:val="clear" w:color="auto" w:fill="FFF1E2"/>
           </w:tcPr>
           <w:p>
@@ -7344,7 +7042,7 @@
                 <w:rFonts w:ascii="맑은 고딕" w:hAnsi="맑은 고딕" w:eastAsia="맑은 고딕"/>
                 <w:b/>
                 <w:color w:val="9A4A00"/>
-                <w:sz w:val="14"/>
+                <w:sz w:val="16"/>
               </w:rPr>
               <w:t>사양 보완</w:t>
             </w:r>
@@ -7352,7 +7050,7 @@
         </w:tc>
         <w:tc>
           <w:tcPr>
-            <w:tcW w:type="dxa" w:w="7477"/>
+            <w:tcW w:type="dxa" w:w="7203"/>
           </w:tcPr>
           <w:p>
             <w:pPr>
@@ -7363,23 +7061,11 @@
                 <w:rFonts w:ascii="맑은 고딕" w:hAnsi="맑은 고딕" w:eastAsia="맑은 고딕"/>
                 <w:b w:val="0"/>
                 <w:color w:val="56637F"/>
-                <w:sz w:val="14"/>
+                <w:sz w:val="16"/>
               </w:rPr>
               <w:t>디지털 트윈 및 시뮬레이션 운영 PC</w:t>
             </w:r>
           </w:p>
-        </w:tc>
-        <w:tc>
-          <w:tcPr>
-            <w:tcW w:type="dxa" w:w="0"/>
-          </w:tcPr>
-          <w:p/>
-        </w:tc>
-        <w:tc>
-          <w:tcPr>
-            <w:tcW w:type="dxa" w:w="0"/>
-          </w:tcPr>
-          <w:p/>
         </w:tc>
       </w:tr>
       <w:tr>
@@ -7388,67 +7074,55 @@
         </w:trPr>
         <w:tc>
           <w:tcPr>
-            <w:tcW w:type="dxa" w:w="1105"/>
+            <w:tcW w:type="dxa" w:w="1239"/>
           </w:tcPr>
           <w:p/>
         </w:tc>
         <w:tc>
           <w:tcPr>
-            <w:tcW w:type="dxa" w:w="3105"/>
+            <w:tcW w:type="dxa" w:w="2991"/>
           </w:tcPr>
           <w:p/>
         </w:tc>
         <w:tc>
           <w:tcPr>
-            <w:tcW w:type="dxa" w:w="7477"/>
+            <w:tcW w:type="dxa" w:w="7203"/>
           </w:tcPr>
           <w:p/>
         </w:tc>
         <w:tc>
           <w:tcPr>
-            <w:tcW w:type="dxa" w:w="450"/>
+            <w:tcW w:type="dxa" w:w="490"/>
           </w:tcPr>
           <w:p/>
         </w:tc>
         <w:tc>
           <w:tcPr>
-            <w:tcW w:type="dxa" w:w="450"/>
+            <w:tcW w:type="dxa" w:w="490"/>
           </w:tcPr>
           <w:p/>
         </w:tc>
         <w:tc>
           <w:tcPr>
-            <w:tcW w:type="dxa" w:w="719"/>
+            <w:tcW w:type="dxa" w:w="797"/>
           </w:tcPr>
           <w:p/>
         </w:tc>
         <w:tc>
           <w:tcPr>
-            <w:tcW w:type="dxa" w:w="719"/>
+            <w:tcW w:type="dxa" w:w="977"/>
           </w:tcPr>
           <w:p/>
         </w:tc>
         <w:tc>
           <w:tcPr>
-            <w:tcW w:type="dxa" w:w="949"/>
+            <w:tcW w:type="dxa" w:w="1060"/>
           </w:tcPr>
           <w:p/>
         </w:tc>
         <w:tc>
           <w:tcPr>
-            <w:tcW w:type="dxa" w:w="7477"/>
-          </w:tcPr>
-          <w:p/>
-        </w:tc>
-        <w:tc>
-          <w:tcPr>
-            <w:tcW w:type="dxa" w:w="0"/>
-          </w:tcPr>
-          <w:p/>
-        </w:tc>
-        <w:tc>
-          <w:tcPr>
-            <w:tcW w:type="dxa" w:w="0"/>
+            <w:tcW w:type="dxa" w:w="7203"/>
           </w:tcPr>
           <w:p/>
         </w:tc>
@@ -7459,7 +7133,7 @@
         </w:trPr>
         <w:tc>
           <w:tcPr>
-            <w:tcW w:type="dxa" w:w="1105"/>
+            <w:tcW w:type="dxa" w:w="1239"/>
           </w:tcPr>
           <w:p>
             <w:pPr>
@@ -7470,7 +7144,7 @@
                 <w:rFonts w:ascii="Consolas" w:hAnsi="Consolas" w:eastAsia="맑은 고딕"/>
                 <w:b w:val="0"/>
                 <w:color w:val="0090A0"/>
-                <w:sz w:val="14"/>
+                <w:sz w:val="16"/>
               </w:rPr>
               <w:t>2-4</w:t>
             </w:r>
@@ -7478,7 +7152,7 @@
         </w:tc>
         <w:tc>
           <w:tcPr>
-            <w:tcW w:type="dxa" w:w="3105"/>
+            <w:tcW w:type="dxa" w:w="2991"/>
           </w:tcPr>
           <w:p>
             <w:pPr>
@@ -7489,7 +7163,7 @@
                 <w:rFonts w:ascii="맑은 고딕" w:hAnsi="맑은 고딕" w:eastAsia="맑은 고딕"/>
                 <w:b/>
                 <w:color w:val="13203F"/>
-                <w:sz w:val="14"/>
+                <w:sz w:val="16"/>
               </w:rPr>
               <w:t xml:space="preserve">시뮬레이션 운영 노트북 </w:t>
             </w:r>
@@ -7497,7 +7171,7 @@
         </w:tc>
         <w:tc>
           <w:tcPr>
-            <w:tcW w:type="dxa" w:w="7477"/>
+            <w:tcW w:type="dxa" w:w="7203"/>
           </w:tcPr>
           <w:p>
             <w:pPr>
@@ -7508,7 +7182,7 @@
                 <w:rFonts w:ascii="맑은 고딕" w:hAnsi="맑은 고딕" w:eastAsia="맑은 고딕"/>
                 <w:b w:val="0"/>
                 <w:color w:val="13203F"/>
-                <w:sz w:val="14"/>
+                <w:sz w:val="16"/>
               </w:rPr>
               <w:t>견적서에 사양 없음 — 현장 시운전·스캔 작업용 사양 기재 필요</w:t>
             </w:r>
@@ -7516,7 +7190,7 @@
         </w:tc>
         <w:tc>
           <w:tcPr>
-            <w:tcW w:type="dxa" w:w="450"/>
+            <w:tcW w:type="dxa" w:w="490"/>
           </w:tcPr>
           <w:p>
             <w:pPr>
@@ -7528,7 +7202,7 @@
                 <w:rFonts w:ascii="맑은 고딕" w:hAnsi="맑은 고딕" w:eastAsia="맑은 고딕"/>
                 <w:b/>
                 <w:color w:val="13203F"/>
-                <w:sz w:val="14"/>
+                <w:sz w:val="16"/>
               </w:rPr>
               <w:t>1</w:t>
             </w:r>
@@ -7536,7 +7210,7 @@
         </w:tc>
         <w:tc>
           <w:tcPr>
-            <w:tcW w:type="dxa" w:w="450"/>
+            <w:tcW w:type="dxa" w:w="490"/>
           </w:tcPr>
           <w:p>
             <w:pPr>
@@ -7547,7 +7221,7 @@
                 <w:rFonts w:ascii="맑은 고딕" w:hAnsi="맑은 고딕" w:eastAsia="맑은 고딕"/>
                 <w:b w:val="0"/>
                 <w:color w:val="13203F"/>
-                <w:sz w:val="14"/>
+                <w:sz w:val="16"/>
               </w:rPr>
               <w:t>대</w:t>
             </w:r>
@@ -7555,7 +7229,7 @@
         </w:tc>
         <w:tc>
           <w:tcPr>
-            <w:tcW w:type="dxa" w:w="719"/>
+            <w:tcW w:type="dxa" w:w="797"/>
           </w:tcPr>
           <w:p>
             <w:pPr>
@@ -7567,7 +7241,7 @@
                 <w:rFonts w:ascii="맑은 고딕" w:hAnsi="맑은 고딕" w:eastAsia="맑은 고딕"/>
                 <w:b w:val="0"/>
                 <w:color w:val="13203F"/>
-                <w:sz w:val="14"/>
+                <w:sz w:val="16"/>
               </w:rPr>
               <w:t>7,150</w:t>
             </w:r>
@@ -7575,7 +7249,7 @@
         </w:tc>
         <w:tc>
           <w:tcPr>
-            <w:tcW w:type="dxa" w:w="719"/>
+            <w:tcW w:type="dxa" w:w="977"/>
           </w:tcPr>
           <w:p>
             <w:pPr>
@@ -7587,7 +7261,7 @@
                 <w:rFonts w:ascii="맑은 고딕" w:hAnsi="맑은 고딕" w:eastAsia="맑은 고딕"/>
                 <w:b w:val="0"/>
                 <w:color w:val="13203F"/>
-                <w:sz w:val="14"/>
+                <w:sz w:val="16"/>
               </w:rPr>
               <w:t>7,150</w:t>
             </w:r>
@@ -7595,7 +7269,7 @@
         </w:tc>
         <w:tc>
           <w:tcPr>
-            <w:tcW w:type="dxa" w:w="949"/>
+            <w:tcW w:type="dxa" w:w="1060"/>
             <w:shd w:val="clear" w:color="auto" w:fill="FFF1E2"/>
           </w:tcPr>
           <w:p>
@@ -7608,7 +7282,7 @@
                 <w:rFonts w:ascii="맑은 고딕" w:hAnsi="맑은 고딕" w:eastAsia="맑은 고딕"/>
                 <w:b/>
                 <w:color w:val="9A4A00"/>
-                <w:sz w:val="14"/>
+                <w:sz w:val="16"/>
               </w:rPr>
               <w:t>사양 보완</w:t>
             </w:r>
@@ -7616,7 +7290,7 @@
         </w:tc>
         <w:tc>
           <w:tcPr>
-            <w:tcW w:type="dxa" w:w="7477"/>
+            <w:tcW w:type="dxa" w:w="7203"/>
           </w:tcPr>
           <w:p>
             <w:pPr>
@@ -7627,23 +7301,11 @@
                 <w:rFonts w:ascii="맑은 고딕" w:hAnsi="맑은 고딕" w:eastAsia="맑은 고딕"/>
                 <w:b w:val="0"/>
                 <w:color w:val="56637F"/>
-                <w:sz w:val="14"/>
+                <w:sz w:val="16"/>
               </w:rPr>
               <w:t>시뮬레이션 운영 노트북</w:t>
             </w:r>
           </w:p>
-        </w:tc>
-        <w:tc>
-          <w:tcPr>
-            <w:tcW w:type="dxa" w:w="0"/>
-          </w:tcPr>
-          <w:p/>
-        </w:tc>
-        <w:tc>
-          <w:tcPr>
-            <w:tcW w:type="dxa" w:w="0"/>
-          </w:tcPr>
-          <w:p/>
         </w:tc>
       </w:tr>
       <w:tr>
@@ -7652,7 +7314,7 @@
         </w:trPr>
         <w:tc>
           <w:tcPr>
-            <w:tcW w:type="dxa" w:w="1105"/>
+            <w:tcW w:type="dxa" w:w="1239"/>
           </w:tcPr>
           <w:p>
             <w:pPr>
@@ -7663,7 +7325,7 @@
                 <w:rFonts w:ascii="Consolas" w:hAnsi="Consolas" w:eastAsia="맑은 고딕"/>
                 <w:b w:val="0"/>
                 <w:color w:val="0090A0"/>
-                <w:sz w:val="14"/>
+                <w:sz w:val="16"/>
               </w:rPr>
               <w:t>▸</w:t>
             </w:r>
@@ -7672,7 +7334,7 @@
                 <w:rFonts w:ascii="Consolas" w:hAnsi="Consolas" w:eastAsia="맑은 고딕"/>
                 <w:b w:val="0"/>
                 <w:color w:val="0090A0"/>
-                <w:sz w:val="14"/>
+                <w:sz w:val="16"/>
               </w:rPr>
               <w:t>견적서 항목</w:t>
             </w:r>
@@ -7680,7 +7342,7 @@
         </w:tc>
         <w:tc>
           <w:tcPr>
-            <w:tcW w:type="dxa" w:w="719"/>
+            <w:tcW w:type="dxa" w:w="797"/>
             <w:gridSpan w:val="5"/>
             <w:shd w:val="clear" w:color="auto" w:fill="EEF2F9"/>
           </w:tcPr>
@@ -7693,7 +7355,7 @@
                 <w:rFonts w:ascii="맑은 고딕" w:hAnsi="맑은 고딕" w:eastAsia="맑은 고딕"/>
                 <w:b/>
                 <w:color w:val="1B3A73"/>
-                <w:sz w:val="14"/>
+                <w:sz w:val="16"/>
               </w:rPr>
               <w:t xml:space="preserve">디지털 트윈 모니터링 시스템 </w:t>
             </w:r>
@@ -7702,7 +7364,7 @@
                 <w:rFonts w:ascii="맑은 고딕" w:hAnsi="맑은 고딕" w:eastAsia="맑은 고딕"/>
                 <w:b/>
                 <w:color w:val="1B3A73"/>
-                <w:sz w:val="14"/>
+                <w:sz w:val="16"/>
               </w:rPr>
               <w:t>· 1품목</w:t>
             </w:r>
@@ -7710,7 +7372,7 @@
         </w:tc>
         <w:tc>
           <w:tcPr>
-            <w:tcW w:type="dxa" w:w="719"/>
+            <w:tcW w:type="dxa" w:w="977"/>
           </w:tcPr>
           <w:p>
             <w:pPr>
@@ -7722,7 +7384,7 @@
                 <w:rFonts w:ascii="맑은 고딕" w:hAnsi="맑은 고딕" w:eastAsia="맑은 고딕"/>
                 <w:b w:val="0"/>
                 <w:color w:val="13203F"/>
-                <w:sz w:val="14"/>
+                <w:sz w:val="16"/>
               </w:rPr>
               <w:t>55,000</w:t>
             </w:r>
@@ -7730,7 +7392,7 @@
         </w:tc>
         <w:tc>
           <w:tcPr>
-            <w:tcW w:type="dxa" w:w="7477"/>
+            <w:tcW w:type="dxa" w:w="7203"/>
             <w:gridSpan w:val="2"/>
           </w:tcPr>
           <w:p>
@@ -7738,18 +7400,6 @@
               <w:spacing w:before="0" w:after="0" w:line="252" w:lineRule="auto"/>
             </w:pPr>
           </w:p>
-        </w:tc>
-        <w:tc>
-          <w:tcPr>
-            <w:tcW w:type="dxa" w:w="0"/>
-          </w:tcPr>
-          <w:p/>
-        </w:tc>
-        <w:tc>
-          <w:tcPr>
-            <w:tcW w:type="dxa" w:w="0"/>
-          </w:tcPr>
-          <w:p/>
         </w:tc>
       </w:tr>
       <w:tr>
@@ -7758,7 +7408,7 @@
         </w:trPr>
         <w:tc>
           <w:tcPr>
-            <w:tcW w:type="dxa" w:w="1105"/>
+            <w:tcW w:type="dxa" w:w="1239"/>
           </w:tcPr>
           <w:p>
             <w:pPr>
@@ -7769,7 +7419,7 @@
                 <w:rFonts w:ascii="Consolas" w:hAnsi="Consolas" w:eastAsia="맑은 고딕"/>
                 <w:b w:val="0"/>
                 <w:color w:val="0090A0"/>
-                <w:sz w:val="14"/>
+                <w:sz w:val="16"/>
               </w:rPr>
               <w:t>2-5</w:t>
             </w:r>
@@ -7777,7 +7427,7 @@
         </w:tc>
         <w:tc>
           <w:tcPr>
-            <w:tcW w:type="dxa" w:w="3105"/>
+            <w:tcW w:type="dxa" w:w="2991"/>
           </w:tcPr>
           <w:p>
             <w:pPr>
@@ -7788,14 +7438,14 @@
                 <w:rFonts w:ascii="맑은 고딕" w:hAnsi="맑은 고딕" w:eastAsia="맑은 고딕"/>
                 <w:b/>
                 <w:color w:val="13203F"/>
-                <w:sz w:val="14"/>
+                <w:sz w:val="16"/>
               </w:rPr>
               <w:t>DT 모니터링 시스템 (구성품·설치·연동 셋업)</w:t>
             </w:r>
             <w:r>
               <w:rPr>
                 <w:rFonts w:ascii="맑은 고딕" w:hAnsi="맑은 고딕" w:eastAsia="맑은 고딕"/>
-                <w:sz w:val="14"/>
+                <w:sz w:val="16"/>
               </w:rPr>
               <w:t xml:space="preserve"> </w:t>
             </w:r>
@@ -7803,7 +7453,7 @@
         </w:tc>
         <w:tc>
           <w:tcPr>
-            <w:tcW w:type="dxa" w:w="7477"/>
+            <w:tcW w:type="dxa" w:w="7203"/>
           </w:tcPr>
           <w:p>
             <w:pPr>
@@ -7814,7 +7464,7 @@
                 <w:rFonts w:ascii="맑은 고딕" w:hAnsi="맑은 고딕" w:eastAsia="맑은 고딕"/>
                 <w:b w:val="0"/>
                 <w:color w:val="13203F"/>
-                <w:sz w:val="14"/>
+                <w:sz w:val="16"/>
               </w:rPr>
               <w:t>견적서에 구성품 없음 — 표시장치·제어 PC 등 구성품과 금액 구분 필요</w:t>
             </w:r>
@@ -7822,7 +7472,7 @@
         </w:tc>
         <w:tc>
           <w:tcPr>
-            <w:tcW w:type="dxa" w:w="450"/>
+            <w:tcW w:type="dxa" w:w="490"/>
           </w:tcPr>
           <w:p>
             <w:pPr>
@@ -7834,7 +7484,7 @@
                 <w:rFonts w:ascii="맑은 고딕" w:hAnsi="맑은 고딕" w:eastAsia="맑은 고딕"/>
                 <w:b/>
                 <w:color w:val="13203F"/>
-                <w:sz w:val="14"/>
+                <w:sz w:val="16"/>
               </w:rPr>
               <w:t>1</w:t>
             </w:r>
@@ -7842,7 +7492,7 @@
         </w:tc>
         <w:tc>
           <w:tcPr>
-            <w:tcW w:type="dxa" w:w="450"/>
+            <w:tcW w:type="dxa" w:w="490"/>
           </w:tcPr>
           <w:p>
             <w:pPr>
@@ -7853,7 +7503,7 @@
                 <w:rFonts w:ascii="맑은 고딕" w:hAnsi="맑은 고딕" w:eastAsia="맑은 고딕"/>
                 <w:b w:val="0"/>
                 <w:color w:val="13203F"/>
-                <w:sz w:val="14"/>
+                <w:sz w:val="16"/>
               </w:rPr>
               <w:t>식</w:t>
             </w:r>
@@ -7861,7 +7511,7 @@
         </w:tc>
         <w:tc>
           <w:tcPr>
-            <w:tcW w:type="dxa" w:w="719"/>
+            <w:tcW w:type="dxa" w:w="797"/>
           </w:tcPr>
           <w:p>
             <w:pPr>
@@ -7873,7 +7523,7 @@
                 <w:rFonts w:ascii="맑은 고딕" w:hAnsi="맑은 고딕" w:eastAsia="맑은 고딕"/>
                 <w:b w:val="0"/>
                 <w:color w:val="13203F"/>
-                <w:sz w:val="14"/>
+                <w:sz w:val="16"/>
               </w:rPr>
               <w:t>55,000</w:t>
             </w:r>
@@ -7881,7 +7531,7 @@
         </w:tc>
         <w:tc>
           <w:tcPr>
-            <w:tcW w:type="dxa" w:w="719"/>
+            <w:tcW w:type="dxa" w:w="977"/>
           </w:tcPr>
           <w:p>
             <w:pPr>
@@ -7893,7 +7543,7 @@
                 <w:rFonts w:ascii="맑은 고딕" w:hAnsi="맑은 고딕" w:eastAsia="맑은 고딕"/>
                 <w:b w:val="0"/>
                 <w:color w:val="13203F"/>
-                <w:sz w:val="14"/>
+                <w:sz w:val="16"/>
               </w:rPr>
               <w:t>55,000</w:t>
             </w:r>
@@ -7901,7 +7551,7 @@
         </w:tc>
         <w:tc>
           <w:tcPr>
-            <w:tcW w:type="dxa" w:w="949"/>
+            <w:tcW w:type="dxa" w:w="1060"/>
             <w:shd w:val="clear" w:color="auto" w:fill="FDE8E8"/>
           </w:tcPr>
           <w:p>
@@ -7914,7 +7564,7 @@
                 <w:rFonts w:ascii="맑은 고딕" w:hAnsi="맑은 고딕" w:eastAsia="맑은 고딕"/>
                 <w:b/>
                 <w:color w:val="A12020"/>
-                <w:sz w:val="14"/>
+                <w:sz w:val="16"/>
               </w:rPr>
               <w:t>금액 미구분</w:t>
             </w:r>
@@ -7922,7 +7572,7 @@
         </w:tc>
         <w:tc>
           <w:tcPr>
-            <w:tcW w:type="dxa" w:w="7477"/>
+            <w:tcW w:type="dxa" w:w="7203"/>
           </w:tcPr>
           <w:p>
             <w:pPr>
@@ -7933,23 +7583,11 @@
                 <w:rFonts w:ascii="맑은 고딕" w:hAnsi="맑은 고딕" w:eastAsia="맑은 고딕"/>
                 <w:b w:val="0"/>
                 <w:color w:val="56637F"/>
-                <w:sz w:val="14"/>
+                <w:sz w:val="16"/>
               </w:rPr>
               <w:t>모니터링 구성품 구매, 설치 시스템 연동 셋업</w:t>
             </w:r>
           </w:p>
-        </w:tc>
-        <w:tc>
-          <w:tcPr>
-            <w:tcW w:type="dxa" w:w="0"/>
-          </w:tcPr>
-          <w:p/>
-        </w:tc>
-        <w:tc>
-          <w:tcPr>
-            <w:tcW w:type="dxa" w:w="0"/>
-          </w:tcPr>
-          <w:p/>
         </w:tc>
       </w:tr>
       <w:tr>
@@ -7958,8 +7596,8 @@
         </w:trPr>
         <w:tc>
           <w:tcPr>
-            <w:tcW w:type="dxa" w:w="719"/>
-            <w:gridSpan w:val="7"/>
+            <w:tcW w:type="dxa" w:w="797"/>
+            <w:gridSpan w:val="6"/>
             <w:shd w:val="clear" w:color="auto" w:fill="E4F6F8"/>
           </w:tcPr>
           <w:p>
@@ -7971,7 +7609,7 @@
                 <w:rFonts w:ascii="맑은 고딕" w:hAnsi="맑은 고딕" w:eastAsia="맑은 고딕"/>
                 <w:b/>
                 <w:color w:val="10214B"/>
-                <w:sz w:val="14"/>
+                <w:sz w:val="16"/>
               </w:rPr>
               <w:t>항목3. 로컬 HW</w:t>
             </w:r>
@@ -7979,7 +7617,7 @@
         </w:tc>
         <w:tc>
           <w:tcPr>
-            <w:tcW w:type="dxa" w:w="949"/>
+            <w:tcW w:type="dxa" w:w="977"/>
             <w:shd w:val="clear" w:color="auto" w:fill="E4F6F8"/>
           </w:tcPr>
           <w:p>
@@ -7992,7 +7630,7 @@
                 <w:rFonts w:ascii="맑은 고딕" w:hAnsi="맑은 고딕" w:eastAsia="맑은 고딕"/>
                 <w:b/>
                 <w:color w:val="10214B"/>
-                <w:sz w:val="14"/>
+                <w:sz w:val="16"/>
               </w:rPr>
               <w:t>682,000</w:t>
             </w:r>
@@ -8000,8 +7638,8 @@
         </w:tc>
         <w:tc>
           <w:tcPr>
-            <w:tcW w:type="dxa" w:w="0"/>
-            <w:gridSpan w:val="3"/>
+            <w:tcW w:type="dxa" w:w="7203"/>
+            <w:gridSpan w:val="2"/>
             <w:shd w:val="clear" w:color="auto" w:fill="E4F6F8"/>
           </w:tcPr>
           <w:p>
@@ -8017,7 +7655,7 @@
         </w:trPr>
         <w:tc>
           <w:tcPr>
-            <w:tcW w:type="dxa" w:w="1105"/>
+            <w:tcW w:type="dxa" w:w="1239"/>
           </w:tcPr>
           <w:p>
             <w:pPr>
@@ -8028,7 +7666,7 @@
                 <w:rFonts w:ascii="Consolas" w:hAnsi="Consolas" w:eastAsia="맑은 고딕"/>
                 <w:b w:val="0"/>
                 <w:color w:val="0090A0"/>
-                <w:sz w:val="14"/>
+                <w:sz w:val="16"/>
               </w:rPr>
               <w:t>▸</w:t>
             </w:r>
@@ -8037,7 +7675,7 @@
                 <w:rFonts w:ascii="Consolas" w:hAnsi="Consolas" w:eastAsia="맑은 고딕"/>
                 <w:b w:val="0"/>
                 <w:color w:val="0090A0"/>
-                <w:sz w:val="14"/>
+                <w:sz w:val="16"/>
               </w:rPr>
               <w:t>견적서 항목</w:t>
             </w:r>
@@ -8045,7 +7683,7 @@
         </w:tc>
         <w:tc>
           <w:tcPr>
-            <w:tcW w:type="dxa" w:w="719"/>
+            <w:tcW w:type="dxa" w:w="797"/>
             <w:gridSpan w:val="5"/>
             <w:shd w:val="clear" w:color="auto" w:fill="EEF2F9"/>
           </w:tcPr>
@@ -8058,7 +7696,7 @@
                 <w:rFonts w:ascii="맑은 고딕" w:hAnsi="맑은 고딕" w:eastAsia="맑은 고딕"/>
                 <w:b/>
                 <w:color w:val="1B3A73"/>
-                <w:sz w:val="14"/>
+                <w:sz w:val="16"/>
               </w:rPr>
               <w:t xml:space="preserve">데이터 서버 </w:t>
             </w:r>
@@ -8067,7 +7705,7 @@
                 <w:rFonts w:ascii="맑은 고딕" w:hAnsi="맑은 고딕" w:eastAsia="맑은 고딕"/>
                 <w:b/>
                 <w:color w:val="1B3A73"/>
-                <w:sz w:val="14"/>
+                <w:sz w:val="16"/>
               </w:rPr>
               <w:t>· 1품목</w:t>
             </w:r>
@@ -8075,7 +7713,7 @@
         </w:tc>
         <w:tc>
           <w:tcPr>
-            <w:tcW w:type="dxa" w:w="719"/>
+            <w:tcW w:type="dxa" w:w="977"/>
           </w:tcPr>
           <w:p>
             <w:pPr>
@@ -8087,7 +7725,7 @@
                 <w:rFonts w:ascii="맑은 고딕" w:hAnsi="맑은 고딕" w:eastAsia="맑은 고딕"/>
                 <w:b w:val="0"/>
                 <w:color w:val="13203F"/>
-                <w:sz w:val="14"/>
+                <w:sz w:val="16"/>
               </w:rPr>
               <w:t>682,000</w:t>
             </w:r>
@@ -8095,7 +7733,7 @@
         </w:tc>
         <w:tc>
           <w:tcPr>
-            <w:tcW w:type="dxa" w:w="7477"/>
+            <w:tcW w:type="dxa" w:w="7203"/>
             <w:gridSpan w:val="2"/>
           </w:tcPr>
           <w:p>
@@ -8103,18 +7741,6 @@
               <w:spacing w:before="0" w:after="0" w:line="252" w:lineRule="auto"/>
             </w:pPr>
           </w:p>
-        </w:tc>
-        <w:tc>
-          <w:tcPr>
-            <w:tcW w:type="dxa" w:w="0"/>
-          </w:tcPr>
-          <w:p/>
-        </w:tc>
-        <w:tc>
-          <w:tcPr>
-            <w:tcW w:type="dxa" w:w="0"/>
-          </w:tcPr>
-          <w:p/>
         </w:tc>
       </w:tr>
       <w:tr>
@@ -8123,7 +7749,7 @@
         </w:trPr>
         <w:tc>
           <w:tcPr>
-            <w:tcW w:type="dxa" w:w="1105"/>
+            <w:tcW w:type="dxa" w:w="1239"/>
           </w:tcPr>
           <w:p>
             <w:pPr>
@@ -8134,7 +7760,7 @@
                 <w:rFonts w:ascii="Consolas" w:hAnsi="Consolas" w:eastAsia="맑은 고딕"/>
                 <w:b w:val="0"/>
                 <w:color w:val="0090A0"/>
-                <w:sz w:val="14"/>
+                <w:sz w:val="16"/>
               </w:rPr>
               <w:t>3-1</w:t>
             </w:r>
@@ -8142,7 +7768,7 @@
         </w:tc>
         <w:tc>
           <w:tcPr>
-            <w:tcW w:type="dxa" w:w="3105"/>
+            <w:tcW w:type="dxa" w:w="2991"/>
           </w:tcPr>
           <w:p>
             <w:pPr>
@@ -8153,7 +7779,7 @@
                 <w:rFonts w:ascii="맑은 고딕" w:hAnsi="맑은 고딕" w:eastAsia="맑은 고딕"/>
                 <w:b/>
                 <w:color w:val="13203F"/>
-                <w:sz w:val="14"/>
+                <w:sz w:val="16"/>
               </w:rPr>
               <w:t>로컬 데이터·네트워크 기반 (1식)</w:t>
             </w:r>
@@ -8161,7 +7787,7 @@
         </w:tc>
         <w:tc>
           <w:tcPr>
-            <w:tcW w:type="dxa" w:w="7477"/>
+            <w:tcW w:type="dxa" w:w="7203"/>
           </w:tcPr>
           <w:p>
             <w:pPr>
@@ -8172,7 +7798,7 @@
                 <w:rFonts w:ascii="맑은 고딕" w:hAnsi="맑은 고딕" w:eastAsia="맑은 고딕"/>
                 <w:b w:val="0"/>
                 <w:color w:val="13203F"/>
-                <w:sz w:val="14"/>
+                <w:sz w:val="16"/>
               </w:rPr>
               <w:t>아래 7개 구성품을 1식 금액으로만 제시 — 견적서 '상세 사양 별도 협의 필요'</w:t>
             </w:r>
@@ -8180,7 +7806,7 @@
         </w:tc>
         <w:tc>
           <w:tcPr>
-            <w:tcW w:type="dxa" w:w="450"/>
+            <w:tcW w:type="dxa" w:w="490"/>
           </w:tcPr>
           <w:p>
             <w:pPr>
@@ -8192,7 +7818,7 @@
                 <w:rFonts w:ascii="맑은 고딕" w:hAnsi="맑은 고딕" w:eastAsia="맑은 고딕"/>
                 <w:b/>
                 <w:color w:val="13203F"/>
-                <w:sz w:val="14"/>
+                <w:sz w:val="16"/>
               </w:rPr>
               <w:t>1</w:t>
             </w:r>
@@ -8200,7 +7826,7 @@
         </w:tc>
         <w:tc>
           <w:tcPr>
-            <w:tcW w:type="dxa" w:w="450"/>
+            <w:tcW w:type="dxa" w:w="490"/>
           </w:tcPr>
           <w:p>
             <w:pPr>
@@ -8211,7 +7837,7 @@
                 <w:rFonts w:ascii="맑은 고딕" w:hAnsi="맑은 고딕" w:eastAsia="맑은 고딕"/>
                 <w:b w:val="0"/>
                 <w:color w:val="13203F"/>
-                <w:sz w:val="14"/>
+                <w:sz w:val="16"/>
               </w:rPr>
               <w:t>식</w:t>
             </w:r>
@@ -8219,7 +7845,7 @@
         </w:tc>
         <w:tc>
           <w:tcPr>
-            <w:tcW w:type="dxa" w:w="719"/>
+            <w:tcW w:type="dxa" w:w="797"/>
           </w:tcPr>
           <w:p>
             <w:pPr>
@@ -8231,7 +7857,7 @@
                 <w:rFonts w:ascii="맑은 고딕" w:hAnsi="맑은 고딕" w:eastAsia="맑은 고딕"/>
                 <w:b w:val="0"/>
                 <w:color w:val="13203F"/>
-                <w:sz w:val="14"/>
+                <w:sz w:val="16"/>
               </w:rPr>
               <w:t>682,000</w:t>
             </w:r>
@@ -8239,7 +7865,7 @@
         </w:tc>
         <w:tc>
           <w:tcPr>
-            <w:tcW w:type="dxa" w:w="719"/>
+            <w:tcW w:type="dxa" w:w="977"/>
           </w:tcPr>
           <w:p>
             <w:pPr>
@@ -8251,7 +7877,7 @@
                 <w:rFonts w:ascii="맑은 고딕" w:hAnsi="맑은 고딕" w:eastAsia="맑은 고딕"/>
                 <w:b w:val="0"/>
                 <w:color w:val="13203F"/>
-                <w:sz w:val="14"/>
+                <w:sz w:val="16"/>
               </w:rPr>
               <w:t>682,000</w:t>
             </w:r>
@@ -8259,7 +7885,7 @@
         </w:tc>
         <w:tc>
           <w:tcPr>
-            <w:tcW w:type="dxa" w:w="949"/>
+            <w:tcW w:type="dxa" w:w="1060"/>
             <w:shd w:val="clear" w:color="auto" w:fill="FDE8E8"/>
           </w:tcPr>
           <w:p>
@@ -8272,7 +7898,7 @@
                 <w:rFonts w:ascii="맑은 고딕" w:hAnsi="맑은 고딕" w:eastAsia="맑은 고딕"/>
                 <w:b/>
                 <w:color w:val="A12020"/>
-                <w:sz w:val="14"/>
+                <w:sz w:val="16"/>
               </w:rPr>
               <w:t>금액 미구분</w:t>
             </w:r>
@@ -8280,7 +7906,7 @@
         </w:tc>
         <w:tc>
           <w:tcPr>
-            <w:tcW w:type="dxa" w:w="7477"/>
+            <w:tcW w:type="dxa" w:w="7203"/>
           </w:tcPr>
           <w:p>
             <w:pPr>
@@ -8291,23 +7917,11 @@
                 <w:rFonts w:ascii="맑은 고딕" w:hAnsi="맑은 고딕" w:eastAsia="맑은 고딕"/>
                 <w:b w:val="0"/>
                 <w:color w:val="56637F"/>
-                <w:sz w:val="14"/>
+                <w:sz w:val="16"/>
               </w:rPr>
               <w:t>데이터 처리 서버 - HP3 ProLiant DL380 GEN12 x 5 등 · NAS(Dell PowerStore 1200T) · 백업 스토리지 · Edge Gateway · 영상 수집 노드 · 네트워크 · 서버실</w:t>
             </w:r>
           </w:p>
-        </w:tc>
-        <w:tc>
-          <w:tcPr>
-            <w:tcW w:type="dxa" w:w="0"/>
-          </w:tcPr>
-          <w:p/>
-        </w:tc>
-        <w:tc>
-          <w:tcPr>
-            <w:tcW w:type="dxa" w:w="0"/>
-          </w:tcPr>
-          <w:p/>
         </w:tc>
       </w:tr>
       <w:tr>
@@ -8316,67 +7930,55 @@
         </w:trPr>
         <w:tc>
           <w:tcPr>
-            <w:tcW w:type="dxa" w:w="1105"/>
+            <w:tcW w:type="dxa" w:w="1239"/>
           </w:tcPr>
           <w:p/>
         </w:tc>
         <w:tc>
           <w:tcPr>
-            <w:tcW w:type="dxa" w:w="3105"/>
+            <w:tcW w:type="dxa" w:w="2991"/>
           </w:tcPr>
           <w:p/>
         </w:tc>
         <w:tc>
           <w:tcPr>
-            <w:tcW w:type="dxa" w:w="7477"/>
+            <w:tcW w:type="dxa" w:w="7203"/>
           </w:tcPr>
           <w:p/>
         </w:tc>
         <w:tc>
           <w:tcPr>
-            <w:tcW w:type="dxa" w:w="450"/>
+            <w:tcW w:type="dxa" w:w="490"/>
           </w:tcPr>
           <w:p/>
         </w:tc>
         <w:tc>
           <w:tcPr>
-            <w:tcW w:type="dxa" w:w="450"/>
+            <w:tcW w:type="dxa" w:w="490"/>
           </w:tcPr>
           <w:p/>
         </w:tc>
         <w:tc>
           <w:tcPr>
-            <w:tcW w:type="dxa" w:w="719"/>
+            <w:tcW w:type="dxa" w:w="797"/>
           </w:tcPr>
           <w:p/>
         </w:tc>
         <w:tc>
           <w:tcPr>
-            <w:tcW w:type="dxa" w:w="719"/>
+            <w:tcW w:type="dxa" w:w="977"/>
           </w:tcPr>
           <w:p/>
         </w:tc>
         <w:tc>
           <w:tcPr>
-            <w:tcW w:type="dxa" w:w="949"/>
+            <w:tcW w:type="dxa" w:w="1060"/>
           </w:tcPr>
           <w:p/>
         </w:tc>
         <w:tc>
           <w:tcPr>
-            <w:tcW w:type="dxa" w:w="7477"/>
-          </w:tcPr>
-          <w:p/>
-        </w:tc>
-        <w:tc>
-          <w:tcPr>
-            <w:tcW w:type="dxa" w:w="0"/>
-          </w:tcPr>
-          <w:p/>
-        </w:tc>
-        <w:tc>
-          <w:tcPr>
-            <w:tcW w:type="dxa" w:w="0"/>
+            <w:tcW w:type="dxa" w:w="7203"/>
           </w:tcPr>
           <w:p/>
         </w:tc>
@@ -8387,7 +7989,7 @@
         </w:trPr>
         <w:tc>
           <w:tcPr>
-            <w:tcW w:type="dxa" w:w="1105"/>
+            <w:tcW w:type="dxa" w:w="1239"/>
           </w:tcPr>
           <w:p>
             <w:pPr>
@@ -8398,7 +8000,7 @@
                 <w:rFonts w:ascii="Consolas" w:hAnsi="Consolas" w:eastAsia="맑은 고딕"/>
                 <w:b w:val="0"/>
                 <w:color w:val="0090A0"/>
-                <w:sz w:val="14"/>
+                <w:sz w:val="16"/>
               </w:rPr>
               <w:t>3-1-a</w:t>
             </w:r>
@@ -8406,7 +8008,7 @@
         </w:tc>
         <w:tc>
           <w:tcPr>
-            <w:tcW w:type="dxa" w:w="3105"/>
+            <w:tcW w:type="dxa" w:w="2991"/>
           </w:tcPr>
           <w:p>
             <w:pPr>
@@ -8417,14 +8019,14 @@
                 <w:rFonts w:ascii="맑은 고딕" w:hAnsi="맑은 고딕" w:eastAsia="맑은 고딕"/>
                 <w:b/>
                 <w:color w:val="13203F"/>
-                <w:sz w:val="14"/>
+                <w:sz w:val="16"/>
               </w:rPr>
               <w:t>데이터 처리 서버</w:t>
             </w:r>
             <w:r>
               <w:rPr>
                 <w:rFonts w:ascii="맑은 고딕" w:hAnsi="맑은 고딕" w:eastAsia="맑은 고딕"/>
-                <w:sz w:val="14"/>
+                <w:sz w:val="16"/>
               </w:rPr>
               <w:t xml:space="preserve"> </w:t>
             </w:r>
@@ -8432,7 +8034,7 @@
         </w:tc>
         <w:tc>
           <w:tcPr>
-            <w:tcW w:type="dxa" w:w="7477"/>
+            <w:tcW w:type="dxa" w:w="7203"/>
           </w:tcPr>
           <w:p>
             <w:pPr>
@@ -8443,7 +8045,7 @@
                 <w:rFonts w:ascii="맑은 고딕" w:hAnsi="맑은 고딕" w:eastAsia="맑은 고딕"/>
                 <w:b w:val="0"/>
                 <w:color w:val="13203F"/>
-                <w:sz w:val="14"/>
+                <w:sz w:val="16"/>
               </w:rPr>
               <w:t>2U 2소켓 랙서버 · RAM 128GB · NVMe SSD 3.84TB (견적서 '등')</w:t>
             </w:r>
@@ -8451,7 +8053,7 @@
         </w:tc>
         <w:tc>
           <w:tcPr>
-            <w:tcW w:type="dxa" w:w="450"/>
+            <w:tcW w:type="dxa" w:w="490"/>
           </w:tcPr>
           <w:p>
             <w:pPr>
@@ -8463,7 +8065,7 @@
                 <w:rFonts w:ascii="맑은 고딕" w:hAnsi="맑은 고딕" w:eastAsia="맑은 고딕"/>
                 <w:b/>
                 <w:color w:val="13203F"/>
-                <w:sz w:val="14"/>
+                <w:sz w:val="16"/>
               </w:rPr>
               <w:t>5대</w:t>
             </w:r>
@@ -8471,17 +8073,17 @@
         </w:tc>
         <w:tc>
           <w:tcPr>
-            <w:tcW w:type="dxa" w:w="450"/>
-          </w:tcPr>
-          <w:p>
-            <w:pPr>
-              <w:spacing w:before="0" w:after="0" w:line="252" w:lineRule="auto"/>
-            </w:pPr>
-          </w:p>
-        </w:tc>
-        <w:tc>
-          <w:tcPr>
-            <w:tcW w:type="dxa" w:w="719"/>
+            <w:tcW w:type="dxa" w:w="490"/>
+          </w:tcPr>
+          <w:p>
+            <w:pPr>
+              <w:spacing w:before="0" w:after="0" w:line="252" w:lineRule="auto"/>
+            </w:pPr>
+          </w:p>
+        </w:tc>
+        <w:tc>
+          <w:tcPr>
+            <w:tcW w:type="dxa" w:w="797"/>
           </w:tcPr>
           <w:p>
             <w:pPr>
@@ -8493,7 +8095,7 @@
                 <w:rFonts w:ascii="맑은 고딕" w:hAnsi="맑은 고딕" w:eastAsia="맑은 고딕"/>
                 <w:b w:val="0"/>
                 <w:color w:val="13203F"/>
-                <w:sz w:val="14"/>
+                <w:sz w:val="16"/>
               </w:rPr>
               <w:t>–</w:t>
             </w:r>
@@ -8501,7 +8103,7 @@
         </w:tc>
         <w:tc>
           <w:tcPr>
-            <w:tcW w:type="dxa" w:w="719"/>
+            <w:tcW w:type="dxa" w:w="977"/>
           </w:tcPr>
           <w:p>
             <w:pPr>
@@ -8513,7 +8115,7 @@
                 <w:rFonts w:ascii="맑은 고딕" w:hAnsi="맑은 고딕" w:eastAsia="맑은 고딕"/>
                 <w:b w:val="0"/>
                 <w:color w:val="13203F"/>
-                <w:sz w:val="14"/>
+                <w:sz w:val="16"/>
               </w:rPr>
               <w:t>미구분</w:t>
             </w:r>
@@ -8521,7 +8123,7 @@
         </w:tc>
         <w:tc>
           <w:tcPr>
-            <w:tcW w:type="dxa" w:w="949"/>
+            <w:tcW w:type="dxa" w:w="1060"/>
             <w:shd w:val="clear" w:color="auto" w:fill="FDE8E8"/>
           </w:tcPr>
           <w:p>
@@ -8534,7 +8136,7 @@
                 <w:rFonts w:ascii="맑은 고딕" w:hAnsi="맑은 고딕" w:eastAsia="맑은 고딕"/>
                 <w:b/>
                 <w:color w:val="A12020"/>
-                <w:sz w:val="14"/>
+                <w:sz w:val="16"/>
               </w:rPr>
               <w:t>금액 미구분</w:t>
             </w:r>
@@ -8542,25 +8144,13 @@
         </w:tc>
         <w:tc>
           <w:tcPr>
-            <w:tcW w:type="dxa" w:w="7477"/>
-          </w:tcPr>
-          <w:p>
-            <w:pPr>
-              <w:spacing w:before="0" w:after="0" w:line="252" w:lineRule="auto"/>
-            </w:pPr>
-          </w:p>
-        </w:tc>
-        <w:tc>
-          <w:tcPr>
-            <w:tcW w:type="dxa" w:w="0"/>
-          </w:tcPr>
-          <w:p/>
-        </w:tc>
-        <w:tc>
-          <w:tcPr>
-            <w:tcW w:type="dxa" w:w="0"/>
-          </w:tcPr>
-          <w:p/>
+            <w:tcW w:type="dxa" w:w="7203"/>
+          </w:tcPr>
+          <w:p>
+            <w:pPr>
+              <w:spacing w:before="0" w:after="0" w:line="252" w:lineRule="auto"/>
+            </w:pPr>
+          </w:p>
         </w:tc>
       </w:tr>
       <w:tr>
@@ -8569,67 +8159,55 @@
         </w:trPr>
         <w:tc>
           <w:tcPr>
-            <w:tcW w:type="dxa" w:w="1105"/>
+            <w:tcW w:type="dxa" w:w="1239"/>
           </w:tcPr>
           <w:p/>
         </w:tc>
         <w:tc>
           <w:tcPr>
-            <w:tcW w:type="dxa" w:w="3105"/>
+            <w:tcW w:type="dxa" w:w="2991"/>
           </w:tcPr>
           <w:p/>
         </w:tc>
         <w:tc>
           <w:tcPr>
-            <w:tcW w:type="dxa" w:w="7477"/>
+            <w:tcW w:type="dxa" w:w="7203"/>
           </w:tcPr>
           <w:p/>
         </w:tc>
         <w:tc>
           <w:tcPr>
-            <w:tcW w:type="dxa" w:w="450"/>
+            <w:tcW w:type="dxa" w:w="490"/>
           </w:tcPr>
           <w:p/>
         </w:tc>
         <w:tc>
           <w:tcPr>
-            <w:tcW w:type="dxa" w:w="450"/>
+            <w:tcW w:type="dxa" w:w="490"/>
           </w:tcPr>
           <w:p/>
         </w:tc>
         <w:tc>
           <w:tcPr>
-            <w:tcW w:type="dxa" w:w="719"/>
+            <w:tcW w:type="dxa" w:w="797"/>
           </w:tcPr>
           <w:p/>
         </w:tc>
         <w:tc>
           <w:tcPr>
-            <w:tcW w:type="dxa" w:w="719"/>
+            <w:tcW w:type="dxa" w:w="977"/>
           </w:tcPr>
           <w:p/>
         </w:tc>
         <w:tc>
           <w:tcPr>
-            <w:tcW w:type="dxa" w:w="949"/>
+            <w:tcW w:type="dxa" w:w="1060"/>
           </w:tcPr>
           <w:p/>
         </w:tc>
         <w:tc>
           <w:tcPr>
-            <w:tcW w:type="dxa" w:w="7477"/>
-          </w:tcPr>
-          <w:p/>
-        </w:tc>
-        <w:tc>
-          <w:tcPr>
-            <w:tcW w:type="dxa" w:w="0"/>
-          </w:tcPr>
-          <w:p/>
-        </w:tc>
-        <w:tc>
-          <w:tcPr>
-            <w:tcW w:type="dxa" w:w="0"/>
+            <w:tcW w:type="dxa" w:w="7203"/>
           </w:tcPr>
           <w:p/>
         </w:tc>
@@ -8640,7 +8218,7 @@
         </w:trPr>
         <w:tc>
           <w:tcPr>
-            <w:tcW w:type="dxa" w:w="1105"/>
+            <w:tcW w:type="dxa" w:w="1239"/>
           </w:tcPr>
           <w:p>
             <w:pPr>
@@ -8651,7 +8229,7 @@
                 <w:rFonts w:ascii="Consolas" w:hAnsi="Consolas" w:eastAsia="맑은 고딕"/>
                 <w:b w:val="0"/>
                 <w:color w:val="0090A0"/>
-                <w:sz w:val="14"/>
+                <w:sz w:val="16"/>
               </w:rPr>
               <w:t>3-1-b</w:t>
             </w:r>
@@ -8659,7 +8237,7 @@
         </w:tc>
         <w:tc>
           <w:tcPr>
-            <w:tcW w:type="dxa" w:w="3105"/>
+            <w:tcW w:type="dxa" w:w="2991"/>
           </w:tcPr>
           <w:p>
             <w:pPr>
@@ -8670,7 +8248,7 @@
                 <w:rFonts w:ascii="맑은 고딕" w:hAnsi="맑은 고딕" w:eastAsia="맑은 고딕"/>
                 <w:b/>
                 <w:color w:val="13203F"/>
-                <w:sz w:val="14"/>
+                <w:sz w:val="16"/>
               </w:rPr>
               <w:t xml:space="preserve">통합 스토리지 </w:t>
             </w:r>
@@ -8678,7 +8256,7 @@
         </w:tc>
         <w:tc>
           <w:tcPr>
-            <w:tcW w:type="dxa" w:w="7477"/>
+            <w:tcW w:type="dxa" w:w="7203"/>
           </w:tcPr>
           <w:p>
             <w:pPr>
@@ -8689,7 +8267,7 @@
                 <w:rFonts w:ascii="맑은 고딕" w:hAnsi="맑은 고딕" w:eastAsia="맑은 고딕"/>
                 <w:b w:val="0"/>
                 <w:color w:val="13203F"/>
-                <w:sz w:val="14"/>
+                <w:sz w:val="16"/>
               </w:rPr>
               <w:t>올플래시 · U.2 4TB SSD ×15 (raw 60TB)</w:t>
             </w:r>
@@ -8697,7 +8275,7 @@
         </w:tc>
         <w:tc>
           <w:tcPr>
-            <w:tcW w:type="dxa" w:w="450"/>
+            <w:tcW w:type="dxa" w:w="490"/>
           </w:tcPr>
           <w:p>
             <w:pPr>
@@ -8709,7 +8287,7 @@
                 <w:rFonts w:ascii="맑은 고딕" w:hAnsi="맑은 고딕" w:eastAsia="맑은 고딕"/>
                 <w:b/>
                 <w:color w:val="13203F"/>
-                <w:sz w:val="14"/>
+                <w:sz w:val="16"/>
               </w:rPr>
               <w:t>1식</w:t>
             </w:r>
@@ -8717,17 +8295,17 @@
         </w:tc>
         <w:tc>
           <w:tcPr>
-            <w:tcW w:type="dxa" w:w="450"/>
-          </w:tcPr>
-          <w:p>
-            <w:pPr>
-              <w:spacing w:before="0" w:after="0" w:line="252" w:lineRule="auto"/>
-            </w:pPr>
-          </w:p>
-        </w:tc>
-        <w:tc>
-          <w:tcPr>
-            <w:tcW w:type="dxa" w:w="719"/>
+            <w:tcW w:type="dxa" w:w="490"/>
+          </w:tcPr>
+          <w:p>
+            <w:pPr>
+              <w:spacing w:before="0" w:after="0" w:line="252" w:lineRule="auto"/>
+            </w:pPr>
+          </w:p>
+        </w:tc>
+        <w:tc>
+          <w:tcPr>
+            <w:tcW w:type="dxa" w:w="797"/>
           </w:tcPr>
           <w:p>
             <w:pPr>
@@ -8739,7 +8317,7 @@
                 <w:rFonts w:ascii="맑은 고딕" w:hAnsi="맑은 고딕" w:eastAsia="맑은 고딕"/>
                 <w:b w:val="0"/>
                 <w:color w:val="13203F"/>
-                <w:sz w:val="14"/>
+                <w:sz w:val="16"/>
               </w:rPr>
               <w:t>–</w:t>
             </w:r>
@@ -8747,7 +8325,7 @@
         </w:tc>
         <w:tc>
           <w:tcPr>
-            <w:tcW w:type="dxa" w:w="719"/>
+            <w:tcW w:type="dxa" w:w="977"/>
           </w:tcPr>
           <w:p>
             <w:pPr>
@@ -8759,7 +8337,7 @@
                 <w:rFonts w:ascii="맑은 고딕" w:hAnsi="맑은 고딕" w:eastAsia="맑은 고딕"/>
                 <w:b w:val="0"/>
                 <w:color w:val="13203F"/>
-                <w:sz w:val="14"/>
+                <w:sz w:val="16"/>
               </w:rPr>
               <w:t>미구분</w:t>
             </w:r>
@@ -8767,7 +8345,7 @@
         </w:tc>
         <w:tc>
           <w:tcPr>
-            <w:tcW w:type="dxa" w:w="949"/>
+            <w:tcW w:type="dxa" w:w="1060"/>
             <w:shd w:val="clear" w:color="auto" w:fill="FDE8E8"/>
           </w:tcPr>
           <w:p>
@@ -8780,7 +8358,7 @@
                 <w:rFonts w:ascii="맑은 고딕" w:hAnsi="맑은 고딕" w:eastAsia="맑은 고딕"/>
                 <w:b/>
                 <w:color w:val="A12020"/>
-                <w:sz w:val="14"/>
+                <w:sz w:val="16"/>
               </w:rPr>
               <w:t>금액 미구분</w:t>
             </w:r>
@@ -8788,25 +8366,13 @@
         </w:tc>
         <w:tc>
           <w:tcPr>
-            <w:tcW w:type="dxa" w:w="7477"/>
-          </w:tcPr>
-          <w:p>
-            <w:pPr>
-              <w:spacing w:before="0" w:after="0" w:line="252" w:lineRule="auto"/>
-            </w:pPr>
-          </w:p>
-        </w:tc>
-        <w:tc>
-          <w:tcPr>
-            <w:tcW w:type="dxa" w:w="0"/>
-          </w:tcPr>
-          <w:p/>
-        </w:tc>
-        <w:tc>
-          <w:tcPr>
-            <w:tcW w:type="dxa" w:w="0"/>
-          </w:tcPr>
-          <w:p/>
+            <w:tcW w:type="dxa" w:w="7203"/>
+          </w:tcPr>
+          <w:p>
+            <w:pPr>
+              <w:spacing w:before="0" w:after="0" w:line="252" w:lineRule="auto"/>
+            </w:pPr>
+          </w:p>
         </w:tc>
       </w:tr>
       <w:tr>
@@ -8815,67 +8381,55 @@
         </w:trPr>
         <w:tc>
           <w:tcPr>
-            <w:tcW w:type="dxa" w:w="1105"/>
+            <w:tcW w:type="dxa" w:w="1239"/>
           </w:tcPr>
           <w:p/>
         </w:tc>
         <w:tc>
           <w:tcPr>
-            <w:tcW w:type="dxa" w:w="3105"/>
+            <w:tcW w:type="dxa" w:w="2991"/>
           </w:tcPr>
           <w:p/>
         </w:tc>
         <w:tc>
           <w:tcPr>
-            <w:tcW w:type="dxa" w:w="7477"/>
+            <w:tcW w:type="dxa" w:w="7203"/>
           </w:tcPr>
           <w:p/>
         </w:tc>
         <w:tc>
           <w:tcPr>
-            <w:tcW w:type="dxa" w:w="450"/>
+            <w:tcW w:type="dxa" w:w="490"/>
           </w:tcPr>
           <w:p/>
         </w:tc>
         <w:tc>
           <w:tcPr>
-            <w:tcW w:type="dxa" w:w="450"/>
+            <w:tcW w:type="dxa" w:w="490"/>
           </w:tcPr>
           <w:p/>
         </w:tc>
         <w:tc>
           <w:tcPr>
-            <w:tcW w:type="dxa" w:w="719"/>
+            <w:tcW w:type="dxa" w:w="797"/>
           </w:tcPr>
           <w:p/>
         </w:tc>
         <w:tc>
           <w:tcPr>
-            <w:tcW w:type="dxa" w:w="719"/>
+            <w:tcW w:type="dxa" w:w="977"/>
           </w:tcPr>
           <w:p/>
         </w:tc>
         <w:tc>
           <w:tcPr>
-            <w:tcW w:type="dxa" w:w="949"/>
+            <w:tcW w:type="dxa" w:w="1060"/>
           </w:tcPr>
           <w:p/>
         </w:tc>
         <w:tc>
           <w:tcPr>
-            <w:tcW w:type="dxa" w:w="7477"/>
-          </w:tcPr>
-          <w:p/>
-        </w:tc>
-        <w:tc>
-          <w:tcPr>
-            <w:tcW w:type="dxa" w:w="0"/>
-          </w:tcPr>
-          <w:p/>
-        </w:tc>
-        <w:tc>
-          <w:tcPr>
-            <w:tcW w:type="dxa" w:w="0"/>
+            <w:tcW w:type="dxa" w:w="7203"/>
           </w:tcPr>
           <w:p/>
         </w:tc>
@@ -8886,7 +8440,7 @@
         </w:trPr>
         <w:tc>
           <w:tcPr>
-            <w:tcW w:type="dxa" w:w="1105"/>
+            <w:tcW w:type="dxa" w:w="1239"/>
           </w:tcPr>
           <w:p>
             <w:pPr>
@@ -8897,7 +8451,7 @@
                 <w:rFonts w:ascii="Consolas" w:hAnsi="Consolas" w:eastAsia="맑은 고딕"/>
                 <w:b w:val="0"/>
                 <w:color w:val="0090A0"/>
-                <w:sz w:val="14"/>
+                <w:sz w:val="16"/>
               </w:rPr>
               <w:t>3-1-c</w:t>
             </w:r>
@@ -8905,7 +8459,7 @@
         </w:tc>
         <w:tc>
           <w:tcPr>
-            <w:tcW w:type="dxa" w:w="3105"/>
+            <w:tcW w:type="dxa" w:w="2991"/>
           </w:tcPr>
           <w:p>
             <w:pPr>
@@ -8916,7 +8470,7 @@
                 <w:rFonts w:ascii="맑은 고딕" w:hAnsi="맑은 고딕" w:eastAsia="맑은 고딕"/>
                 <w:b/>
                 <w:color w:val="13203F"/>
-                <w:sz w:val="14"/>
+                <w:sz w:val="16"/>
               </w:rPr>
               <w:t xml:space="preserve">백업 스토리지 </w:t>
             </w:r>
@@ -8924,7 +8478,7 @@
         </w:tc>
         <w:tc>
           <w:tcPr>
-            <w:tcW w:type="dxa" w:w="7477"/>
+            <w:tcW w:type="dxa" w:w="7203"/>
           </w:tcPr>
           <w:p>
             <w:pPr>
@@ -8935,7 +8489,7 @@
                 <w:rFonts w:ascii="맑은 고딕" w:hAnsi="맑은 고딕" w:eastAsia="맑은 고딕"/>
                 <w:b w:val="0"/>
                 <w:color w:val="13203F"/>
-                <w:sz w:val="14"/>
+                <w:sz w:val="16"/>
               </w:rPr>
               <w:t>견적서에 사양 없음</w:t>
             </w:r>
@@ -8943,7 +8497,7 @@
         </w:tc>
         <w:tc>
           <w:tcPr>
-            <w:tcW w:type="dxa" w:w="450"/>
+            <w:tcW w:type="dxa" w:w="490"/>
           </w:tcPr>
           <w:p>
             <w:pPr>
@@ -8955,7 +8509,7 @@
                 <w:rFonts w:ascii="맑은 고딕" w:hAnsi="맑은 고딕" w:eastAsia="맑은 고딕"/>
                 <w:b/>
                 <w:color w:val="13203F"/>
-                <w:sz w:val="14"/>
+                <w:sz w:val="16"/>
               </w:rPr>
               <w:t>1식</w:t>
             </w:r>
@@ -8963,17 +8517,17 @@
         </w:tc>
         <w:tc>
           <w:tcPr>
-            <w:tcW w:type="dxa" w:w="450"/>
-          </w:tcPr>
-          <w:p>
-            <w:pPr>
-              <w:spacing w:before="0" w:after="0" w:line="252" w:lineRule="auto"/>
-            </w:pPr>
-          </w:p>
-        </w:tc>
-        <w:tc>
-          <w:tcPr>
-            <w:tcW w:type="dxa" w:w="719"/>
+            <w:tcW w:type="dxa" w:w="490"/>
+          </w:tcPr>
+          <w:p>
+            <w:pPr>
+              <w:spacing w:before="0" w:after="0" w:line="252" w:lineRule="auto"/>
+            </w:pPr>
+          </w:p>
+        </w:tc>
+        <w:tc>
+          <w:tcPr>
+            <w:tcW w:type="dxa" w:w="797"/>
           </w:tcPr>
           <w:p>
             <w:pPr>
@@ -8985,7 +8539,7 @@
                 <w:rFonts w:ascii="맑은 고딕" w:hAnsi="맑은 고딕" w:eastAsia="맑은 고딕"/>
                 <w:b w:val="0"/>
                 <w:color w:val="13203F"/>
-                <w:sz w:val="14"/>
+                <w:sz w:val="16"/>
               </w:rPr>
               <w:t>–</w:t>
             </w:r>
@@ -8993,7 +8547,7 @@
         </w:tc>
         <w:tc>
           <w:tcPr>
-            <w:tcW w:type="dxa" w:w="719"/>
+            <w:tcW w:type="dxa" w:w="977"/>
           </w:tcPr>
           <w:p>
             <w:pPr>
@@ -9005,7 +8559,7 @@
                 <w:rFonts w:ascii="맑은 고딕" w:hAnsi="맑은 고딕" w:eastAsia="맑은 고딕"/>
                 <w:b w:val="0"/>
                 <w:color w:val="13203F"/>
-                <w:sz w:val="14"/>
+                <w:sz w:val="16"/>
               </w:rPr>
               <w:t>미구분</w:t>
             </w:r>
@@ -9013,7 +8567,7 @@
         </w:tc>
         <w:tc>
           <w:tcPr>
-            <w:tcW w:type="dxa" w:w="949"/>
+            <w:tcW w:type="dxa" w:w="1060"/>
             <w:shd w:val="clear" w:color="auto" w:fill="FDE8E8"/>
           </w:tcPr>
           <w:p>
@@ -9026,7 +8580,7 @@
                 <w:rFonts w:ascii="맑은 고딕" w:hAnsi="맑은 고딕" w:eastAsia="맑은 고딕"/>
                 <w:b/>
                 <w:color w:val="A12020"/>
-                <w:sz w:val="14"/>
+                <w:sz w:val="16"/>
               </w:rPr>
               <w:t>금액 미구분</w:t>
             </w:r>
@@ -9034,25 +8588,13 @@
         </w:tc>
         <w:tc>
           <w:tcPr>
-            <w:tcW w:type="dxa" w:w="7477"/>
-          </w:tcPr>
-          <w:p>
-            <w:pPr>
-              <w:spacing w:before="0" w:after="0" w:line="252" w:lineRule="auto"/>
-            </w:pPr>
-          </w:p>
-        </w:tc>
-        <w:tc>
-          <w:tcPr>
-            <w:tcW w:type="dxa" w:w="0"/>
-          </w:tcPr>
-          <w:p/>
-        </w:tc>
-        <w:tc>
-          <w:tcPr>
-            <w:tcW w:type="dxa" w:w="0"/>
-          </w:tcPr>
-          <w:p/>
+            <w:tcW w:type="dxa" w:w="7203"/>
+          </w:tcPr>
+          <w:p>
+            <w:pPr>
+              <w:spacing w:before="0" w:after="0" w:line="252" w:lineRule="auto"/>
+            </w:pPr>
+          </w:p>
         </w:tc>
       </w:tr>
       <w:tr>
@@ -9061,67 +8603,55 @@
         </w:trPr>
         <w:tc>
           <w:tcPr>
-            <w:tcW w:type="dxa" w:w="1105"/>
+            <w:tcW w:type="dxa" w:w="1239"/>
           </w:tcPr>
           <w:p/>
         </w:tc>
         <w:tc>
           <w:tcPr>
-            <w:tcW w:type="dxa" w:w="3105"/>
+            <w:tcW w:type="dxa" w:w="2991"/>
           </w:tcPr>
           <w:p/>
         </w:tc>
         <w:tc>
           <w:tcPr>
-            <w:tcW w:type="dxa" w:w="7477"/>
+            <w:tcW w:type="dxa" w:w="7203"/>
           </w:tcPr>
           <w:p/>
         </w:tc>
         <w:tc>
           <w:tcPr>
-            <w:tcW w:type="dxa" w:w="450"/>
+            <w:tcW w:type="dxa" w:w="490"/>
           </w:tcPr>
           <w:p/>
         </w:tc>
         <w:tc>
           <w:tcPr>
-            <w:tcW w:type="dxa" w:w="450"/>
+            <w:tcW w:type="dxa" w:w="490"/>
           </w:tcPr>
           <w:p/>
         </w:tc>
         <w:tc>
           <w:tcPr>
-            <w:tcW w:type="dxa" w:w="719"/>
+            <w:tcW w:type="dxa" w:w="797"/>
           </w:tcPr>
           <w:p/>
         </w:tc>
         <w:tc>
           <w:tcPr>
-            <w:tcW w:type="dxa" w:w="719"/>
+            <w:tcW w:type="dxa" w:w="977"/>
           </w:tcPr>
           <w:p/>
         </w:tc>
         <w:tc>
           <w:tcPr>
-            <w:tcW w:type="dxa" w:w="949"/>
+            <w:tcW w:type="dxa" w:w="1060"/>
           </w:tcPr>
           <w:p/>
         </w:tc>
         <w:tc>
           <w:tcPr>
-            <w:tcW w:type="dxa" w:w="7477"/>
-          </w:tcPr>
-          <w:p/>
-        </w:tc>
-        <w:tc>
-          <w:tcPr>
-            <w:tcW w:type="dxa" w:w="0"/>
-          </w:tcPr>
-          <w:p/>
-        </w:tc>
-        <w:tc>
-          <w:tcPr>
-            <w:tcW w:type="dxa" w:w="0"/>
+            <w:tcW w:type="dxa" w:w="7203"/>
           </w:tcPr>
           <w:p/>
         </w:tc>
@@ -9132,7 +8662,7 @@
         </w:trPr>
         <w:tc>
           <w:tcPr>
-            <w:tcW w:type="dxa" w:w="1105"/>
+            <w:tcW w:type="dxa" w:w="1239"/>
           </w:tcPr>
           <w:p>
             <w:pPr>
@@ -9143,7 +8673,7 @@
                 <w:rFonts w:ascii="Consolas" w:hAnsi="Consolas" w:eastAsia="맑은 고딕"/>
                 <w:b w:val="0"/>
                 <w:color w:val="0090A0"/>
-                <w:sz w:val="14"/>
+                <w:sz w:val="16"/>
               </w:rPr>
               <w:t>3-1-d</w:t>
             </w:r>
@@ -9151,7 +8681,7 @@
         </w:tc>
         <w:tc>
           <w:tcPr>
-            <w:tcW w:type="dxa" w:w="3105"/>
+            <w:tcW w:type="dxa" w:w="2991"/>
           </w:tcPr>
           <w:p>
             <w:pPr>
@@ -9162,7 +8692,7 @@
                 <w:rFonts w:ascii="맑은 고딕" w:hAnsi="맑은 고딕" w:eastAsia="맑은 고딕"/>
                 <w:b/>
                 <w:color w:val="13203F"/>
-                <w:sz w:val="14"/>
+                <w:sz w:val="16"/>
               </w:rPr>
               <w:t xml:space="preserve">Edge Gateway </w:t>
             </w:r>
@@ -9170,7 +8700,7 @@
         </w:tc>
         <w:tc>
           <w:tcPr>
-            <w:tcW w:type="dxa" w:w="7477"/>
+            <w:tcW w:type="dxa" w:w="7203"/>
           </w:tcPr>
           <w:p>
             <w:pPr>
@@ -9181,7 +8711,7 @@
                 <w:rFonts w:ascii="맑은 고딕" w:hAnsi="맑은 고딕" w:eastAsia="맑은 고딕"/>
                 <w:b w:val="0"/>
                 <w:color w:val="13203F"/>
-                <w:sz w:val="14"/>
+                <w:sz w:val="16"/>
               </w:rPr>
               <w:t>견적서에 사양·수량 없음</w:t>
             </w:r>
@@ -9189,7 +8719,7 @@
         </w:tc>
         <w:tc>
           <w:tcPr>
-            <w:tcW w:type="dxa" w:w="450"/>
+            <w:tcW w:type="dxa" w:w="490"/>
           </w:tcPr>
           <w:p>
             <w:pPr>
@@ -9201,7 +8731,7 @@
                 <w:rFonts w:ascii="맑은 고딕" w:hAnsi="맑은 고딕" w:eastAsia="맑은 고딕"/>
                 <w:b/>
                 <w:color w:val="13203F"/>
-                <w:sz w:val="14"/>
+                <w:sz w:val="16"/>
               </w:rPr>
               <w:t>–</w:t>
             </w:r>
@@ -9209,17 +8739,17 @@
         </w:tc>
         <w:tc>
           <w:tcPr>
-            <w:tcW w:type="dxa" w:w="450"/>
-          </w:tcPr>
-          <w:p>
-            <w:pPr>
-              <w:spacing w:before="0" w:after="0" w:line="252" w:lineRule="auto"/>
-            </w:pPr>
-          </w:p>
-        </w:tc>
-        <w:tc>
-          <w:tcPr>
-            <w:tcW w:type="dxa" w:w="719"/>
+            <w:tcW w:type="dxa" w:w="490"/>
+          </w:tcPr>
+          <w:p>
+            <w:pPr>
+              <w:spacing w:before="0" w:after="0" w:line="252" w:lineRule="auto"/>
+            </w:pPr>
+          </w:p>
+        </w:tc>
+        <w:tc>
+          <w:tcPr>
+            <w:tcW w:type="dxa" w:w="797"/>
           </w:tcPr>
           <w:p>
             <w:pPr>
@@ -9231,7 +8761,7 @@
                 <w:rFonts w:ascii="맑은 고딕" w:hAnsi="맑은 고딕" w:eastAsia="맑은 고딕"/>
                 <w:b w:val="0"/>
                 <w:color w:val="13203F"/>
-                <w:sz w:val="14"/>
+                <w:sz w:val="16"/>
               </w:rPr>
               <w:t>–</w:t>
             </w:r>
@@ -9239,7 +8769,7 @@
         </w:tc>
         <w:tc>
           <w:tcPr>
-            <w:tcW w:type="dxa" w:w="719"/>
+            <w:tcW w:type="dxa" w:w="977"/>
           </w:tcPr>
           <w:p>
             <w:pPr>
@@ -9251,7 +8781,7 @@
                 <w:rFonts w:ascii="맑은 고딕" w:hAnsi="맑은 고딕" w:eastAsia="맑은 고딕"/>
                 <w:b w:val="0"/>
                 <w:color w:val="13203F"/>
-                <w:sz w:val="14"/>
+                <w:sz w:val="16"/>
               </w:rPr>
               <w:t>미구분</w:t>
             </w:r>
@@ -9259,7 +8789,7 @@
         </w:tc>
         <w:tc>
           <w:tcPr>
-            <w:tcW w:type="dxa" w:w="949"/>
+            <w:tcW w:type="dxa" w:w="1060"/>
             <w:shd w:val="clear" w:color="auto" w:fill="FDE8E8"/>
           </w:tcPr>
           <w:p>
@@ -9272,7 +8802,7 @@
                 <w:rFonts w:ascii="맑은 고딕" w:hAnsi="맑은 고딕" w:eastAsia="맑은 고딕"/>
                 <w:b/>
                 <w:color w:val="A12020"/>
-                <w:sz w:val="14"/>
+                <w:sz w:val="16"/>
               </w:rPr>
               <w:t>금액 미구분</w:t>
             </w:r>
@@ -9280,25 +8810,13 @@
         </w:tc>
         <w:tc>
           <w:tcPr>
-            <w:tcW w:type="dxa" w:w="7477"/>
-          </w:tcPr>
-          <w:p>
-            <w:pPr>
-              <w:spacing w:before="0" w:after="0" w:line="252" w:lineRule="auto"/>
-            </w:pPr>
-          </w:p>
-        </w:tc>
-        <w:tc>
-          <w:tcPr>
-            <w:tcW w:type="dxa" w:w="0"/>
-          </w:tcPr>
-          <w:p/>
-        </w:tc>
-        <w:tc>
-          <w:tcPr>
-            <w:tcW w:type="dxa" w:w="0"/>
-          </w:tcPr>
-          <w:p/>
+            <w:tcW w:type="dxa" w:w="7203"/>
+          </w:tcPr>
+          <w:p>
+            <w:pPr>
+              <w:spacing w:before="0" w:after="0" w:line="252" w:lineRule="auto"/>
+            </w:pPr>
+          </w:p>
         </w:tc>
       </w:tr>
       <w:tr>
@@ -9307,67 +8825,55 @@
         </w:trPr>
         <w:tc>
           <w:tcPr>
-            <w:tcW w:type="dxa" w:w="1105"/>
+            <w:tcW w:type="dxa" w:w="1239"/>
           </w:tcPr>
           <w:p/>
         </w:tc>
         <w:tc>
           <w:tcPr>
-            <w:tcW w:type="dxa" w:w="3105"/>
+            <w:tcW w:type="dxa" w:w="2991"/>
           </w:tcPr>
           <w:p/>
         </w:tc>
         <w:tc>
           <w:tcPr>
-            <w:tcW w:type="dxa" w:w="7477"/>
+            <w:tcW w:type="dxa" w:w="7203"/>
           </w:tcPr>
           <w:p/>
         </w:tc>
         <w:tc>
           <w:tcPr>
-            <w:tcW w:type="dxa" w:w="450"/>
+            <w:tcW w:type="dxa" w:w="490"/>
           </w:tcPr>
           <w:p/>
         </w:tc>
         <w:tc>
           <w:tcPr>
-            <w:tcW w:type="dxa" w:w="450"/>
+            <w:tcW w:type="dxa" w:w="490"/>
           </w:tcPr>
           <w:p/>
         </w:tc>
         <w:tc>
           <w:tcPr>
-            <w:tcW w:type="dxa" w:w="719"/>
+            <w:tcW w:type="dxa" w:w="797"/>
           </w:tcPr>
           <w:p/>
         </w:tc>
         <w:tc>
           <w:tcPr>
-            <w:tcW w:type="dxa" w:w="719"/>
+            <w:tcW w:type="dxa" w:w="977"/>
           </w:tcPr>
           <w:p/>
         </w:tc>
         <w:tc>
           <w:tcPr>
-            <w:tcW w:type="dxa" w:w="949"/>
+            <w:tcW w:type="dxa" w:w="1060"/>
           </w:tcPr>
           <w:p/>
         </w:tc>
         <w:tc>
           <w:tcPr>
-            <w:tcW w:type="dxa" w:w="7477"/>
-          </w:tcPr>
-          <w:p/>
-        </w:tc>
-        <w:tc>
-          <w:tcPr>
-            <w:tcW w:type="dxa" w:w="0"/>
-          </w:tcPr>
-          <w:p/>
-        </w:tc>
-        <w:tc>
-          <w:tcPr>
-            <w:tcW w:type="dxa" w:w="0"/>
+            <w:tcW w:type="dxa" w:w="7203"/>
           </w:tcPr>
           <w:p/>
         </w:tc>
@@ -9378,7 +8884,7 @@
         </w:trPr>
         <w:tc>
           <w:tcPr>
-            <w:tcW w:type="dxa" w:w="1105"/>
+            <w:tcW w:type="dxa" w:w="1239"/>
           </w:tcPr>
           <w:p>
             <w:pPr>
@@ -9389,7 +8895,7 @@
                 <w:rFonts w:ascii="Consolas" w:hAnsi="Consolas" w:eastAsia="맑은 고딕"/>
                 <w:b w:val="0"/>
                 <w:color w:val="0090A0"/>
-                <w:sz w:val="14"/>
+                <w:sz w:val="16"/>
               </w:rPr>
               <w:t>3-1-e</w:t>
             </w:r>
@@ -9397,7 +8903,7 @@
         </w:tc>
         <w:tc>
           <w:tcPr>
-            <w:tcW w:type="dxa" w:w="3105"/>
+            <w:tcW w:type="dxa" w:w="2991"/>
           </w:tcPr>
           <w:p>
             <w:pPr>
@@ -9408,7 +8914,7 @@
                 <w:rFonts w:ascii="맑은 고딕" w:hAnsi="맑은 고딕" w:eastAsia="맑은 고딕"/>
                 <w:b/>
                 <w:color w:val="13203F"/>
-                <w:sz w:val="14"/>
+                <w:sz w:val="16"/>
               </w:rPr>
               <w:t xml:space="preserve">영상 수집 노드 </w:t>
             </w:r>
@@ -9416,7 +8922,7 @@
         </w:tc>
         <w:tc>
           <w:tcPr>
-            <w:tcW w:type="dxa" w:w="7477"/>
+            <w:tcW w:type="dxa" w:w="7203"/>
           </w:tcPr>
           <w:p>
             <w:pPr>
@@ -9427,7 +8933,7 @@
                 <w:rFonts w:ascii="맑은 고딕" w:hAnsi="맑은 고딕" w:eastAsia="맑은 고딕"/>
                 <w:b w:val="0"/>
                 <w:color w:val="13203F"/>
-                <w:sz w:val="14"/>
+                <w:sz w:val="16"/>
               </w:rPr>
               <w:t>견적서에 사양·수량 없음</w:t>
             </w:r>
@@ -9435,7 +8941,7 @@
         </w:tc>
         <w:tc>
           <w:tcPr>
-            <w:tcW w:type="dxa" w:w="450"/>
+            <w:tcW w:type="dxa" w:w="490"/>
           </w:tcPr>
           <w:p>
             <w:pPr>
@@ -9447,7 +8953,7 @@
                 <w:rFonts w:ascii="맑은 고딕" w:hAnsi="맑은 고딕" w:eastAsia="맑은 고딕"/>
                 <w:b/>
                 <w:color w:val="13203F"/>
-                <w:sz w:val="14"/>
+                <w:sz w:val="16"/>
               </w:rPr>
               <w:t>–</w:t>
             </w:r>
@@ -9455,17 +8961,17 @@
         </w:tc>
         <w:tc>
           <w:tcPr>
-            <w:tcW w:type="dxa" w:w="450"/>
-          </w:tcPr>
-          <w:p>
-            <w:pPr>
-              <w:spacing w:before="0" w:after="0" w:line="252" w:lineRule="auto"/>
-            </w:pPr>
-          </w:p>
-        </w:tc>
-        <w:tc>
-          <w:tcPr>
-            <w:tcW w:type="dxa" w:w="719"/>
+            <w:tcW w:type="dxa" w:w="490"/>
+          </w:tcPr>
+          <w:p>
+            <w:pPr>
+              <w:spacing w:before="0" w:after="0" w:line="252" w:lineRule="auto"/>
+            </w:pPr>
+          </w:p>
+        </w:tc>
+        <w:tc>
+          <w:tcPr>
+            <w:tcW w:type="dxa" w:w="797"/>
           </w:tcPr>
           <w:p>
             <w:pPr>
@@ -9477,7 +8983,7 @@
                 <w:rFonts w:ascii="맑은 고딕" w:hAnsi="맑은 고딕" w:eastAsia="맑은 고딕"/>
                 <w:b w:val="0"/>
                 <w:color w:val="13203F"/>
-                <w:sz w:val="14"/>
+                <w:sz w:val="16"/>
               </w:rPr>
               <w:t>–</w:t>
             </w:r>
@@ -9485,7 +8991,7 @@
         </w:tc>
         <w:tc>
           <w:tcPr>
-            <w:tcW w:type="dxa" w:w="719"/>
+            <w:tcW w:type="dxa" w:w="977"/>
           </w:tcPr>
           <w:p>
             <w:pPr>
@@ -9497,7 +9003,7 @@
                 <w:rFonts w:ascii="맑은 고딕" w:hAnsi="맑은 고딕" w:eastAsia="맑은 고딕"/>
                 <w:b w:val="0"/>
                 <w:color w:val="13203F"/>
-                <w:sz w:val="14"/>
+                <w:sz w:val="16"/>
               </w:rPr>
               <w:t>미구분</w:t>
             </w:r>
@@ -9505,7 +9011,7 @@
         </w:tc>
         <w:tc>
           <w:tcPr>
-            <w:tcW w:type="dxa" w:w="949"/>
+            <w:tcW w:type="dxa" w:w="1060"/>
             <w:shd w:val="clear" w:color="auto" w:fill="FDE8E8"/>
           </w:tcPr>
           <w:p>
@@ -9518,7 +9024,7 @@
                 <w:rFonts w:ascii="맑은 고딕" w:hAnsi="맑은 고딕" w:eastAsia="맑은 고딕"/>
                 <w:b/>
                 <w:color w:val="A12020"/>
-                <w:sz w:val="14"/>
+                <w:sz w:val="16"/>
               </w:rPr>
               <w:t>금액 미구분</w:t>
             </w:r>
@@ -9526,25 +9032,13 @@
         </w:tc>
         <w:tc>
           <w:tcPr>
-            <w:tcW w:type="dxa" w:w="7477"/>
-          </w:tcPr>
-          <w:p>
-            <w:pPr>
-              <w:spacing w:before="0" w:after="0" w:line="252" w:lineRule="auto"/>
-            </w:pPr>
-          </w:p>
-        </w:tc>
-        <w:tc>
-          <w:tcPr>
-            <w:tcW w:type="dxa" w:w="0"/>
-          </w:tcPr>
-          <w:p/>
-        </w:tc>
-        <w:tc>
-          <w:tcPr>
-            <w:tcW w:type="dxa" w:w="0"/>
-          </w:tcPr>
-          <w:p/>
+            <w:tcW w:type="dxa" w:w="7203"/>
+          </w:tcPr>
+          <w:p>
+            <w:pPr>
+              <w:spacing w:before="0" w:after="0" w:line="252" w:lineRule="auto"/>
+            </w:pPr>
+          </w:p>
         </w:tc>
       </w:tr>
       <w:tr>
@@ -9553,67 +9047,55 @@
         </w:trPr>
         <w:tc>
           <w:tcPr>
-            <w:tcW w:type="dxa" w:w="1105"/>
+            <w:tcW w:type="dxa" w:w="1239"/>
           </w:tcPr>
           <w:p/>
         </w:tc>
         <w:tc>
           <w:tcPr>
-            <w:tcW w:type="dxa" w:w="3105"/>
+            <w:tcW w:type="dxa" w:w="2991"/>
           </w:tcPr>
           <w:p/>
         </w:tc>
         <w:tc>
           <w:tcPr>
-            <w:tcW w:type="dxa" w:w="7477"/>
+            <w:tcW w:type="dxa" w:w="7203"/>
           </w:tcPr>
           <w:p/>
         </w:tc>
         <w:tc>
           <w:tcPr>
-            <w:tcW w:type="dxa" w:w="450"/>
+            <w:tcW w:type="dxa" w:w="490"/>
           </w:tcPr>
           <w:p/>
         </w:tc>
         <w:tc>
           <w:tcPr>
-            <w:tcW w:type="dxa" w:w="450"/>
+            <w:tcW w:type="dxa" w:w="490"/>
           </w:tcPr>
           <w:p/>
         </w:tc>
         <w:tc>
           <w:tcPr>
-            <w:tcW w:type="dxa" w:w="719"/>
+            <w:tcW w:type="dxa" w:w="797"/>
           </w:tcPr>
           <w:p/>
         </w:tc>
         <w:tc>
           <w:tcPr>
-            <w:tcW w:type="dxa" w:w="719"/>
+            <w:tcW w:type="dxa" w:w="977"/>
           </w:tcPr>
           <w:p/>
         </w:tc>
         <w:tc>
           <w:tcPr>
-            <w:tcW w:type="dxa" w:w="949"/>
+            <w:tcW w:type="dxa" w:w="1060"/>
           </w:tcPr>
           <w:p/>
         </w:tc>
         <w:tc>
           <w:tcPr>
-            <w:tcW w:type="dxa" w:w="7477"/>
-          </w:tcPr>
-          <w:p/>
-        </w:tc>
-        <w:tc>
-          <w:tcPr>
-            <w:tcW w:type="dxa" w:w="0"/>
-          </w:tcPr>
-          <w:p/>
-        </w:tc>
-        <w:tc>
-          <w:tcPr>
-            <w:tcW w:type="dxa" w:w="0"/>
+            <w:tcW w:type="dxa" w:w="7203"/>
           </w:tcPr>
           <w:p/>
         </w:tc>
@@ -9624,7 +9106,7 @@
         </w:trPr>
         <w:tc>
           <w:tcPr>
-            <w:tcW w:type="dxa" w:w="1105"/>
+            <w:tcW w:type="dxa" w:w="1239"/>
           </w:tcPr>
           <w:p>
             <w:pPr>
@@ -9635,7 +9117,7 @@
                 <w:rFonts w:ascii="Consolas" w:hAnsi="Consolas" w:eastAsia="맑은 고딕"/>
                 <w:b w:val="0"/>
                 <w:color w:val="0090A0"/>
-                <w:sz w:val="14"/>
+                <w:sz w:val="16"/>
               </w:rPr>
               <w:t>3-1-f</w:t>
             </w:r>
@@ -9643,7 +9125,7 @@
         </w:tc>
         <w:tc>
           <w:tcPr>
-            <w:tcW w:type="dxa" w:w="3105"/>
+            <w:tcW w:type="dxa" w:w="2991"/>
           </w:tcPr>
           <w:p>
             <w:pPr>
@@ -9654,7 +9136,7 @@
                 <w:rFonts w:ascii="맑은 고딕" w:hAnsi="맑은 고딕" w:eastAsia="맑은 고딕"/>
                 <w:b/>
                 <w:color w:val="13203F"/>
-                <w:sz w:val="14"/>
+                <w:sz w:val="16"/>
               </w:rPr>
               <w:t xml:space="preserve">네트워크 — 코어·TSN·방화벽·PTP·AP·배선 </w:t>
             </w:r>
@@ -9662,7 +9144,7 @@
         </w:tc>
         <w:tc>
           <w:tcPr>
-            <w:tcW w:type="dxa" w:w="7477"/>
+            <w:tcW w:type="dxa" w:w="7203"/>
           </w:tcPr>
           <w:p>
             <w:pPr>
@@ -9673,7 +9155,7 @@
                 <w:rFonts w:ascii="맑은 고딕" w:hAnsi="맑은 고딕" w:eastAsia="맑은 고딕"/>
                 <w:b w:val="0"/>
                 <w:color w:val="13203F"/>
-                <w:sz w:val="14"/>
+                <w:sz w:val="16"/>
               </w:rPr>
               <w:t>견적서에 사양·수량 없음 — 아래 8개 구성품으로 세분 제안(연결 구성도 기준)</w:t>
             </w:r>
@@ -9681,7 +9163,7 @@
         </w:tc>
         <w:tc>
           <w:tcPr>
-            <w:tcW w:type="dxa" w:w="450"/>
+            <w:tcW w:type="dxa" w:w="490"/>
           </w:tcPr>
           <w:p>
             <w:pPr>
@@ -9693,7 +9175,7 @@
                 <w:rFonts w:ascii="맑은 고딕" w:hAnsi="맑은 고딕" w:eastAsia="맑은 고딕"/>
                 <w:b/>
                 <w:color w:val="13203F"/>
-                <w:sz w:val="14"/>
+                <w:sz w:val="16"/>
               </w:rPr>
               <w:t>1식</w:t>
             </w:r>
@@ -9701,17 +9183,17 @@
         </w:tc>
         <w:tc>
           <w:tcPr>
-            <w:tcW w:type="dxa" w:w="450"/>
-          </w:tcPr>
-          <w:p>
-            <w:pPr>
-              <w:spacing w:before="0" w:after="0" w:line="252" w:lineRule="auto"/>
-            </w:pPr>
-          </w:p>
-        </w:tc>
-        <w:tc>
-          <w:tcPr>
-            <w:tcW w:type="dxa" w:w="719"/>
+            <w:tcW w:type="dxa" w:w="490"/>
+          </w:tcPr>
+          <w:p>
+            <w:pPr>
+              <w:spacing w:before="0" w:after="0" w:line="252" w:lineRule="auto"/>
+            </w:pPr>
+          </w:p>
+        </w:tc>
+        <w:tc>
+          <w:tcPr>
+            <w:tcW w:type="dxa" w:w="797"/>
           </w:tcPr>
           <w:p>
             <w:pPr>
@@ -9723,7 +9205,7 @@
                 <w:rFonts w:ascii="맑은 고딕" w:hAnsi="맑은 고딕" w:eastAsia="맑은 고딕"/>
                 <w:b w:val="0"/>
                 <w:color w:val="13203F"/>
-                <w:sz w:val="14"/>
+                <w:sz w:val="16"/>
               </w:rPr>
               <w:t>–</w:t>
             </w:r>
@@ -9731,7 +9213,7 @@
         </w:tc>
         <w:tc>
           <w:tcPr>
-            <w:tcW w:type="dxa" w:w="719"/>
+            <w:tcW w:type="dxa" w:w="977"/>
           </w:tcPr>
           <w:p>
             <w:pPr>
@@ -9743,7 +9225,7 @@
                 <w:rFonts w:ascii="맑은 고딕" w:hAnsi="맑은 고딕" w:eastAsia="맑은 고딕"/>
                 <w:b w:val="0"/>
                 <w:color w:val="13203F"/>
-                <w:sz w:val="14"/>
+                <w:sz w:val="16"/>
               </w:rPr>
               <w:t>미구분</w:t>
             </w:r>
@@ -9751,7 +9233,7 @@
         </w:tc>
         <w:tc>
           <w:tcPr>
-            <w:tcW w:type="dxa" w:w="949"/>
+            <w:tcW w:type="dxa" w:w="1060"/>
             <w:shd w:val="clear" w:color="auto" w:fill="FDE8E8"/>
           </w:tcPr>
           <w:p>
@@ -9764,7 +9246,7 @@
                 <w:rFonts w:ascii="맑은 고딕" w:hAnsi="맑은 고딕" w:eastAsia="맑은 고딕"/>
                 <w:b/>
                 <w:color w:val="A12020"/>
-                <w:sz w:val="14"/>
+                <w:sz w:val="16"/>
               </w:rPr>
               <w:t>금액 미구분</w:t>
             </w:r>
@@ -9772,25 +9254,13 @@
         </w:tc>
         <w:tc>
           <w:tcPr>
-            <w:tcW w:type="dxa" w:w="7477"/>
-          </w:tcPr>
-          <w:p>
-            <w:pPr>
-              <w:spacing w:before="0" w:after="0" w:line="252" w:lineRule="auto"/>
-            </w:pPr>
-          </w:p>
-        </w:tc>
-        <w:tc>
-          <w:tcPr>
-            <w:tcW w:type="dxa" w:w="0"/>
-          </w:tcPr>
-          <w:p/>
-        </w:tc>
-        <w:tc>
-          <w:tcPr>
-            <w:tcW w:type="dxa" w:w="0"/>
-          </w:tcPr>
-          <w:p/>
+            <w:tcW w:type="dxa" w:w="7203"/>
+          </w:tcPr>
+          <w:p>
+            <w:pPr>
+              <w:spacing w:before="0" w:after="0" w:line="252" w:lineRule="auto"/>
+            </w:pPr>
+          </w:p>
         </w:tc>
       </w:tr>
       <w:tr>
@@ -9799,7 +9269,7 @@
         </w:trPr>
         <w:tc>
           <w:tcPr>
-            <w:tcW w:type="dxa" w:w="1105"/>
+            <w:tcW w:type="dxa" w:w="1239"/>
           </w:tcPr>
           <w:p>
             <w:pPr>
@@ -9810,7 +9280,7 @@
                 <w:rFonts w:ascii="Consolas" w:hAnsi="Consolas" w:eastAsia="맑은 고딕"/>
                 <w:b w:val="0"/>
                 <w:color w:val="0090A0"/>
-                <w:sz w:val="14"/>
+                <w:sz w:val="16"/>
               </w:rPr>
               <w:t>3-1-f-1</w:t>
             </w:r>
@@ -9818,7 +9288,7 @@
         </w:tc>
         <w:tc>
           <w:tcPr>
-            <w:tcW w:type="dxa" w:w="3105"/>
+            <w:tcW w:type="dxa" w:w="2991"/>
           </w:tcPr>
           <w:p>
             <w:pPr>
@@ -9829,7 +9299,7 @@
                 <w:rFonts w:ascii="맑은 고딕" w:hAnsi="맑은 고딕" w:eastAsia="맑은 고딕"/>
                 <w:b/>
                 <w:color w:val="13203F"/>
-                <w:sz w:val="14"/>
+                <w:sz w:val="16"/>
               </w:rPr>
               <w:t xml:space="preserve">방화벽 (OT/IT 경계) </w:t>
             </w:r>
@@ -9837,7 +9307,7 @@
         </w:tc>
         <w:tc>
           <w:tcPr>
-            <w:tcW w:type="dxa" w:w="7477"/>
+            <w:tcW w:type="dxa" w:w="7203"/>
           </w:tcPr>
           <w:p>
             <w:pPr>
@@ -9848,7 +9318,7 @@
                 <w:rFonts w:ascii="맑은 고딕" w:hAnsi="맑은 고딕" w:eastAsia="맑은 고딕"/>
                 <w:b w:val="0"/>
                 <w:color w:val="13203F"/>
-                <w:sz w:val="14"/>
+                <w:sz w:val="16"/>
               </w:rPr>
               <w:t>차세대 방화벽 · 10GbE 이상 · 산업 프로토콜(OPC UA·MQTT) 검사 · VPN — 항목2 연산 서버 포함 방화벽과 같은 장비인지 확인(같으면 삭제)</w:t>
             </w:r>
@@ -9856,7 +9326,7 @@
         </w:tc>
         <w:tc>
           <w:tcPr>
-            <w:tcW w:type="dxa" w:w="450"/>
+            <w:tcW w:type="dxa" w:w="490"/>
           </w:tcPr>
           <w:p>
             <w:pPr>
@@ -9868,7 +9338,7 @@
                 <w:rFonts w:ascii="맑은 고딕" w:hAnsi="맑은 고딕" w:eastAsia="맑은 고딕"/>
                 <w:b/>
                 <w:color w:val="13203F"/>
-                <w:sz w:val="14"/>
+                <w:sz w:val="16"/>
               </w:rPr>
               <w:t>1</w:t>
             </w:r>
@@ -9876,7 +9346,7 @@
         </w:tc>
         <w:tc>
           <w:tcPr>
-            <w:tcW w:type="dxa" w:w="450"/>
+            <w:tcW w:type="dxa" w:w="490"/>
           </w:tcPr>
           <w:p>
             <w:pPr>
@@ -9887,7 +9357,7 @@
                 <w:rFonts w:ascii="맑은 고딕" w:hAnsi="맑은 고딕" w:eastAsia="맑은 고딕"/>
                 <w:b w:val="0"/>
                 <w:color w:val="13203F"/>
-                <w:sz w:val="14"/>
+                <w:sz w:val="16"/>
               </w:rPr>
               <w:t>대</w:t>
             </w:r>
@@ -9895,7 +9365,7 @@
         </w:tc>
         <w:tc>
           <w:tcPr>
-            <w:tcW w:type="dxa" w:w="719"/>
+            <w:tcW w:type="dxa" w:w="797"/>
           </w:tcPr>
           <w:p>
             <w:pPr>
@@ -9907,7 +9377,7 @@
                 <w:rFonts w:ascii="맑은 고딕" w:hAnsi="맑은 고딕" w:eastAsia="맑은 고딕"/>
                 <w:b w:val="0"/>
                 <w:color w:val="13203F"/>
-                <w:sz w:val="14"/>
+                <w:sz w:val="16"/>
               </w:rPr>
               <w:t>–</w:t>
             </w:r>
@@ -9915,7 +9385,7 @@
         </w:tc>
         <w:tc>
           <w:tcPr>
-            <w:tcW w:type="dxa" w:w="719"/>
+            <w:tcW w:type="dxa" w:w="977"/>
           </w:tcPr>
           <w:p>
             <w:pPr>
@@ -9927,7 +9397,7 @@
                 <w:rFonts w:ascii="맑은 고딕" w:hAnsi="맑은 고딕" w:eastAsia="맑은 고딕"/>
                 <w:b w:val="0"/>
                 <w:color w:val="13203F"/>
-                <w:sz w:val="14"/>
+                <w:sz w:val="16"/>
               </w:rPr>
               <w:t>미구분</w:t>
             </w:r>
@@ -9935,7 +9405,7 @@
         </w:tc>
         <w:tc>
           <w:tcPr>
-            <w:tcW w:type="dxa" w:w="949"/>
+            <w:tcW w:type="dxa" w:w="1060"/>
             <w:shd w:val="clear" w:color="auto" w:fill="FFF1E2"/>
           </w:tcPr>
           <w:p>
@@ -9948,7 +9418,7 @@
                 <w:rFonts w:ascii="맑은 고딕" w:hAnsi="맑은 고딕" w:eastAsia="맑은 고딕"/>
                 <w:b/>
                 <w:color w:val="9A4A00"/>
-                <w:sz w:val="14"/>
+                <w:sz w:val="16"/>
               </w:rPr>
               <w:t>세분 제안</w:t>
             </w:r>
@@ -9956,25 +9426,13 @@
         </w:tc>
         <w:tc>
           <w:tcPr>
-            <w:tcW w:type="dxa" w:w="7477"/>
-          </w:tcPr>
-          <w:p>
-            <w:pPr>
-              <w:spacing w:before="0" w:after="0" w:line="252" w:lineRule="auto"/>
-            </w:pPr>
-          </w:p>
-        </w:tc>
-        <w:tc>
-          <w:tcPr>
-            <w:tcW w:type="dxa" w:w="0"/>
-          </w:tcPr>
-          <w:p/>
-        </w:tc>
-        <w:tc>
-          <w:tcPr>
-            <w:tcW w:type="dxa" w:w="0"/>
-          </w:tcPr>
-          <w:p/>
+            <w:tcW w:type="dxa" w:w="7203"/>
+          </w:tcPr>
+          <w:p>
+            <w:pPr>
+              <w:spacing w:before="0" w:after="0" w:line="252" w:lineRule="auto"/>
+            </w:pPr>
+          </w:p>
         </w:tc>
       </w:tr>
       <w:tr>
@@ -9983,7 +9441,7 @@
         </w:trPr>
         <w:tc>
           <w:tcPr>
-            <w:tcW w:type="dxa" w:w="1105"/>
+            <w:tcW w:type="dxa" w:w="1239"/>
           </w:tcPr>
           <w:p>
             <w:pPr>
@@ -9994,7 +9452,7 @@
                 <w:rFonts w:ascii="Consolas" w:hAnsi="Consolas" w:eastAsia="맑은 고딕"/>
                 <w:b w:val="0"/>
                 <w:color w:val="0090A0"/>
-                <w:sz w:val="14"/>
+                <w:sz w:val="16"/>
               </w:rPr>
               <w:t>3-1-f-2</w:t>
             </w:r>
@@ -10002,7 +9460,7 @@
         </w:tc>
         <w:tc>
           <w:tcPr>
-            <w:tcW w:type="dxa" w:w="3105"/>
+            <w:tcW w:type="dxa" w:w="2991"/>
           </w:tcPr>
           <w:p>
             <w:pPr>
@@ -10013,7 +9471,7 @@
                 <w:rFonts w:ascii="맑은 고딕" w:hAnsi="맑은 고딕" w:eastAsia="맑은 고딕"/>
                 <w:b/>
                 <w:color w:val="13203F"/>
-                <w:sz w:val="14"/>
+                <w:sz w:val="16"/>
               </w:rPr>
               <w:t xml:space="preserve">코어 스위치 (L3) </w:t>
             </w:r>
@@ -10021,7 +9479,7 @@
         </w:tc>
         <w:tc>
           <w:tcPr>
-            <w:tcW w:type="dxa" w:w="7477"/>
+            <w:tcW w:type="dxa" w:w="7203"/>
           </w:tcPr>
           <w:p>
             <w:pPr>
@@ -10032,7 +9490,7 @@
                 <w:rFonts w:ascii="맑은 고딕" w:hAnsi="맑은 고딕" w:eastAsia="맑은 고딕"/>
                 <w:b w:val="0"/>
                 <w:color w:val="13203F"/>
-                <w:sz w:val="14"/>
+                <w:sz w:val="16"/>
               </w:rPr>
               <w:t>25GbE(SFP28) 24포트 이상 + 100GbE 2포트 이상 · 2대 이중화(MLAG) · PTP 중계(Boundary Clock). 대당 소요 약 17포트</w:t>
             </w:r>
@@ -10040,7 +9498,7 @@
         </w:tc>
         <w:tc>
           <w:tcPr>
-            <w:tcW w:type="dxa" w:w="450"/>
+            <w:tcW w:type="dxa" w:w="490"/>
           </w:tcPr>
           <w:p>
             <w:pPr>
@@ -10052,7 +9510,7 @@
                 <w:rFonts w:ascii="맑은 고딕" w:hAnsi="맑은 고딕" w:eastAsia="맑은 고딕"/>
                 <w:b/>
                 <w:color w:val="13203F"/>
-                <w:sz w:val="14"/>
+                <w:sz w:val="16"/>
               </w:rPr>
               <w:t>2</w:t>
             </w:r>
@@ -10060,7 +9518,7 @@
         </w:tc>
         <w:tc>
           <w:tcPr>
-            <w:tcW w:type="dxa" w:w="450"/>
+            <w:tcW w:type="dxa" w:w="490"/>
           </w:tcPr>
           <w:p>
             <w:pPr>
@@ -10071,7 +9529,7 @@
                 <w:rFonts w:ascii="맑은 고딕" w:hAnsi="맑은 고딕" w:eastAsia="맑은 고딕"/>
                 <w:b w:val="0"/>
                 <w:color w:val="13203F"/>
-                <w:sz w:val="14"/>
+                <w:sz w:val="16"/>
               </w:rPr>
               <w:t>대</w:t>
             </w:r>
@@ -10079,7 +9537,7 @@
         </w:tc>
         <w:tc>
           <w:tcPr>
-            <w:tcW w:type="dxa" w:w="719"/>
+            <w:tcW w:type="dxa" w:w="797"/>
           </w:tcPr>
           <w:p>
             <w:pPr>
@@ -10091,7 +9549,7 @@
                 <w:rFonts w:ascii="맑은 고딕" w:hAnsi="맑은 고딕" w:eastAsia="맑은 고딕"/>
                 <w:b w:val="0"/>
                 <w:color w:val="13203F"/>
-                <w:sz w:val="14"/>
+                <w:sz w:val="16"/>
               </w:rPr>
               <w:t>–</w:t>
             </w:r>
@@ -10099,7 +9557,7 @@
         </w:tc>
         <w:tc>
           <w:tcPr>
-            <w:tcW w:type="dxa" w:w="719"/>
+            <w:tcW w:type="dxa" w:w="977"/>
           </w:tcPr>
           <w:p>
             <w:pPr>
@@ -10111,7 +9569,7 @@
                 <w:rFonts w:ascii="맑은 고딕" w:hAnsi="맑은 고딕" w:eastAsia="맑은 고딕"/>
                 <w:b w:val="0"/>
                 <w:color w:val="13203F"/>
-                <w:sz w:val="14"/>
+                <w:sz w:val="16"/>
               </w:rPr>
               <w:t>미구분</w:t>
             </w:r>
@@ -10119,7 +9577,7 @@
         </w:tc>
         <w:tc>
           <w:tcPr>
-            <w:tcW w:type="dxa" w:w="949"/>
+            <w:tcW w:type="dxa" w:w="1060"/>
             <w:shd w:val="clear" w:color="auto" w:fill="FFF1E2"/>
           </w:tcPr>
           <w:p>
@@ -10132,7 +9590,7 @@
                 <w:rFonts w:ascii="맑은 고딕" w:hAnsi="맑은 고딕" w:eastAsia="맑은 고딕"/>
                 <w:b/>
                 <w:color w:val="9A4A00"/>
-                <w:sz w:val="14"/>
+                <w:sz w:val="16"/>
               </w:rPr>
               <w:t>세분 제안</w:t>
             </w:r>
@@ -10140,25 +9598,13 @@
         </w:tc>
         <w:tc>
           <w:tcPr>
-            <w:tcW w:type="dxa" w:w="7477"/>
-          </w:tcPr>
-          <w:p>
-            <w:pPr>
-              <w:spacing w:before="0" w:after="0" w:line="252" w:lineRule="auto"/>
-            </w:pPr>
-          </w:p>
-        </w:tc>
-        <w:tc>
-          <w:tcPr>
-            <w:tcW w:type="dxa" w:w="0"/>
-          </w:tcPr>
-          <w:p/>
-        </w:tc>
-        <w:tc>
-          <w:tcPr>
-            <w:tcW w:type="dxa" w:w="0"/>
-          </w:tcPr>
-          <w:p/>
+            <w:tcW w:type="dxa" w:w="7203"/>
+          </w:tcPr>
+          <w:p>
+            <w:pPr>
+              <w:spacing w:before="0" w:after="0" w:line="252" w:lineRule="auto"/>
+            </w:pPr>
+          </w:p>
         </w:tc>
       </w:tr>
       <w:tr>
@@ -10167,7 +9613,7 @@
         </w:trPr>
         <w:tc>
           <w:tcPr>
-            <w:tcW w:type="dxa" w:w="1105"/>
+            <w:tcW w:type="dxa" w:w="1239"/>
           </w:tcPr>
           <w:p>
             <w:pPr>
@@ -10178,7 +9624,7 @@
                 <w:rFonts w:ascii="Consolas" w:hAnsi="Consolas" w:eastAsia="맑은 고딕"/>
                 <w:b w:val="0"/>
                 <w:color w:val="0090A0"/>
-                <w:sz w:val="14"/>
+                <w:sz w:val="16"/>
               </w:rPr>
               <w:t>3-1-f-3</w:t>
             </w:r>
@@ -10186,7 +9632,7 @@
         </w:tc>
         <w:tc>
           <w:tcPr>
-            <w:tcW w:type="dxa" w:w="3105"/>
+            <w:tcW w:type="dxa" w:w="2991"/>
           </w:tcPr>
           <w:p>
             <w:pPr>
@@ -10197,7 +9643,7 @@
                 <w:rFonts w:ascii="맑은 고딕" w:hAnsi="맑은 고딕" w:eastAsia="맑은 고딕"/>
                 <w:b/>
                 <w:color w:val="13203F"/>
-                <w:sz w:val="14"/>
+                <w:sz w:val="16"/>
               </w:rPr>
               <w:t xml:space="preserve">관리망 스위치 </w:t>
             </w:r>
@@ -10205,7 +9651,7 @@
         </w:tc>
         <w:tc>
           <w:tcPr>
-            <w:tcW w:type="dxa" w:w="7477"/>
+            <w:tcW w:type="dxa" w:w="7203"/>
           </w:tcPr>
           <w:p>
             <w:pPr>
@@ -10216,7 +9662,7 @@
                 <w:rFonts w:ascii="맑은 고딕" w:hAnsi="맑은 고딕" w:eastAsia="맑은 고딕"/>
                 <w:b w:val="0"/>
                 <w:color w:val="13203F"/>
-                <w:sz w:val="14"/>
+                <w:sz w:val="16"/>
               </w:rPr>
               <w:t>1GbE 24포트 · 서버 원격관리(IPMI/BMC)·장비 관리 전용</w:t>
             </w:r>
@@ -10224,7 +9670,7 @@
         </w:tc>
         <w:tc>
           <w:tcPr>
-            <w:tcW w:type="dxa" w:w="450"/>
+            <w:tcW w:type="dxa" w:w="490"/>
           </w:tcPr>
           <w:p>
             <w:pPr>
@@ -10236,7 +9682,7 @@
                 <w:rFonts w:ascii="맑은 고딕" w:hAnsi="맑은 고딕" w:eastAsia="맑은 고딕"/>
                 <w:b/>
                 <w:color w:val="13203F"/>
-                <w:sz w:val="14"/>
+                <w:sz w:val="16"/>
               </w:rPr>
               <w:t>1</w:t>
             </w:r>
@@ -10244,7 +9690,7 @@
         </w:tc>
         <w:tc>
           <w:tcPr>
-            <w:tcW w:type="dxa" w:w="450"/>
+            <w:tcW w:type="dxa" w:w="490"/>
           </w:tcPr>
           <w:p>
             <w:pPr>
@@ -10255,7 +9701,7 @@
                 <w:rFonts w:ascii="맑은 고딕" w:hAnsi="맑은 고딕" w:eastAsia="맑은 고딕"/>
                 <w:b w:val="0"/>
                 <w:color w:val="13203F"/>
-                <w:sz w:val="14"/>
+                <w:sz w:val="16"/>
               </w:rPr>
               <w:t>대</w:t>
             </w:r>
@@ -10263,7 +9709,7 @@
         </w:tc>
         <w:tc>
           <w:tcPr>
-            <w:tcW w:type="dxa" w:w="719"/>
+            <w:tcW w:type="dxa" w:w="797"/>
           </w:tcPr>
           <w:p>
             <w:pPr>
@@ -10275,7 +9721,7 @@
                 <w:rFonts w:ascii="맑은 고딕" w:hAnsi="맑은 고딕" w:eastAsia="맑은 고딕"/>
                 <w:b w:val="0"/>
                 <w:color w:val="13203F"/>
-                <w:sz w:val="14"/>
+                <w:sz w:val="16"/>
               </w:rPr>
               <w:t>–</w:t>
             </w:r>
@@ -10283,7 +9729,7 @@
         </w:tc>
         <w:tc>
           <w:tcPr>
-            <w:tcW w:type="dxa" w:w="719"/>
+            <w:tcW w:type="dxa" w:w="977"/>
           </w:tcPr>
           <w:p>
             <w:pPr>
@@ -10295,7 +9741,7 @@
                 <w:rFonts w:ascii="맑은 고딕" w:hAnsi="맑은 고딕" w:eastAsia="맑은 고딕"/>
                 <w:b w:val="0"/>
                 <w:color w:val="13203F"/>
-                <w:sz w:val="14"/>
+                <w:sz w:val="16"/>
               </w:rPr>
               <w:t>미구분</w:t>
             </w:r>
@@ -10303,7 +9749,7 @@
         </w:tc>
         <w:tc>
           <w:tcPr>
-            <w:tcW w:type="dxa" w:w="949"/>
+            <w:tcW w:type="dxa" w:w="1060"/>
             <w:shd w:val="clear" w:color="auto" w:fill="FFF1E2"/>
           </w:tcPr>
           <w:p>
@@ -10316,7 +9762,7 @@
                 <w:rFonts w:ascii="맑은 고딕" w:hAnsi="맑은 고딕" w:eastAsia="맑은 고딕"/>
                 <w:b/>
                 <w:color w:val="9A4A00"/>
-                <w:sz w:val="14"/>
+                <w:sz w:val="16"/>
               </w:rPr>
               <w:t>세분 제안</w:t>
             </w:r>
@@ -10324,25 +9770,13 @@
         </w:tc>
         <w:tc>
           <w:tcPr>
-            <w:tcW w:type="dxa" w:w="7477"/>
-          </w:tcPr>
-          <w:p>
-            <w:pPr>
-              <w:spacing w:before="0" w:after="0" w:line="252" w:lineRule="auto"/>
-            </w:pPr>
-          </w:p>
-        </w:tc>
-        <w:tc>
-          <w:tcPr>
-            <w:tcW w:type="dxa" w:w="0"/>
-          </w:tcPr>
-          <w:p/>
-        </w:tc>
-        <w:tc>
-          <w:tcPr>
-            <w:tcW w:type="dxa" w:w="0"/>
-          </w:tcPr>
-          <w:p/>
+            <w:tcW w:type="dxa" w:w="7203"/>
+          </w:tcPr>
+          <w:p>
+            <w:pPr>
+              <w:spacing w:before="0" w:after="0" w:line="252" w:lineRule="auto"/>
+            </w:pPr>
+          </w:p>
         </w:tc>
       </w:tr>
       <w:tr>
@@ -10351,7 +9785,7 @@
         </w:trPr>
         <w:tc>
           <w:tcPr>
-            <w:tcW w:type="dxa" w:w="1105"/>
+            <w:tcW w:type="dxa" w:w="1239"/>
           </w:tcPr>
           <w:p>
             <w:pPr>
@@ -10362,7 +9796,7 @@
                 <w:rFonts w:ascii="Consolas" w:hAnsi="Consolas" w:eastAsia="맑은 고딕"/>
                 <w:b w:val="0"/>
                 <w:color w:val="0090A0"/>
-                <w:sz w:val="14"/>
+                <w:sz w:val="16"/>
               </w:rPr>
               <w:t>3-1-f-4</w:t>
             </w:r>
@@ -10370,7 +9804,7 @@
         </w:tc>
         <w:tc>
           <w:tcPr>
-            <w:tcW w:type="dxa" w:w="3105"/>
+            <w:tcW w:type="dxa" w:w="2991"/>
           </w:tcPr>
           <w:p>
             <w:pPr>
@@ -10381,7 +9815,7 @@
                 <w:rFonts w:ascii="맑은 고딕" w:hAnsi="맑은 고딕" w:eastAsia="맑은 고딕"/>
                 <w:b/>
                 <w:color w:val="13203F"/>
-                <w:sz w:val="14"/>
+                <w:sz w:val="16"/>
               </w:rPr>
               <w:t xml:space="preserve">PTP 시간동기 장치 (그랜드마스터) </w:t>
             </w:r>
@@ -10389,7 +9823,7 @@
         </w:tc>
         <w:tc>
           <w:tcPr>
-            <w:tcW w:type="dxa" w:w="7477"/>
+            <w:tcW w:type="dxa" w:w="7203"/>
           </w:tcPr>
           <w:p>
             <w:pPr>
@@ -10400,7 +9834,7 @@
                 <w:rFonts w:ascii="맑은 고딕" w:hAnsi="맑은 고딕" w:eastAsia="맑은 고딕"/>
                 <w:b w:val="0"/>
                 <w:color w:val="13203F"/>
-                <w:sz w:val="14"/>
+                <w:sz w:val="16"/>
               </w:rPr>
               <w:t>IEEE 1588v2·802.1AS · NTP 겸용 · OCXO 홀드오버 · GNSS 수신(안테나 설치 가능 시)</w:t>
             </w:r>
@@ -10408,7 +9842,7 @@
         </w:tc>
         <w:tc>
           <w:tcPr>
-            <w:tcW w:type="dxa" w:w="450"/>
+            <w:tcW w:type="dxa" w:w="490"/>
           </w:tcPr>
           <w:p>
             <w:pPr>
@@ -10420,7 +9854,7 @@
                 <w:rFonts w:ascii="맑은 고딕" w:hAnsi="맑은 고딕" w:eastAsia="맑은 고딕"/>
                 <w:b/>
                 <w:color w:val="13203F"/>
-                <w:sz w:val="14"/>
+                <w:sz w:val="16"/>
               </w:rPr>
               <w:t>1</w:t>
             </w:r>
@@ -10428,7 +9862,7 @@
         </w:tc>
         <w:tc>
           <w:tcPr>
-            <w:tcW w:type="dxa" w:w="450"/>
+            <w:tcW w:type="dxa" w:w="490"/>
           </w:tcPr>
           <w:p>
             <w:pPr>
@@ -10439,7 +9873,7 @@
                 <w:rFonts w:ascii="맑은 고딕" w:hAnsi="맑은 고딕" w:eastAsia="맑은 고딕"/>
                 <w:b w:val="0"/>
                 <w:color w:val="13203F"/>
-                <w:sz w:val="14"/>
+                <w:sz w:val="16"/>
               </w:rPr>
               <w:t>대</w:t>
             </w:r>
@@ -10447,7 +9881,7 @@
         </w:tc>
         <w:tc>
           <w:tcPr>
-            <w:tcW w:type="dxa" w:w="719"/>
+            <w:tcW w:type="dxa" w:w="797"/>
           </w:tcPr>
           <w:p>
             <w:pPr>
@@ -10459,7 +9893,7 @@
                 <w:rFonts w:ascii="맑은 고딕" w:hAnsi="맑은 고딕" w:eastAsia="맑은 고딕"/>
                 <w:b w:val="0"/>
                 <w:color w:val="13203F"/>
-                <w:sz w:val="14"/>
+                <w:sz w:val="16"/>
               </w:rPr>
               <w:t>–</w:t>
             </w:r>
@@ -10467,7 +9901,7 @@
         </w:tc>
         <w:tc>
           <w:tcPr>
-            <w:tcW w:type="dxa" w:w="719"/>
+            <w:tcW w:type="dxa" w:w="977"/>
           </w:tcPr>
           <w:p>
             <w:pPr>
@@ -10479,7 +9913,7 @@
                 <w:rFonts w:ascii="맑은 고딕" w:hAnsi="맑은 고딕" w:eastAsia="맑은 고딕"/>
                 <w:b w:val="0"/>
                 <w:color w:val="13203F"/>
-                <w:sz w:val="14"/>
+                <w:sz w:val="16"/>
               </w:rPr>
               <w:t>미구분</w:t>
             </w:r>
@@ -10487,7 +9921,7 @@
         </w:tc>
         <w:tc>
           <w:tcPr>
-            <w:tcW w:type="dxa" w:w="949"/>
+            <w:tcW w:type="dxa" w:w="1060"/>
             <w:shd w:val="clear" w:color="auto" w:fill="FFF1E2"/>
           </w:tcPr>
           <w:p>
@@ -10500,7 +9934,7 @@
                 <w:rFonts w:ascii="맑은 고딕" w:hAnsi="맑은 고딕" w:eastAsia="맑은 고딕"/>
                 <w:b/>
                 <w:color w:val="9A4A00"/>
-                <w:sz w:val="14"/>
+                <w:sz w:val="16"/>
               </w:rPr>
               <w:t>세분 제안</w:t>
             </w:r>
@@ -10508,25 +9942,13 @@
         </w:tc>
         <w:tc>
           <w:tcPr>
-            <w:tcW w:type="dxa" w:w="7477"/>
-          </w:tcPr>
-          <w:p>
-            <w:pPr>
-              <w:spacing w:before="0" w:after="0" w:line="252" w:lineRule="auto"/>
-            </w:pPr>
-          </w:p>
-        </w:tc>
-        <w:tc>
-          <w:tcPr>
-            <w:tcW w:type="dxa" w:w="0"/>
-          </w:tcPr>
-          <w:p/>
-        </w:tc>
-        <w:tc>
-          <w:tcPr>
-            <w:tcW w:type="dxa" w:w="0"/>
-          </w:tcPr>
-          <w:p/>
+            <w:tcW w:type="dxa" w:w="7203"/>
+          </w:tcPr>
+          <w:p>
+            <w:pPr>
+              <w:spacing w:before="0" w:after="0" w:line="252" w:lineRule="auto"/>
+            </w:pPr>
+          </w:p>
         </w:tc>
       </w:tr>
       <w:tr>
@@ -10535,7 +9957,7 @@
         </w:trPr>
         <w:tc>
           <w:tcPr>
-            <w:tcW w:type="dxa" w:w="1105"/>
+            <w:tcW w:type="dxa" w:w="1239"/>
           </w:tcPr>
           <w:p>
             <w:pPr>
@@ -10546,7 +9968,7 @@
                 <w:rFonts w:ascii="Consolas" w:hAnsi="Consolas" w:eastAsia="맑은 고딕"/>
                 <w:b w:val="0"/>
                 <w:color w:val="0090A0"/>
-                <w:sz w:val="14"/>
+                <w:sz w:val="16"/>
               </w:rPr>
               <w:t>3-1-f-5</w:t>
             </w:r>
@@ -10554,7 +9976,7 @@
         </w:tc>
         <w:tc>
           <w:tcPr>
-            <w:tcW w:type="dxa" w:w="3105"/>
+            <w:tcW w:type="dxa" w:w="2991"/>
           </w:tcPr>
           <w:p>
             <w:pPr>
@@ -10565,7 +9987,7 @@
                 <w:rFonts w:ascii="맑은 고딕" w:hAnsi="맑은 고딕" w:eastAsia="맑은 고딕"/>
                 <w:b/>
                 <w:color w:val="13203F"/>
-                <w:sz w:val="14"/>
+                <w:sz w:val="16"/>
               </w:rPr>
               <w:t xml:space="preserve">Cell TSN 산업용 스위치 </w:t>
             </w:r>
@@ -10573,7 +9995,7 @@
         </w:tc>
         <w:tc>
           <w:tcPr>
-            <w:tcW w:type="dxa" w:w="7477"/>
+            <w:tcW w:type="dxa" w:w="7203"/>
           </w:tcPr>
           <w:p>
             <w:pPr>
@@ -10584,7 +10006,7 @@
                 <w:rFonts w:ascii="맑은 고딕" w:hAnsi="맑은 고딕" w:eastAsia="맑은 고딕"/>
                 <w:b w:val="0"/>
                 <w:color w:val="13203F"/>
-                <w:sz w:val="14"/>
+                <w:sz w:val="16"/>
               </w:rPr>
               <w:t>관리형 · GbE 8포트 이상(PoE+ 2포트 포함, AP 급전) + 10G SFP+ 업링크 2 · IEEE 802.1AS·Qbv. Cell당 1대</w:t>
             </w:r>
@@ -10592,7 +10014,7 @@
         </w:tc>
         <w:tc>
           <w:tcPr>
-            <w:tcW w:type="dxa" w:w="450"/>
+            <w:tcW w:type="dxa" w:w="490"/>
           </w:tcPr>
           <w:p>
             <w:pPr>
@@ -10604,7 +10026,7 @@
                 <w:rFonts w:ascii="맑은 고딕" w:hAnsi="맑은 고딕" w:eastAsia="맑은 고딕"/>
                 <w:b/>
                 <w:color w:val="13203F"/>
-                <w:sz w:val="14"/>
+                <w:sz w:val="16"/>
               </w:rPr>
               <w:t>4</w:t>
             </w:r>
@@ -10612,7 +10034,7 @@
         </w:tc>
         <w:tc>
           <w:tcPr>
-            <w:tcW w:type="dxa" w:w="450"/>
+            <w:tcW w:type="dxa" w:w="490"/>
           </w:tcPr>
           <w:p>
             <w:pPr>
@@ -10623,7 +10045,7 @@
                 <w:rFonts w:ascii="맑은 고딕" w:hAnsi="맑은 고딕" w:eastAsia="맑은 고딕"/>
                 <w:b w:val="0"/>
                 <w:color w:val="13203F"/>
-                <w:sz w:val="14"/>
+                <w:sz w:val="16"/>
               </w:rPr>
               <w:t>대</w:t>
             </w:r>
@@ -10631,7 +10053,7 @@
         </w:tc>
         <w:tc>
           <w:tcPr>
-            <w:tcW w:type="dxa" w:w="719"/>
+            <w:tcW w:type="dxa" w:w="797"/>
           </w:tcPr>
           <w:p>
             <w:pPr>
@@ -10643,7 +10065,7 @@
                 <w:rFonts w:ascii="맑은 고딕" w:hAnsi="맑은 고딕" w:eastAsia="맑은 고딕"/>
                 <w:b w:val="0"/>
                 <w:color w:val="13203F"/>
-                <w:sz w:val="14"/>
+                <w:sz w:val="16"/>
               </w:rPr>
               <w:t>–</w:t>
             </w:r>
@@ -10651,7 +10073,7 @@
         </w:tc>
         <w:tc>
           <w:tcPr>
-            <w:tcW w:type="dxa" w:w="719"/>
+            <w:tcW w:type="dxa" w:w="977"/>
           </w:tcPr>
           <w:p>
             <w:pPr>
@@ -10663,7 +10085,7 @@
                 <w:rFonts w:ascii="맑은 고딕" w:hAnsi="맑은 고딕" w:eastAsia="맑은 고딕"/>
                 <w:b w:val="0"/>
                 <w:color w:val="13203F"/>
-                <w:sz w:val="14"/>
+                <w:sz w:val="16"/>
               </w:rPr>
               <w:t>미구분</w:t>
             </w:r>
@@ -10671,7 +10093,7 @@
         </w:tc>
         <w:tc>
           <w:tcPr>
-            <w:tcW w:type="dxa" w:w="949"/>
+            <w:tcW w:type="dxa" w:w="1060"/>
             <w:shd w:val="clear" w:color="auto" w:fill="FFF1E2"/>
           </w:tcPr>
           <w:p>
@@ -10684,7 +10106,7 @@
                 <w:rFonts w:ascii="맑은 고딕" w:hAnsi="맑은 고딕" w:eastAsia="맑은 고딕"/>
                 <w:b/>
                 <w:color w:val="9A4A00"/>
-                <w:sz w:val="14"/>
+                <w:sz w:val="16"/>
               </w:rPr>
               <w:t>세분 제안</w:t>
             </w:r>
@@ -10692,25 +10114,13 @@
         </w:tc>
         <w:tc>
           <w:tcPr>
-            <w:tcW w:type="dxa" w:w="7477"/>
-          </w:tcPr>
-          <w:p>
-            <w:pPr>
-              <w:spacing w:before="0" w:after="0" w:line="252" w:lineRule="auto"/>
-            </w:pPr>
-          </w:p>
-        </w:tc>
-        <w:tc>
-          <w:tcPr>
-            <w:tcW w:type="dxa" w:w="0"/>
-          </w:tcPr>
-          <w:p/>
-        </w:tc>
-        <w:tc>
-          <w:tcPr>
-            <w:tcW w:type="dxa" w:w="0"/>
-          </w:tcPr>
-          <w:p/>
+            <w:tcW w:type="dxa" w:w="7203"/>
+          </w:tcPr>
+          <w:p>
+            <w:pPr>
+              <w:spacing w:before="0" w:after="0" w:line="252" w:lineRule="auto"/>
+            </w:pPr>
+          </w:p>
         </w:tc>
       </w:tr>
       <w:tr>
@@ -10719,7 +10129,7 @@
         </w:trPr>
         <w:tc>
           <w:tcPr>
-            <w:tcW w:type="dxa" w:w="1105"/>
+            <w:tcW w:type="dxa" w:w="1239"/>
           </w:tcPr>
           <w:p>
             <w:pPr>
@@ -10730,7 +10140,7 @@
                 <w:rFonts w:ascii="Consolas" w:hAnsi="Consolas" w:eastAsia="맑은 고딕"/>
                 <w:b w:val="0"/>
                 <w:color w:val="0090A0"/>
-                <w:sz w:val="14"/>
+                <w:sz w:val="16"/>
               </w:rPr>
               <w:t>3-1-f-6</w:t>
             </w:r>
@@ -10738,7 +10148,7 @@
         </w:tc>
         <w:tc>
           <w:tcPr>
-            <w:tcW w:type="dxa" w:w="3105"/>
+            <w:tcW w:type="dxa" w:w="2991"/>
           </w:tcPr>
           <w:p>
             <w:pPr>
@@ -10749,7 +10159,7 @@
                 <w:rFonts w:ascii="맑은 고딕" w:hAnsi="맑은 고딕" w:eastAsia="맑은 고딕"/>
                 <w:b/>
                 <w:color w:val="13203F"/>
-                <w:sz w:val="14"/>
+                <w:sz w:val="16"/>
               </w:rPr>
               <w:t xml:space="preserve">산업용 무선 AP </w:t>
             </w:r>
@@ -10757,7 +10167,7 @@
         </w:tc>
         <w:tc>
           <w:tcPr>
-            <w:tcW w:type="dxa" w:w="7477"/>
+            <w:tcW w:type="dxa" w:w="7203"/>
           </w:tcPr>
           <w:p>
             <w:pPr>
@@ -10768,7 +10178,7 @@
                 <w:rFonts w:ascii="맑은 고딕" w:hAnsi="맑은 고딕" w:eastAsia="맑은 고딕"/>
                 <w:b w:val="0"/>
                 <w:color w:val="13203F"/>
-                <w:sz w:val="14"/>
+                <w:sz w:val="16"/>
               </w:rPr>
               <w:t>Wi-Fi 6E · PoE 급전 · 로밍 50ms 이하 · 관리 컨트롤러(또는 클라우드 관리) 포함. Cell당 1대</w:t>
             </w:r>
@@ -10776,7 +10186,7 @@
         </w:tc>
         <w:tc>
           <w:tcPr>
-            <w:tcW w:type="dxa" w:w="450"/>
+            <w:tcW w:type="dxa" w:w="490"/>
           </w:tcPr>
           <w:p>
             <w:pPr>
@@ -10788,7 +10198,7 @@
                 <w:rFonts w:ascii="맑은 고딕" w:hAnsi="맑은 고딕" w:eastAsia="맑은 고딕"/>
                 <w:b/>
                 <w:color w:val="13203F"/>
-                <w:sz w:val="14"/>
+                <w:sz w:val="16"/>
               </w:rPr>
               <w:t>4</w:t>
             </w:r>
@@ -10796,7 +10206,7 @@
         </w:tc>
         <w:tc>
           <w:tcPr>
-            <w:tcW w:type="dxa" w:w="450"/>
+            <w:tcW w:type="dxa" w:w="490"/>
           </w:tcPr>
           <w:p>
             <w:pPr>
@@ -10807,7 +10217,7 @@
                 <w:rFonts w:ascii="맑은 고딕" w:hAnsi="맑은 고딕" w:eastAsia="맑은 고딕"/>
                 <w:b w:val="0"/>
                 <w:color w:val="13203F"/>
-                <w:sz w:val="14"/>
+                <w:sz w:val="16"/>
               </w:rPr>
               <w:t>대</w:t>
             </w:r>
@@ -10815,7 +10225,7 @@
         </w:tc>
         <w:tc>
           <w:tcPr>
-            <w:tcW w:type="dxa" w:w="719"/>
+            <w:tcW w:type="dxa" w:w="797"/>
           </w:tcPr>
           <w:p>
             <w:pPr>
@@ -10827,7 +10237,7 @@
                 <w:rFonts w:ascii="맑은 고딕" w:hAnsi="맑은 고딕" w:eastAsia="맑은 고딕"/>
                 <w:b w:val="0"/>
                 <w:color w:val="13203F"/>
-                <w:sz w:val="14"/>
+                <w:sz w:val="16"/>
               </w:rPr>
               <w:t>–</w:t>
             </w:r>
@@ -10835,7 +10245,7 @@
         </w:tc>
         <w:tc>
           <w:tcPr>
-            <w:tcW w:type="dxa" w:w="719"/>
+            <w:tcW w:type="dxa" w:w="977"/>
           </w:tcPr>
           <w:p>
             <w:pPr>
@@ -10847,7 +10257,7 @@
                 <w:rFonts w:ascii="맑은 고딕" w:hAnsi="맑은 고딕" w:eastAsia="맑은 고딕"/>
                 <w:b w:val="0"/>
                 <w:color w:val="13203F"/>
-                <w:sz w:val="14"/>
+                <w:sz w:val="16"/>
               </w:rPr>
               <w:t>미구분</w:t>
             </w:r>
@@ -10855,7 +10265,7 @@
         </w:tc>
         <w:tc>
           <w:tcPr>
-            <w:tcW w:type="dxa" w:w="949"/>
+            <w:tcW w:type="dxa" w:w="1060"/>
             <w:shd w:val="clear" w:color="auto" w:fill="FFF1E2"/>
           </w:tcPr>
           <w:p>
@@ -10868,7 +10278,7 @@
                 <w:rFonts w:ascii="맑은 고딕" w:hAnsi="맑은 고딕" w:eastAsia="맑은 고딕"/>
                 <w:b/>
                 <w:color w:val="9A4A00"/>
-                <w:sz w:val="14"/>
+                <w:sz w:val="16"/>
               </w:rPr>
               <w:t>세분 제안</w:t>
             </w:r>
@@ -10876,25 +10286,13 @@
         </w:tc>
         <w:tc>
           <w:tcPr>
-            <w:tcW w:type="dxa" w:w="7477"/>
-          </w:tcPr>
-          <w:p>
-            <w:pPr>
-              <w:spacing w:before="0" w:after="0" w:line="252" w:lineRule="auto"/>
-            </w:pPr>
-          </w:p>
-        </w:tc>
-        <w:tc>
-          <w:tcPr>
-            <w:tcW w:type="dxa" w:w="0"/>
-          </w:tcPr>
-          <w:p/>
-        </w:tc>
-        <w:tc>
-          <w:tcPr>
-            <w:tcW w:type="dxa" w:w="0"/>
-          </w:tcPr>
-          <w:p/>
+            <w:tcW w:type="dxa" w:w="7203"/>
+          </w:tcPr>
+          <w:p>
+            <w:pPr>
+              <w:spacing w:before="0" w:after="0" w:line="252" w:lineRule="auto"/>
+            </w:pPr>
+          </w:p>
         </w:tc>
       </w:tr>
       <w:tr>
@@ -10903,7 +10301,7 @@
         </w:trPr>
         <w:tc>
           <w:tcPr>
-            <w:tcW w:type="dxa" w:w="1105"/>
+            <w:tcW w:type="dxa" w:w="1239"/>
           </w:tcPr>
           <w:p>
             <w:pPr>
@@ -10914,7 +10312,7 @@
                 <w:rFonts w:ascii="Consolas" w:hAnsi="Consolas" w:eastAsia="맑은 고딕"/>
                 <w:b w:val="0"/>
                 <w:color w:val="0090A0"/>
-                <w:sz w:val="14"/>
+                <w:sz w:val="16"/>
               </w:rPr>
               <w:t>3-1-f-7</w:t>
             </w:r>
@@ -10922,7 +10320,7 @@
         </w:tc>
         <w:tc>
           <w:tcPr>
-            <w:tcW w:type="dxa" w:w="3105"/>
+            <w:tcW w:type="dxa" w:w="2991"/>
           </w:tcPr>
           <w:p>
             <w:pPr>
@@ -10933,7 +10331,7 @@
                 <w:rFonts w:ascii="맑은 고딕" w:hAnsi="맑은 고딕" w:eastAsia="맑은 고딕"/>
                 <w:b/>
                 <w:color w:val="13203F"/>
-                <w:sz w:val="14"/>
+                <w:sz w:val="16"/>
               </w:rPr>
               <w:t xml:space="preserve">광 트랜시버·연결 케이블 </w:t>
             </w:r>
@@ -10941,7 +10339,7 @@
         </w:tc>
         <w:tc>
           <w:tcPr>
-            <w:tcW w:type="dxa" w:w="7477"/>
+            <w:tcW w:type="dxa" w:w="7203"/>
           </w:tcPr>
           <w:p>
             <w:pPr>
@@ -10952,7 +10350,7 @@
                 <w:rFonts w:ascii="맑은 고딕" w:hAnsi="맑은 고딕" w:eastAsia="맑은 고딕"/>
                 <w:b w:val="0"/>
                 <w:color w:val="13203F"/>
-                <w:sz w:val="14"/>
+                <w:sz w:val="16"/>
               </w:rPr>
               <w:t>10G SFP+ SR 16개(Cell 이중 업링크 양단) · 25G DAC 약 18개(서버·스토리지–코어) · 100G DAC 2개(코어 간) · 10GBASE-T 모듈 2개(운영실)</w:t>
             </w:r>
@@ -10960,7 +10358,7 @@
         </w:tc>
         <w:tc>
           <w:tcPr>
-            <w:tcW w:type="dxa" w:w="450"/>
+            <w:tcW w:type="dxa" w:w="490"/>
           </w:tcPr>
           <w:p>
             <w:pPr>
@@ -10972,7 +10370,7 @@
                 <w:rFonts w:ascii="맑은 고딕" w:hAnsi="맑은 고딕" w:eastAsia="맑은 고딕"/>
                 <w:b/>
                 <w:color w:val="13203F"/>
-                <w:sz w:val="14"/>
+                <w:sz w:val="16"/>
               </w:rPr>
               <w:t>1</w:t>
             </w:r>
@@ -10980,7 +10378,7 @@
         </w:tc>
         <w:tc>
           <w:tcPr>
-            <w:tcW w:type="dxa" w:w="450"/>
+            <w:tcW w:type="dxa" w:w="490"/>
           </w:tcPr>
           <w:p>
             <w:pPr>
@@ -10991,7 +10389,7 @@
                 <w:rFonts w:ascii="맑은 고딕" w:hAnsi="맑은 고딕" w:eastAsia="맑은 고딕"/>
                 <w:b w:val="0"/>
                 <w:color w:val="13203F"/>
-                <w:sz w:val="14"/>
+                <w:sz w:val="16"/>
               </w:rPr>
               <w:t>식</w:t>
             </w:r>
@@ -10999,7 +10397,7 @@
         </w:tc>
         <w:tc>
           <w:tcPr>
-            <w:tcW w:type="dxa" w:w="719"/>
+            <w:tcW w:type="dxa" w:w="797"/>
           </w:tcPr>
           <w:p>
             <w:pPr>
@@ -11011,7 +10409,7 @@
                 <w:rFonts w:ascii="맑은 고딕" w:hAnsi="맑은 고딕" w:eastAsia="맑은 고딕"/>
                 <w:b w:val="0"/>
                 <w:color w:val="13203F"/>
-                <w:sz w:val="14"/>
+                <w:sz w:val="16"/>
               </w:rPr>
               <w:t>–</w:t>
             </w:r>
@@ -11019,7 +10417,7 @@
         </w:tc>
         <w:tc>
           <w:tcPr>
-            <w:tcW w:type="dxa" w:w="719"/>
+            <w:tcW w:type="dxa" w:w="977"/>
           </w:tcPr>
           <w:p>
             <w:pPr>
@@ -11031,7 +10429,7 @@
                 <w:rFonts w:ascii="맑은 고딕" w:hAnsi="맑은 고딕" w:eastAsia="맑은 고딕"/>
                 <w:b w:val="0"/>
                 <w:color w:val="13203F"/>
-                <w:sz w:val="14"/>
+                <w:sz w:val="16"/>
               </w:rPr>
               <w:t>미구분</w:t>
             </w:r>
@@ -11039,7 +10437,7 @@
         </w:tc>
         <w:tc>
           <w:tcPr>
-            <w:tcW w:type="dxa" w:w="949"/>
+            <w:tcW w:type="dxa" w:w="1060"/>
             <w:shd w:val="clear" w:color="auto" w:fill="FFF1E2"/>
           </w:tcPr>
           <w:p>
@@ -11052,7 +10450,7 @@
                 <w:rFonts w:ascii="맑은 고딕" w:hAnsi="맑은 고딕" w:eastAsia="맑은 고딕"/>
                 <w:b/>
                 <w:color w:val="9A4A00"/>
-                <w:sz w:val="14"/>
+                <w:sz w:val="16"/>
               </w:rPr>
               <w:t>세분 제안</w:t>
             </w:r>
@@ -11060,25 +10458,13 @@
         </w:tc>
         <w:tc>
           <w:tcPr>
-            <w:tcW w:type="dxa" w:w="7477"/>
-          </w:tcPr>
-          <w:p>
-            <w:pPr>
-              <w:spacing w:before="0" w:after="0" w:line="252" w:lineRule="auto"/>
-            </w:pPr>
-          </w:p>
-        </w:tc>
-        <w:tc>
-          <w:tcPr>
-            <w:tcW w:type="dxa" w:w="0"/>
-          </w:tcPr>
-          <w:p/>
-        </w:tc>
-        <w:tc>
-          <w:tcPr>
-            <w:tcW w:type="dxa" w:w="0"/>
-          </w:tcPr>
-          <w:p/>
+            <w:tcW w:type="dxa" w:w="7203"/>
+          </w:tcPr>
+          <w:p>
+            <w:pPr>
+              <w:spacing w:before="0" w:after="0" w:line="252" w:lineRule="auto"/>
+            </w:pPr>
+          </w:p>
         </w:tc>
       </w:tr>
       <w:tr>
@@ -11087,7 +10473,7 @@
         </w:trPr>
         <w:tc>
           <w:tcPr>
-            <w:tcW w:type="dxa" w:w="1105"/>
+            <w:tcW w:type="dxa" w:w="1239"/>
           </w:tcPr>
           <w:p>
             <w:pPr>
@@ -11098,7 +10484,7 @@
                 <w:rFonts w:ascii="Consolas" w:hAnsi="Consolas" w:eastAsia="맑은 고딕"/>
                 <w:b w:val="0"/>
                 <w:color w:val="0090A0"/>
-                <w:sz w:val="14"/>
+                <w:sz w:val="16"/>
               </w:rPr>
               <w:t>3-1-f-8</w:t>
             </w:r>
@@ -11106,7 +10492,7 @@
         </w:tc>
         <w:tc>
           <w:tcPr>
-            <w:tcW w:type="dxa" w:w="3105"/>
+            <w:tcW w:type="dxa" w:w="2991"/>
           </w:tcPr>
           <w:p>
             <w:pPr>
@@ -11117,7 +10503,7 @@
                 <w:rFonts w:ascii="맑은 고딕" w:hAnsi="맑은 고딕" w:eastAsia="맑은 고딕"/>
                 <w:b/>
                 <w:color w:val="13203F"/>
-                <w:sz w:val="14"/>
+                <w:sz w:val="16"/>
               </w:rPr>
               <w:t xml:space="preserve">배선·케이블 트레이·패치패널 (설치 포함) </w:t>
             </w:r>
@@ -11125,7 +10511,7 @@
         </w:tc>
         <w:tc>
           <w:tcPr>
-            <w:tcW w:type="dxa" w:w="7477"/>
+            <w:tcW w:type="dxa" w:w="7203"/>
           </w:tcPr>
           <w:p>
             <w:pPr>
@@ -11136,7 +10522,7 @@
                 <w:rFonts w:ascii="맑은 고딕" w:hAnsi="맑은 고딕" w:eastAsia="맑은 고딕"/>
                 <w:b w:val="0"/>
                 <w:color w:val="13203F"/>
-                <w:sz w:val="14"/>
+                <w:sz w:val="16"/>
               </w:rPr>
               <w:t>OM4 광 이중 8회선(코어–Cell 캐비닛) · 층간 수직 광(라이저) 6회선(타 층 Cell 3개) · Cat6A(운영실 2회선·관리망) · 패치패널 4개 · 통로 상부 트레이(길이 실측) · 포설·성단·시험</w:t>
             </w:r>
@@ -11144,7 +10530,7 @@
         </w:tc>
         <w:tc>
           <w:tcPr>
-            <w:tcW w:type="dxa" w:w="450"/>
+            <w:tcW w:type="dxa" w:w="490"/>
           </w:tcPr>
           <w:p>
             <w:pPr>
@@ -11156,7 +10542,7 @@
                 <w:rFonts w:ascii="맑은 고딕" w:hAnsi="맑은 고딕" w:eastAsia="맑은 고딕"/>
                 <w:b/>
                 <w:color w:val="13203F"/>
-                <w:sz w:val="14"/>
+                <w:sz w:val="16"/>
               </w:rPr>
               <w:t>1</w:t>
             </w:r>
@@ -11164,7 +10550,7 @@
         </w:tc>
         <w:tc>
           <w:tcPr>
-            <w:tcW w:type="dxa" w:w="450"/>
+            <w:tcW w:type="dxa" w:w="490"/>
           </w:tcPr>
           <w:p>
             <w:pPr>
@@ -11175,7 +10561,7 @@
                 <w:rFonts w:ascii="맑은 고딕" w:hAnsi="맑은 고딕" w:eastAsia="맑은 고딕"/>
                 <w:b w:val="0"/>
                 <w:color w:val="13203F"/>
-                <w:sz w:val="14"/>
+                <w:sz w:val="16"/>
               </w:rPr>
               <w:t>식</w:t>
             </w:r>
@@ -11183,7 +10569,7 @@
         </w:tc>
         <w:tc>
           <w:tcPr>
-            <w:tcW w:type="dxa" w:w="719"/>
+            <w:tcW w:type="dxa" w:w="797"/>
           </w:tcPr>
           <w:p>
             <w:pPr>
@@ -11195,7 +10581,7 @@
                 <w:rFonts w:ascii="맑은 고딕" w:hAnsi="맑은 고딕" w:eastAsia="맑은 고딕"/>
                 <w:b w:val="0"/>
                 <w:color w:val="13203F"/>
-                <w:sz w:val="14"/>
+                <w:sz w:val="16"/>
               </w:rPr>
               <w:t>–</w:t>
             </w:r>
@@ -11203,7 +10589,7 @@
         </w:tc>
         <w:tc>
           <w:tcPr>
-            <w:tcW w:type="dxa" w:w="719"/>
+            <w:tcW w:type="dxa" w:w="977"/>
           </w:tcPr>
           <w:p>
             <w:pPr>
@@ -11215,7 +10601,7 @@
                 <w:rFonts w:ascii="맑은 고딕" w:hAnsi="맑은 고딕" w:eastAsia="맑은 고딕"/>
                 <w:b w:val="0"/>
                 <w:color w:val="13203F"/>
-                <w:sz w:val="14"/>
+                <w:sz w:val="16"/>
               </w:rPr>
               <w:t>미구분</w:t>
             </w:r>
@@ -11223,7 +10609,7 @@
         </w:tc>
         <w:tc>
           <w:tcPr>
-            <w:tcW w:type="dxa" w:w="949"/>
+            <w:tcW w:type="dxa" w:w="1060"/>
             <w:shd w:val="clear" w:color="auto" w:fill="FFF1E2"/>
           </w:tcPr>
           <w:p>
@@ -11236,7 +10622,7 @@
                 <w:rFonts w:ascii="맑은 고딕" w:hAnsi="맑은 고딕" w:eastAsia="맑은 고딕"/>
                 <w:b/>
                 <w:color w:val="9A4A00"/>
-                <w:sz w:val="14"/>
+                <w:sz w:val="16"/>
               </w:rPr>
               <w:t>세분 제안</w:t>
             </w:r>
@@ -11244,25 +10630,13 @@
         </w:tc>
         <w:tc>
           <w:tcPr>
-            <w:tcW w:type="dxa" w:w="7477"/>
-          </w:tcPr>
-          <w:p>
-            <w:pPr>
-              <w:spacing w:before="0" w:after="0" w:line="252" w:lineRule="auto"/>
-            </w:pPr>
-          </w:p>
-        </w:tc>
-        <w:tc>
-          <w:tcPr>
-            <w:tcW w:type="dxa" w:w="0"/>
-          </w:tcPr>
-          <w:p/>
-        </w:tc>
-        <w:tc>
-          <w:tcPr>
-            <w:tcW w:type="dxa" w:w="0"/>
-          </w:tcPr>
-          <w:p/>
+            <w:tcW w:type="dxa" w:w="7203"/>
+          </w:tcPr>
+          <w:p>
+            <w:pPr>
+              <w:spacing w:before="0" w:after="0" w:line="252" w:lineRule="auto"/>
+            </w:pPr>
+          </w:p>
         </w:tc>
       </w:tr>
       <w:tr>
@@ -11271,67 +10645,55 @@
         </w:trPr>
         <w:tc>
           <w:tcPr>
-            <w:tcW w:type="dxa" w:w="1105"/>
+            <w:tcW w:type="dxa" w:w="1239"/>
           </w:tcPr>
           <w:p/>
         </w:tc>
         <w:tc>
           <w:tcPr>
-            <w:tcW w:type="dxa" w:w="3105"/>
+            <w:tcW w:type="dxa" w:w="2991"/>
           </w:tcPr>
           <w:p/>
         </w:tc>
         <w:tc>
           <w:tcPr>
-            <w:tcW w:type="dxa" w:w="7477"/>
+            <w:tcW w:type="dxa" w:w="7203"/>
           </w:tcPr>
           <w:p/>
         </w:tc>
         <w:tc>
           <w:tcPr>
-            <w:tcW w:type="dxa" w:w="450"/>
+            <w:tcW w:type="dxa" w:w="490"/>
           </w:tcPr>
           <w:p/>
         </w:tc>
         <w:tc>
           <w:tcPr>
-            <w:tcW w:type="dxa" w:w="450"/>
+            <w:tcW w:type="dxa" w:w="490"/>
           </w:tcPr>
           <w:p/>
         </w:tc>
         <w:tc>
           <w:tcPr>
-            <w:tcW w:type="dxa" w:w="719"/>
+            <w:tcW w:type="dxa" w:w="797"/>
           </w:tcPr>
           <w:p/>
         </w:tc>
         <w:tc>
           <w:tcPr>
-            <w:tcW w:type="dxa" w:w="719"/>
+            <w:tcW w:type="dxa" w:w="977"/>
           </w:tcPr>
           <w:p/>
         </w:tc>
         <w:tc>
           <w:tcPr>
-            <w:tcW w:type="dxa" w:w="949"/>
+            <w:tcW w:type="dxa" w:w="1060"/>
           </w:tcPr>
           <w:p/>
         </w:tc>
         <w:tc>
           <w:tcPr>
-            <w:tcW w:type="dxa" w:w="7477"/>
-          </w:tcPr>
-          <w:p/>
-        </w:tc>
-        <w:tc>
-          <w:tcPr>
-            <w:tcW w:type="dxa" w:w="0"/>
-          </w:tcPr>
-          <w:p/>
-        </w:tc>
-        <w:tc>
-          <w:tcPr>
-            <w:tcW w:type="dxa" w:w="0"/>
+            <w:tcW w:type="dxa" w:w="7203"/>
           </w:tcPr>
           <w:p/>
         </w:tc>
@@ -11342,7 +10704,7 @@
         </w:trPr>
         <w:tc>
           <w:tcPr>
-            <w:tcW w:type="dxa" w:w="1105"/>
+            <w:tcW w:type="dxa" w:w="1239"/>
           </w:tcPr>
           <w:p>
             <w:pPr>
@@ -11353,7 +10715,7 @@
                 <w:rFonts w:ascii="Consolas" w:hAnsi="Consolas" w:eastAsia="맑은 고딕"/>
                 <w:b w:val="0"/>
                 <w:color w:val="0090A0"/>
-                <w:sz w:val="14"/>
+                <w:sz w:val="16"/>
               </w:rPr>
               <w:t>3-1-g</w:t>
             </w:r>
@@ -11361,7 +10723,7 @@
         </w:tc>
         <w:tc>
           <w:tcPr>
-            <w:tcW w:type="dxa" w:w="3105"/>
+            <w:tcW w:type="dxa" w:w="2991"/>
           </w:tcPr>
           <w:p>
             <w:pPr>
@@ -11372,7 +10734,7 @@
                 <w:rFonts w:ascii="맑은 고딕" w:hAnsi="맑은 고딕" w:eastAsia="맑은 고딕"/>
                 <w:b/>
                 <w:color w:val="13203F"/>
-                <w:sz w:val="14"/>
+                <w:sz w:val="16"/>
               </w:rPr>
               <w:t xml:space="preserve">서버실 — 랙·캐비닛·UPS·KVM </w:t>
             </w:r>
@@ -11380,7 +10742,7 @@
         </w:tc>
         <w:tc>
           <w:tcPr>
-            <w:tcW w:type="dxa" w:w="7477"/>
+            <w:tcW w:type="dxa" w:w="7203"/>
           </w:tcPr>
           <w:p>
             <w:pPr>
@@ -11391,7 +10753,7 @@
                 <w:rFonts w:ascii="맑은 고딕" w:hAnsi="맑은 고딕" w:eastAsia="맑은 고딕"/>
                 <w:b w:val="0"/>
                 <w:color w:val="13203F"/>
-                <w:sz w:val="14"/>
+                <w:sz w:val="16"/>
               </w:rPr>
               <w:t>견적서에 사양·수량 없음</w:t>
             </w:r>
@@ -11399,7 +10761,7 @@
         </w:tc>
         <w:tc>
           <w:tcPr>
-            <w:tcW w:type="dxa" w:w="450"/>
+            <w:tcW w:type="dxa" w:w="490"/>
           </w:tcPr>
           <w:p>
             <w:pPr>
@@ -11411,7 +10773,7 @@
                 <w:rFonts w:ascii="맑은 고딕" w:hAnsi="맑은 고딕" w:eastAsia="맑은 고딕"/>
                 <w:b/>
                 <w:color w:val="13203F"/>
-                <w:sz w:val="14"/>
+                <w:sz w:val="16"/>
               </w:rPr>
               <w:t>1식</w:t>
             </w:r>
@@ -11419,17 +10781,17 @@
         </w:tc>
         <w:tc>
           <w:tcPr>
-            <w:tcW w:type="dxa" w:w="450"/>
-          </w:tcPr>
-          <w:p>
-            <w:pPr>
-              <w:spacing w:before="0" w:after="0" w:line="252" w:lineRule="auto"/>
-            </w:pPr>
-          </w:p>
-        </w:tc>
-        <w:tc>
-          <w:tcPr>
-            <w:tcW w:type="dxa" w:w="719"/>
+            <w:tcW w:type="dxa" w:w="490"/>
+          </w:tcPr>
+          <w:p>
+            <w:pPr>
+              <w:spacing w:before="0" w:after="0" w:line="252" w:lineRule="auto"/>
+            </w:pPr>
+          </w:p>
+        </w:tc>
+        <w:tc>
+          <w:tcPr>
+            <w:tcW w:type="dxa" w:w="797"/>
           </w:tcPr>
           <w:p>
             <w:pPr>
@@ -11441,7 +10803,7 @@
                 <w:rFonts w:ascii="맑은 고딕" w:hAnsi="맑은 고딕" w:eastAsia="맑은 고딕"/>
                 <w:b w:val="0"/>
                 <w:color w:val="13203F"/>
-                <w:sz w:val="14"/>
+                <w:sz w:val="16"/>
               </w:rPr>
               <w:t>–</w:t>
             </w:r>
@@ -11449,7 +10811,7 @@
         </w:tc>
         <w:tc>
           <w:tcPr>
-            <w:tcW w:type="dxa" w:w="719"/>
+            <w:tcW w:type="dxa" w:w="977"/>
           </w:tcPr>
           <w:p>
             <w:pPr>
@@ -11461,7 +10823,7 @@
                 <w:rFonts w:ascii="맑은 고딕" w:hAnsi="맑은 고딕" w:eastAsia="맑은 고딕"/>
                 <w:b w:val="0"/>
                 <w:color w:val="13203F"/>
-                <w:sz w:val="14"/>
+                <w:sz w:val="16"/>
               </w:rPr>
               <w:t>미구분</w:t>
             </w:r>
@@ -11469,7 +10831,7 @@
         </w:tc>
         <w:tc>
           <w:tcPr>
-            <w:tcW w:type="dxa" w:w="949"/>
+            <w:tcW w:type="dxa" w:w="1060"/>
             <w:shd w:val="clear" w:color="auto" w:fill="FDE8E8"/>
           </w:tcPr>
           <w:p>
@@ -11482,7 +10844,7 @@
                 <w:rFonts w:ascii="맑은 고딕" w:hAnsi="맑은 고딕" w:eastAsia="맑은 고딕"/>
                 <w:b/>
                 <w:color w:val="A12020"/>
-                <w:sz w:val="14"/>
+                <w:sz w:val="16"/>
               </w:rPr>
               <w:t>금액 미구분</w:t>
             </w:r>
@@ -11490,25 +10852,13 @@
         </w:tc>
         <w:tc>
           <w:tcPr>
-            <w:tcW w:type="dxa" w:w="7477"/>
-          </w:tcPr>
-          <w:p>
-            <w:pPr>
-              <w:spacing w:before="0" w:after="0" w:line="252" w:lineRule="auto"/>
-            </w:pPr>
-          </w:p>
-        </w:tc>
-        <w:tc>
-          <w:tcPr>
-            <w:tcW w:type="dxa" w:w="0"/>
-          </w:tcPr>
-          <w:p/>
-        </w:tc>
-        <w:tc>
-          <w:tcPr>
-            <w:tcW w:type="dxa" w:w="0"/>
-          </w:tcPr>
-          <w:p/>
+            <w:tcW w:type="dxa" w:w="7203"/>
+          </w:tcPr>
+          <w:p>
+            <w:pPr>
+              <w:spacing w:before="0" w:after="0" w:line="252" w:lineRule="auto"/>
+            </w:pPr>
+          </w:p>
         </w:tc>
       </w:tr>
       <w:tr>
@@ -11517,8 +10867,8 @@
         </w:trPr>
         <w:tc>
           <w:tcPr>
-            <w:tcW w:type="dxa" w:w="719"/>
-            <w:gridSpan w:val="7"/>
+            <w:tcW w:type="dxa" w:w="797"/>
+            <w:gridSpan w:val="6"/>
             <w:shd w:val="clear" w:color="auto" w:fill="E4F6F8"/>
           </w:tcPr>
           <w:p>
@@ -11530,7 +10880,7 @@
                 <w:rFonts w:ascii="맑은 고딕" w:hAnsi="맑은 고딕" w:eastAsia="맑은 고딕"/>
                 <w:b/>
                 <w:color w:val="10214B"/>
-                <w:sz w:val="14"/>
+                <w:sz w:val="16"/>
               </w:rPr>
               <w:t>항목4. 로컬 OCS·보안</w:t>
             </w:r>
@@ -11538,7 +10888,7 @@
         </w:tc>
         <w:tc>
           <w:tcPr>
-            <w:tcW w:type="dxa" w:w="949"/>
+            <w:tcW w:type="dxa" w:w="977"/>
             <w:shd w:val="clear" w:color="auto" w:fill="E4F6F8"/>
           </w:tcPr>
           <w:p>
@@ -11551,7 +10901,7 @@
                 <w:rFonts w:ascii="맑은 고딕" w:hAnsi="맑은 고딕" w:eastAsia="맑은 고딕"/>
                 <w:b/>
                 <w:color w:val="10214B"/>
-                <w:sz w:val="14"/>
+                <w:sz w:val="16"/>
               </w:rPr>
               <w:t>88,000</w:t>
             </w:r>
@@ -11559,8 +10909,8 @@
         </w:tc>
         <w:tc>
           <w:tcPr>
-            <w:tcW w:type="dxa" w:w="0"/>
-            <w:gridSpan w:val="3"/>
+            <w:tcW w:type="dxa" w:w="7203"/>
+            <w:gridSpan w:val="2"/>
             <w:shd w:val="clear" w:color="auto" w:fill="E4F6F8"/>
           </w:tcPr>
           <w:p>
@@ -11576,7 +10926,7 @@
         </w:trPr>
         <w:tc>
           <w:tcPr>
-            <w:tcW w:type="dxa" w:w="1105"/>
+            <w:tcW w:type="dxa" w:w="1239"/>
           </w:tcPr>
           <w:p>
             <w:pPr>
@@ -11587,7 +10937,7 @@
                 <w:rFonts w:ascii="Consolas" w:hAnsi="Consolas" w:eastAsia="맑은 고딕"/>
                 <w:b w:val="0"/>
                 <w:color w:val="0090A0"/>
-                <w:sz w:val="14"/>
+                <w:sz w:val="16"/>
               </w:rPr>
               <w:t>▸</w:t>
             </w:r>
@@ -11596,7 +10946,7 @@
                 <w:rFonts w:ascii="Consolas" w:hAnsi="Consolas" w:eastAsia="맑은 고딕"/>
                 <w:b w:val="0"/>
                 <w:color w:val="0090A0"/>
-                <w:sz w:val="14"/>
+                <w:sz w:val="16"/>
               </w:rPr>
               <w:t>견적서 항목</w:t>
             </w:r>
@@ -11604,7 +10954,7 @@
         </w:tc>
         <w:tc>
           <w:tcPr>
-            <w:tcW w:type="dxa" w:w="719"/>
+            <w:tcW w:type="dxa" w:w="797"/>
             <w:gridSpan w:val="5"/>
             <w:shd w:val="clear" w:color="auto" w:fill="EEF2F9"/>
           </w:tcPr>
@@ -11617,7 +10967,7 @@
                 <w:rFonts w:ascii="맑은 고딕" w:hAnsi="맑은 고딕" w:eastAsia="맑은 고딕"/>
                 <w:b/>
                 <w:color w:val="1B3A73"/>
-                <w:sz w:val="14"/>
+                <w:sz w:val="16"/>
               </w:rPr>
               <w:t xml:space="preserve">로컬 제어 부스 하드웨어 </w:t>
             </w:r>
@@ -11626,7 +10976,7 @@
                 <w:rFonts w:ascii="맑은 고딕" w:hAnsi="맑은 고딕" w:eastAsia="맑은 고딕"/>
                 <w:b/>
                 <w:color w:val="1B3A73"/>
-                <w:sz w:val="14"/>
+                <w:sz w:val="16"/>
               </w:rPr>
               <w:t>· 1품목</w:t>
             </w:r>
@@ -11634,7 +10984,7 @@
         </w:tc>
         <w:tc>
           <w:tcPr>
-            <w:tcW w:type="dxa" w:w="719"/>
+            <w:tcW w:type="dxa" w:w="977"/>
           </w:tcPr>
           <w:p>
             <w:pPr>
@@ -11646,7 +10996,7 @@
                 <w:rFonts w:ascii="맑은 고딕" w:hAnsi="맑은 고딕" w:eastAsia="맑은 고딕"/>
                 <w:b w:val="0"/>
                 <w:color w:val="13203F"/>
-                <w:sz w:val="14"/>
+                <w:sz w:val="16"/>
               </w:rPr>
               <w:t>49,500</w:t>
             </w:r>
@@ -11654,7 +11004,7 @@
         </w:tc>
         <w:tc>
           <w:tcPr>
-            <w:tcW w:type="dxa" w:w="7477"/>
+            <w:tcW w:type="dxa" w:w="7203"/>
             <w:gridSpan w:val="2"/>
           </w:tcPr>
           <w:p>
@@ -11662,18 +11012,6 @@
               <w:spacing w:before="0" w:after="0" w:line="252" w:lineRule="auto"/>
             </w:pPr>
           </w:p>
-        </w:tc>
-        <w:tc>
-          <w:tcPr>
-            <w:tcW w:type="dxa" w:w="0"/>
-          </w:tcPr>
-          <w:p/>
-        </w:tc>
-        <w:tc>
-          <w:tcPr>
-            <w:tcW w:type="dxa" w:w="0"/>
-          </w:tcPr>
-          <w:p/>
         </w:tc>
       </w:tr>
       <w:tr>
@@ -11682,7 +11020,7 @@
         </w:trPr>
         <w:tc>
           <w:tcPr>
-            <w:tcW w:type="dxa" w:w="1105"/>
+            <w:tcW w:type="dxa" w:w="1239"/>
           </w:tcPr>
           <w:p>
             <w:pPr>
@@ -11693,7 +11031,7 @@
                 <w:rFonts w:ascii="Consolas" w:hAnsi="Consolas" w:eastAsia="맑은 고딕"/>
                 <w:b w:val="0"/>
                 <w:color w:val="0090A0"/>
-                <w:sz w:val="14"/>
+                <w:sz w:val="16"/>
               </w:rPr>
               <w:t>4-1</w:t>
             </w:r>
@@ -11701,7 +11039,7 @@
         </w:tc>
         <w:tc>
           <w:tcPr>
-            <w:tcW w:type="dxa" w:w="3105"/>
+            <w:tcW w:type="dxa" w:w="2991"/>
           </w:tcPr>
           <w:p>
             <w:pPr>
@@ -11712,7 +11050,7 @@
                 <w:rFonts w:ascii="맑은 고딕" w:hAnsi="맑은 고딕" w:eastAsia="맑은 고딕"/>
                 <w:b/>
                 <w:color w:val="13203F"/>
-                <w:sz w:val="14"/>
+                <w:sz w:val="16"/>
               </w:rPr>
               <w:t>운영 시계열 DB (클러스터·계층형)</w:t>
             </w:r>
@@ -11720,7 +11058,7 @@
         </w:tc>
         <w:tc>
           <w:tcPr>
-            <w:tcW w:type="dxa" w:w="7477"/>
+            <w:tcW w:type="dxa" w:w="7203"/>
           </w:tcPr>
           <w:p>
             <w:pPr>
@@ -11731,7 +11069,7 @@
                 <w:rFonts w:ascii="맑은 고딕" w:hAnsi="맑은 고딕" w:eastAsia="맑은 고딕"/>
                 <w:b w:val="0"/>
                 <w:color w:val="13203F"/>
-                <w:sz w:val="14"/>
+                <w:sz w:val="16"/>
               </w:rPr>
               <w:t>Cell 상태·이벤트·공정값 시계열 저장·조회, 계층형 클러스터 구성</w:t>
             </w:r>
@@ -11739,7 +11077,7 @@
         </w:tc>
         <w:tc>
           <w:tcPr>
-            <w:tcW w:type="dxa" w:w="450"/>
+            <w:tcW w:type="dxa" w:w="490"/>
           </w:tcPr>
           <w:p>
             <w:pPr>
@@ -11751,7 +11089,7 @@
                 <w:rFonts w:ascii="맑은 고딕" w:hAnsi="맑은 고딕" w:eastAsia="맑은 고딕"/>
                 <w:b/>
                 <w:color w:val="13203F"/>
-                <w:sz w:val="14"/>
+                <w:sz w:val="16"/>
               </w:rPr>
               <w:t>1</w:t>
             </w:r>
@@ -11759,7 +11097,7 @@
         </w:tc>
         <w:tc>
           <w:tcPr>
-            <w:tcW w:type="dxa" w:w="450"/>
+            <w:tcW w:type="dxa" w:w="490"/>
           </w:tcPr>
           <w:p>
             <w:pPr>
@@ -11770,7 +11108,7 @@
                 <w:rFonts w:ascii="맑은 고딕" w:hAnsi="맑은 고딕" w:eastAsia="맑은 고딕"/>
                 <w:b w:val="0"/>
                 <w:color w:val="13203F"/>
-                <w:sz w:val="14"/>
+                <w:sz w:val="16"/>
               </w:rPr>
               <w:t>식</w:t>
             </w:r>
@@ -11778,7 +11116,7 @@
         </w:tc>
         <w:tc>
           <w:tcPr>
-            <w:tcW w:type="dxa" w:w="719"/>
+            <w:tcW w:type="dxa" w:w="797"/>
           </w:tcPr>
           <w:p>
             <w:pPr>
@@ -11790,7 +11128,7 @@
                 <w:rFonts w:ascii="맑은 고딕" w:hAnsi="맑은 고딕" w:eastAsia="맑은 고딕"/>
                 <w:b w:val="0"/>
                 <w:color w:val="13203F"/>
-                <w:sz w:val="14"/>
+                <w:sz w:val="16"/>
               </w:rPr>
               <w:t>49,500</w:t>
             </w:r>
@@ -11798,7 +11136,7 @@
         </w:tc>
         <w:tc>
           <w:tcPr>
-            <w:tcW w:type="dxa" w:w="719"/>
+            <w:tcW w:type="dxa" w:w="977"/>
           </w:tcPr>
           <w:p>
             <w:pPr>
@@ -11810,7 +11148,7 @@
                 <w:rFonts w:ascii="맑은 고딕" w:hAnsi="맑은 고딕" w:eastAsia="맑은 고딕"/>
                 <w:b w:val="0"/>
                 <w:color w:val="13203F"/>
-                <w:sz w:val="14"/>
+                <w:sz w:val="16"/>
               </w:rPr>
               <w:t>49,500</w:t>
             </w:r>
@@ -11818,7 +11156,7 @@
         </w:tc>
         <w:tc>
           <w:tcPr>
-            <w:tcW w:type="dxa" w:w="949"/>
+            <w:tcW w:type="dxa" w:w="1060"/>
             <w:shd w:val="clear" w:color="auto" w:fill="D9F0F2"/>
           </w:tcPr>
           <w:p>
@@ -11831,7 +11169,7 @@
                 <w:rFonts w:ascii="맑은 고딕" w:hAnsi="맑은 고딕" w:eastAsia="맑은 고딕"/>
                 <w:b/>
                 <w:color w:val="0090A0"/>
-                <w:sz w:val="14"/>
+                <w:sz w:val="16"/>
               </w:rPr>
               <w:t>적합</w:t>
             </w:r>
@@ -11839,7 +11177,7 @@
         </w:tc>
         <w:tc>
           <w:tcPr>
-            <w:tcW w:type="dxa" w:w="7477"/>
+            <w:tcW w:type="dxa" w:w="7203"/>
           </w:tcPr>
           <w:p>
             <w:pPr>
@@ -11850,23 +11188,11 @@
                 <w:rFonts w:ascii="맑은 고딕" w:hAnsi="맑은 고딕" w:eastAsia="맑은 고딕"/>
                 <w:b w:val="0"/>
                 <w:color w:val="56637F"/>
-                <w:sz w:val="14"/>
+                <w:sz w:val="16"/>
               </w:rPr>
               <w:t>Operational TSDB - Machbase Cluster Edition (계층)</w:t>
             </w:r>
           </w:p>
-        </w:tc>
-        <w:tc>
-          <w:tcPr>
-            <w:tcW w:type="dxa" w:w="0"/>
-          </w:tcPr>
-          <w:p/>
-        </w:tc>
-        <w:tc>
-          <w:tcPr>
-            <w:tcW w:type="dxa" w:w="0"/>
-          </w:tcPr>
-          <w:p/>
         </w:tc>
       </w:tr>
       <w:tr>
@@ -11875,7 +11201,7 @@
         </w:trPr>
         <w:tc>
           <w:tcPr>
-            <w:tcW w:type="dxa" w:w="1105"/>
+            <w:tcW w:type="dxa" w:w="1239"/>
           </w:tcPr>
           <w:p>
             <w:pPr>
@@ -11886,7 +11212,7 @@
                 <w:rFonts w:ascii="Consolas" w:hAnsi="Consolas" w:eastAsia="맑은 고딕"/>
                 <w:b w:val="0"/>
                 <w:color w:val="0090A0"/>
-                <w:sz w:val="14"/>
+                <w:sz w:val="16"/>
               </w:rPr>
               <w:t>▸</w:t>
             </w:r>
@@ -11895,7 +11221,7 @@
                 <w:rFonts w:ascii="Consolas" w:hAnsi="Consolas" w:eastAsia="맑은 고딕"/>
                 <w:b w:val="0"/>
                 <w:color w:val="0090A0"/>
-                <w:sz w:val="14"/>
+                <w:sz w:val="16"/>
               </w:rPr>
               <w:t>견적서 항목</w:t>
             </w:r>
@@ -11903,7 +11229,7 @@
         </w:tc>
         <w:tc>
           <w:tcPr>
-            <w:tcW w:type="dxa" w:w="719"/>
+            <w:tcW w:type="dxa" w:w="797"/>
             <w:gridSpan w:val="5"/>
             <w:shd w:val="clear" w:color="auto" w:fill="EEF2F9"/>
           </w:tcPr>
@@ -11916,7 +11242,7 @@
                 <w:rFonts w:ascii="맑은 고딕" w:hAnsi="맑은 고딕" w:eastAsia="맑은 고딕"/>
                 <w:b/>
                 <w:color w:val="1B3A73"/>
-                <w:sz w:val="14"/>
+                <w:sz w:val="16"/>
               </w:rPr>
               <w:t xml:space="preserve">보안 </w:t>
             </w:r>
@@ -11925,7 +11251,7 @@
                 <w:rFonts w:ascii="맑은 고딕" w:hAnsi="맑은 고딕" w:eastAsia="맑은 고딕"/>
                 <w:b/>
                 <w:color w:val="1B3A73"/>
-                <w:sz w:val="14"/>
+                <w:sz w:val="16"/>
               </w:rPr>
               <w:t>· 1품목</w:t>
             </w:r>
@@ -11933,7 +11259,7 @@
         </w:tc>
         <w:tc>
           <w:tcPr>
-            <w:tcW w:type="dxa" w:w="719"/>
+            <w:tcW w:type="dxa" w:w="977"/>
           </w:tcPr>
           <w:p>
             <w:pPr>
@@ -11945,7 +11271,7 @@
                 <w:rFonts w:ascii="맑은 고딕" w:hAnsi="맑은 고딕" w:eastAsia="맑은 고딕"/>
                 <w:b w:val="0"/>
                 <w:color w:val="13203F"/>
-                <w:sz w:val="14"/>
+                <w:sz w:val="16"/>
               </w:rPr>
               <w:t>38,500</w:t>
             </w:r>
@@ -11953,7 +11279,7 @@
         </w:tc>
         <w:tc>
           <w:tcPr>
-            <w:tcW w:type="dxa" w:w="7477"/>
+            <w:tcW w:type="dxa" w:w="7203"/>
             <w:gridSpan w:val="2"/>
           </w:tcPr>
           <w:p>
@@ -11961,18 +11287,6 @@
               <w:spacing w:before="0" w:after="0" w:line="252" w:lineRule="auto"/>
             </w:pPr>
           </w:p>
-        </w:tc>
-        <w:tc>
-          <w:tcPr>
-            <w:tcW w:type="dxa" w:w="0"/>
-          </w:tcPr>
-          <w:p/>
-        </w:tc>
-        <w:tc>
-          <w:tcPr>
-            <w:tcW w:type="dxa" w:w="0"/>
-          </w:tcPr>
-          <w:p/>
         </w:tc>
       </w:tr>
       <w:tr>
@@ -11981,7 +11295,7 @@
         </w:trPr>
         <w:tc>
           <w:tcPr>
-            <w:tcW w:type="dxa" w:w="1105"/>
+            <w:tcW w:type="dxa" w:w="1239"/>
           </w:tcPr>
           <w:p>
             <w:pPr>
@@ -11992,7 +11306,7 @@
                 <w:rFonts w:ascii="Consolas" w:hAnsi="Consolas" w:eastAsia="맑은 고딕"/>
                 <w:b w:val="0"/>
                 <w:color w:val="0090A0"/>
-                <w:sz w:val="14"/>
+                <w:sz w:val="16"/>
               </w:rPr>
               <w:t>4-2</w:t>
             </w:r>
@@ -12000,7 +11314,7 @@
         </w:tc>
         <w:tc>
           <w:tcPr>
-            <w:tcW w:type="dxa" w:w="3105"/>
+            <w:tcW w:type="dxa" w:w="2991"/>
           </w:tcPr>
           <w:p>
             <w:pPr>
@@ -12011,7 +11325,7 @@
                 <w:rFonts w:ascii="맑은 고딕" w:hAnsi="맑은 고딕" w:eastAsia="맑은 고딕"/>
                 <w:b/>
                 <w:color w:val="13203F"/>
-                <w:sz w:val="14"/>
+                <w:sz w:val="16"/>
               </w:rPr>
               <w:t>통합 인증·접근통제 (IAM/PKI · 서버 접근제어)</w:t>
             </w:r>
@@ -12019,7 +11333,7 @@
         </w:tc>
         <w:tc>
           <w:tcPr>
-            <w:tcW w:type="dxa" w:w="7477"/>
+            <w:tcW w:type="dxa" w:w="7203"/>
           </w:tcPr>
           <w:p>
             <w:pPr>
@@ -12030,7 +11344,7 @@
                 <w:rFonts w:ascii="맑은 고딕" w:hAnsi="맑은 고딕" w:eastAsia="맑은 고딕"/>
                 <w:b w:val="0"/>
                 <w:color w:val="13203F"/>
-                <w:sz w:val="14"/>
+                <w:sz w:val="16"/>
               </w:rPr>
               <w:t>사용자·장비 인증(SSO·PKI 인증서), 서버·DB 접근통제·감사로그</w:t>
             </w:r>
@@ -12038,7 +11352,7 @@
         </w:tc>
         <w:tc>
           <w:tcPr>
-            <w:tcW w:type="dxa" w:w="450"/>
+            <w:tcW w:type="dxa" w:w="490"/>
           </w:tcPr>
           <w:p>
             <w:pPr>
@@ -12050,7 +11364,7 @@
                 <w:rFonts w:ascii="맑은 고딕" w:hAnsi="맑은 고딕" w:eastAsia="맑은 고딕"/>
                 <w:b/>
                 <w:color w:val="13203F"/>
-                <w:sz w:val="14"/>
+                <w:sz w:val="16"/>
               </w:rPr>
               <w:t>1</w:t>
             </w:r>
@@ -12058,7 +11372,7 @@
         </w:tc>
         <w:tc>
           <w:tcPr>
-            <w:tcW w:type="dxa" w:w="450"/>
+            <w:tcW w:type="dxa" w:w="490"/>
           </w:tcPr>
           <w:p>
             <w:pPr>
@@ -12069,7 +11383,7 @@
                 <w:rFonts w:ascii="맑은 고딕" w:hAnsi="맑은 고딕" w:eastAsia="맑은 고딕"/>
                 <w:b w:val="0"/>
                 <w:color w:val="13203F"/>
-                <w:sz w:val="14"/>
+                <w:sz w:val="16"/>
               </w:rPr>
               <w:t>식</w:t>
             </w:r>
@@ -12077,7 +11391,7 @@
         </w:tc>
         <w:tc>
           <w:tcPr>
-            <w:tcW w:type="dxa" w:w="719"/>
+            <w:tcW w:type="dxa" w:w="797"/>
           </w:tcPr>
           <w:p>
             <w:pPr>
@@ -12089,7 +11403,7 @@
                 <w:rFonts w:ascii="맑은 고딕" w:hAnsi="맑은 고딕" w:eastAsia="맑은 고딕"/>
                 <w:b w:val="0"/>
                 <w:color w:val="13203F"/>
-                <w:sz w:val="14"/>
+                <w:sz w:val="16"/>
               </w:rPr>
               <w:t>38,500</w:t>
             </w:r>
@@ -12097,7 +11411,7 @@
         </w:tc>
         <w:tc>
           <w:tcPr>
-            <w:tcW w:type="dxa" w:w="719"/>
+            <w:tcW w:type="dxa" w:w="977"/>
           </w:tcPr>
           <w:p>
             <w:pPr>
@@ -12109,7 +11423,7 @@
                 <w:rFonts w:ascii="맑은 고딕" w:hAnsi="맑은 고딕" w:eastAsia="맑은 고딕"/>
                 <w:b w:val="0"/>
                 <w:color w:val="13203F"/>
-                <w:sz w:val="14"/>
+                <w:sz w:val="16"/>
               </w:rPr>
               <w:t>38,500</w:t>
             </w:r>
@@ -12117,7 +11431,7 @@
         </w:tc>
         <w:tc>
           <w:tcPr>
-            <w:tcW w:type="dxa" w:w="949"/>
+            <w:tcW w:type="dxa" w:w="1060"/>
             <w:shd w:val="clear" w:color="auto" w:fill="D9F0F2"/>
           </w:tcPr>
           <w:p>
@@ -12130,7 +11444,7 @@
                 <w:rFonts w:ascii="맑은 고딕" w:hAnsi="맑은 고딕" w:eastAsia="맑은 고딕"/>
                 <w:b/>
                 <w:color w:val="0090A0"/>
-                <w:sz w:val="14"/>
+                <w:sz w:val="16"/>
               </w:rPr>
               <w:t>적합</w:t>
             </w:r>
@@ -12138,7 +11452,7 @@
         </w:tc>
         <w:tc>
           <w:tcPr>
-            <w:tcW w:type="dxa" w:w="7477"/>
+            <w:tcW w:type="dxa" w:w="7203"/>
           </w:tcPr>
           <w:p>
             <w:pPr>
@@ -12149,23 +11463,11 @@
                 <w:rFonts w:ascii="맑은 고딕" w:hAnsi="맑은 고딕" w:eastAsia="맑은 고딕"/>
                 <w:b w:val="0"/>
                 <w:color w:val="56637F"/>
-                <w:sz w:val="14"/>
+                <w:sz w:val="16"/>
               </w:rPr>
               <w:t>보안 스택(IAM/PKI) - Keyloak+HIWARE</w:t>
             </w:r>
           </w:p>
-        </w:tc>
-        <w:tc>
-          <w:tcPr>
-            <w:tcW w:type="dxa" w:w="0"/>
-          </w:tcPr>
-          <w:p/>
-        </w:tc>
-        <w:tc>
-          <w:tcPr>
-            <w:tcW w:type="dxa" w:w="0"/>
-          </w:tcPr>
-          <w:p/>
         </w:tc>
       </w:tr>
       <w:tr>
@@ -12174,8 +11476,8 @@
         </w:trPr>
         <w:tc>
           <w:tcPr>
-            <w:tcW w:type="dxa" w:w="719"/>
-            <w:gridSpan w:val="7"/>
+            <w:tcW w:type="dxa" w:w="797"/>
+            <w:gridSpan w:val="6"/>
             <w:shd w:val="clear" w:color="auto" w:fill="E4F6F8"/>
           </w:tcPr>
           <w:p>
@@ -12187,7 +11489,7 @@
                 <w:rFonts w:ascii="맑은 고딕" w:hAnsi="맑은 고딕" w:eastAsia="맑은 고딕"/>
                 <w:b/>
                 <w:color w:val="10214B"/>
-                <w:sz w:val="14"/>
+                <w:sz w:val="16"/>
               </w:rPr>
               <w:t>항목5. 기술지원</w:t>
             </w:r>
@@ -12195,7 +11497,7 @@
         </w:tc>
         <w:tc>
           <w:tcPr>
-            <w:tcW w:type="dxa" w:w="949"/>
+            <w:tcW w:type="dxa" w:w="977"/>
             <w:shd w:val="clear" w:color="auto" w:fill="E4F6F8"/>
           </w:tcPr>
           <w:p>
@@ -12208,7 +11510,7 @@
                 <w:rFonts w:ascii="맑은 고딕" w:hAnsi="맑은 고딕" w:eastAsia="맑은 고딕"/>
                 <w:b/>
                 <w:color w:val="10214B"/>
-                <w:sz w:val="14"/>
+                <w:sz w:val="16"/>
               </w:rPr>
               <w:t>77,000</w:t>
             </w:r>
@@ -12216,8 +11518,8 @@
         </w:tc>
         <w:tc>
           <w:tcPr>
-            <w:tcW w:type="dxa" w:w="0"/>
-            <w:gridSpan w:val="3"/>
+            <w:tcW w:type="dxa" w:w="7203"/>
+            <w:gridSpan w:val="2"/>
             <w:shd w:val="clear" w:color="auto" w:fill="E4F6F8"/>
           </w:tcPr>
           <w:p>
@@ -12233,7 +11535,7 @@
         </w:trPr>
         <w:tc>
           <w:tcPr>
-            <w:tcW w:type="dxa" w:w="1105"/>
+            <w:tcW w:type="dxa" w:w="1239"/>
           </w:tcPr>
           <w:p>
             <w:pPr>
@@ -12244,7 +11546,7 @@
                 <w:rFonts w:ascii="Consolas" w:hAnsi="Consolas" w:eastAsia="맑은 고딕"/>
                 <w:b w:val="0"/>
                 <w:color w:val="0090A0"/>
-                <w:sz w:val="14"/>
+                <w:sz w:val="16"/>
               </w:rPr>
               <w:t>▸</w:t>
             </w:r>
@@ -12253,7 +11555,7 @@
                 <w:rFonts w:ascii="Consolas" w:hAnsi="Consolas" w:eastAsia="맑은 고딕"/>
                 <w:b w:val="0"/>
                 <w:color w:val="0090A0"/>
-                <w:sz w:val="14"/>
+                <w:sz w:val="16"/>
               </w:rPr>
               <w:t>견적서 항목</w:t>
             </w:r>
@@ -12261,7 +11563,7 @@
         </w:tc>
         <w:tc>
           <w:tcPr>
-            <w:tcW w:type="dxa" w:w="719"/>
+            <w:tcW w:type="dxa" w:w="797"/>
             <w:gridSpan w:val="5"/>
             <w:shd w:val="clear" w:color="auto" w:fill="EEF2F9"/>
           </w:tcPr>
@@ -12274,7 +11576,7 @@
                 <w:rFonts w:ascii="맑은 고딕" w:hAnsi="맑은 고딕" w:eastAsia="맑은 고딕"/>
                 <w:b/>
                 <w:color w:val="1B3A73"/>
-                <w:sz w:val="14"/>
+                <w:sz w:val="16"/>
               </w:rPr>
               <w:t xml:space="preserve">기술 지원 </w:t>
             </w:r>
@@ -12283,7 +11585,7 @@
                 <w:rFonts w:ascii="맑은 고딕" w:hAnsi="맑은 고딕" w:eastAsia="맑은 고딕"/>
                 <w:b/>
                 <w:color w:val="1B3A73"/>
-                <w:sz w:val="14"/>
+                <w:sz w:val="16"/>
               </w:rPr>
               <w:t>· 3품목</w:t>
             </w:r>
@@ -12291,7 +11593,7 @@
         </w:tc>
         <w:tc>
           <w:tcPr>
-            <w:tcW w:type="dxa" w:w="719"/>
+            <w:tcW w:type="dxa" w:w="977"/>
           </w:tcPr>
           <w:p>
             <w:pPr>
@@ -12303,7 +11605,7 @@
                 <w:rFonts w:ascii="맑은 고딕" w:hAnsi="맑은 고딕" w:eastAsia="맑은 고딕"/>
                 <w:b w:val="0"/>
                 <w:color w:val="13203F"/>
-                <w:sz w:val="14"/>
+                <w:sz w:val="16"/>
               </w:rPr>
               <w:t>77,000</w:t>
             </w:r>
@@ -12311,7 +11613,7 @@
         </w:tc>
         <w:tc>
           <w:tcPr>
-            <w:tcW w:type="dxa" w:w="7477"/>
+            <w:tcW w:type="dxa" w:w="7203"/>
             <w:gridSpan w:val="2"/>
           </w:tcPr>
           <w:p>
@@ -12319,18 +11621,6 @@
               <w:spacing w:before="0" w:after="0" w:line="252" w:lineRule="auto"/>
             </w:pPr>
           </w:p>
-        </w:tc>
-        <w:tc>
-          <w:tcPr>
-            <w:tcW w:type="dxa" w:w="0"/>
-          </w:tcPr>
-          <w:p/>
-        </w:tc>
-        <w:tc>
-          <w:tcPr>
-            <w:tcW w:type="dxa" w:w="0"/>
-          </w:tcPr>
-          <w:p/>
         </w:tc>
       </w:tr>
       <w:tr>
@@ -12339,7 +11629,7 @@
         </w:trPr>
         <w:tc>
           <w:tcPr>
-            <w:tcW w:type="dxa" w:w="1105"/>
+            <w:tcW w:type="dxa" w:w="1239"/>
           </w:tcPr>
           <w:p>
             <w:pPr>
@@ -12350,7 +11640,7 @@
                 <w:rFonts w:ascii="Consolas" w:hAnsi="Consolas" w:eastAsia="맑은 고딕"/>
                 <w:b w:val="0"/>
                 <w:color w:val="0090A0"/>
-                <w:sz w:val="14"/>
+                <w:sz w:val="16"/>
               </w:rPr>
               <w:t>5-1</w:t>
             </w:r>
@@ -12358,7 +11648,7 @@
         </w:tc>
         <w:tc>
           <w:tcPr>
-            <w:tcW w:type="dxa" w:w="3105"/>
+            <w:tcW w:type="dxa" w:w="2991"/>
           </w:tcPr>
           <w:p>
             <w:pPr>
@@ -12369,7 +11659,7 @@
                 <w:rFonts w:ascii="맑은 고딕" w:hAnsi="맑은 고딕" w:eastAsia="맑은 고딕"/>
                 <w:b/>
                 <w:color w:val="13203F"/>
-                <w:sz w:val="14"/>
+                <w:sz w:val="16"/>
               </w:rPr>
               <w:t>Cell 구성 설비별 DT 연동 기능 개발</w:t>
             </w:r>
@@ -12377,7 +11667,7 @@
         </w:tc>
         <w:tc>
           <w:tcPr>
-            <w:tcW w:type="dxa" w:w="7477"/>
+            <w:tcW w:type="dxa" w:w="7203"/>
           </w:tcPr>
           <w:p>
             <w:pPr>
@@ -12388,7 +11678,7 @@
                 <w:rFonts w:ascii="맑은 고딕" w:hAnsi="맑은 고딕" w:eastAsia="맑은 고딕"/>
                 <w:b w:val="0"/>
                 <w:color w:val="13203F"/>
-                <w:sz w:val="14"/>
+                <w:sz w:val="16"/>
               </w:rPr>
               <w:t>공급사 맞춤 개발(Customizing) — 산출물·범위 명시 필요</w:t>
             </w:r>
@@ -12396,7 +11686,7 @@
         </w:tc>
         <w:tc>
           <w:tcPr>
-            <w:tcW w:type="dxa" w:w="450"/>
+            <w:tcW w:type="dxa" w:w="490"/>
           </w:tcPr>
           <w:p>
             <w:pPr>
@@ -12408,7 +11698,7 @@
                 <w:rFonts w:ascii="맑은 고딕" w:hAnsi="맑은 고딕" w:eastAsia="맑은 고딕"/>
                 <w:b/>
                 <w:color w:val="13203F"/>
-                <w:sz w:val="14"/>
+                <w:sz w:val="16"/>
               </w:rPr>
               <w:t>1</w:t>
             </w:r>
@@ -12416,7 +11706,7 @@
         </w:tc>
         <w:tc>
           <w:tcPr>
-            <w:tcW w:type="dxa" w:w="450"/>
+            <w:tcW w:type="dxa" w:w="490"/>
           </w:tcPr>
           <w:p>
             <w:pPr>
@@ -12427,7 +11717,7 @@
                 <w:rFonts w:ascii="맑은 고딕" w:hAnsi="맑은 고딕" w:eastAsia="맑은 고딕"/>
                 <w:b w:val="0"/>
                 <w:color w:val="13203F"/>
-                <w:sz w:val="14"/>
+                <w:sz w:val="16"/>
               </w:rPr>
               <w:t>식</w:t>
             </w:r>
@@ -12435,7 +11725,7 @@
         </w:tc>
         <w:tc>
           <w:tcPr>
-            <w:tcW w:type="dxa" w:w="719"/>
+            <w:tcW w:type="dxa" w:w="797"/>
           </w:tcPr>
           <w:p>
             <w:pPr>
@@ -12447,7 +11737,7 @@
                 <w:rFonts w:ascii="맑은 고딕" w:hAnsi="맑은 고딕" w:eastAsia="맑은 고딕"/>
                 <w:b w:val="0"/>
                 <w:color w:val="13203F"/>
-                <w:sz w:val="14"/>
+                <w:sz w:val="16"/>
               </w:rPr>
               <w:t>22,000</w:t>
             </w:r>
@@ -12455,7 +11745,7 @@
         </w:tc>
         <w:tc>
           <w:tcPr>
-            <w:tcW w:type="dxa" w:w="719"/>
+            <w:tcW w:type="dxa" w:w="977"/>
           </w:tcPr>
           <w:p>
             <w:pPr>
@@ -12467,7 +11757,7 @@
                 <w:rFonts w:ascii="맑은 고딕" w:hAnsi="맑은 고딕" w:eastAsia="맑은 고딕"/>
                 <w:b w:val="0"/>
                 <w:color w:val="13203F"/>
-                <w:sz w:val="14"/>
+                <w:sz w:val="16"/>
               </w:rPr>
               <w:t>22,000</w:t>
             </w:r>
@@ -12475,7 +11765,7 @@
         </w:tc>
         <w:tc>
           <w:tcPr>
-            <w:tcW w:type="dxa" w:w="949"/>
+            <w:tcW w:type="dxa" w:w="1060"/>
             <w:shd w:val="clear" w:color="auto" w:fill="FFF1E2"/>
           </w:tcPr>
           <w:p>
@@ -12488,7 +11778,7 @@
                 <w:rFonts w:ascii="맑은 고딕" w:hAnsi="맑은 고딕" w:eastAsia="맑은 고딕"/>
                 <w:b/>
                 <w:color w:val="9A4A00"/>
-                <w:sz w:val="14"/>
+                <w:sz w:val="16"/>
               </w:rPr>
               <w:t>범위 명시</w:t>
             </w:r>
@@ -12496,7 +11786,7 @@
         </w:tc>
         <w:tc>
           <w:tcPr>
-            <w:tcW w:type="dxa" w:w="7477"/>
+            <w:tcW w:type="dxa" w:w="7203"/>
           </w:tcPr>
           <w:p>
             <w:pPr>
@@ -12507,23 +11797,11 @@
                 <w:rFonts w:ascii="맑은 고딕" w:hAnsi="맑은 고딕" w:eastAsia="맑은 고딕"/>
                 <w:b w:val="0"/>
                 <w:color w:val="56637F"/>
-                <w:sz w:val="14"/>
+                <w:sz w:val="16"/>
               </w:rPr>
               <w:t>CELL 구성 설비별 디지털 트윈 연동 기능 Customizing</w:t>
             </w:r>
           </w:p>
-        </w:tc>
-        <w:tc>
-          <w:tcPr>
-            <w:tcW w:type="dxa" w:w="0"/>
-          </w:tcPr>
-          <w:p/>
-        </w:tc>
-        <w:tc>
-          <w:tcPr>
-            <w:tcW w:type="dxa" w:w="0"/>
-          </w:tcPr>
-          <w:p/>
         </w:tc>
       </w:tr>
       <w:tr>
@@ -12532,7 +11810,7 @@
         </w:trPr>
         <w:tc>
           <w:tcPr>
-            <w:tcW w:type="dxa" w:w="1105"/>
+            <w:tcW w:type="dxa" w:w="1239"/>
           </w:tcPr>
           <w:p>
             <w:pPr>
@@ -12543,7 +11821,7 @@
                 <w:rFonts w:ascii="Consolas" w:hAnsi="Consolas" w:eastAsia="맑은 고딕"/>
                 <w:b w:val="0"/>
                 <w:color w:val="0090A0"/>
-                <w:sz w:val="14"/>
+                <w:sz w:val="16"/>
               </w:rPr>
               <w:t>5-2</w:t>
             </w:r>
@@ -12551,7 +11829,7 @@
         </w:tc>
         <w:tc>
           <w:tcPr>
-            <w:tcW w:type="dxa" w:w="3105"/>
+            <w:tcW w:type="dxa" w:w="2991"/>
           </w:tcPr>
           <w:p>
             <w:pPr>
@@ -12562,7 +11840,7 @@
                 <w:rFonts w:ascii="맑은 고딕" w:hAnsi="맑은 고딕" w:eastAsia="맑은 고딕"/>
                 <w:b/>
                 <w:color w:val="13203F"/>
-                <w:sz w:val="14"/>
+                <w:sz w:val="16"/>
               </w:rPr>
               <w:t>DB 연동 시각화 UI 개발</w:t>
             </w:r>
@@ -12570,7 +11848,7 @@
         </w:tc>
         <w:tc>
           <w:tcPr>
-            <w:tcW w:type="dxa" w:w="7477"/>
+            <w:tcW w:type="dxa" w:w="7203"/>
           </w:tcPr>
           <w:p>
             <w:pPr>
@@ -12581,7 +11859,7 @@
                 <w:rFonts w:ascii="맑은 고딕" w:hAnsi="맑은 고딕" w:eastAsia="맑은 고딕"/>
                 <w:b w:val="0"/>
                 <w:color w:val="13203F"/>
-                <w:sz w:val="14"/>
+                <w:sz w:val="16"/>
               </w:rPr>
               <w:t>공급사 맞춤 개발(Customizing) — 산출물·범위 명시 필요</w:t>
             </w:r>
@@ -12589,7 +11867,7 @@
         </w:tc>
         <w:tc>
           <w:tcPr>
-            <w:tcW w:type="dxa" w:w="450"/>
+            <w:tcW w:type="dxa" w:w="490"/>
           </w:tcPr>
           <w:p>
             <w:pPr>
@@ -12601,7 +11879,7 @@
                 <w:rFonts w:ascii="맑은 고딕" w:hAnsi="맑은 고딕" w:eastAsia="맑은 고딕"/>
                 <w:b/>
                 <w:color w:val="13203F"/>
-                <w:sz w:val="14"/>
+                <w:sz w:val="16"/>
               </w:rPr>
               <w:t>1</w:t>
             </w:r>
@@ -12609,7 +11887,7 @@
         </w:tc>
         <w:tc>
           <w:tcPr>
-            <w:tcW w:type="dxa" w:w="450"/>
+            <w:tcW w:type="dxa" w:w="490"/>
           </w:tcPr>
           <w:p>
             <w:pPr>
@@ -12620,7 +11898,7 @@
                 <w:rFonts w:ascii="맑은 고딕" w:hAnsi="맑은 고딕" w:eastAsia="맑은 고딕"/>
                 <w:b w:val="0"/>
                 <w:color w:val="13203F"/>
-                <w:sz w:val="14"/>
+                <w:sz w:val="16"/>
               </w:rPr>
               <w:t>식</w:t>
             </w:r>
@@ -12628,7 +11906,7 @@
         </w:tc>
         <w:tc>
           <w:tcPr>
-            <w:tcW w:type="dxa" w:w="719"/>
+            <w:tcW w:type="dxa" w:w="797"/>
           </w:tcPr>
           <w:p>
             <w:pPr>
@@ -12640,7 +11918,7 @@
                 <w:rFonts w:ascii="맑은 고딕" w:hAnsi="맑은 고딕" w:eastAsia="맑은 고딕"/>
                 <w:b w:val="0"/>
                 <w:color w:val="13203F"/>
-                <w:sz w:val="14"/>
+                <w:sz w:val="16"/>
               </w:rPr>
               <w:t>44,000</w:t>
             </w:r>
@@ -12648,7 +11926,7 @@
         </w:tc>
         <w:tc>
           <w:tcPr>
-            <w:tcW w:type="dxa" w:w="719"/>
+            <w:tcW w:type="dxa" w:w="977"/>
           </w:tcPr>
           <w:p>
             <w:pPr>
@@ -12660,7 +11938,7 @@
                 <w:rFonts w:ascii="맑은 고딕" w:hAnsi="맑은 고딕" w:eastAsia="맑은 고딕"/>
                 <w:b w:val="0"/>
                 <w:color w:val="13203F"/>
-                <w:sz w:val="14"/>
+                <w:sz w:val="16"/>
               </w:rPr>
               <w:t>44,000</w:t>
             </w:r>
@@ -12668,7 +11946,7 @@
         </w:tc>
         <w:tc>
           <w:tcPr>
-            <w:tcW w:type="dxa" w:w="949"/>
+            <w:tcW w:type="dxa" w:w="1060"/>
             <w:shd w:val="clear" w:color="auto" w:fill="FFF1E2"/>
           </w:tcPr>
           <w:p>
@@ -12681,7 +11959,7 @@
                 <w:rFonts w:ascii="맑은 고딕" w:hAnsi="맑은 고딕" w:eastAsia="맑은 고딕"/>
                 <w:b/>
                 <w:color w:val="9A4A00"/>
-                <w:sz w:val="14"/>
+                <w:sz w:val="16"/>
               </w:rPr>
               <w:t>범위 명시</w:t>
             </w:r>
@@ -12689,7 +11967,7 @@
         </w:tc>
         <w:tc>
           <w:tcPr>
-            <w:tcW w:type="dxa" w:w="7477"/>
+            <w:tcW w:type="dxa" w:w="7203"/>
           </w:tcPr>
           <w:p>
             <w:pPr>
@@ -12700,23 +11978,11 @@
                 <w:rFonts w:ascii="맑은 고딕" w:hAnsi="맑은 고딕" w:eastAsia="맑은 고딕"/>
                 <w:b w:val="0"/>
                 <w:color w:val="56637F"/>
-                <w:sz w:val="14"/>
+                <w:sz w:val="16"/>
               </w:rPr>
               <w:t>DB 연동 시각화 UI Customizing</w:t>
             </w:r>
           </w:p>
-        </w:tc>
-        <w:tc>
-          <w:tcPr>
-            <w:tcW w:type="dxa" w:w="0"/>
-          </w:tcPr>
-          <w:p/>
-        </w:tc>
-        <w:tc>
-          <w:tcPr>
-            <w:tcW w:type="dxa" w:w="0"/>
-          </w:tcPr>
-          <w:p/>
         </w:tc>
       </w:tr>
       <w:tr>
@@ -12725,7 +11991,7 @@
         </w:trPr>
         <w:tc>
           <w:tcPr>
-            <w:tcW w:type="dxa" w:w="1105"/>
+            <w:tcW w:type="dxa" w:w="1239"/>
           </w:tcPr>
           <w:p>
             <w:pPr>
@@ -12737,7 +12003,7 @@
                 <w:rFonts w:ascii="Consolas" w:hAnsi="Consolas" w:eastAsia="맑은 고딕"/>
                 <w:b w:val="0"/>
                 <w:color w:val="0090A0"/>
-                <w:sz w:val="14"/>
+                <w:sz w:val="16"/>
               </w:rPr>
               <w:t>5-3</w:t>
             </w:r>
@@ -12745,7 +12011,7 @@
         </w:tc>
         <w:tc>
           <w:tcPr>
-            <w:tcW w:type="dxa" w:w="3105"/>
+            <w:tcW w:type="dxa" w:w="2991"/>
           </w:tcPr>
           <w:p>
             <w:pPr>
@@ -12757,7 +12023,7 @@
                 <w:rFonts w:ascii="맑은 고딕" w:hAnsi="맑은 고딕" w:eastAsia="맑은 고딕"/>
                 <w:b/>
                 <w:color w:val="13203F"/>
-                <w:sz w:val="14"/>
+                <w:sz w:val="16"/>
               </w:rPr>
               <w:t>기능 확장(플러그인) 개발</w:t>
             </w:r>
@@ -12765,7 +12031,7 @@
         </w:tc>
         <w:tc>
           <w:tcPr>
-            <w:tcW w:type="dxa" w:w="7477"/>
+            <w:tcW w:type="dxa" w:w="7203"/>
           </w:tcPr>
           <w:p>
             <w:pPr>
@@ -12777,7 +12043,7 @@
                 <w:rFonts w:ascii="맑은 고딕" w:hAnsi="맑은 고딕" w:eastAsia="맑은 고딕"/>
                 <w:b w:val="0"/>
                 <w:color w:val="13203F"/>
-                <w:sz w:val="14"/>
+                <w:sz w:val="16"/>
               </w:rPr>
               <w:t>공급사 맞춤 개발(Customizing) — 산출물·범위 명시 필요</w:t>
             </w:r>
@@ -12785,7 +12051,7 @@
         </w:tc>
         <w:tc>
           <w:tcPr>
-            <w:tcW w:type="dxa" w:w="450"/>
+            <w:tcW w:type="dxa" w:w="490"/>
           </w:tcPr>
           <w:p>
             <w:pPr>
@@ -12798,7 +12064,7 @@
                 <w:rFonts w:ascii="맑은 고딕" w:hAnsi="맑은 고딕" w:eastAsia="맑은 고딕"/>
                 <w:b/>
                 <w:color w:val="13203F"/>
-                <w:sz w:val="14"/>
+                <w:sz w:val="16"/>
               </w:rPr>
               <w:t>1</w:t>
             </w:r>
@@ -12806,7 +12072,7 @@
         </w:tc>
         <w:tc>
           <w:tcPr>
-            <w:tcW w:type="dxa" w:w="450"/>
+            <w:tcW w:type="dxa" w:w="490"/>
           </w:tcPr>
           <w:p>
             <w:pPr>
@@ -12818,7 +12084,7 @@
                 <w:rFonts w:ascii="맑은 고딕" w:hAnsi="맑은 고딕" w:eastAsia="맑은 고딕"/>
                 <w:b w:val="0"/>
                 <w:color w:val="13203F"/>
-                <w:sz w:val="14"/>
+                <w:sz w:val="16"/>
               </w:rPr>
               <w:t>식</w:t>
             </w:r>
@@ -12826,7 +12092,7 @@
         </w:tc>
         <w:tc>
           <w:tcPr>
-            <w:tcW w:type="dxa" w:w="719"/>
+            <w:tcW w:type="dxa" w:w="797"/>
           </w:tcPr>
           <w:p>
             <w:pPr>
@@ -12839,7 +12105,7 @@
                 <w:rFonts w:ascii="맑은 고딕" w:hAnsi="맑은 고딕" w:eastAsia="맑은 고딕"/>
                 <w:b w:val="0"/>
                 <w:color w:val="13203F"/>
-                <w:sz w:val="14"/>
+                <w:sz w:val="16"/>
               </w:rPr>
               <w:t>11,000</w:t>
             </w:r>
@@ -12847,7 +12113,7 @@
         </w:tc>
         <w:tc>
           <w:tcPr>
-            <w:tcW w:type="dxa" w:w="719"/>
+            <w:tcW w:type="dxa" w:w="977"/>
           </w:tcPr>
           <w:p>
             <w:pPr>
@@ -12860,7 +12126,7 @@
                 <w:rFonts w:ascii="맑은 고딕" w:hAnsi="맑은 고딕" w:eastAsia="맑은 고딕"/>
                 <w:b w:val="0"/>
                 <w:color w:val="13203F"/>
-                <w:sz w:val="14"/>
+                <w:sz w:val="16"/>
               </w:rPr>
               <w:t>11,000</w:t>
             </w:r>
@@ -12868,7 +12134,7 @@
         </w:tc>
         <w:tc>
           <w:tcPr>
-            <w:tcW w:type="dxa" w:w="949"/>
+            <w:tcW w:type="dxa" w:w="1060"/>
             <w:shd w:val="clear" w:color="auto" w:fill="FFF1E2"/>
           </w:tcPr>
           <w:p>
@@ -12882,7 +12148,7 @@
                 <w:rFonts w:ascii="맑은 고딕" w:hAnsi="맑은 고딕" w:eastAsia="맑은 고딕"/>
                 <w:b/>
                 <w:color w:val="9A4A00"/>
-                <w:sz w:val="14"/>
+                <w:sz w:val="16"/>
               </w:rPr>
               <w:t>범위 명시</w:t>
             </w:r>
@@ -12890,7 +12156,7 @@
         </w:tc>
         <w:tc>
           <w:tcPr>
-            <w:tcW w:type="dxa" w:w="7477"/>
+            <w:tcW w:type="dxa" w:w="7203"/>
           </w:tcPr>
           <w:p>
             <w:pPr>
@@ -12902,30 +12168,10 @@
                 <w:rFonts w:ascii="맑은 고딕" w:hAnsi="맑은 고딕" w:eastAsia="맑은 고딕"/>
                 <w:b w:val="0"/>
                 <w:color w:val="56637F"/>
-                <w:sz w:val="14"/>
+                <w:sz w:val="16"/>
               </w:rPr>
               <w:t>DM PLUG-IN 기능 Customizing</w:t>
             </w:r>
-          </w:p>
-        </w:tc>
-        <w:tc>
-          <w:tcPr>
-            <w:tcW w:type="dxa" w:w="0"/>
-          </w:tcPr>
-          <w:p>
-            <w:pPr>
-              <w:keepNext/>
-            </w:pPr>
-          </w:p>
-        </w:tc>
-        <w:tc>
-          <w:tcPr>
-            <w:tcW w:type="dxa" w:w="0"/>
-          </w:tcPr>
-          <w:p>
-            <w:pPr>
-              <w:keepNext/>
-            </w:pPr>
           </w:p>
         </w:tc>
       </w:tr>
@@ -12935,8 +12181,8 @@
         </w:trPr>
         <w:tc>
           <w:tcPr>
-            <w:tcW w:type="dxa" w:w="719"/>
-            <w:gridSpan w:val="7"/>
+            <w:tcW w:type="dxa" w:w="797"/>
+            <w:gridSpan w:val="6"/>
             <w:shd w:val="clear" w:color="auto" w:fill="EEF2F9"/>
           </w:tcPr>
           <w:p>
@@ -12949,7 +12195,7 @@
                 <w:rFonts w:ascii="맑은 고딕" w:hAnsi="맑은 고딕" w:eastAsia="맑은 고딕"/>
                 <w:b/>
                 <w:color w:val="13203F"/>
-                <w:sz w:val="14"/>
+                <w:sz w:val="16"/>
               </w:rPr>
               <w:t>항목6. 일반관리비·기업이윤 — (항목1 + 항목2 + 항목5) 1,293,002의 10%, 견적서 기재값</w:t>
             </w:r>
@@ -12957,7 +12203,7 @@
         </w:tc>
         <w:tc>
           <w:tcPr>
-            <w:tcW w:type="dxa" w:w="949"/>
+            <w:tcW w:type="dxa" w:w="977"/>
             <w:shd w:val="clear" w:color="auto" w:fill="EEF2F9"/>
           </w:tcPr>
           <w:p>
@@ -12971,7 +12217,7 @@
                 <w:rFonts w:ascii="맑은 고딕" w:hAnsi="맑은 고딕" w:eastAsia="맑은 고딕"/>
                 <w:b/>
                 <w:color w:val="13203F"/>
-                <w:sz w:val="14"/>
+                <w:sz w:val="16"/>
               </w:rPr>
               <w:t>129,299</w:t>
             </w:r>
@@ -12979,7 +12225,7 @@
         </w:tc>
         <w:tc>
           <w:tcPr>
-            <w:tcW w:type="dxa" w:w="0"/>
+            <w:tcW w:type="dxa" w:w="7203"/>
             <w:gridSpan w:val="2"/>
             <w:shd w:val="clear" w:color="auto" w:fill="EEF2F9"/>
           </w:tcPr>
@@ -12987,16 +12233,6 @@
             <w:pPr>
               <w:keepNext/>
               <w:spacing w:before="0" w:after="0" w:line="252" w:lineRule="auto"/>
-            </w:pPr>
-          </w:p>
-        </w:tc>
-        <w:tc>
-          <w:tcPr>
-            <w:tcW w:type="dxa" w:w="0"/>
-          </w:tcPr>
-          <w:p>
-            <w:pPr>
-              <w:keepNext/>
             </w:pPr>
           </w:p>
         </w:tc>
@@ -13007,8 +12243,8 @@
         </w:trPr>
         <w:tc>
           <w:tcPr>
-            <w:tcW w:type="dxa" w:w="719"/>
-            <w:gridSpan w:val="7"/>
+            <w:tcW w:type="dxa" w:w="797"/>
+            <w:gridSpan w:val="6"/>
             <w:shd w:val="clear" w:color="auto" w:fill="EEF2F9"/>
           </w:tcPr>
           <w:p>
@@ -13021,7 +12257,7 @@
                 <w:rFonts w:ascii="맑은 고딕" w:hAnsi="맑은 고딕" w:eastAsia="맑은 고딕"/>
                 <w:b/>
                 <w:color w:val="13203F"/>
-                <w:sz w:val="14"/>
+                <w:sz w:val="16"/>
               </w:rPr>
               <w:t>합계 (단위절삭 전)</w:t>
             </w:r>
@@ -13029,7 +12265,7 @@
         </w:tc>
         <w:tc>
           <w:tcPr>
-            <w:tcW w:type="dxa" w:w="949"/>
+            <w:tcW w:type="dxa" w:w="977"/>
             <w:shd w:val="clear" w:color="auto" w:fill="EEF2F9"/>
           </w:tcPr>
           <w:p>
@@ -13043,7 +12279,7 @@
                 <w:rFonts w:ascii="맑은 고딕" w:hAnsi="맑은 고딕" w:eastAsia="맑은 고딕"/>
                 <w:b/>
                 <w:color w:val="13203F"/>
-                <w:sz w:val="14"/>
+                <w:sz w:val="16"/>
               </w:rPr>
               <w:t>2,192,301</w:t>
             </w:r>
@@ -13051,7 +12287,7 @@
         </w:tc>
         <w:tc>
           <w:tcPr>
-            <w:tcW w:type="dxa" w:w="0"/>
+            <w:tcW w:type="dxa" w:w="7203"/>
             <w:gridSpan w:val="2"/>
             <w:shd w:val="clear" w:color="auto" w:fill="EEF2F9"/>
           </w:tcPr>
@@ -13059,16 +12295,6 @@
             <w:pPr>
               <w:keepNext/>
               <w:spacing w:before="0" w:after="0" w:line="252" w:lineRule="auto"/>
-            </w:pPr>
-          </w:p>
-        </w:tc>
-        <w:tc>
-          <w:tcPr>
-            <w:tcW w:type="dxa" w:w="0"/>
-          </w:tcPr>
-          <w:p>
-            <w:pPr>
-              <w:keepNext/>
             </w:pPr>
           </w:p>
         </w:tc>
@@ -13079,8 +12305,8 @@
         </w:trPr>
         <w:tc>
           <w:tcPr>
-            <w:tcW w:type="dxa" w:w="719"/>
-            <w:gridSpan w:val="7"/>
+            <w:tcW w:type="dxa" w:w="797"/>
+            <w:gridSpan w:val="6"/>
             <w:shd w:val="clear" w:color="auto" w:fill="EEF2F9"/>
           </w:tcPr>
           <w:p>
@@ -13092,7 +12318,7 @@
                 <w:rFonts w:ascii="맑은 고딕" w:hAnsi="맑은 고딕" w:eastAsia="맑은 고딕"/>
                 <w:b/>
                 <w:color w:val="13203F"/>
-                <w:sz w:val="14"/>
+                <w:sz w:val="16"/>
               </w:rPr>
               <w:t>견적 합계 (단위절삭 후)</w:t>
             </w:r>
@@ -13100,7 +12326,7 @@
         </w:tc>
         <w:tc>
           <w:tcPr>
-            <w:tcW w:type="dxa" w:w="949"/>
+            <w:tcW w:type="dxa" w:w="977"/>
             <w:shd w:val="clear" w:color="auto" w:fill="EEF2F9"/>
           </w:tcPr>
           <w:p>
@@ -13113,7 +12339,7 @@
                 <w:rFonts w:ascii="맑은 고딕" w:hAnsi="맑은 고딕" w:eastAsia="맑은 고딕"/>
                 <w:b/>
                 <w:color w:val="13203F"/>
-                <w:sz w:val="14"/>
+                <w:sz w:val="16"/>
               </w:rPr>
               <w:t>2,192,000</w:t>
             </w:r>
@@ -13121,7 +12347,7 @@
         </w:tc>
         <w:tc>
           <w:tcPr>
-            <w:tcW w:type="dxa" w:w="0"/>
+            <w:tcW w:type="dxa" w:w="7203"/>
             <w:gridSpan w:val="2"/>
             <w:shd w:val="clear" w:color="auto" w:fill="EEF2F9"/>
           </w:tcPr>
@@ -13134,17 +12360,11 @@
                 <w:rFonts w:ascii="맑은 고딕" w:hAnsi="맑은 고딕" w:eastAsia="맑은 고딕"/>
                 <w:b/>
                 <w:color w:val="13203F"/>
-                <w:sz w:val="14"/>
+                <w:sz w:val="16"/>
               </w:rPr>
               <w:t>견26CAMTIC-DMWorks-1015-2</w:t>
             </w:r>
           </w:p>
-        </w:tc>
-        <w:tc>
-          <w:tcPr>
-            <w:tcW w:type="dxa" w:w="0"/>
-          </w:tcPr>
-          <w:p/>
         </w:tc>
       </w:tr>
     </w:tbl>

--- a/docs/ocs_sim_adaptive.docx
+++ b/docs/ocs_sim_adaptive.docx
@@ -14,7 +14,25 @@
           <w:color w:val="0090A0"/>
           <w:sz w:val="16"/>
         </w:rPr>
-        <w:t>총괄5-세부1 · A-2-5 · 10/15 최종 견적(견26CAMTIC-DMWorks-1015-2) 기준 · 10/18 중장위 심의 준비 지침 적용 · 2026.10.19 작성 · 검토본</w:t>
+        <w:t xml:space="preserve">총괄5-세부1 · A-2-5 · </w:t>
+      </w:r>
+      <w:r>
+        <w:rPr>
+          <w:rFonts w:ascii="맑은 고딕" w:hAnsi="맑은 고딕" w:eastAsia="맑은 고딕"/>
+          <w:b w:val="0"/>
+          <w:color w:val="0090A0"/>
+          <w:sz w:val="16"/>
+        </w:rPr>
+        <w:t>10/15 최종 견적(견26CAMTIC-DMWorks-1015-2) 기준</w:t>
+      </w:r>
+      <w:r>
+        <w:rPr>
+          <w:rFonts w:ascii="맑은 고딕" w:hAnsi="맑은 고딕" w:eastAsia="맑은 고딕"/>
+          <w:b w:val="0"/>
+          <w:color w:val="0090A0"/>
+          <w:sz w:val="16"/>
+        </w:rPr>
+        <w:t xml:space="preserve"> · 10/18 중장위 심의 준비 지침 적용 · 2026.10.19 작성 · 검토본</w:t>
       </w:r>
     </w:p>
     <w:p>

--- a/docs/ocs_sim_adaptive.docx
+++ b/docs/ocs_sim_adaptive.docx
@@ -16247,7 +16247,7 @@
                 <w:color w:val="13203F"/>
                 <w:sz w:val="16"/>
               </w:rPr>
-              <w:t>같은 견적서 10/15 최종본 (PDF 원본 — 5장 견적서 원본)</w:t>
+              <w:t>같은 견적서 10/15 최종본 (PDF) — 1015-1~3</w:t>
             </w:r>
           </w:p>
         </w:tc>
